--- a/sistemas_operativos/unidad2/practicas/practica6_alias/practica6_alias.docx
+++ b/sistemas_operativos/unidad2/practicas/practica6_alias/practica6_alias.docx
@@ -263,7 +263,7 @@
           <w:sz w:val="36"/>
           <w:szCs w:val="36"/>
         </w:rPr>
-        <w:t>Meta 3.3: analizador sintáctico lenguaje de pseudocodigo</w:t>
+        <w:t>Practica 6.1: scripts y alias</w:t>
       </w:r>
     </w:p>
     <w:p>
@@ -443,6 +443,3428 @@
           <w:bCs/>
           <w:sz w:val="36"/>
           <w:szCs w:val="36"/>
+        </w:rPr>
+      </w:pPr>
+    </w:p>
+    <w:p>
+      <w:pPr>
+        <w:rPr>
+          <w:rFonts w:ascii="Arial" w:eastAsia="Arial" w:hAnsi="Arial" w:cs="Arial"/>
+          <w:sz w:val="36"/>
+          <w:szCs w:val="36"/>
+        </w:rPr>
+      </w:pPr>
+    </w:p>
+    <w:p>
+      <w:pPr>
+        <w:rPr>
+          <w:rFonts w:ascii="Arial" w:eastAsia="Arial" w:hAnsi="Arial" w:cs="Arial"/>
+          <w:b/>
+          <w:bCs/>
+        </w:rPr>
+      </w:pPr>
+      <w:r>
+        <w:rPr>
+          <w:rFonts w:ascii="Arial" w:eastAsia="Arial" w:hAnsi="Arial" w:cs="Arial"/>
+          <w:b/>
+          <w:bCs/>
+        </w:rPr>
+        <w:lastRenderedPageBreak/>
+        <w:t xml:space="preserve">Scripts y alias </w:t>
+      </w:r>
+    </w:p>
+    <w:p>
+      <w:pPr>
+        <w:rPr>
+          <w:rFonts w:ascii="Arial" w:eastAsia="Arial" w:hAnsi="Arial" w:cs="Arial"/>
+          <w:b/>
+          <w:bCs/>
+        </w:rPr>
+      </w:pPr>
+      <w:r>
+        <w:rPr>
+          <w:rFonts w:ascii="Arial" w:eastAsia="Arial" w:hAnsi="Arial" w:cs="Arial"/>
+          <w:b/>
+          <w:bCs/>
+        </w:rPr>
+        <w:t xml:space="preserve">Comando alias: </w:t>
+      </w:r>
+    </w:p>
+    <w:p>
+      <w:pPr>
+        <w:rPr>
+          <w:rFonts w:ascii="Arial" w:eastAsia="Arial" w:hAnsi="Arial" w:cs="Arial"/>
+        </w:rPr>
+      </w:pPr>
+      <w:r>
+        <w:rPr>
+          <w:rFonts w:ascii="Arial" w:eastAsia="Arial" w:hAnsi="Arial" w:cs="Arial"/>
+        </w:rPr>
+        <w:t>En ocasiones se suelen utilizar comandos que son difíciles de teclear o de recordar. UNIX ofrece la posibilidad de dar un alias o nombre corto a un comando con o sin parámetros, para que cada vez que se quiera ejecutar, sólo se escriba el alias.</w:t>
+      </w:r>
+    </w:p>
+    <w:p>
+      <w:pPr>
+        <w:rPr>
+          <w:rFonts w:ascii="Arial" w:eastAsia="Arial" w:hAnsi="Arial" w:cs="Arial"/>
+          <w:b/>
+          <w:bCs/>
+        </w:rPr>
+      </w:pPr>
+      <w:r>
+        <w:rPr>
+          <w:rFonts w:ascii="Arial" w:eastAsia="Arial" w:hAnsi="Arial" w:cs="Arial"/>
+          <w:b/>
+          <w:bCs/>
+        </w:rPr>
+        <w:t xml:space="preserve">Sintaxis: </w:t>
+      </w:r>
+    </w:p>
+    <w:p>
+      <w:pPr>
+        <w:rPr>
+          <w:rFonts w:ascii="Arial" w:eastAsia="Arial" w:hAnsi="Arial" w:cs="Arial"/>
+        </w:rPr>
+      </w:pPr>
+      <w:r>
+        <w:rPr>
+          <w:rFonts w:ascii="Arial" w:eastAsia="Arial" w:hAnsi="Arial" w:cs="Arial"/>
+          <w:b/>
+          <w:bCs/>
+        </w:rPr>
+        <w:t xml:space="preserve">Alias </w:t>
+      </w:r>
+      <w:r>
+        <w:rPr>
+          <w:rFonts w:ascii="Arial" w:eastAsia="Arial" w:hAnsi="Arial" w:cs="Arial"/>
+        </w:rPr>
+        <w:t>&lt;</w:t>
+      </w:r>
+      <w:proofErr w:type="spellStart"/>
+      <w:r>
+        <w:rPr>
+          <w:rFonts w:ascii="Arial" w:eastAsia="Arial" w:hAnsi="Arial" w:cs="Arial"/>
+        </w:rPr>
+        <w:t>nombre_alias</w:t>
+      </w:r>
+      <w:proofErr w:type="spellEnd"/>
+      <w:r>
+        <w:rPr>
+          <w:rFonts w:ascii="Arial" w:eastAsia="Arial" w:hAnsi="Arial" w:cs="Arial"/>
+        </w:rPr>
+        <w:t>&gt;=”</w:t>
+      </w:r>
+      <w:r>
+        <w:rPr>
+          <w:rFonts w:ascii="Arial" w:eastAsia="Arial" w:hAnsi="Arial" w:cs="Arial"/>
+        </w:rPr>
+        <w:t>&lt;</w:t>
+      </w:r>
+      <w:r>
+        <w:rPr>
+          <w:rFonts w:ascii="Arial" w:eastAsia="Arial" w:hAnsi="Arial" w:cs="Arial"/>
+        </w:rPr>
+        <w:t>comando</w:t>
+      </w:r>
+      <w:r>
+        <w:rPr>
+          <w:rFonts w:ascii="Arial" w:eastAsia="Arial" w:hAnsi="Arial" w:cs="Arial"/>
+        </w:rPr>
+        <w:t>&gt;</w:t>
+      </w:r>
+      <w:r>
+        <w:rPr>
+          <w:rFonts w:ascii="Arial" w:eastAsia="Arial" w:hAnsi="Arial" w:cs="Arial"/>
+        </w:rPr>
+        <w:t>”</w:t>
+      </w:r>
+    </w:p>
+    <w:p>
+      <w:pPr>
+        <w:rPr>
+          <w:rFonts w:ascii="Arial" w:eastAsia="Arial" w:hAnsi="Arial" w:cs="Arial"/>
+          <w:b/>
+          <w:bCs/>
+        </w:rPr>
+      </w:pPr>
+      <w:r>
+        <w:rPr>
+          <w:rFonts w:ascii="Arial" w:eastAsia="Arial" w:hAnsi="Arial" w:cs="Arial"/>
+        </w:rPr>
+        <w:t xml:space="preserve">Ejemplo: </w:t>
+      </w:r>
+      <w:r>
+        <w:rPr>
+          <w:rFonts w:ascii="Arial" w:eastAsia="Arial" w:hAnsi="Arial" w:cs="Arial"/>
+          <w:b/>
+          <w:bCs/>
+        </w:rPr>
+        <w:t>$alias lista=”</w:t>
+      </w:r>
+      <w:proofErr w:type="spellStart"/>
+      <w:r>
+        <w:rPr>
+          <w:rFonts w:ascii="Arial" w:eastAsia="Arial" w:hAnsi="Arial" w:cs="Arial"/>
+          <w:b/>
+          <w:bCs/>
+        </w:rPr>
+        <w:t>ls</w:t>
+      </w:r>
+      <w:proofErr w:type="spellEnd"/>
+      <w:r>
+        <w:rPr>
+          <w:rFonts w:ascii="Arial" w:eastAsia="Arial" w:hAnsi="Arial" w:cs="Arial"/>
+          <w:b/>
+          <w:bCs/>
+        </w:rPr>
+        <w:t xml:space="preserve"> -l”</w:t>
+      </w:r>
+    </w:p>
+    <w:p>
+      <w:pPr>
+        <w:rPr>
+          <w:rFonts w:ascii="Arial" w:eastAsia="Arial" w:hAnsi="Arial" w:cs="Arial"/>
+          <w:b/>
+          <w:bCs/>
+        </w:rPr>
+      </w:pPr>
+    </w:p>
+    <w:p>
+      <w:pPr>
+        <w:rPr>
+          <w:rFonts w:ascii="Arial" w:eastAsia="Arial" w:hAnsi="Arial" w:cs="Arial"/>
+          <w:b/>
+          <w:bCs/>
+        </w:rPr>
+      </w:pPr>
+      <w:proofErr w:type="spellStart"/>
+      <w:r>
+        <w:rPr>
+          <w:rFonts w:ascii="Arial" w:eastAsia="Arial" w:hAnsi="Arial" w:cs="Arial"/>
+          <w:b/>
+          <w:bCs/>
+        </w:rPr>
+        <w:t>Comnado</w:t>
+      </w:r>
+      <w:proofErr w:type="spellEnd"/>
+      <w:r>
+        <w:rPr>
+          <w:rFonts w:ascii="Arial" w:eastAsia="Arial" w:hAnsi="Arial" w:cs="Arial"/>
+          <w:b/>
+          <w:bCs/>
+        </w:rPr>
+        <w:t xml:space="preserve"> </w:t>
+      </w:r>
+      <w:proofErr w:type="spellStart"/>
+      <w:r>
+        <w:rPr>
+          <w:rFonts w:ascii="Arial" w:eastAsia="Arial" w:hAnsi="Arial" w:cs="Arial"/>
+          <w:b/>
+          <w:bCs/>
+        </w:rPr>
+        <w:t>unalias</w:t>
+      </w:r>
+      <w:proofErr w:type="spellEnd"/>
+      <w:r>
+        <w:rPr>
+          <w:rFonts w:ascii="Arial" w:eastAsia="Arial" w:hAnsi="Arial" w:cs="Arial"/>
+          <w:b/>
+          <w:bCs/>
+        </w:rPr>
+        <w:t xml:space="preserve">: </w:t>
+      </w:r>
+    </w:p>
+    <w:p>
+      <w:pPr>
+        <w:rPr>
+          <w:rFonts w:ascii="Arial" w:eastAsia="Arial" w:hAnsi="Arial" w:cs="Arial"/>
+        </w:rPr>
+      </w:pPr>
+      <w:r>
+        <w:rPr>
+          <w:rFonts w:ascii="Arial" w:eastAsia="Arial" w:hAnsi="Arial" w:cs="Arial"/>
+        </w:rPr>
+        <w:t>Este comando funciona para borrar un alias creado dentro de nuestra sesión de trabajo</w:t>
+      </w:r>
+      <w:r>
+        <w:rPr>
+          <w:rFonts w:ascii="Arial" w:eastAsia="Arial" w:hAnsi="Arial" w:cs="Arial"/>
+        </w:rPr>
+        <w:t xml:space="preserve">. </w:t>
+      </w:r>
+    </w:p>
+    <w:p>
+      <w:pPr>
+        <w:rPr>
+          <w:rFonts w:ascii="Arial" w:eastAsia="Arial" w:hAnsi="Arial" w:cs="Arial"/>
+          <w:b/>
+          <w:bCs/>
+        </w:rPr>
+      </w:pPr>
+      <w:r>
+        <w:rPr>
+          <w:rFonts w:ascii="Arial" w:eastAsia="Arial" w:hAnsi="Arial" w:cs="Arial"/>
+          <w:b/>
+          <w:bCs/>
+        </w:rPr>
+        <w:t xml:space="preserve">Sintaxis </w:t>
+      </w:r>
+    </w:p>
+    <w:p>
+      <w:pPr>
+        <w:rPr>
+          <w:rFonts w:ascii="Arial" w:eastAsia="Arial" w:hAnsi="Arial" w:cs="Arial"/>
+          <w:b/>
+          <w:bCs/>
+        </w:rPr>
+      </w:pPr>
+      <w:proofErr w:type="spellStart"/>
+      <w:r>
+        <w:rPr>
+          <w:rFonts w:ascii="Arial" w:eastAsia="Arial" w:hAnsi="Arial" w:cs="Arial"/>
+          <w:b/>
+          <w:bCs/>
+        </w:rPr>
+        <w:t>Unalias</w:t>
+      </w:r>
+      <w:proofErr w:type="spellEnd"/>
+      <w:r>
+        <w:rPr>
+          <w:rFonts w:ascii="Arial" w:eastAsia="Arial" w:hAnsi="Arial" w:cs="Arial"/>
+          <w:b/>
+          <w:bCs/>
+        </w:rPr>
+        <w:t xml:space="preserve"> &lt;</w:t>
+      </w:r>
+      <w:proofErr w:type="spellStart"/>
+      <w:r>
+        <w:rPr>
+          <w:rFonts w:ascii="Arial" w:eastAsia="Arial" w:hAnsi="Arial" w:cs="Arial"/>
+          <w:b/>
+          <w:bCs/>
+        </w:rPr>
+        <w:t>nombre_alias</w:t>
+      </w:r>
+      <w:proofErr w:type="spellEnd"/>
+      <w:r>
+        <w:rPr>
+          <w:rFonts w:ascii="Arial" w:eastAsia="Arial" w:hAnsi="Arial" w:cs="Arial"/>
+          <w:b/>
+          <w:bCs/>
+        </w:rPr>
+        <w:t>&gt;</w:t>
+      </w:r>
+    </w:p>
+    <w:p>
+      <w:pPr>
+        <w:rPr>
+          <w:rFonts w:ascii="Arial" w:eastAsia="Arial" w:hAnsi="Arial" w:cs="Arial"/>
+        </w:rPr>
+      </w:pPr>
+      <w:r>
+        <w:rPr>
+          <w:rFonts w:ascii="Arial" w:eastAsia="Arial" w:hAnsi="Arial" w:cs="Arial"/>
+          <w:b/>
+          <w:bCs/>
+        </w:rPr>
+        <w:t xml:space="preserve">Ejemplo: </w:t>
+      </w:r>
+      <w:proofErr w:type="spellStart"/>
+      <w:r>
+        <w:rPr>
+          <w:rFonts w:ascii="Arial" w:eastAsia="Arial" w:hAnsi="Arial" w:cs="Arial"/>
+          <w:b/>
+          <w:bCs/>
+        </w:rPr>
+        <w:t>unalias</w:t>
+      </w:r>
+      <w:proofErr w:type="spellEnd"/>
+      <w:r>
+        <w:rPr>
+          <w:rFonts w:ascii="Arial" w:eastAsia="Arial" w:hAnsi="Arial" w:cs="Arial"/>
+          <w:b/>
+          <w:bCs/>
+        </w:rPr>
+        <w:t xml:space="preserve"> </w:t>
+      </w:r>
+      <w:r>
+        <w:rPr>
+          <w:rFonts w:ascii="Arial" w:eastAsia="Arial" w:hAnsi="Arial" w:cs="Arial"/>
+        </w:rPr>
+        <w:t>lista</w:t>
+      </w:r>
+    </w:p>
+    <w:p>
+      <w:pPr>
+        <w:rPr>
+          <w:rFonts w:ascii="Arial" w:eastAsia="Arial" w:hAnsi="Arial" w:cs="Arial"/>
+        </w:rPr>
+      </w:pPr>
+    </w:p>
+    <w:p>
+      <w:pPr>
+        <w:rPr>
+          <w:rFonts w:ascii="Arial" w:eastAsia="Arial" w:hAnsi="Arial" w:cs="Arial"/>
+          <w:b/>
+          <w:bCs/>
+          <w:lang w:val="en-US"/>
+        </w:rPr>
+      </w:pPr>
+      <w:proofErr w:type="spellStart"/>
+      <w:r>
+        <w:rPr>
+          <w:rFonts w:ascii="Arial" w:eastAsia="Arial" w:hAnsi="Arial" w:cs="Arial"/>
+          <w:b/>
+          <w:bCs/>
+          <w:lang w:val="en-US"/>
+        </w:rPr>
+        <w:t>Programación</w:t>
+      </w:r>
+      <w:proofErr w:type="spellEnd"/>
+      <w:r>
+        <w:rPr>
+          <w:rFonts w:ascii="Arial" w:eastAsia="Arial" w:hAnsi="Arial" w:cs="Arial"/>
+          <w:b/>
+          <w:bCs/>
+          <w:lang w:val="en-US"/>
+        </w:rPr>
+        <w:t xml:space="preserve"> de Shell. </w:t>
+      </w:r>
+    </w:p>
+    <w:p>
+      <w:pPr>
+        <w:rPr>
+          <w:rFonts w:ascii="Arial" w:eastAsia="Arial" w:hAnsi="Arial" w:cs="Arial"/>
+        </w:rPr>
+      </w:pPr>
+      <w:r>
+        <w:rPr>
+          <w:rFonts w:ascii="Arial" w:eastAsia="Arial" w:hAnsi="Arial" w:cs="Arial"/>
+          <w:lang w:val="en-US"/>
+        </w:rPr>
+        <w:t xml:space="preserve">Shell Script. </w:t>
+      </w:r>
+      <w:r>
+        <w:rPr>
+          <w:rFonts w:ascii="Arial" w:eastAsia="Arial" w:hAnsi="Arial" w:cs="Arial"/>
+        </w:rPr>
+        <w:t xml:space="preserve">Un </w:t>
+      </w:r>
+      <w:proofErr w:type="spellStart"/>
+      <w:r>
+        <w:rPr>
+          <w:rFonts w:ascii="Arial" w:eastAsia="Arial" w:hAnsi="Arial" w:cs="Arial"/>
+        </w:rPr>
+        <w:t>shell</w:t>
+      </w:r>
+      <w:proofErr w:type="spellEnd"/>
+      <w:r>
+        <w:rPr>
+          <w:rFonts w:ascii="Arial" w:eastAsia="Arial" w:hAnsi="Arial" w:cs="Arial"/>
+        </w:rPr>
+        <w:t xml:space="preserve"> script es un archivo de texto ordinario que contiene una colección de uno o más comandos del </w:t>
+      </w:r>
+      <w:proofErr w:type="spellStart"/>
+      <w:r>
+        <w:rPr>
+          <w:rFonts w:ascii="Arial" w:eastAsia="Arial" w:hAnsi="Arial" w:cs="Arial"/>
+        </w:rPr>
+        <w:t>shell</w:t>
+      </w:r>
+      <w:proofErr w:type="spellEnd"/>
+      <w:r>
+        <w:rPr>
+          <w:rFonts w:ascii="Arial" w:eastAsia="Arial" w:hAnsi="Arial" w:cs="Arial"/>
+        </w:rPr>
+        <w:t>.</w:t>
+      </w:r>
+    </w:p>
+    <w:p>
+      <w:pPr>
+        <w:rPr>
+          <w:rFonts w:ascii="Arial" w:eastAsia="Arial" w:hAnsi="Arial" w:cs="Arial"/>
+        </w:rPr>
+      </w:pPr>
+      <w:r>
+        <w:rPr>
+          <w:rFonts w:ascii="Arial" w:eastAsia="Arial" w:hAnsi="Arial" w:cs="Arial"/>
+          <w:b/>
+          <w:bCs/>
+        </w:rPr>
+        <w:t xml:space="preserve">Ventajas del uso de </w:t>
+      </w:r>
+      <w:proofErr w:type="spellStart"/>
+      <w:r>
+        <w:rPr>
+          <w:rFonts w:ascii="Arial" w:eastAsia="Arial" w:hAnsi="Arial" w:cs="Arial"/>
+          <w:b/>
+          <w:bCs/>
+        </w:rPr>
+        <w:t>shell</w:t>
+      </w:r>
+      <w:proofErr w:type="spellEnd"/>
+      <w:r>
+        <w:rPr>
+          <w:rFonts w:ascii="Arial" w:eastAsia="Arial" w:hAnsi="Arial" w:cs="Arial"/>
+          <w:b/>
+          <w:bCs/>
+        </w:rPr>
+        <w:t xml:space="preserve"> scripts</w:t>
+      </w:r>
+      <w:r>
+        <w:rPr>
+          <w:rFonts w:ascii="Arial" w:eastAsia="Arial" w:hAnsi="Arial" w:cs="Arial"/>
+        </w:rPr>
+        <w:t xml:space="preserve"> </w:t>
+      </w:r>
+    </w:p>
+    <w:p>
+      <w:pPr>
+        <w:pStyle w:val="ListParagraph"/>
+        <w:numPr>
+          <w:ilvl w:val="0"/>
+          <w:numId w:val="10"/>
+        </w:numPr>
+        <w:rPr>
+          <w:rFonts w:ascii="Arial" w:eastAsia="Arial" w:hAnsi="Arial" w:cs="Arial"/>
+        </w:rPr>
+      </w:pPr>
+      <w:r>
+        <w:rPr>
+          <w:rFonts w:ascii="Arial" w:eastAsia="Arial" w:hAnsi="Arial" w:cs="Arial"/>
+        </w:rPr>
+        <w:t>Evita escribir secuencia de comandos que son largas o complicadas.</w:t>
+      </w:r>
+    </w:p>
+    <w:p>
+      <w:pPr>
+        <w:pStyle w:val="ListParagraph"/>
+        <w:numPr>
+          <w:ilvl w:val="0"/>
+          <w:numId w:val="10"/>
+        </w:numPr>
+        <w:rPr>
+          <w:rFonts w:ascii="Arial" w:eastAsia="Arial" w:hAnsi="Arial" w:cs="Arial"/>
+        </w:rPr>
+      </w:pPr>
+      <w:r>
+        <w:rPr>
+          <w:rFonts w:ascii="Arial" w:eastAsia="Arial" w:hAnsi="Arial" w:cs="Arial"/>
+        </w:rPr>
+        <w:t xml:space="preserve"> Permite automatizar tareas. </w:t>
+      </w:r>
+    </w:p>
+    <w:p>
+      <w:pPr>
+        <w:pStyle w:val="ListParagraph"/>
+        <w:numPr>
+          <w:ilvl w:val="0"/>
+          <w:numId w:val="10"/>
+        </w:numPr>
+        <w:rPr>
+          <w:rFonts w:ascii="Arial" w:eastAsia="Arial" w:hAnsi="Arial" w:cs="Arial"/>
+        </w:rPr>
+      </w:pPr>
+      <w:r>
+        <w:rPr>
+          <w:rFonts w:ascii="Arial" w:eastAsia="Arial" w:hAnsi="Arial" w:cs="Arial"/>
+        </w:rPr>
+        <w:t xml:space="preserve">Evita errores. </w:t>
+      </w:r>
+    </w:p>
+    <w:p>
+      <w:r>
+        <w:rPr>
+          <w:rFonts w:ascii="Arial" w:eastAsia="Arial" w:hAnsi="Arial" w:cs="Arial"/>
+          <w:b/>
+          <w:bCs/>
+        </w:rPr>
+        <w:t xml:space="preserve">Reglas para escribir un </w:t>
+      </w:r>
+      <w:proofErr w:type="spellStart"/>
+      <w:r>
+        <w:rPr>
+          <w:rFonts w:ascii="Arial" w:eastAsia="Arial" w:hAnsi="Arial" w:cs="Arial"/>
+          <w:b/>
+          <w:bCs/>
+        </w:rPr>
+        <w:t>shell</w:t>
+      </w:r>
+      <w:proofErr w:type="spellEnd"/>
+      <w:r>
+        <w:rPr>
+          <w:rFonts w:ascii="Arial" w:eastAsia="Arial" w:hAnsi="Arial" w:cs="Arial"/>
+          <w:b/>
+          <w:bCs/>
+        </w:rPr>
+        <w:t xml:space="preserve"> script</w:t>
+      </w:r>
+      <w:r>
+        <w:rPr>
+          <w:rFonts w:ascii="Arial" w:eastAsia="Arial" w:hAnsi="Arial" w:cs="Arial"/>
+        </w:rPr>
+        <w:t xml:space="preserve"> </w:t>
+      </w:r>
+    </w:p>
+    <w:p>
+      <w:pPr>
+        <w:pStyle w:val="ListParagraph"/>
+        <w:numPr>
+          <w:ilvl w:val="0"/>
+          <w:numId w:val="10"/>
+        </w:numPr>
+        <w:rPr>
+          <w:rFonts w:ascii="Arial" w:eastAsia="Arial" w:hAnsi="Arial" w:cs="Arial"/>
+        </w:rPr>
+      </w:pPr>
+      <w:r>
+        <w:rPr>
+          <w:rFonts w:ascii="Arial" w:eastAsia="Arial" w:hAnsi="Arial" w:cs="Arial"/>
+        </w:rPr>
+        <w:t xml:space="preserve">Use sangrías para separar las líneas del script, así será más fácil de leer. </w:t>
+      </w:r>
+      <w:r>
+        <w:sym w:font="Symbol" w:char="F0A7"/>
+      </w:r>
+      <w:r>
+        <w:rPr>
+          <w:rFonts w:ascii="Arial" w:eastAsia="Arial" w:hAnsi="Arial" w:cs="Arial"/>
+        </w:rPr>
+        <w:t xml:space="preserve"> </w:t>
+      </w:r>
+    </w:p>
+    <w:p>
+      <w:pPr>
+        <w:pStyle w:val="ListParagraph"/>
+        <w:numPr>
+          <w:ilvl w:val="0"/>
+          <w:numId w:val="10"/>
+        </w:numPr>
+        <w:rPr>
+          <w:rFonts w:ascii="Arial" w:eastAsia="Arial" w:hAnsi="Arial" w:cs="Arial"/>
+        </w:rPr>
+      </w:pPr>
+      <w:r>
+        <w:rPr>
+          <w:rFonts w:ascii="Arial" w:eastAsia="Arial" w:hAnsi="Arial" w:cs="Arial"/>
+        </w:rPr>
+        <w:t xml:space="preserve">El </w:t>
+      </w:r>
+      <w:proofErr w:type="spellStart"/>
+      <w:r>
+        <w:rPr>
+          <w:rFonts w:ascii="Arial" w:eastAsia="Arial" w:hAnsi="Arial" w:cs="Arial"/>
+        </w:rPr>
+        <w:t>enter</w:t>
+      </w:r>
+      <w:proofErr w:type="spellEnd"/>
+      <w:r>
+        <w:rPr>
+          <w:rFonts w:ascii="Arial" w:eastAsia="Arial" w:hAnsi="Arial" w:cs="Arial"/>
+        </w:rPr>
+        <w:t xml:space="preserve"> se considera el fin de comando. </w:t>
+      </w:r>
+    </w:p>
+    <w:p>
+      <w:pPr>
+        <w:pStyle w:val="ListParagraph"/>
+        <w:numPr>
+          <w:ilvl w:val="0"/>
+          <w:numId w:val="10"/>
+        </w:numPr>
+        <w:rPr>
+          <w:rFonts w:ascii="Arial" w:eastAsia="Arial" w:hAnsi="Arial" w:cs="Arial"/>
+        </w:rPr>
+      </w:pPr>
+      <w:r>
+        <w:rPr>
+          <w:rFonts w:ascii="Arial" w:eastAsia="Arial" w:hAnsi="Arial" w:cs="Arial"/>
+        </w:rPr>
+        <w:t xml:space="preserve">Para continuar un comando en la línea siguiente escriba una diagonal inversa (\) al final de la línea. </w:t>
+      </w:r>
+    </w:p>
+    <w:p>
+      <w:pPr>
+        <w:pStyle w:val="ListParagraph"/>
+        <w:numPr>
+          <w:ilvl w:val="0"/>
+          <w:numId w:val="10"/>
+        </w:numPr>
+        <w:rPr>
+          <w:rFonts w:ascii="Arial" w:eastAsia="Arial" w:hAnsi="Arial" w:cs="Arial"/>
+        </w:rPr>
+      </w:pPr>
+      <w:r>
+        <w:rPr>
+          <w:rFonts w:ascii="Arial" w:eastAsia="Arial" w:hAnsi="Arial" w:cs="Arial"/>
+        </w:rPr>
+        <w:t xml:space="preserve">Los espacios, tabuladores y líneas en blanco son irrelevantes. </w:t>
+      </w:r>
+    </w:p>
+    <w:p>
+      <w:pPr>
+        <w:pStyle w:val="ListParagraph"/>
+        <w:numPr>
+          <w:ilvl w:val="0"/>
+          <w:numId w:val="10"/>
+        </w:numPr>
+        <w:rPr>
+          <w:rFonts w:ascii="Arial" w:eastAsia="Arial" w:hAnsi="Arial" w:cs="Arial"/>
+        </w:rPr>
+      </w:pPr>
+      <w:r>
+        <w:rPr>
+          <w:rFonts w:ascii="Arial" w:eastAsia="Arial" w:hAnsi="Arial" w:cs="Arial"/>
+        </w:rPr>
+        <w:t>Para agregar comentarios a sus scripts simplemente escriba # al inicio de la línea</w:t>
+      </w:r>
+    </w:p>
+    <w:p>
+      <w:pPr>
+        <w:rPr>
+          <w:rFonts w:ascii="Arial" w:eastAsia="Arial" w:hAnsi="Arial" w:cs="Arial"/>
+        </w:rPr>
+      </w:pPr>
+    </w:p>
+    <w:p>
+      <w:pPr>
+        <w:rPr>
+          <w:rFonts w:ascii="Arial" w:eastAsia="Arial" w:hAnsi="Arial" w:cs="Arial"/>
+        </w:rPr>
+      </w:pPr>
+      <w:r>
+        <w:rPr>
+          <w:rFonts w:ascii="Arial" w:eastAsia="Arial" w:hAnsi="Arial" w:cs="Arial"/>
+          <w:b/>
+          <w:bCs/>
+        </w:rPr>
+        <w:lastRenderedPageBreak/>
+        <w:t xml:space="preserve">Pasos para la creación de un </w:t>
+      </w:r>
+      <w:proofErr w:type="spellStart"/>
+      <w:r>
+        <w:rPr>
+          <w:rFonts w:ascii="Arial" w:eastAsia="Arial" w:hAnsi="Arial" w:cs="Arial"/>
+          <w:b/>
+          <w:bCs/>
+        </w:rPr>
+        <w:t>shell</w:t>
+      </w:r>
+      <w:proofErr w:type="spellEnd"/>
+      <w:r>
+        <w:rPr>
+          <w:rFonts w:ascii="Arial" w:eastAsia="Arial" w:hAnsi="Arial" w:cs="Arial"/>
+          <w:b/>
+          <w:bCs/>
+        </w:rPr>
+        <w:t xml:space="preserve"> script</w:t>
+      </w:r>
+      <w:r>
+        <w:rPr>
+          <w:rFonts w:ascii="Arial" w:eastAsia="Arial" w:hAnsi="Arial" w:cs="Arial"/>
+        </w:rPr>
+        <w:t xml:space="preserve"> </w:t>
+      </w:r>
+    </w:p>
+    <w:p>
+      <w:pPr>
+        <w:pStyle w:val="ListParagraph"/>
+        <w:numPr>
+          <w:ilvl w:val="0"/>
+          <w:numId w:val="11"/>
+        </w:numPr>
+        <w:rPr>
+          <w:rFonts w:ascii="Arial" w:eastAsia="Arial" w:hAnsi="Arial" w:cs="Arial"/>
+        </w:rPr>
+      </w:pPr>
+      <w:r>
+        <w:rPr>
+          <w:rFonts w:ascii="Arial" w:eastAsia="Arial" w:hAnsi="Arial" w:cs="Arial"/>
+        </w:rPr>
+        <w:t xml:space="preserve">Generar el archivo de texto con un editor de texto como vi, nano, pico, </w:t>
+      </w:r>
+      <w:proofErr w:type="spellStart"/>
+      <w:r>
+        <w:rPr>
+          <w:rFonts w:ascii="Arial" w:eastAsia="Arial" w:hAnsi="Arial" w:cs="Arial"/>
+        </w:rPr>
+        <w:t>emacs</w:t>
+      </w:r>
+      <w:proofErr w:type="spellEnd"/>
+      <w:r>
+        <w:rPr>
+          <w:rFonts w:ascii="Arial" w:eastAsia="Arial" w:hAnsi="Arial" w:cs="Arial"/>
+        </w:rPr>
+        <w:t xml:space="preserve">, etc. </w:t>
+      </w:r>
+    </w:p>
+    <w:p>
+      <w:pPr>
+        <w:pStyle w:val="ListParagraph"/>
+        <w:numPr>
+          <w:ilvl w:val="0"/>
+          <w:numId w:val="11"/>
+        </w:numPr>
+        <w:rPr>
+          <w:rFonts w:ascii="Arial" w:eastAsia="Arial" w:hAnsi="Arial" w:cs="Arial"/>
+        </w:rPr>
+      </w:pPr>
+      <w:r>
+        <w:rPr>
+          <w:rFonts w:ascii="Arial" w:eastAsia="Arial" w:hAnsi="Arial" w:cs="Arial"/>
+        </w:rPr>
+        <w:t xml:space="preserve">Modificar los permisos para hacer el archivo ejecutable. </w:t>
+      </w:r>
+    </w:p>
+    <w:p>
+      <w:pPr>
+        <w:pStyle w:val="ListParagraph"/>
+        <w:numPr>
+          <w:ilvl w:val="0"/>
+          <w:numId w:val="11"/>
+        </w:numPr>
+        <w:rPr>
+          <w:rFonts w:ascii="Arial" w:eastAsia="Arial" w:hAnsi="Arial" w:cs="Arial"/>
+        </w:rPr>
+      </w:pPr>
+      <w:r>
+        <w:rPr>
+          <w:rFonts w:ascii="Arial" w:eastAsia="Arial" w:hAnsi="Arial" w:cs="Arial"/>
+        </w:rPr>
+        <w:t>Ejecute el script con $./</w:t>
+      </w:r>
+    </w:p>
+    <w:p>
+      <w:pPr>
+        <w:rPr>
+          <w:rFonts w:ascii="Arial" w:eastAsia="Arial" w:hAnsi="Arial" w:cs="Arial"/>
+        </w:rPr>
+      </w:pPr>
+    </w:p>
+    <w:p>
+      <w:pPr>
+        <w:rPr>
+          <w:rFonts w:ascii="Arial" w:eastAsia="Arial" w:hAnsi="Arial" w:cs="Arial"/>
+          <w:b/>
+          <w:bCs/>
+        </w:rPr>
+      </w:pPr>
+      <w:r>
+        <w:rPr>
+          <w:rFonts w:ascii="Arial" w:eastAsia="Arial" w:hAnsi="Arial" w:cs="Arial"/>
+          <w:b/>
+          <w:bCs/>
+        </w:rPr>
+        <w:t>Comandos del Shell</w:t>
+      </w:r>
+    </w:p>
+    <w:p>
+      <w:pPr>
+        <w:pStyle w:val="ListParagraph"/>
+        <w:numPr>
+          <w:ilvl w:val="0"/>
+          <w:numId w:val="10"/>
+        </w:numPr>
+        <w:rPr>
+          <w:rFonts w:ascii="Arial" w:eastAsia="Arial" w:hAnsi="Arial" w:cs="Arial"/>
+          <w:b/>
+          <w:bCs/>
+        </w:rPr>
+      </w:pPr>
+      <w:r>
+        <w:rPr>
+          <w:rFonts w:ascii="Arial" w:eastAsia="Arial" w:hAnsi="Arial" w:cs="Arial"/>
+          <w:b/>
+          <w:bCs/>
+        </w:rPr>
+        <w:t xml:space="preserve">Clear . </w:t>
+      </w:r>
+      <w:r>
+        <w:rPr>
+          <w:rFonts w:ascii="Arial" w:eastAsia="Arial" w:hAnsi="Arial" w:cs="Arial"/>
+        </w:rPr>
+        <w:t>limpiar la pantalla</w:t>
+      </w:r>
+    </w:p>
+    <w:p>
+      <w:pPr>
+        <w:ind w:left="360"/>
+        <w:rPr>
+          <w:rFonts w:ascii="Arial" w:eastAsia="Arial" w:hAnsi="Arial" w:cs="Arial"/>
+          <w:b/>
+          <w:bCs/>
+        </w:rPr>
+      </w:pPr>
+    </w:p>
+    <w:p>
+      <w:pPr>
+        <w:pStyle w:val="ListParagraph"/>
+        <w:numPr>
+          <w:ilvl w:val="0"/>
+          <w:numId w:val="10"/>
+        </w:numPr>
+        <w:rPr>
+          <w:rFonts w:ascii="Arial" w:eastAsia="Arial" w:hAnsi="Arial" w:cs="Arial"/>
+        </w:rPr>
+      </w:pPr>
+      <w:r>
+        <w:rPr>
+          <w:rFonts w:ascii="Arial" w:eastAsia="Arial" w:hAnsi="Arial" w:cs="Arial"/>
+          <w:b/>
+          <w:bCs/>
+        </w:rPr>
+        <w:t>echo</w:t>
+      </w:r>
+      <w:r>
+        <w:rPr>
+          <w:rFonts w:ascii="Arial" w:eastAsia="Arial" w:hAnsi="Arial" w:cs="Arial"/>
+        </w:rPr>
+        <w:t xml:space="preserve">. Sirve para enviar datos a la salida estándar, estos datos pueden ser cadenas o valores de variables. Automáticamente agrega el salto de línea, a menos que se especifique la opción -n. </w:t>
+      </w:r>
+    </w:p>
+    <w:p>
+      <w:pPr>
+        <w:pStyle w:val="ListParagraph"/>
+        <w:rPr>
+          <w:rFonts w:ascii="Arial" w:eastAsia="Arial" w:hAnsi="Arial" w:cs="Arial"/>
+        </w:rPr>
+      </w:pPr>
+    </w:p>
+    <w:p>
+      <w:pPr>
+        <w:pStyle w:val="ListParagraph"/>
+        <w:numPr>
+          <w:ilvl w:val="1"/>
+          <w:numId w:val="10"/>
+        </w:numPr>
+        <w:rPr>
+          <w:rFonts w:ascii="Arial" w:eastAsia="Arial" w:hAnsi="Arial" w:cs="Arial"/>
+        </w:rPr>
+      </w:pPr>
+      <w:r>
+        <w:rPr>
+          <w:rFonts w:ascii="Arial" w:eastAsia="Arial" w:hAnsi="Arial" w:cs="Arial"/>
+          <w:b/>
+          <w:bCs/>
+        </w:rPr>
+        <w:t>echo “Hola”</w:t>
+      </w:r>
+      <w:r>
+        <w:rPr>
+          <w:rFonts w:ascii="Arial" w:eastAsia="Arial" w:hAnsi="Arial" w:cs="Arial"/>
+        </w:rPr>
+        <w:t xml:space="preserve"> Envía a la pantalla la palabra Hola. </w:t>
+      </w:r>
+    </w:p>
+    <w:p>
+      <w:pPr>
+        <w:pStyle w:val="ListParagraph"/>
+        <w:numPr>
+          <w:ilvl w:val="1"/>
+          <w:numId w:val="10"/>
+        </w:numPr>
+        <w:rPr>
+          <w:rFonts w:ascii="Arial" w:eastAsia="Arial" w:hAnsi="Arial" w:cs="Arial"/>
+        </w:rPr>
+      </w:pPr>
+      <w:r>
+        <w:rPr>
+          <w:rFonts w:ascii="Arial" w:eastAsia="Arial" w:hAnsi="Arial" w:cs="Arial"/>
+          <w:b/>
+          <w:bCs/>
+        </w:rPr>
+        <w:t>echo $saludo</w:t>
+      </w:r>
+      <w:r>
+        <w:rPr>
+          <w:rFonts w:ascii="Arial" w:eastAsia="Arial" w:hAnsi="Arial" w:cs="Arial"/>
+        </w:rPr>
+        <w:t xml:space="preserve"> Muestra en pantalla el contenido de la variable</w:t>
+      </w:r>
+      <w:r>
+        <w:rPr>
+          <w:rFonts w:ascii="Arial" w:eastAsia="Arial" w:hAnsi="Arial" w:cs="Arial"/>
+        </w:rPr>
+        <w:t xml:space="preserve"> </w:t>
+      </w:r>
+      <w:r>
+        <w:rPr>
+          <w:rFonts w:ascii="Arial" w:eastAsia="Arial" w:hAnsi="Arial" w:cs="Arial"/>
+        </w:rPr>
+        <w:t xml:space="preserve">saludo. </w:t>
+      </w:r>
+    </w:p>
+    <w:p>
+      <w:pPr>
+        <w:pStyle w:val="ListParagraph"/>
+        <w:numPr>
+          <w:ilvl w:val="1"/>
+          <w:numId w:val="10"/>
+        </w:numPr>
+        <w:rPr>
+          <w:rFonts w:ascii="Arial" w:eastAsia="Arial" w:hAnsi="Arial" w:cs="Arial"/>
+        </w:rPr>
+      </w:pPr>
+      <w:r>
+        <w:rPr>
+          <w:rFonts w:ascii="Arial" w:eastAsia="Arial" w:hAnsi="Arial" w:cs="Arial"/>
+          <w:b/>
+          <w:bCs/>
+        </w:rPr>
+        <w:t>echo “Hola /c”</w:t>
+      </w:r>
+      <w:r>
+        <w:rPr>
+          <w:rFonts w:ascii="Arial" w:eastAsia="Arial" w:hAnsi="Arial" w:cs="Arial"/>
+        </w:rPr>
+        <w:t xml:space="preserve"> Envía el mensaje a la pantalla, pero no hace salto de línea.</w:t>
+      </w:r>
+    </w:p>
+    <w:p>
+      <w:pPr>
+        <w:pStyle w:val="ListParagraph"/>
+        <w:numPr>
+          <w:ilvl w:val="0"/>
+          <w:numId w:val="10"/>
+        </w:numPr>
+        <w:rPr>
+          <w:rFonts w:ascii="Arial" w:eastAsia="Arial" w:hAnsi="Arial" w:cs="Arial"/>
+        </w:rPr>
+      </w:pPr>
+      <w:proofErr w:type="spellStart"/>
+      <w:r>
+        <w:rPr>
+          <w:rFonts w:ascii="Arial" w:eastAsia="Arial" w:hAnsi="Arial" w:cs="Arial"/>
+          <w:b/>
+          <w:bCs/>
+        </w:rPr>
+        <w:t>read</w:t>
+      </w:r>
+      <w:proofErr w:type="spellEnd"/>
+      <w:r>
+        <w:rPr>
+          <w:rFonts w:ascii="Arial" w:eastAsia="Arial" w:hAnsi="Arial" w:cs="Arial"/>
+        </w:rPr>
+        <w:t>. Este comando lee variables desde el teclado. El delimitador es el espacio. Si el usuario escribe más de una palabra se asigna a la primera variable y el resto a la segunda. Generalmente se usa acompañado de echo ya que es necesario enviar un mensaje (echo) para que indique al usuario que se necesita un dato de entrada. Todos los datos que se leen son cadenas de caracteres aun los números</w:t>
+      </w:r>
+    </w:p>
+    <w:p>
+      <w:pPr>
+        <w:pStyle w:val="ListParagraph"/>
+        <w:numPr>
+          <w:ilvl w:val="1"/>
+          <w:numId w:val="10"/>
+        </w:numPr>
+        <w:rPr>
+          <w:rFonts w:ascii="Arial" w:eastAsia="Arial" w:hAnsi="Arial" w:cs="Arial"/>
+        </w:rPr>
+      </w:pPr>
+      <w:proofErr w:type="spellStart"/>
+      <w:r>
+        <w:rPr>
+          <w:rFonts w:ascii="Arial" w:eastAsia="Arial" w:hAnsi="Arial" w:cs="Arial"/>
+        </w:rPr>
+        <w:t>read</w:t>
+      </w:r>
+      <w:proofErr w:type="spellEnd"/>
+      <w:r>
+        <w:rPr>
+          <w:rFonts w:ascii="Arial" w:eastAsia="Arial" w:hAnsi="Arial" w:cs="Arial"/>
+        </w:rPr>
+        <w:t xml:space="preserve"> </w:t>
+      </w:r>
+      <w:proofErr w:type="spellStart"/>
+      <w:r>
+        <w:rPr>
+          <w:rFonts w:ascii="Arial" w:eastAsia="Arial" w:hAnsi="Arial" w:cs="Arial"/>
+        </w:rPr>
+        <w:t>varibale</w:t>
+      </w:r>
+      <w:proofErr w:type="spellEnd"/>
+      <w:r>
+        <w:rPr>
+          <w:rFonts w:ascii="Arial" w:eastAsia="Arial" w:hAnsi="Arial" w:cs="Arial"/>
+        </w:rPr>
+        <w:t xml:space="preserve"> -&gt; lee una </w:t>
+      </w:r>
+      <w:proofErr w:type="spellStart"/>
+      <w:r>
+        <w:rPr>
+          <w:rFonts w:ascii="Arial" w:eastAsia="Arial" w:hAnsi="Arial" w:cs="Arial"/>
+        </w:rPr>
+        <w:t>varibale</w:t>
+      </w:r>
+      <w:proofErr w:type="spellEnd"/>
+      <w:r>
+        <w:rPr>
+          <w:rFonts w:ascii="Arial" w:eastAsia="Arial" w:hAnsi="Arial" w:cs="Arial"/>
+        </w:rPr>
+        <w:t xml:space="preserve"> </w:t>
+      </w:r>
+    </w:p>
+    <w:p>
+      <w:pPr>
+        <w:pStyle w:val="ListParagraph"/>
+        <w:numPr>
+          <w:ilvl w:val="1"/>
+          <w:numId w:val="10"/>
+        </w:numPr>
+        <w:rPr>
+          <w:rFonts w:ascii="Arial" w:eastAsia="Arial" w:hAnsi="Arial" w:cs="Arial"/>
+        </w:rPr>
+      </w:pPr>
+      <w:proofErr w:type="spellStart"/>
+      <w:r>
+        <w:rPr>
+          <w:rFonts w:ascii="Arial" w:eastAsia="Arial" w:hAnsi="Arial" w:cs="Arial"/>
+        </w:rPr>
+        <w:t>read</w:t>
+      </w:r>
+      <w:proofErr w:type="spellEnd"/>
+      <w:r>
+        <w:rPr>
+          <w:rFonts w:ascii="Arial" w:eastAsia="Arial" w:hAnsi="Arial" w:cs="Arial"/>
+        </w:rPr>
+        <w:t xml:space="preserve"> varibales1 </w:t>
+      </w:r>
+      <w:proofErr w:type="spellStart"/>
+      <w:r>
+        <w:rPr>
+          <w:rFonts w:ascii="Arial" w:eastAsia="Arial" w:hAnsi="Arial" w:cs="Arial"/>
+        </w:rPr>
+        <w:t>varibale</w:t>
+      </w:r>
+      <w:proofErr w:type="spellEnd"/>
+      <w:r>
+        <w:rPr>
+          <w:rFonts w:ascii="Arial" w:eastAsia="Arial" w:hAnsi="Arial" w:cs="Arial"/>
+        </w:rPr>
+        <w:t xml:space="preserve"> 2 -&gt; lee dos </w:t>
+      </w:r>
+      <w:proofErr w:type="spellStart"/>
+      <w:r>
+        <w:rPr>
+          <w:rFonts w:ascii="Arial" w:eastAsia="Arial" w:hAnsi="Arial" w:cs="Arial"/>
+        </w:rPr>
+        <w:t>v</w:t>
+      </w:r>
+      <w:r>
+        <w:rPr>
+          <w:rFonts w:ascii="Arial" w:eastAsia="Arial" w:hAnsi="Arial" w:cs="Arial"/>
+        </w:rPr>
+        <w:t>aribales</w:t>
+      </w:r>
+      <w:proofErr w:type="spellEnd"/>
+      <w:r>
+        <w:rPr>
+          <w:rFonts w:ascii="Arial" w:eastAsia="Arial" w:hAnsi="Arial" w:cs="Arial"/>
+        </w:rPr>
+        <w:t xml:space="preserve"> </w:t>
+      </w:r>
+    </w:p>
+    <w:p>
+      <w:pPr>
+        <w:ind w:left="1080"/>
+        <w:rPr>
+          <w:rFonts w:ascii="Arial" w:eastAsia="Arial" w:hAnsi="Arial" w:cs="Arial"/>
+        </w:rPr>
+      </w:pPr>
+    </w:p>
+    <w:p>
+      <w:pPr>
+        <w:ind w:left="1080"/>
+        <w:rPr>
+          <w:rFonts w:ascii="Arial" w:eastAsia="Arial" w:hAnsi="Arial" w:cs="Arial"/>
+          <w:b/>
+          <w:bCs/>
+        </w:rPr>
+      </w:pPr>
+      <w:r>
+        <w:rPr>
+          <w:rFonts w:ascii="Arial" w:eastAsia="Arial" w:hAnsi="Arial" w:cs="Arial"/>
+          <w:b/>
+          <w:bCs/>
+        </w:rPr>
+        <w:t>ejemplos:</w:t>
+      </w:r>
+    </w:p>
+    <w:p>
+      <w:pPr>
+        <w:pStyle w:val="ListParagraph"/>
+        <w:numPr>
+          <w:ilvl w:val="1"/>
+          <w:numId w:val="10"/>
+        </w:numPr>
+        <w:rPr>
+          <w:rFonts w:ascii="Arial" w:eastAsia="Arial" w:hAnsi="Arial" w:cs="Arial"/>
+          <w:b/>
+          <w:bCs/>
+        </w:rPr>
+      </w:pPr>
+      <w:r>
+        <w:rPr>
+          <w:rFonts w:ascii="Arial" w:eastAsia="Arial" w:hAnsi="Arial" w:cs="Arial"/>
+          <w:b/>
+          <w:bCs/>
+        </w:rPr>
+        <w:t xml:space="preserve">echo "Como te llamas?" </w:t>
+      </w:r>
+    </w:p>
+    <w:p>
+      <w:pPr>
+        <w:pStyle w:val="ListParagraph"/>
+        <w:ind w:left="1440"/>
+        <w:rPr>
+          <w:rFonts w:ascii="Arial" w:eastAsia="Arial" w:hAnsi="Arial" w:cs="Arial"/>
+          <w:b/>
+          <w:bCs/>
+        </w:rPr>
+      </w:pPr>
+      <w:proofErr w:type="spellStart"/>
+      <w:r>
+        <w:rPr>
+          <w:rFonts w:ascii="Arial" w:eastAsia="Arial" w:hAnsi="Arial" w:cs="Arial"/>
+          <w:b/>
+          <w:bCs/>
+        </w:rPr>
+        <w:t>read</w:t>
+      </w:r>
+      <w:proofErr w:type="spellEnd"/>
+      <w:r>
+        <w:rPr>
+          <w:rFonts w:ascii="Arial" w:eastAsia="Arial" w:hAnsi="Arial" w:cs="Arial"/>
+          <w:b/>
+          <w:bCs/>
+        </w:rPr>
+        <w:t xml:space="preserve"> nombre echo </w:t>
+      </w:r>
+    </w:p>
+    <w:p>
+      <w:pPr>
+        <w:pStyle w:val="ListParagraph"/>
+        <w:numPr>
+          <w:ilvl w:val="1"/>
+          <w:numId w:val="10"/>
+        </w:numPr>
+        <w:rPr>
+          <w:rFonts w:ascii="Arial" w:eastAsia="Arial" w:hAnsi="Arial" w:cs="Arial"/>
+          <w:b/>
+          <w:bCs/>
+        </w:rPr>
+      </w:pPr>
+      <w:r>
+        <w:rPr>
+          <w:rFonts w:ascii="Arial" w:eastAsia="Arial" w:hAnsi="Arial" w:cs="Arial"/>
+          <w:b/>
+          <w:bCs/>
+        </w:rPr>
+        <w:t>“</w:t>
+      </w:r>
+      <w:proofErr w:type="spellStart"/>
+      <w:r>
+        <w:rPr>
+          <w:rFonts w:ascii="Arial" w:eastAsia="Arial" w:hAnsi="Arial" w:cs="Arial"/>
+          <w:b/>
+          <w:bCs/>
+        </w:rPr>
+        <w:t>Cual</w:t>
+      </w:r>
+      <w:proofErr w:type="spellEnd"/>
+      <w:r>
+        <w:rPr>
+          <w:rFonts w:ascii="Arial" w:eastAsia="Arial" w:hAnsi="Arial" w:cs="Arial"/>
+          <w:b/>
+          <w:bCs/>
+        </w:rPr>
+        <w:t xml:space="preserve"> es tu nombre y matrícula?” </w:t>
+      </w:r>
+    </w:p>
+    <w:p>
+      <w:pPr>
+        <w:pStyle w:val="ListParagraph"/>
+        <w:ind w:left="1440"/>
+        <w:rPr>
+          <w:rFonts w:ascii="Arial" w:eastAsia="Arial" w:hAnsi="Arial" w:cs="Arial"/>
+          <w:b/>
+          <w:bCs/>
+        </w:rPr>
+      </w:pPr>
+      <w:proofErr w:type="spellStart"/>
+      <w:r>
+        <w:rPr>
+          <w:rFonts w:ascii="Arial" w:eastAsia="Arial" w:hAnsi="Arial" w:cs="Arial"/>
+          <w:b/>
+          <w:bCs/>
+        </w:rPr>
+        <w:t>read</w:t>
+      </w:r>
+      <w:proofErr w:type="spellEnd"/>
+      <w:r>
+        <w:rPr>
+          <w:rFonts w:ascii="Arial" w:eastAsia="Arial" w:hAnsi="Arial" w:cs="Arial"/>
+          <w:b/>
+          <w:bCs/>
+        </w:rPr>
+        <w:t xml:space="preserve"> nombre matricula</w:t>
+      </w:r>
+    </w:p>
+    <w:p>
+      <w:pPr>
+        <w:rPr>
+          <w:rFonts w:ascii="Arial" w:eastAsia="Arial" w:hAnsi="Arial" w:cs="Arial"/>
+        </w:rPr>
+      </w:pPr>
+    </w:p>
+    <w:p>
+      <w:pPr>
+        <w:rPr>
+          <w:rFonts w:ascii="Arial" w:eastAsia="Arial" w:hAnsi="Arial" w:cs="Arial"/>
+        </w:rPr>
+      </w:pPr>
+    </w:p>
+    <w:p>
+      <w:pPr>
+        <w:rPr>
+          <w:rFonts w:ascii="Arial" w:eastAsia="Arial" w:hAnsi="Arial" w:cs="Arial"/>
+        </w:rPr>
+      </w:pPr>
+    </w:p>
+    <w:p>
+      <w:pPr>
+        <w:rPr>
+          <w:rFonts w:ascii="Arial" w:eastAsia="Arial" w:hAnsi="Arial" w:cs="Arial"/>
+        </w:rPr>
+      </w:pPr>
+    </w:p>
+    <w:p>
+      <w:pPr>
+        <w:rPr>
+          <w:rFonts w:ascii="Arial" w:eastAsia="Arial" w:hAnsi="Arial" w:cs="Arial"/>
+          <w:b/>
+          <w:bCs/>
+        </w:rPr>
+      </w:pPr>
+      <w:r>
+        <w:rPr>
+          <w:rFonts w:ascii="Arial" w:eastAsia="Arial" w:hAnsi="Arial" w:cs="Arial"/>
+          <w:b/>
+          <w:bCs/>
+        </w:rPr>
+        <w:lastRenderedPageBreak/>
+        <w:t>Asignación directa de valores a variables</w:t>
+      </w:r>
+    </w:p>
+    <w:p>
+      <w:pPr>
+        <w:rPr>
+          <w:rFonts w:ascii="Arial" w:eastAsia="Arial" w:hAnsi="Arial" w:cs="Arial"/>
+        </w:rPr>
+      </w:pPr>
+      <w:r>
+        <w:rPr>
+          <w:rFonts w:ascii="Arial" w:eastAsia="Arial" w:hAnsi="Arial" w:cs="Arial"/>
+        </w:rPr>
+        <w:t>Para darle un valor a una variable simplemente se escribe el nombre de la variable sin espacios, seguido del signo de igual y enseguida el valor. La sintaxis es la siguiente:</w:t>
+      </w:r>
+    </w:p>
+    <w:p>
+      <w:pPr>
+        <w:rPr>
+          <w:rFonts w:ascii="Arial" w:eastAsia="Arial" w:hAnsi="Arial" w:cs="Arial"/>
+          <w:b/>
+          <w:bCs/>
+        </w:rPr>
+      </w:pPr>
+      <w:r>
+        <w:rPr>
+          <w:rFonts w:ascii="Arial" w:eastAsia="Arial" w:hAnsi="Arial" w:cs="Arial"/>
+          <w:b/>
+          <w:bCs/>
+        </w:rPr>
+        <w:t>nombre-variable=valor</w:t>
+      </w:r>
+    </w:p>
+    <w:p>
+      <w:pPr>
+        <w:rPr>
+          <w:rFonts w:ascii="Arial" w:eastAsia="Arial" w:hAnsi="Arial" w:cs="Arial"/>
+        </w:rPr>
+      </w:pPr>
+      <w:r>
+        <w:rPr>
+          <w:rFonts w:ascii="Arial" w:eastAsia="Arial" w:hAnsi="Arial" w:cs="Arial"/>
+        </w:rPr>
+        <w:t>Nota: Cuando el valor de la variable es más de una palabra debe ir entrecomillado.</w:t>
+      </w:r>
+    </w:p>
+    <w:p>
+      <w:pPr>
+        <w:rPr>
+          <w:rFonts w:ascii="Arial" w:eastAsia="Arial" w:hAnsi="Arial" w:cs="Arial"/>
+        </w:rPr>
+      </w:pPr>
+      <w:r>
+        <w:rPr>
+          <w:rFonts w:ascii="Arial" w:eastAsia="Arial" w:hAnsi="Arial" w:cs="Arial"/>
+          <w:b/>
+          <w:bCs/>
+        </w:rPr>
+        <w:t>Ejemplos</w:t>
+      </w:r>
+      <w:r>
+        <w:rPr>
+          <w:rFonts w:ascii="Arial" w:eastAsia="Arial" w:hAnsi="Arial" w:cs="Arial"/>
+        </w:rPr>
+        <w:t xml:space="preserve">: </w:t>
+      </w:r>
+    </w:p>
+    <w:p>
+      <w:pPr>
+        <w:rPr>
+          <w:rFonts w:ascii="Arial" w:eastAsia="Arial" w:hAnsi="Arial" w:cs="Arial"/>
+        </w:rPr>
+      </w:pPr>
+      <w:r>
+        <w:rPr>
+          <w:rFonts w:ascii="Arial" w:eastAsia="Arial" w:hAnsi="Arial" w:cs="Arial"/>
+        </w:rPr>
+        <w:t xml:space="preserve">Ciudad: Tijuana </w:t>
+      </w:r>
+    </w:p>
+    <w:p>
+      <w:pPr>
+        <w:rPr>
+          <w:rFonts w:ascii="Arial" w:eastAsia="Arial" w:hAnsi="Arial" w:cs="Arial"/>
+        </w:rPr>
+      </w:pPr>
+      <w:r>
+        <w:rPr>
+          <w:rFonts w:ascii="Arial" w:eastAsia="Arial" w:hAnsi="Arial" w:cs="Arial"/>
+        </w:rPr>
+        <w:t xml:space="preserve">domicilio= “Calzada </w:t>
+      </w:r>
+      <w:proofErr w:type="spellStart"/>
+      <w:r>
+        <w:rPr>
+          <w:rFonts w:ascii="Arial" w:eastAsia="Arial" w:hAnsi="Arial" w:cs="Arial"/>
+        </w:rPr>
+        <w:t>Tecnologico</w:t>
+      </w:r>
+      <w:proofErr w:type="spellEnd"/>
+      <w:r>
+        <w:rPr>
+          <w:rFonts w:ascii="Arial" w:eastAsia="Arial" w:hAnsi="Arial" w:cs="Arial"/>
+        </w:rPr>
+        <w:t xml:space="preserve">” </w:t>
+      </w:r>
+    </w:p>
+    <w:p>
+      <w:pPr>
+        <w:rPr>
+          <w:rFonts w:ascii="Arial" w:eastAsia="Arial" w:hAnsi="Arial" w:cs="Arial"/>
+        </w:rPr>
+      </w:pPr>
+      <w:r>
+        <w:rPr>
+          <w:rFonts w:ascii="Arial" w:eastAsia="Arial" w:hAnsi="Arial" w:cs="Arial"/>
+        </w:rPr>
+        <w:t>edad=26</w:t>
+      </w:r>
+    </w:p>
+    <w:p>
+      <w:pPr>
+        <w:rPr>
+          <w:rFonts w:ascii="Arial" w:eastAsia="Arial" w:hAnsi="Arial" w:cs="Arial"/>
+          <w:b/>
+          <w:bCs/>
+        </w:rPr>
+      </w:pPr>
+      <w:r>
+        <w:rPr>
+          <w:rFonts w:ascii="Arial" w:eastAsia="Arial" w:hAnsi="Arial" w:cs="Arial"/>
+          <w:b/>
+          <w:bCs/>
+        </w:rPr>
+        <w:t>Variables Posicionales (argumentos de la línea de comando)</w:t>
+      </w:r>
+    </w:p>
+    <w:p>
+      <w:pPr>
+        <w:rPr>
+          <w:rFonts w:ascii="Arial" w:eastAsia="Arial" w:hAnsi="Arial" w:cs="Arial"/>
+        </w:rPr>
+      </w:pPr>
+      <w:r>
+        <w:rPr>
+          <w:rFonts w:ascii="Arial" w:eastAsia="Arial" w:hAnsi="Arial" w:cs="Arial"/>
+        </w:rPr>
+        <w:t xml:space="preserve">Cuando al ejecutar un comando se indican parámetros, estos se almacenan en un arreglo de caracteres el cual se le llama </w:t>
+      </w:r>
+      <w:r>
+        <w:rPr>
+          <w:rFonts w:ascii="Arial" w:eastAsia="Arial" w:hAnsi="Arial" w:cs="Arial"/>
+          <w:b/>
+          <w:bCs/>
+        </w:rPr>
+        <w:t>variables posicionales</w:t>
+      </w:r>
+      <w:r>
+        <w:rPr>
+          <w:rFonts w:ascii="Arial" w:eastAsia="Arial" w:hAnsi="Arial" w:cs="Arial"/>
+        </w:rPr>
+        <w:t>. La variable 0 es el nombre el programa, la 1 corresponde al primer argumento, la 2 al segundo y así sucesivamente. En la siguiente línea de comando</w:t>
+      </w:r>
+    </w:p>
+    <w:p>
+      <w:pPr>
+        <w:ind w:firstLine="708"/>
+        <w:rPr>
+          <w:rFonts w:ascii="Arial" w:eastAsia="Arial" w:hAnsi="Arial" w:cs="Arial"/>
+        </w:rPr>
+      </w:pPr>
+      <w:r>
+        <w:rPr>
+          <w:rFonts w:ascii="Arial" w:eastAsia="Arial" w:hAnsi="Arial" w:cs="Arial"/>
+          <w:b/>
+          <w:bCs/>
+        </w:rPr>
+        <w:t>$ agenda</w:t>
+      </w:r>
+      <w:r>
+        <w:rPr>
+          <w:rFonts w:ascii="Arial" w:eastAsia="Arial" w:hAnsi="Arial" w:cs="Arial"/>
+          <w:b/>
+          <w:bCs/>
+          <w:color w:val="FF0000"/>
+        </w:rPr>
+        <w:t xml:space="preserve"> amigo </w:t>
+      </w:r>
+      <w:r>
+        <w:rPr>
+          <w:rFonts w:ascii="Arial" w:eastAsia="Arial" w:hAnsi="Arial" w:cs="Arial"/>
+          <w:b/>
+          <w:bCs/>
+          <w:color w:val="00B050"/>
+        </w:rPr>
+        <w:t xml:space="preserve">5674 </w:t>
+      </w:r>
+      <w:r>
+        <w:rPr>
+          <w:rFonts w:ascii="Arial" w:eastAsia="Arial" w:hAnsi="Arial" w:cs="Arial"/>
+          <w:b/>
+          <w:bCs/>
+          <w:color w:val="FFFF00"/>
+        </w:rPr>
+        <w:t>Tecate</w:t>
+      </w:r>
+    </w:p>
+    <w:p>
+      <w:pPr>
+        <w:rPr>
+          <w:rFonts w:ascii="Arial" w:eastAsia="Arial" w:hAnsi="Arial" w:cs="Arial"/>
+        </w:rPr>
+      </w:pPr>
+    </w:p>
+    <w:p>
+      <w:pPr>
+        <w:rPr>
+          <w:rFonts w:ascii="Arial" w:eastAsia="Arial" w:hAnsi="Arial" w:cs="Arial"/>
+        </w:rPr>
+      </w:pPr>
+      <w:r>
+        <w:rPr>
+          <w:rFonts w:ascii="Arial" w:eastAsia="Arial" w:hAnsi="Arial" w:cs="Arial"/>
+        </w:rPr>
+        <w:t xml:space="preserve">La variable posicional 0 contiene el nombre del script: </w:t>
+      </w:r>
+      <w:r>
+        <w:rPr>
+          <w:rFonts w:ascii="Arial" w:eastAsia="Arial" w:hAnsi="Arial" w:cs="Arial"/>
+          <w:b/>
+          <w:bCs/>
+        </w:rPr>
+        <w:t>agenda</w:t>
+      </w:r>
+      <w:r>
+        <w:rPr>
+          <w:rFonts w:ascii="Arial" w:eastAsia="Arial" w:hAnsi="Arial" w:cs="Arial"/>
+        </w:rPr>
+        <w:t xml:space="preserve"> </w:t>
+      </w:r>
+    </w:p>
+    <w:p>
+      <w:pPr>
+        <w:rPr>
+          <w:rFonts w:ascii="Arial" w:eastAsia="Arial" w:hAnsi="Arial" w:cs="Arial"/>
+        </w:rPr>
+      </w:pPr>
+      <w:r>
+        <w:rPr>
+          <w:rFonts w:ascii="Arial" w:eastAsia="Arial" w:hAnsi="Arial" w:cs="Arial"/>
+        </w:rPr>
+        <w:t xml:space="preserve">La variable posicional 1 contiene el primer parámetro escrito: </w:t>
+      </w:r>
+      <w:r>
+        <w:rPr>
+          <w:rFonts w:ascii="Arial" w:eastAsia="Arial" w:hAnsi="Arial" w:cs="Arial"/>
+          <w:b/>
+          <w:bCs/>
+          <w:color w:val="FF0000"/>
+        </w:rPr>
+        <w:t>amigo</w:t>
+      </w:r>
+    </w:p>
+    <w:p>
+      <w:pPr>
+        <w:rPr>
+          <w:rFonts w:ascii="Arial" w:eastAsia="Arial" w:hAnsi="Arial" w:cs="Arial"/>
+        </w:rPr>
+      </w:pPr>
+      <w:r>
+        <w:rPr>
+          <w:rFonts w:ascii="Arial" w:eastAsia="Arial" w:hAnsi="Arial" w:cs="Arial"/>
+        </w:rPr>
+        <w:t xml:space="preserve">La variable posicional 2 contiene el segundo parámetro escrito: </w:t>
+      </w:r>
+      <w:r>
+        <w:rPr>
+          <w:rFonts w:ascii="Arial" w:eastAsia="Arial" w:hAnsi="Arial" w:cs="Arial"/>
+          <w:b/>
+          <w:bCs/>
+          <w:color w:val="00B050"/>
+        </w:rPr>
+        <w:t>5674</w:t>
+      </w:r>
+    </w:p>
+    <w:p>
+      <w:pPr>
+        <w:rPr>
+          <w:rFonts w:ascii="Arial" w:eastAsia="Arial" w:hAnsi="Arial" w:cs="Arial"/>
+          <w:b/>
+          <w:bCs/>
+          <w:color w:val="FFFF00"/>
+        </w:rPr>
+      </w:pPr>
+      <w:r>
+        <w:rPr>
+          <w:rFonts w:ascii="Arial" w:eastAsia="Arial" w:hAnsi="Arial" w:cs="Arial"/>
+        </w:rPr>
+        <w:t xml:space="preserve">La variable posicional 3 contiene el tercer parámetro escrito: </w:t>
+      </w:r>
+      <w:r>
+        <w:rPr>
+          <w:rFonts w:ascii="Arial" w:eastAsia="Arial" w:hAnsi="Arial" w:cs="Arial"/>
+          <w:b/>
+          <w:bCs/>
+          <w:color w:val="FFFF00"/>
+        </w:rPr>
+        <w:t>Tecate</w:t>
+      </w:r>
+    </w:p>
+    <w:p>
+      <w:pPr>
+        <w:rPr>
+          <w:rFonts w:ascii="Arial" w:eastAsia="Arial" w:hAnsi="Arial" w:cs="Arial"/>
+          <w:b/>
+          <w:bCs/>
+          <w:color w:val="FFFF00"/>
+        </w:rPr>
+      </w:pPr>
+    </w:p>
+    <w:p>
+      <w:pPr>
+        <w:rPr>
+          <w:rFonts w:ascii="Arial" w:eastAsia="Arial" w:hAnsi="Arial" w:cs="Arial"/>
+          <w:b/>
+          <w:bCs/>
+        </w:rPr>
+      </w:pPr>
+      <w:r>
+        <w:rPr>
+          <w:rFonts w:ascii="Arial" w:eastAsia="Arial" w:hAnsi="Arial" w:cs="Arial"/>
+          <w:b/>
+          <w:bCs/>
+        </w:rPr>
+        <w:t xml:space="preserve">Acceso a las </w:t>
+      </w:r>
+      <w:r>
+        <w:rPr>
+          <w:rFonts w:ascii="Arial" w:eastAsia="Arial" w:hAnsi="Arial" w:cs="Arial"/>
+          <w:b/>
+          <w:bCs/>
+        </w:rPr>
+        <w:t>variables</w:t>
+      </w:r>
+      <w:r>
+        <w:rPr>
+          <w:rFonts w:ascii="Arial" w:eastAsia="Arial" w:hAnsi="Arial" w:cs="Arial"/>
+          <w:b/>
+          <w:bCs/>
+        </w:rPr>
+        <w:t xml:space="preserve"> posicionales. </w:t>
+      </w:r>
+    </w:p>
+    <w:p>
+      <w:pPr>
+        <w:rPr>
+          <w:rFonts w:ascii="Arial" w:eastAsia="Arial" w:hAnsi="Arial" w:cs="Arial"/>
+        </w:rPr>
+      </w:pPr>
+      <w:r>
+        <w:rPr>
+          <w:rFonts w:ascii="Arial" w:eastAsia="Arial" w:hAnsi="Arial" w:cs="Arial"/>
+        </w:rPr>
+        <w:t xml:space="preserve">echo "El script en </w:t>
+      </w:r>
+      <w:proofErr w:type="spellStart"/>
+      <w:r>
+        <w:rPr>
+          <w:rFonts w:ascii="Arial" w:eastAsia="Arial" w:hAnsi="Arial" w:cs="Arial"/>
+        </w:rPr>
+        <w:t>ejecucion</w:t>
+      </w:r>
+      <w:proofErr w:type="spellEnd"/>
+      <w:r>
+        <w:rPr>
+          <w:rFonts w:ascii="Arial" w:eastAsia="Arial" w:hAnsi="Arial" w:cs="Arial"/>
+        </w:rPr>
+        <w:t xml:space="preserve"> es $0" </w:t>
+      </w:r>
+    </w:p>
+    <w:p>
+      <w:pPr>
+        <w:rPr>
+          <w:rFonts w:ascii="Arial" w:eastAsia="Arial" w:hAnsi="Arial" w:cs="Arial"/>
+        </w:rPr>
+      </w:pPr>
+      <w:r>
+        <w:rPr>
+          <w:rFonts w:ascii="Arial" w:eastAsia="Arial" w:hAnsi="Arial" w:cs="Arial"/>
+        </w:rPr>
+        <w:t>echo "Hola $1"</w:t>
+      </w:r>
+    </w:p>
+    <w:p>
+      <w:pPr>
+        <w:rPr>
+          <w:rFonts w:ascii="Arial" w:eastAsia="Arial" w:hAnsi="Arial" w:cs="Arial"/>
+          <w:b/>
+          <w:bCs/>
+        </w:rPr>
+      </w:pPr>
+      <w:r>
+        <w:rPr>
+          <w:rFonts w:ascii="Arial" w:eastAsia="Arial" w:hAnsi="Arial" w:cs="Arial"/>
+          <w:b/>
+          <w:bCs/>
+        </w:rPr>
+        <w:t>Variables Predeterminadas</w:t>
+      </w:r>
+    </w:p>
+    <w:p>
+      <w:pPr>
+        <w:rPr>
+          <w:rFonts w:ascii="Arial" w:eastAsia="Arial" w:hAnsi="Arial" w:cs="Arial"/>
+        </w:rPr>
+      </w:pPr>
+      <w:r>
+        <w:rPr>
+          <w:rFonts w:ascii="Arial" w:eastAsia="Arial" w:hAnsi="Arial" w:cs="Arial"/>
+        </w:rPr>
+        <w:t>$# :</w:t>
+      </w:r>
+      <w:proofErr w:type="spellStart"/>
+      <w:r>
+        <w:rPr>
+          <w:rFonts w:ascii="Arial" w:eastAsia="Arial" w:hAnsi="Arial" w:cs="Arial"/>
+        </w:rPr>
+        <w:t>num</w:t>
+      </w:r>
+      <w:proofErr w:type="spellEnd"/>
+      <w:r>
+        <w:rPr>
+          <w:rFonts w:ascii="Arial" w:eastAsia="Arial" w:hAnsi="Arial" w:cs="Arial"/>
+        </w:rPr>
+        <w:t xml:space="preserve">. de argumentos </w:t>
+      </w:r>
+    </w:p>
+    <w:p>
+      <w:pPr>
+        <w:rPr>
+          <w:rFonts w:ascii="Arial" w:eastAsia="Arial" w:hAnsi="Arial" w:cs="Arial"/>
+        </w:rPr>
+      </w:pPr>
+      <w:r>
+        <w:rPr>
+          <w:rFonts w:ascii="Arial" w:eastAsia="Arial" w:hAnsi="Arial" w:cs="Arial"/>
+        </w:rPr>
+        <w:t xml:space="preserve">$* :todos los </w:t>
+      </w:r>
+      <w:proofErr w:type="spellStart"/>
+      <w:r>
+        <w:rPr>
+          <w:rFonts w:ascii="Arial" w:eastAsia="Arial" w:hAnsi="Arial" w:cs="Arial"/>
+        </w:rPr>
+        <w:t>arg</w:t>
+      </w:r>
+      <w:proofErr w:type="spellEnd"/>
+      <w:r>
+        <w:rPr>
+          <w:rFonts w:ascii="Arial" w:eastAsia="Arial" w:hAnsi="Arial" w:cs="Arial"/>
+        </w:rPr>
+        <w:t xml:space="preserve"> de la </w:t>
+      </w:r>
+      <w:proofErr w:type="spellStart"/>
+      <w:r>
+        <w:rPr>
+          <w:rFonts w:ascii="Arial" w:eastAsia="Arial" w:hAnsi="Arial" w:cs="Arial"/>
+        </w:rPr>
+        <w:t>shell</w:t>
+      </w:r>
+      <w:proofErr w:type="spellEnd"/>
+      <w:r>
+        <w:rPr>
+          <w:rFonts w:ascii="Arial" w:eastAsia="Arial" w:hAnsi="Arial" w:cs="Arial"/>
+        </w:rPr>
+        <w:t xml:space="preserve"> </w:t>
+      </w:r>
+    </w:p>
+    <w:p>
+      <w:pPr>
+        <w:rPr>
+          <w:rFonts w:ascii="Arial" w:eastAsia="Arial" w:hAnsi="Arial" w:cs="Arial"/>
+        </w:rPr>
+      </w:pPr>
+      <w:r>
+        <w:rPr>
+          <w:rFonts w:ascii="Arial" w:eastAsia="Arial" w:hAnsi="Arial" w:cs="Arial"/>
+        </w:rPr>
+        <w:t xml:space="preserve">$$ :PID de la Shell </w:t>
+      </w:r>
+    </w:p>
+    <w:p>
+      <w:pPr>
+        <w:rPr>
+          <w:rFonts w:ascii="Arial" w:eastAsia="Arial" w:hAnsi="Arial" w:cs="Arial"/>
+        </w:rPr>
+      </w:pPr>
+      <w:r>
+        <w:rPr>
+          <w:rFonts w:ascii="Arial" w:eastAsia="Arial" w:hAnsi="Arial" w:cs="Arial"/>
+        </w:rPr>
+        <w:t xml:space="preserve">$HOME </w:t>
+      </w:r>
+    </w:p>
+    <w:p>
+      <w:pPr>
+        <w:rPr>
+          <w:rFonts w:ascii="Arial" w:eastAsia="Arial" w:hAnsi="Arial" w:cs="Arial"/>
+        </w:rPr>
+      </w:pPr>
+      <w:r>
+        <w:rPr>
+          <w:rFonts w:ascii="Arial" w:eastAsia="Arial" w:hAnsi="Arial" w:cs="Arial"/>
+        </w:rPr>
+        <w:lastRenderedPageBreak/>
+        <w:t>$PATH</w:t>
+      </w:r>
+    </w:p>
+    <w:p>
+      <w:pPr>
+        <w:rPr>
+          <w:rFonts w:ascii="Arial" w:eastAsia="Arial" w:hAnsi="Arial" w:cs="Arial"/>
+        </w:rPr>
+      </w:pPr>
+      <w:r>
+        <w:rPr>
+          <w:rFonts w:ascii="Arial" w:eastAsia="Arial" w:hAnsi="Arial" w:cs="Arial"/>
+          <w:b/>
+          <w:bCs/>
+        </w:rPr>
+        <w:t>Sustitución de comando</w:t>
+      </w:r>
+      <w:r>
+        <w:rPr>
+          <w:rFonts w:ascii="Arial" w:eastAsia="Arial" w:hAnsi="Arial" w:cs="Arial"/>
+        </w:rPr>
+        <w:t xml:space="preserve"> </w:t>
+      </w:r>
+    </w:p>
+    <w:p>
+      <w:pPr>
+        <w:rPr>
+          <w:rFonts w:ascii="Arial" w:eastAsia="Arial" w:hAnsi="Arial" w:cs="Arial"/>
+        </w:rPr>
+      </w:pPr>
+      <w:r>
+        <w:rPr>
+          <w:rFonts w:ascii="Arial" w:eastAsia="Arial" w:hAnsi="Arial" w:cs="Arial"/>
+        </w:rPr>
+        <w:t xml:space="preserve">La comilla invertida ` indica al </w:t>
+      </w:r>
+      <w:proofErr w:type="spellStart"/>
+      <w:r>
+        <w:rPr>
+          <w:rFonts w:ascii="Arial" w:eastAsia="Arial" w:hAnsi="Arial" w:cs="Arial"/>
+        </w:rPr>
+        <w:t>shell</w:t>
+      </w:r>
+      <w:proofErr w:type="spellEnd"/>
+      <w:r>
+        <w:rPr>
+          <w:rFonts w:ascii="Arial" w:eastAsia="Arial" w:hAnsi="Arial" w:cs="Arial"/>
+        </w:rPr>
+        <w:t xml:space="preserve"> que la cadena entrecomillada es un comando a ejecutarse, por ejemplo, en el siguiente script la variable fecha toma el valor que resulta de ejecutar el comando date, lo que se conoce como sustitución de comando.</w:t>
+      </w:r>
+    </w:p>
+    <w:p>
+      <w:pPr>
+        <w:rPr>
+          <w:rFonts w:ascii="Arial" w:eastAsia="Arial" w:hAnsi="Arial" w:cs="Arial"/>
+          <w:b/>
+          <w:bCs/>
+        </w:rPr>
+      </w:pPr>
+      <w:r>
+        <w:rPr>
+          <w:rFonts w:ascii="Arial" w:eastAsia="Arial" w:hAnsi="Arial" w:cs="Arial"/>
+          <w:b/>
+          <w:bCs/>
+        </w:rPr>
+        <w:t xml:space="preserve"># Ejemplo de sustitución de comando. </w:t>
+      </w:r>
+    </w:p>
+    <w:p>
+      <w:pPr>
+        <w:rPr>
+          <w:rFonts w:ascii="Arial" w:eastAsia="Arial" w:hAnsi="Arial" w:cs="Arial"/>
+          <w:b/>
+          <w:bCs/>
+        </w:rPr>
+      </w:pPr>
+      <w:proofErr w:type="spellStart"/>
+      <w:r>
+        <w:rPr>
+          <w:rFonts w:ascii="Arial" w:eastAsia="Arial" w:hAnsi="Arial" w:cs="Arial"/>
+          <w:b/>
+          <w:bCs/>
+        </w:rPr>
+        <w:t>clear</w:t>
+      </w:r>
+      <w:proofErr w:type="spellEnd"/>
+      <w:r>
+        <w:rPr>
+          <w:rFonts w:ascii="Arial" w:eastAsia="Arial" w:hAnsi="Arial" w:cs="Arial"/>
+          <w:b/>
+          <w:bCs/>
+        </w:rPr>
+        <w:t xml:space="preserve"> </w:t>
+      </w:r>
+    </w:p>
+    <w:p>
+      <w:pPr>
+        <w:rPr>
+          <w:rFonts w:ascii="Arial" w:eastAsia="Arial" w:hAnsi="Arial" w:cs="Arial"/>
+          <w:b/>
+          <w:bCs/>
+        </w:rPr>
+      </w:pPr>
+      <w:r>
+        <w:rPr>
+          <w:rFonts w:ascii="Arial" w:eastAsia="Arial" w:hAnsi="Arial" w:cs="Arial"/>
+          <w:b/>
+          <w:bCs/>
+        </w:rPr>
+        <w:t>actual=`</w:t>
+      </w:r>
+      <w:proofErr w:type="spellStart"/>
+      <w:r>
+        <w:rPr>
+          <w:rFonts w:ascii="Arial" w:eastAsia="Arial" w:hAnsi="Arial" w:cs="Arial"/>
+          <w:b/>
+          <w:bCs/>
+        </w:rPr>
+        <w:t>pwd</w:t>
+      </w:r>
+      <w:proofErr w:type="spellEnd"/>
+      <w:r>
+        <w:rPr>
+          <w:rFonts w:ascii="Arial" w:eastAsia="Arial" w:hAnsi="Arial" w:cs="Arial"/>
+          <w:b/>
+          <w:bCs/>
+        </w:rPr>
+        <w:t xml:space="preserve">` </w:t>
+      </w:r>
+    </w:p>
+    <w:p>
+      <w:pPr>
+        <w:rPr>
+          <w:rFonts w:ascii="Arial" w:eastAsia="Arial" w:hAnsi="Arial" w:cs="Arial"/>
+          <w:b/>
+          <w:bCs/>
+        </w:rPr>
+      </w:pPr>
+      <w:r>
+        <w:rPr>
+          <w:rFonts w:ascii="Arial" w:eastAsia="Arial" w:hAnsi="Arial" w:cs="Arial"/>
+          <w:b/>
+          <w:bCs/>
+        </w:rPr>
+        <w:t>echo " El directorio actual es $actual"</w:t>
+      </w:r>
+    </w:p>
+    <w:p>
+      <w:pPr>
+        <w:rPr>
+          <w:rFonts w:ascii="Arial" w:eastAsia="Arial" w:hAnsi="Arial" w:cs="Arial"/>
+          <w:b/>
+          <w:bCs/>
+        </w:rPr>
+      </w:pPr>
+      <w:r>
+        <w:rPr>
+          <w:rFonts w:ascii="Arial" w:eastAsia="Arial" w:hAnsi="Arial" w:cs="Arial"/>
+          <w:b/>
+          <w:bCs/>
+        </w:rPr>
+        <w:t>Caracteres especiales dentro de los scripts</w:t>
+      </w:r>
+    </w:p>
+    <w:p>
+      <w:pPr>
+        <w:rPr>
+          <w:rFonts w:ascii="Arial" w:eastAsia="Arial" w:hAnsi="Arial" w:cs="Arial"/>
+        </w:rPr>
+      </w:pPr>
+      <w:r>
+        <w:rPr>
+          <w:rFonts w:ascii="Arial" w:eastAsia="Arial" w:hAnsi="Arial" w:cs="Arial"/>
+        </w:rPr>
+        <w:t xml:space="preserve">Los siguientes símbolos son considerados caracteres especiales dentro de los scripts para poderlos usarlos dentro en el comando echo, es necesario anteponerles la diagonal invertida o </w:t>
+      </w:r>
+      <w:proofErr w:type="spellStart"/>
+      <w:r>
+        <w:rPr>
+          <w:rFonts w:ascii="Arial" w:eastAsia="Arial" w:hAnsi="Arial" w:cs="Arial"/>
+        </w:rPr>
+        <w:t>backslash</w:t>
+      </w:r>
+      <w:proofErr w:type="spellEnd"/>
+      <w:r>
+        <w:rPr>
+          <w:rFonts w:ascii="Arial" w:eastAsia="Arial" w:hAnsi="Arial" w:cs="Arial"/>
+        </w:rPr>
+        <w:t xml:space="preserve"> [\]. </w:t>
+      </w:r>
+    </w:p>
+    <w:p>
+      <w:pPr>
+        <w:pStyle w:val="ListParagraph"/>
+        <w:numPr>
+          <w:ilvl w:val="0"/>
+          <w:numId w:val="10"/>
+        </w:numPr>
+        <w:rPr>
+          <w:rFonts w:ascii="Arial" w:eastAsia="Arial" w:hAnsi="Arial" w:cs="Arial"/>
+        </w:rPr>
+      </w:pPr>
+      <w:r>
+        <w:rPr>
+          <w:rFonts w:ascii="Arial" w:eastAsia="Arial" w:hAnsi="Arial" w:cs="Arial"/>
+        </w:rPr>
+        <w:t xml:space="preserve">$ Hace referencia al contenido de una variable. </w:t>
+      </w:r>
+    </w:p>
+    <w:p>
+      <w:pPr>
+        <w:pStyle w:val="ListParagraph"/>
+        <w:numPr>
+          <w:ilvl w:val="0"/>
+          <w:numId w:val="10"/>
+        </w:numPr>
+        <w:rPr>
+          <w:rFonts w:ascii="Arial" w:eastAsia="Arial" w:hAnsi="Arial" w:cs="Arial"/>
+        </w:rPr>
+      </w:pPr>
+      <w:r>
+        <w:rPr>
+          <w:rFonts w:ascii="Arial" w:eastAsia="Arial" w:hAnsi="Arial" w:cs="Arial"/>
+        </w:rPr>
+        <w:t xml:space="preserve">| Entubamiento. </w:t>
+      </w:r>
+    </w:p>
+    <w:p>
+      <w:pPr>
+        <w:pStyle w:val="ListParagraph"/>
+        <w:numPr>
+          <w:ilvl w:val="0"/>
+          <w:numId w:val="10"/>
+        </w:numPr>
+        <w:rPr>
+          <w:rFonts w:ascii="Arial" w:eastAsia="Arial" w:hAnsi="Arial" w:cs="Arial"/>
+        </w:rPr>
+      </w:pPr>
+      <w:r>
+        <w:rPr>
+          <w:rFonts w:ascii="Arial" w:eastAsia="Arial" w:hAnsi="Arial" w:cs="Arial"/>
+        </w:rPr>
+        <w:t xml:space="preserve"># Comentario </w:t>
+      </w:r>
+    </w:p>
+    <w:p>
+      <w:pPr>
+        <w:pStyle w:val="ListParagraph"/>
+        <w:numPr>
+          <w:ilvl w:val="0"/>
+          <w:numId w:val="10"/>
+        </w:numPr>
+        <w:rPr>
+          <w:rFonts w:ascii="Arial" w:eastAsia="Arial" w:hAnsi="Arial" w:cs="Arial"/>
+        </w:rPr>
+      </w:pPr>
+      <w:r>
+        <w:rPr>
+          <w:rFonts w:ascii="Arial" w:eastAsia="Arial" w:hAnsi="Arial" w:cs="Arial"/>
+        </w:rPr>
+        <w:t xml:space="preserve">&amp; Ejecución de un proceso en el </w:t>
+      </w:r>
+      <w:proofErr w:type="spellStart"/>
+      <w:r>
+        <w:rPr>
+          <w:rFonts w:ascii="Arial" w:eastAsia="Arial" w:hAnsi="Arial" w:cs="Arial"/>
+        </w:rPr>
+        <w:t>background</w:t>
+      </w:r>
+      <w:proofErr w:type="spellEnd"/>
+      <w:r>
+        <w:rPr>
+          <w:rFonts w:ascii="Arial" w:eastAsia="Arial" w:hAnsi="Arial" w:cs="Arial"/>
+        </w:rPr>
+        <w:t xml:space="preserve">. </w:t>
+      </w:r>
+    </w:p>
+    <w:p>
+      <w:pPr>
+        <w:pStyle w:val="ListParagraph"/>
+        <w:numPr>
+          <w:ilvl w:val="0"/>
+          <w:numId w:val="10"/>
+        </w:numPr>
+        <w:rPr>
+          <w:rFonts w:ascii="Arial" w:eastAsia="Arial" w:hAnsi="Arial" w:cs="Arial"/>
+        </w:rPr>
+      </w:pPr>
+      <w:r>
+        <w:rPr>
+          <w:rFonts w:ascii="Arial" w:eastAsia="Arial" w:hAnsi="Arial" w:cs="Arial"/>
+        </w:rPr>
+        <w:t xml:space="preserve">? Comodín para un solo </w:t>
+      </w:r>
+      <w:proofErr w:type="spellStart"/>
+      <w:r>
+        <w:rPr>
+          <w:rFonts w:ascii="Arial" w:eastAsia="Arial" w:hAnsi="Arial" w:cs="Arial"/>
+        </w:rPr>
+        <w:t>caracter</w:t>
+      </w:r>
+      <w:proofErr w:type="spellEnd"/>
+      <w:r>
+        <w:rPr>
+          <w:rFonts w:ascii="Arial" w:eastAsia="Arial" w:hAnsi="Arial" w:cs="Arial"/>
+        </w:rPr>
+        <w:t xml:space="preserve">. </w:t>
+      </w:r>
+    </w:p>
+    <w:p>
+      <w:pPr>
+        <w:pStyle w:val="ListParagraph"/>
+        <w:numPr>
+          <w:ilvl w:val="0"/>
+          <w:numId w:val="10"/>
+        </w:numPr>
+        <w:rPr>
+          <w:rFonts w:ascii="Arial" w:eastAsia="Arial" w:hAnsi="Arial" w:cs="Arial"/>
+        </w:rPr>
+      </w:pPr>
+      <w:r>
+        <w:rPr>
+          <w:rFonts w:ascii="Arial" w:eastAsia="Arial" w:hAnsi="Arial" w:cs="Arial"/>
+        </w:rPr>
+        <w:t xml:space="preserve">* Comodín para varios caracteres. </w:t>
+      </w:r>
+    </w:p>
+    <w:p>
+      <w:pPr>
+        <w:pStyle w:val="ListParagraph"/>
+        <w:numPr>
+          <w:ilvl w:val="0"/>
+          <w:numId w:val="10"/>
+        </w:numPr>
+        <w:rPr>
+          <w:rFonts w:ascii="Arial" w:eastAsia="Arial" w:hAnsi="Arial" w:cs="Arial"/>
+        </w:rPr>
+      </w:pPr>
+      <w:r>
+        <w:rPr>
+          <w:rFonts w:ascii="Arial" w:eastAsia="Arial" w:hAnsi="Arial" w:cs="Arial"/>
+        </w:rPr>
+        <w:t xml:space="preserve">&gt; Redireccionamiento de salida. </w:t>
+      </w:r>
+    </w:p>
+    <w:p>
+      <w:pPr>
+        <w:pStyle w:val="ListParagraph"/>
+        <w:numPr>
+          <w:ilvl w:val="0"/>
+          <w:numId w:val="10"/>
+        </w:numPr>
+        <w:rPr>
+          <w:rFonts w:ascii="Arial" w:eastAsia="Arial" w:hAnsi="Arial" w:cs="Arial"/>
+        </w:rPr>
+      </w:pPr>
+      <w:r>
+        <w:rPr>
+          <w:rFonts w:ascii="Arial" w:eastAsia="Arial" w:hAnsi="Arial" w:cs="Arial"/>
+        </w:rPr>
+        <w:t xml:space="preserve">&lt; Redireccionamiento de entrada. </w:t>
+      </w:r>
+    </w:p>
+    <w:p>
+      <w:pPr>
+        <w:pStyle w:val="ListParagraph"/>
+        <w:numPr>
+          <w:ilvl w:val="0"/>
+          <w:numId w:val="10"/>
+        </w:numPr>
+        <w:rPr>
+          <w:rFonts w:ascii="Arial" w:eastAsia="Arial" w:hAnsi="Arial" w:cs="Arial"/>
+        </w:rPr>
+      </w:pPr>
+      <w:r>
+        <w:rPr>
+          <w:rFonts w:ascii="Arial" w:eastAsia="Arial" w:hAnsi="Arial" w:cs="Arial"/>
+        </w:rPr>
+        <w:t xml:space="preserve">` Sustitución de comando. </w:t>
+      </w:r>
+    </w:p>
+    <w:p>
+      <w:pPr>
+        <w:pStyle w:val="ListParagraph"/>
+        <w:numPr>
+          <w:ilvl w:val="0"/>
+          <w:numId w:val="10"/>
+        </w:numPr>
+        <w:rPr>
+          <w:rFonts w:ascii="Arial" w:eastAsia="Arial" w:hAnsi="Arial" w:cs="Arial"/>
+        </w:rPr>
+      </w:pPr>
+      <w:r>
+        <w:rPr>
+          <w:rFonts w:ascii="Arial" w:eastAsia="Arial" w:hAnsi="Arial" w:cs="Arial"/>
+        </w:rPr>
+        <w:t xml:space="preserve">&gt;&gt; Redireccionamiento de salida. </w:t>
+      </w:r>
+    </w:p>
+    <w:p>
+      <w:pPr>
+        <w:pStyle w:val="ListParagraph"/>
+        <w:numPr>
+          <w:ilvl w:val="0"/>
+          <w:numId w:val="10"/>
+        </w:numPr>
+        <w:rPr>
+          <w:rFonts w:ascii="Arial" w:eastAsia="Arial" w:hAnsi="Arial" w:cs="Arial"/>
+        </w:rPr>
+      </w:pPr>
+      <w:r>
+        <w:rPr>
+          <w:rFonts w:ascii="Arial" w:eastAsia="Arial" w:hAnsi="Arial" w:cs="Arial"/>
+        </w:rPr>
+        <w:t xml:space="preserve">[ ] Rango de caracteres. </w:t>
+      </w:r>
+    </w:p>
+    <w:p>
+      <w:pPr>
+        <w:pStyle w:val="ListParagraph"/>
+        <w:numPr>
+          <w:ilvl w:val="0"/>
+          <w:numId w:val="10"/>
+        </w:numPr>
+        <w:rPr>
+          <w:rFonts w:ascii="Arial" w:eastAsia="Arial" w:hAnsi="Arial" w:cs="Arial"/>
+        </w:rPr>
+      </w:pPr>
+      <w:r>
+        <w:rPr>
+          <w:rFonts w:ascii="Arial" w:eastAsia="Arial" w:hAnsi="Arial" w:cs="Arial"/>
+        </w:rPr>
+        <w:t xml:space="preserve">[a-z] Caracteres de a </w:t>
+      </w:r>
+      <w:proofErr w:type="spellStart"/>
+      <w:r>
+        <w:rPr>
+          <w:rFonts w:ascii="Arial" w:eastAsia="Arial" w:hAnsi="Arial" w:cs="Arial"/>
+        </w:rPr>
+        <w:t>a</w:t>
+      </w:r>
+      <w:proofErr w:type="spellEnd"/>
+      <w:r>
+        <w:rPr>
+          <w:rFonts w:ascii="Arial" w:eastAsia="Arial" w:hAnsi="Arial" w:cs="Arial"/>
+        </w:rPr>
+        <w:t xml:space="preserve"> z.</w:t>
+      </w:r>
+    </w:p>
+    <w:p>
+      <w:pPr>
+        <w:rPr>
+          <w:rFonts w:ascii="Arial" w:eastAsia="Arial" w:hAnsi="Arial" w:cs="Arial"/>
+          <w:b/>
+          <w:bCs/>
+        </w:rPr>
+      </w:pPr>
+      <w:r>
+        <w:rPr>
+          <w:rFonts w:ascii="Arial" w:eastAsia="Arial" w:hAnsi="Arial" w:cs="Arial"/>
+          <w:b/>
+          <w:bCs/>
+        </w:rPr>
+        <w:t xml:space="preserve">Aspectos básicos del lenguaje </w:t>
+      </w:r>
+      <w:proofErr w:type="spellStart"/>
+      <w:r>
+        <w:rPr>
+          <w:rFonts w:ascii="Arial" w:eastAsia="Arial" w:hAnsi="Arial" w:cs="Arial"/>
+          <w:b/>
+          <w:bCs/>
+        </w:rPr>
+        <w:t>bash</w:t>
+      </w:r>
+      <w:proofErr w:type="spellEnd"/>
+      <w:r>
+        <w:rPr>
+          <w:rFonts w:ascii="Arial" w:eastAsia="Arial" w:hAnsi="Arial" w:cs="Arial"/>
+          <w:b/>
+          <w:bCs/>
+        </w:rPr>
+        <w:t xml:space="preserve"> </w:t>
+      </w:r>
+    </w:p>
+    <w:p>
+      <w:pPr>
+        <w:rPr>
+          <w:rFonts w:ascii="Arial" w:eastAsia="Arial" w:hAnsi="Arial" w:cs="Arial"/>
+        </w:rPr>
+      </w:pPr>
+      <w:r>
+        <w:rPr>
+          <w:rFonts w:ascii="Arial" w:eastAsia="Arial" w:hAnsi="Arial" w:cs="Arial"/>
+          <w:b/>
+          <w:bCs/>
+        </w:rPr>
+        <w:t xml:space="preserve">Bloques selectivos </w:t>
+      </w:r>
+      <w:proofErr w:type="spellStart"/>
+      <w:r>
+        <w:rPr>
+          <w:rFonts w:ascii="Arial" w:eastAsia="Arial" w:hAnsi="Arial" w:cs="Arial"/>
+          <w:b/>
+          <w:bCs/>
+          <w:i/>
+          <w:iCs/>
+        </w:rPr>
+        <w:t>if-elseif-else</w:t>
+      </w:r>
+      <w:proofErr w:type="spellEnd"/>
+      <w:r>
+        <w:rPr>
+          <w:rFonts w:ascii="Arial" w:eastAsia="Arial" w:hAnsi="Arial" w:cs="Arial"/>
+          <w:b/>
+          <w:bCs/>
+          <w:i/>
+          <w:iCs/>
+        </w:rPr>
+        <w:t xml:space="preserve"> , [], test. </w:t>
+      </w:r>
+    </w:p>
+    <w:p>
+      <w:pPr>
+        <w:rPr>
+          <w:rFonts w:ascii="Arial" w:eastAsia="Arial" w:hAnsi="Arial" w:cs="Arial"/>
+          <w:b/>
+          <w:bCs/>
+          <w:i/>
+          <w:iCs/>
+        </w:rPr>
+      </w:pPr>
+      <w:r>
+        <w:rPr>
+          <w:rFonts w:ascii="Arial" w:eastAsia="Arial" w:hAnsi="Arial" w:cs="Arial"/>
+          <w:b/>
+          <w:bCs/>
+        </w:rPr>
+        <w:t>Comandó</w:t>
+      </w:r>
+      <w:r>
+        <w:rPr>
+          <w:rFonts w:ascii="Arial" w:eastAsia="Arial" w:hAnsi="Arial" w:cs="Arial"/>
+          <w:b/>
+          <w:bCs/>
+        </w:rPr>
+        <w:t xml:space="preserve"> </w:t>
+      </w:r>
+      <w:r>
+        <w:rPr>
+          <w:rFonts w:ascii="Arial" w:eastAsia="Arial" w:hAnsi="Arial" w:cs="Arial"/>
+          <w:b/>
+          <w:bCs/>
+          <w:i/>
+          <w:iCs/>
+        </w:rPr>
+        <w:t>test o []</w:t>
+      </w:r>
+    </w:p>
+    <w:p>
+      <w:pPr>
+        <w:rPr>
+          <w:rFonts w:ascii="Arial" w:eastAsia="Arial" w:hAnsi="Arial" w:cs="Arial"/>
+          <w:bCs/>
+        </w:rPr>
+      </w:pPr>
+      <w:r>
+        <w:rPr>
+          <w:rFonts w:ascii="Arial" w:eastAsia="Arial" w:hAnsi="Arial" w:cs="Arial"/>
+        </w:rPr>
+        <w:t xml:space="preserve">Los corchetes o </w:t>
+      </w:r>
+      <w:proofErr w:type="spellStart"/>
+      <w:r>
+        <w:rPr>
+          <w:rFonts w:ascii="Arial" w:eastAsia="Arial" w:hAnsi="Arial" w:cs="Arial"/>
+          <w:b/>
+          <w:bCs/>
+        </w:rPr>
+        <w:t>tetst</w:t>
+      </w:r>
+      <w:proofErr w:type="spellEnd"/>
+      <w:r>
+        <w:rPr>
+          <w:rFonts w:ascii="Arial" w:eastAsia="Arial" w:hAnsi="Arial" w:cs="Arial"/>
+          <w:b/>
+          <w:bCs/>
+        </w:rPr>
+        <w:t xml:space="preserve"> </w:t>
+      </w:r>
+      <w:r>
+        <w:rPr>
+          <w:rFonts w:ascii="Arial" w:eastAsia="Arial" w:hAnsi="Arial" w:cs="Arial"/>
+          <w:bCs/>
+        </w:rPr>
+        <w:t xml:space="preserve">se usan para probar expresiones. </w:t>
+      </w:r>
+      <w:proofErr w:type="spellStart"/>
+      <w:r>
+        <w:rPr>
+          <w:rFonts w:ascii="Arial" w:eastAsia="Arial" w:hAnsi="Arial" w:cs="Arial"/>
+          <w:bCs/>
+        </w:rPr>
+        <w:t>Comunmnet</w:t>
+      </w:r>
+      <w:proofErr w:type="spellEnd"/>
+      <w:r>
+        <w:rPr>
+          <w:rFonts w:ascii="Arial" w:eastAsia="Arial" w:hAnsi="Arial" w:cs="Arial"/>
+          <w:bCs/>
+        </w:rPr>
+        <w:t xml:space="preserve"> usadas en los bloquees selectivos de </w:t>
+      </w:r>
+      <w:proofErr w:type="spellStart"/>
+      <w:r>
+        <w:rPr>
+          <w:rFonts w:ascii="Arial" w:eastAsia="Arial" w:hAnsi="Arial" w:cs="Arial"/>
+          <w:bCs/>
+        </w:rPr>
+        <w:t>if-elseif-else</w:t>
+      </w:r>
+      <w:proofErr w:type="spellEnd"/>
+    </w:p>
+    <w:p>
+      <w:pPr>
+        <w:rPr>
+          <w:rFonts w:ascii="Arial" w:eastAsia="Arial" w:hAnsi="Arial" w:cs="Arial"/>
+          <w:b/>
+        </w:rPr>
+      </w:pPr>
+      <w:r>
+        <w:rPr>
+          <w:rFonts w:ascii="Arial" w:eastAsia="Arial" w:hAnsi="Arial" w:cs="Arial"/>
+          <w:b/>
+        </w:rPr>
+        <w:t xml:space="preserve">Con [] </w:t>
+      </w:r>
+    </w:p>
+    <w:p>
+      <w:pPr>
+        <w:rPr>
+          <w:rFonts w:ascii="Arial" w:eastAsia="Arial" w:hAnsi="Arial" w:cs="Arial"/>
+          <w:bCs/>
+        </w:rPr>
+      </w:pPr>
+      <w:proofErr w:type="spellStart"/>
+      <w:r>
+        <w:rPr>
+          <w:rFonts w:ascii="Arial" w:eastAsia="Arial" w:hAnsi="Arial" w:cs="Arial"/>
+          <w:bCs/>
+        </w:rPr>
+        <w:t>if</w:t>
+      </w:r>
+      <w:proofErr w:type="spellEnd"/>
+      <w:r>
+        <w:rPr>
+          <w:rFonts w:ascii="Arial" w:eastAsia="Arial" w:hAnsi="Arial" w:cs="Arial"/>
+          <w:bCs/>
+        </w:rPr>
+        <w:t xml:space="preserve"> [ expresión ]; </w:t>
+      </w:r>
+      <w:proofErr w:type="spellStart"/>
+      <w:r>
+        <w:rPr>
+          <w:rFonts w:ascii="Arial" w:eastAsia="Arial" w:hAnsi="Arial" w:cs="Arial"/>
+          <w:bCs/>
+        </w:rPr>
+        <w:t>then</w:t>
+      </w:r>
+      <w:proofErr w:type="spellEnd"/>
+      <w:r>
+        <w:rPr>
+          <w:rFonts w:ascii="Arial" w:eastAsia="Arial" w:hAnsi="Arial" w:cs="Arial"/>
+          <w:bCs/>
+        </w:rPr>
+        <w:t xml:space="preserve"> </w:t>
+      </w:r>
+    </w:p>
+    <w:p>
+      <w:pPr>
+        <w:ind w:firstLine="360"/>
+        <w:rPr>
+          <w:rFonts w:ascii="Arial" w:eastAsia="Arial" w:hAnsi="Arial" w:cs="Arial"/>
+          <w:bCs/>
+        </w:rPr>
+      </w:pPr>
+      <w:r>
+        <w:rPr>
+          <w:rFonts w:ascii="Arial" w:eastAsia="Arial" w:hAnsi="Arial" w:cs="Arial"/>
+          <w:bCs/>
+        </w:rPr>
+        <w:t xml:space="preserve">operaciones </w:t>
+      </w:r>
+    </w:p>
+    <w:p>
+      <w:pPr>
+        <w:rPr>
+          <w:rFonts w:ascii="Arial" w:eastAsia="Arial" w:hAnsi="Arial" w:cs="Arial"/>
+          <w:bCs/>
+        </w:rPr>
+      </w:pPr>
+      <w:r>
+        <w:rPr>
+          <w:rFonts w:ascii="Arial" w:eastAsia="Arial" w:hAnsi="Arial" w:cs="Arial"/>
+          <w:bCs/>
+        </w:rPr>
+        <w:t xml:space="preserve">fi </w:t>
+      </w:r>
+    </w:p>
+    <w:p>
+      <w:pPr>
+        <w:rPr>
+          <w:rFonts w:ascii="Arial" w:eastAsia="Arial" w:hAnsi="Arial" w:cs="Arial"/>
+          <w:b/>
+          <w:lang w:val="en-US"/>
+        </w:rPr>
+      </w:pPr>
+      <w:r>
+        <w:rPr>
+          <w:rFonts w:ascii="Arial" w:eastAsia="Arial" w:hAnsi="Arial" w:cs="Arial"/>
+          <w:b/>
+          <w:lang w:val="en-US"/>
+        </w:rPr>
+        <w:lastRenderedPageBreak/>
+        <w:t xml:space="preserve">Con test </w:t>
+      </w:r>
+    </w:p>
+    <w:p>
+      <w:pPr>
+        <w:rPr>
+          <w:rFonts w:ascii="Arial" w:eastAsia="Arial" w:hAnsi="Arial" w:cs="Arial"/>
+          <w:bCs/>
+          <w:lang w:val="en-US"/>
+        </w:rPr>
+      </w:pPr>
+      <w:r>
+        <w:rPr>
+          <w:rFonts w:ascii="Arial" w:eastAsia="Arial" w:hAnsi="Arial" w:cs="Arial"/>
+          <w:bCs/>
+          <w:lang w:val="en-US"/>
+        </w:rPr>
+        <w:t xml:space="preserve">if test </w:t>
+      </w:r>
+      <w:proofErr w:type="spellStart"/>
+      <w:r>
+        <w:rPr>
+          <w:rFonts w:ascii="Arial" w:eastAsia="Arial" w:hAnsi="Arial" w:cs="Arial"/>
+          <w:bCs/>
+          <w:lang w:val="en-US"/>
+        </w:rPr>
+        <w:t>expresión</w:t>
+      </w:r>
+      <w:proofErr w:type="spellEnd"/>
+      <w:r>
+        <w:rPr>
+          <w:rFonts w:ascii="Arial" w:eastAsia="Arial" w:hAnsi="Arial" w:cs="Arial"/>
+          <w:bCs/>
+          <w:lang w:val="en-US"/>
+        </w:rPr>
+        <w:t>; then</w:t>
+      </w:r>
+    </w:p>
+    <w:p>
+      <w:pPr>
+        <w:ind w:firstLine="360"/>
+        <w:rPr>
+          <w:rFonts w:ascii="Arial" w:eastAsia="Arial" w:hAnsi="Arial" w:cs="Arial"/>
+          <w:bCs/>
+        </w:rPr>
+      </w:pPr>
+      <w:r>
+        <w:rPr>
+          <w:rFonts w:ascii="Arial" w:eastAsia="Arial" w:hAnsi="Arial" w:cs="Arial"/>
+          <w:bCs/>
+        </w:rPr>
+        <w:t xml:space="preserve">operaciones </w:t>
+      </w:r>
+    </w:p>
+    <w:p>
+      <w:pPr>
+        <w:rPr>
+          <w:rFonts w:ascii="Arial" w:eastAsia="Arial" w:hAnsi="Arial" w:cs="Arial"/>
+          <w:bCs/>
+        </w:rPr>
+      </w:pPr>
+      <w:r>
+        <w:rPr>
+          <w:rFonts w:ascii="Arial" w:eastAsia="Arial" w:hAnsi="Arial" w:cs="Arial"/>
+          <w:bCs/>
+        </w:rPr>
+        <w:t>fi</w:t>
+      </w:r>
+    </w:p>
+    <w:p>
+      <w:pPr>
+        <w:rPr>
+          <w:rFonts w:ascii="Arial" w:eastAsia="Arial" w:hAnsi="Arial" w:cs="Arial"/>
+          <w:bCs/>
+        </w:rPr>
+      </w:pPr>
+      <w:r>
+        <w:rPr>
+          <w:rFonts w:ascii="Arial" w:eastAsia="Arial" w:hAnsi="Arial" w:cs="Arial"/>
+          <w:bCs/>
+        </w:rPr>
+        <w:t>Se ejecutará una acción si la expresión de prueba es verdadera. Si no se ejecutarán las operaciones de la parte falsa (</w:t>
+      </w:r>
+      <w:proofErr w:type="spellStart"/>
+      <w:r>
+        <w:rPr>
+          <w:rFonts w:ascii="Arial" w:eastAsia="Arial" w:hAnsi="Arial" w:cs="Arial"/>
+          <w:bCs/>
+        </w:rPr>
+        <w:t>else</w:t>
+      </w:r>
+      <w:proofErr w:type="spellEnd"/>
+      <w:r>
+        <w:rPr>
+          <w:rFonts w:ascii="Arial" w:eastAsia="Arial" w:hAnsi="Arial" w:cs="Arial"/>
+          <w:bCs/>
+        </w:rPr>
+        <w:t>).</w:t>
+      </w:r>
+    </w:p>
+    <w:p>
+      <w:pPr>
+        <w:rPr>
+          <w:rFonts w:ascii="Arial" w:eastAsia="Arial" w:hAnsi="Arial" w:cs="Arial"/>
+          <w:bCs/>
+        </w:rPr>
+      </w:pPr>
+      <w:r>
+        <w:rPr>
+          <w:rFonts w:ascii="Arial" w:eastAsia="Arial" w:hAnsi="Arial" w:cs="Arial"/>
+          <w:b/>
+        </w:rPr>
+        <w:t>Con []</w:t>
+      </w:r>
+      <w:r>
+        <w:rPr>
+          <w:rFonts w:ascii="Arial" w:eastAsia="Arial" w:hAnsi="Arial" w:cs="Arial"/>
+          <w:bCs/>
+        </w:rPr>
+        <w:t xml:space="preserve"> </w:t>
+      </w:r>
+    </w:p>
+    <w:p>
+      <w:pPr>
+        <w:rPr>
+          <w:rFonts w:ascii="Arial" w:eastAsia="Arial" w:hAnsi="Arial" w:cs="Arial"/>
+          <w:bCs/>
+        </w:rPr>
+      </w:pPr>
+      <w:proofErr w:type="spellStart"/>
+      <w:r>
+        <w:rPr>
+          <w:rFonts w:ascii="Arial" w:eastAsia="Arial" w:hAnsi="Arial" w:cs="Arial"/>
+          <w:bCs/>
+        </w:rPr>
+        <w:t>if</w:t>
+      </w:r>
+      <w:proofErr w:type="spellEnd"/>
+      <w:r>
+        <w:rPr>
+          <w:rFonts w:ascii="Arial" w:eastAsia="Arial" w:hAnsi="Arial" w:cs="Arial"/>
+          <w:bCs/>
+        </w:rPr>
+        <w:t xml:space="preserve"> [ expresión ]; </w:t>
+      </w:r>
+      <w:proofErr w:type="spellStart"/>
+      <w:r>
+        <w:rPr>
+          <w:rFonts w:ascii="Arial" w:eastAsia="Arial" w:hAnsi="Arial" w:cs="Arial"/>
+          <w:bCs/>
+        </w:rPr>
+        <w:t>then</w:t>
+      </w:r>
+      <w:proofErr w:type="spellEnd"/>
+      <w:r>
+        <w:rPr>
+          <w:rFonts w:ascii="Arial" w:eastAsia="Arial" w:hAnsi="Arial" w:cs="Arial"/>
+          <w:bCs/>
+        </w:rPr>
+        <w:t xml:space="preserve"> </w:t>
+      </w:r>
+    </w:p>
+    <w:p>
+      <w:pPr>
+        <w:ind w:firstLine="708"/>
+        <w:rPr>
+          <w:rFonts w:ascii="Arial" w:eastAsia="Arial" w:hAnsi="Arial" w:cs="Arial"/>
+          <w:bCs/>
+        </w:rPr>
+      </w:pPr>
+      <w:r>
+        <w:rPr>
+          <w:rFonts w:ascii="Arial" w:eastAsia="Arial" w:hAnsi="Arial" w:cs="Arial"/>
+          <w:bCs/>
+        </w:rPr>
+        <w:t xml:space="preserve">operaciones </w:t>
+      </w:r>
+    </w:p>
+    <w:p>
+      <w:pPr>
+        <w:rPr>
+          <w:rFonts w:ascii="Arial" w:eastAsia="Arial" w:hAnsi="Arial" w:cs="Arial"/>
+          <w:bCs/>
+        </w:rPr>
+      </w:pPr>
+      <w:proofErr w:type="spellStart"/>
+      <w:r>
+        <w:rPr>
+          <w:rFonts w:ascii="Arial" w:eastAsia="Arial" w:hAnsi="Arial" w:cs="Arial"/>
+          <w:bCs/>
+        </w:rPr>
+        <w:t>else</w:t>
+      </w:r>
+      <w:proofErr w:type="spellEnd"/>
+      <w:r>
+        <w:rPr>
+          <w:rFonts w:ascii="Arial" w:eastAsia="Arial" w:hAnsi="Arial" w:cs="Arial"/>
+          <w:bCs/>
+        </w:rPr>
+        <w:t xml:space="preserve"> </w:t>
+      </w:r>
+    </w:p>
+    <w:p>
+      <w:pPr>
+        <w:ind w:firstLine="708"/>
+        <w:rPr>
+          <w:rFonts w:ascii="Arial" w:eastAsia="Arial" w:hAnsi="Arial" w:cs="Arial"/>
+          <w:bCs/>
+        </w:rPr>
+      </w:pPr>
+      <w:r>
+        <w:rPr>
+          <w:rFonts w:ascii="Arial" w:eastAsia="Arial" w:hAnsi="Arial" w:cs="Arial"/>
+          <w:bCs/>
+        </w:rPr>
+        <w:t xml:space="preserve">operaciones </w:t>
+      </w:r>
+    </w:p>
+    <w:p>
+      <w:pPr>
+        <w:rPr>
+          <w:rFonts w:ascii="Arial" w:eastAsia="Arial" w:hAnsi="Arial" w:cs="Arial"/>
+          <w:bCs/>
+          <w:lang w:val="en-US"/>
+        </w:rPr>
+      </w:pPr>
+      <w:r>
+        <w:rPr>
+          <w:rFonts w:ascii="Arial" w:eastAsia="Arial" w:hAnsi="Arial" w:cs="Arial"/>
+          <w:bCs/>
+          <w:lang w:val="en-US"/>
+        </w:rPr>
+        <w:t xml:space="preserve">fi </w:t>
+      </w:r>
+    </w:p>
+    <w:p>
+      <w:pPr>
+        <w:rPr>
+          <w:rFonts w:ascii="Arial" w:eastAsia="Arial" w:hAnsi="Arial" w:cs="Arial"/>
+          <w:bCs/>
+          <w:lang w:val="en-US"/>
+        </w:rPr>
+      </w:pPr>
+      <w:r>
+        <w:rPr>
+          <w:rFonts w:ascii="Arial" w:eastAsia="Arial" w:hAnsi="Arial" w:cs="Arial"/>
+          <w:b/>
+          <w:lang w:val="en-US"/>
+        </w:rPr>
+        <w:t>Con test</w:t>
+      </w:r>
+      <w:r>
+        <w:rPr>
+          <w:rFonts w:ascii="Arial" w:eastAsia="Arial" w:hAnsi="Arial" w:cs="Arial"/>
+          <w:bCs/>
+          <w:lang w:val="en-US"/>
+        </w:rPr>
+        <w:t xml:space="preserve"> </w:t>
+      </w:r>
+    </w:p>
+    <w:p>
+      <w:pPr>
+        <w:rPr>
+          <w:rFonts w:ascii="Arial" w:eastAsia="Arial" w:hAnsi="Arial" w:cs="Arial"/>
+          <w:bCs/>
+          <w:lang w:val="en-US"/>
+        </w:rPr>
+      </w:pPr>
+      <w:r>
+        <w:rPr>
+          <w:rFonts w:ascii="Arial" w:eastAsia="Arial" w:hAnsi="Arial" w:cs="Arial"/>
+          <w:bCs/>
+          <w:lang w:val="en-US"/>
+        </w:rPr>
+        <w:t xml:space="preserve">if test </w:t>
+      </w:r>
+      <w:proofErr w:type="spellStart"/>
+      <w:r>
+        <w:rPr>
+          <w:rFonts w:ascii="Arial" w:eastAsia="Arial" w:hAnsi="Arial" w:cs="Arial"/>
+          <w:bCs/>
+          <w:lang w:val="en-US"/>
+        </w:rPr>
+        <w:t>expresión</w:t>
+      </w:r>
+      <w:proofErr w:type="spellEnd"/>
+      <w:r>
+        <w:rPr>
+          <w:rFonts w:ascii="Arial" w:eastAsia="Arial" w:hAnsi="Arial" w:cs="Arial"/>
+          <w:bCs/>
+          <w:lang w:val="en-US"/>
+        </w:rPr>
+        <w:t xml:space="preserve">; then </w:t>
+      </w:r>
+    </w:p>
+    <w:p>
+      <w:pPr>
+        <w:ind w:firstLine="708"/>
+        <w:rPr>
+          <w:rFonts w:ascii="Arial" w:eastAsia="Arial" w:hAnsi="Arial" w:cs="Arial"/>
+          <w:bCs/>
+        </w:rPr>
+      </w:pPr>
+      <w:r>
+        <w:rPr>
+          <w:rFonts w:ascii="Arial" w:eastAsia="Arial" w:hAnsi="Arial" w:cs="Arial"/>
+          <w:bCs/>
+        </w:rPr>
+        <w:t xml:space="preserve">operaciones </w:t>
+      </w:r>
+    </w:p>
+    <w:p>
+      <w:pPr>
+        <w:rPr>
+          <w:rFonts w:ascii="Arial" w:eastAsia="Arial" w:hAnsi="Arial" w:cs="Arial"/>
+          <w:bCs/>
+        </w:rPr>
+      </w:pPr>
+      <w:proofErr w:type="spellStart"/>
+      <w:r>
+        <w:rPr>
+          <w:rFonts w:ascii="Arial" w:eastAsia="Arial" w:hAnsi="Arial" w:cs="Arial"/>
+          <w:bCs/>
+        </w:rPr>
+        <w:t>else</w:t>
+      </w:r>
+      <w:proofErr w:type="spellEnd"/>
+      <w:r>
+        <w:rPr>
+          <w:rFonts w:ascii="Arial" w:eastAsia="Arial" w:hAnsi="Arial" w:cs="Arial"/>
+          <w:bCs/>
+        </w:rPr>
+        <w:t xml:space="preserve"> </w:t>
+      </w:r>
+    </w:p>
+    <w:p>
+      <w:pPr>
+        <w:ind w:firstLine="708"/>
+        <w:rPr>
+          <w:rFonts w:ascii="Arial" w:eastAsia="Arial" w:hAnsi="Arial" w:cs="Arial"/>
+          <w:bCs/>
+        </w:rPr>
+      </w:pPr>
+      <w:r>
+        <w:rPr>
+          <w:rFonts w:ascii="Arial" w:eastAsia="Arial" w:hAnsi="Arial" w:cs="Arial"/>
+          <w:bCs/>
+        </w:rPr>
+        <w:t xml:space="preserve">operaciones </w:t>
+      </w:r>
+    </w:p>
+    <w:p>
+      <w:pPr>
+        <w:rPr>
+          <w:rFonts w:ascii="Arial" w:eastAsia="Arial" w:hAnsi="Arial" w:cs="Arial"/>
+          <w:bCs/>
+        </w:rPr>
+      </w:pPr>
+      <w:r>
+        <w:rPr>
+          <w:rFonts w:ascii="Arial" w:eastAsia="Arial" w:hAnsi="Arial" w:cs="Arial"/>
+          <w:bCs/>
+        </w:rPr>
+        <w:t xml:space="preserve">fi </w:t>
+      </w:r>
+    </w:p>
+    <w:p>
+      <w:pPr>
+        <w:rPr>
+          <w:rFonts w:ascii="Arial" w:eastAsia="Arial" w:hAnsi="Arial" w:cs="Arial"/>
+          <w:bCs/>
+        </w:rPr>
+      </w:pPr>
+      <w:r>
+        <w:rPr>
+          <w:rFonts w:ascii="Arial" w:eastAsia="Arial" w:hAnsi="Arial" w:cs="Arial"/>
+          <w:bCs/>
+        </w:rPr>
+        <w:t xml:space="preserve">La siguiente estructura del </w:t>
+      </w:r>
+      <w:proofErr w:type="spellStart"/>
+      <w:r>
+        <w:rPr>
+          <w:rFonts w:ascii="Arial" w:eastAsia="Arial" w:hAnsi="Arial" w:cs="Arial"/>
+          <w:bCs/>
+        </w:rPr>
+        <w:t>if</w:t>
+      </w:r>
+      <w:proofErr w:type="spellEnd"/>
+      <w:r>
+        <w:rPr>
+          <w:rFonts w:ascii="Arial" w:eastAsia="Arial" w:hAnsi="Arial" w:cs="Arial"/>
+          <w:bCs/>
+        </w:rPr>
+        <w:t xml:space="preserve"> permite anidar estructuras </w:t>
+      </w:r>
+      <w:proofErr w:type="spellStart"/>
+      <w:r>
+        <w:rPr>
+          <w:rFonts w:ascii="Arial" w:eastAsia="Arial" w:hAnsi="Arial" w:cs="Arial"/>
+          <w:bCs/>
+        </w:rPr>
+        <w:t>if</w:t>
+      </w:r>
+      <w:proofErr w:type="spellEnd"/>
+      <w:r>
+        <w:rPr>
+          <w:rFonts w:ascii="Arial" w:eastAsia="Arial" w:hAnsi="Arial" w:cs="Arial"/>
+          <w:bCs/>
+        </w:rPr>
+        <w:t xml:space="preserve">, para permitir la selección de múltiples alternativas. Utiliza el comando </w:t>
+      </w:r>
+      <w:proofErr w:type="spellStart"/>
+      <w:r>
+        <w:rPr>
+          <w:rFonts w:ascii="Arial" w:eastAsia="Arial" w:hAnsi="Arial" w:cs="Arial"/>
+          <w:bCs/>
+        </w:rPr>
+        <w:t>elif</w:t>
+      </w:r>
+      <w:proofErr w:type="spellEnd"/>
+      <w:r>
+        <w:rPr>
+          <w:rFonts w:ascii="Arial" w:eastAsia="Arial" w:hAnsi="Arial" w:cs="Arial"/>
+          <w:bCs/>
+        </w:rPr>
+        <w:t xml:space="preserve">, el cual prueba la variable de nuevo si el primer </w:t>
+      </w:r>
+      <w:proofErr w:type="spellStart"/>
+      <w:r>
+        <w:rPr>
+          <w:rFonts w:ascii="Arial" w:eastAsia="Arial" w:hAnsi="Arial" w:cs="Arial"/>
+          <w:bCs/>
+        </w:rPr>
+        <w:t>if</w:t>
+      </w:r>
+      <w:proofErr w:type="spellEnd"/>
+      <w:r>
+        <w:rPr>
+          <w:rFonts w:ascii="Arial" w:eastAsia="Arial" w:hAnsi="Arial" w:cs="Arial"/>
+          <w:bCs/>
+        </w:rPr>
+        <w:t xml:space="preserve"> no fue verdadero. Si ninguna de las pruebas es verdadero, entonces se ejecuta la parte falsa del </w:t>
+      </w:r>
+      <w:proofErr w:type="spellStart"/>
+      <w:r>
+        <w:rPr>
+          <w:rFonts w:ascii="Arial" w:eastAsia="Arial" w:hAnsi="Arial" w:cs="Arial"/>
+          <w:bCs/>
+        </w:rPr>
+        <w:t>elif</w:t>
+      </w:r>
+      <w:proofErr w:type="spellEnd"/>
+      <w:r>
+        <w:rPr>
+          <w:rFonts w:ascii="Arial" w:eastAsia="Arial" w:hAnsi="Arial" w:cs="Arial"/>
+          <w:bCs/>
+        </w:rPr>
+        <w:t xml:space="preserve">. </w:t>
+      </w:r>
+    </w:p>
+    <w:p>
+      <w:pPr>
+        <w:rPr>
+          <w:rFonts w:ascii="Arial" w:eastAsia="Arial" w:hAnsi="Arial" w:cs="Arial"/>
+          <w:bCs/>
+          <w:lang w:val="en-US"/>
+        </w:rPr>
+      </w:pPr>
+      <w:r>
+        <w:rPr>
+          <w:rFonts w:ascii="Arial" w:eastAsia="Arial" w:hAnsi="Arial" w:cs="Arial"/>
+          <w:bCs/>
+          <w:lang w:val="en-US"/>
+        </w:rPr>
+        <w:t xml:space="preserve">if [ </w:t>
+      </w:r>
+      <w:proofErr w:type="spellStart"/>
+      <w:r>
+        <w:rPr>
+          <w:rFonts w:ascii="Arial" w:eastAsia="Arial" w:hAnsi="Arial" w:cs="Arial"/>
+          <w:bCs/>
+          <w:lang w:val="en-US"/>
+        </w:rPr>
+        <w:t>expresión</w:t>
+      </w:r>
+      <w:proofErr w:type="spellEnd"/>
+      <w:r>
+        <w:rPr>
+          <w:rFonts w:ascii="Arial" w:eastAsia="Arial" w:hAnsi="Arial" w:cs="Arial"/>
+          <w:bCs/>
+          <w:lang w:val="en-US"/>
+        </w:rPr>
+        <w:t xml:space="preserve"> ]; then </w:t>
+      </w:r>
+    </w:p>
+    <w:p>
+      <w:pPr>
+        <w:ind w:firstLine="708"/>
+        <w:rPr>
+          <w:rFonts w:ascii="Arial" w:eastAsia="Arial" w:hAnsi="Arial" w:cs="Arial"/>
+          <w:bCs/>
+          <w:lang w:val="en-US"/>
+        </w:rPr>
+      </w:pPr>
+      <w:proofErr w:type="spellStart"/>
+      <w:r>
+        <w:rPr>
+          <w:rFonts w:ascii="Arial" w:eastAsia="Arial" w:hAnsi="Arial" w:cs="Arial"/>
+          <w:bCs/>
+          <w:lang w:val="en-US"/>
+        </w:rPr>
+        <w:t>operaciones</w:t>
+      </w:r>
+      <w:proofErr w:type="spellEnd"/>
+      <w:r>
+        <w:rPr>
+          <w:rFonts w:ascii="Arial" w:eastAsia="Arial" w:hAnsi="Arial" w:cs="Arial"/>
+          <w:bCs/>
+          <w:lang w:val="en-US"/>
+        </w:rPr>
+        <w:t xml:space="preserve"> </w:t>
+      </w:r>
+    </w:p>
+    <w:p>
+      <w:pPr>
+        <w:rPr>
+          <w:rFonts w:ascii="Arial" w:eastAsia="Arial" w:hAnsi="Arial" w:cs="Arial"/>
+          <w:bCs/>
+          <w:lang w:val="en-US"/>
+        </w:rPr>
+      </w:pPr>
+      <w:r>
+        <w:rPr>
+          <w:rFonts w:ascii="Arial" w:eastAsia="Arial" w:hAnsi="Arial" w:cs="Arial"/>
+          <w:bCs/>
+          <w:lang w:val="en-US"/>
+        </w:rPr>
+        <w:t xml:space="preserve">elseif [ </w:t>
+      </w:r>
+      <w:proofErr w:type="spellStart"/>
+      <w:r>
+        <w:rPr>
+          <w:rFonts w:ascii="Arial" w:eastAsia="Arial" w:hAnsi="Arial" w:cs="Arial"/>
+          <w:bCs/>
+          <w:lang w:val="en-US"/>
+        </w:rPr>
+        <w:t>expresion</w:t>
+      </w:r>
+      <w:proofErr w:type="spellEnd"/>
+      <w:r>
+        <w:rPr>
+          <w:rFonts w:ascii="Arial" w:eastAsia="Arial" w:hAnsi="Arial" w:cs="Arial"/>
+          <w:bCs/>
+          <w:lang w:val="en-US"/>
+        </w:rPr>
+        <w:t xml:space="preserve"> ]; then </w:t>
+      </w:r>
+    </w:p>
+    <w:p>
+      <w:pPr>
+        <w:ind w:firstLine="708"/>
+        <w:rPr>
+          <w:rFonts w:ascii="Arial" w:eastAsia="Arial" w:hAnsi="Arial" w:cs="Arial"/>
+          <w:bCs/>
+        </w:rPr>
+      </w:pPr>
+      <w:r>
+        <w:rPr>
+          <w:rFonts w:ascii="Arial" w:eastAsia="Arial" w:hAnsi="Arial" w:cs="Arial"/>
+          <w:bCs/>
+        </w:rPr>
+        <w:t xml:space="preserve">operaciones </w:t>
+      </w:r>
+    </w:p>
+    <w:p>
+      <w:pPr>
+        <w:rPr>
+          <w:rFonts w:ascii="Arial" w:eastAsia="Arial" w:hAnsi="Arial" w:cs="Arial"/>
+          <w:bCs/>
+        </w:rPr>
+      </w:pPr>
+      <w:proofErr w:type="spellStart"/>
+      <w:r>
+        <w:rPr>
+          <w:rFonts w:ascii="Arial" w:eastAsia="Arial" w:hAnsi="Arial" w:cs="Arial"/>
+          <w:bCs/>
+        </w:rPr>
+        <w:t>else</w:t>
+      </w:r>
+      <w:proofErr w:type="spellEnd"/>
+      <w:r>
+        <w:rPr>
+          <w:rFonts w:ascii="Arial" w:eastAsia="Arial" w:hAnsi="Arial" w:cs="Arial"/>
+          <w:bCs/>
+        </w:rPr>
+        <w:t xml:space="preserve"> </w:t>
+      </w:r>
+    </w:p>
+    <w:p>
+      <w:pPr>
+        <w:ind w:firstLine="708"/>
+        <w:rPr>
+          <w:rFonts w:ascii="Arial" w:eastAsia="Arial" w:hAnsi="Arial" w:cs="Arial"/>
+          <w:bCs/>
+        </w:rPr>
+      </w:pPr>
+      <w:r>
+        <w:rPr>
+          <w:rFonts w:ascii="Arial" w:eastAsia="Arial" w:hAnsi="Arial" w:cs="Arial"/>
+          <w:bCs/>
+        </w:rPr>
+        <w:t xml:space="preserve">operaciones </w:t>
+      </w:r>
+    </w:p>
+    <w:p>
+      <w:pPr>
+        <w:rPr>
+          <w:rFonts w:ascii="Arial" w:eastAsia="Arial" w:hAnsi="Arial" w:cs="Arial"/>
+          <w:bCs/>
+        </w:rPr>
+      </w:pPr>
+      <w:r>
+        <w:rPr>
+          <w:rFonts w:ascii="Arial" w:eastAsia="Arial" w:hAnsi="Arial" w:cs="Arial"/>
+          <w:bCs/>
+        </w:rPr>
+        <w:t>fi</w:t>
+      </w:r>
+    </w:p>
+    <w:p>
+      <w:pPr>
+        <w:rPr>
+          <w:rFonts w:ascii="Arial" w:eastAsia="Arial" w:hAnsi="Arial" w:cs="Arial"/>
+          <w:bCs/>
+        </w:rPr>
+      </w:pPr>
+    </w:p>
+    <w:p>
+      <w:pPr>
+        <w:rPr>
+          <w:rFonts w:ascii="Arial" w:eastAsia="Arial" w:hAnsi="Arial" w:cs="Arial"/>
+          <w:bCs/>
+        </w:rPr>
+      </w:pPr>
+      <w:r>
+        <w:rPr>
+          <w:rFonts w:ascii="Arial" w:eastAsia="Arial" w:hAnsi="Arial" w:cs="Arial"/>
+          <w:b/>
+        </w:rPr>
+        <w:lastRenderedPageBreak/>
+        <w:t>Operadores Lógicos</w:t>
+      </w:r>
+      <w:r>
+        <w:rPr>
+          <w:rFonts w:ascii="Arial" w:eastAsia="Arial" w:hAnsi="Arial" w:cs="Arial"/>
+          <w:bCs/>
+        </w:rPr>
+        <w:t xml:space="preserve"> </w:t>
+      </w:r>
+    </w:p>
+    <w:p>
+      <w:pPr>
+        <w:rPr>
+          <w:rFonts w:ascii="Arial" w:eastAsia="Arial" w:hAnsi="Arial" w:cs="Arial"/>
+          <w:bCs/>
+        </w:rPr>
+      </w:pPr>
+      <w:r>
+        <w:rPr>
+          <w:rFonts w:ascii="Arial" w:eastAsia="Arial" w:hAnsi="Arial" w:cs="Arial"/>
+          <w:bCs/>
+        </w:rPr>
+        <w:t xml:space="preserve">! </w:t>
+      </w:r>
+      <w:proofErr w:type="spellStart"/>
+      <w:r>
+        <w:rPr>
+          <w:rFonts w:ascii="Arial" w:eastAsia="Arial" w:hAnsi="Arial" w:cs="Arial"/>
+          <w:bCs/>
+        </w:rPr>
+        <w:t>Not</w:t>
+      </w:r>
+      <w:proofErr w:type="spellEnd"/>
+      <w:r>
+        <w:rPr>
+          <w:rFonts w:ascii="Arial" w:eastAsia="Arial" w:hAnsi="Arial" w:cs="Arial"/>
+          <w:bCs/>
+        </w:rPr>
+        <w:t xml:space="preserve"> </w:t>
+      </w:r>
+    </w:p>
+    <w:p>
+      <w:pPr>
+        <w:rPr>
+          <w:rFonts w:ascii="Arial" w:eastAsia="Arial" w:hAnsi="Arial" w:cs="Arial"/>
+          <w:bCs/>
+        </w:rPr>
+      </w:pPr>
+      <w:r>
+        <w:rPr>
+          <w:rFonts w:ascii="Arial" w:eastAsia="Arial" w:hAnsi="Arial" w:cs="Arial"/>
+          <w:bCs/>
+        </w:rPr>
+        <w:t xml:space="preserve">-a And </w:t>
+      </w:r>
+    </w:p>
+    <w:p>
+      <w:pPr>
+        <w:rPr>
+          <w:rFonts w:ascii="Arial" w:eastAsia="Arial" w:hAnsi="Arial" w:cs="Arial"/>
+          <w:bCs/>
+        </w:rPr>
+      </w:pPr>
+      <w:r>
+        <w:rPr>
+          <w:rFonts w:ascii="Arial" w:eastAsia="Arial" w:hAnsi="Arial" w:cs="Arial"/>
+          <w:bCs/>
+        </w:rPr>
+        <w:t xml:space="preserve">-o </w:t>
+      </w:r>
+      <w:proofErr w:type="spellStart"/>
+      <w:r>
+        <w:rPr>
+          <w:rFonts w:ascii="Arial" w:eastAsia="Arial" w:hAnsi="Arial" w:cs="Arial"/>
+          <w:bCs/>
+        </w:rPr>
+        <w:t>Or</w:t>
+      </w:r>
+      <w:proofErr w:type="spellEnd"/>
+    </w:p>
+    <w:p>
+      <w:pPr>
+        <w:rPr>
+          <w:rFonts w:ascii="Arial" w:eastAsia="Arial" w:hAnsi="Arial" w:cs="Arial"/>
+          <w:bCs/>
+        </w:rPr>
+      </w:pPr>
+      <w:r>
+        <w:rPr>
+          <w:rFonts w:ascii="Arial" w:eastAsia="Arial" w:hAnsi="Arial" w:cs="Arial"/>
+          <w:b/>
+        </w:rPr>
+        <w:t>Operadores de</w:t>
+      </w:r>
+      <w:r>
+        <w:rPr>
+          <w:rFonts w:ascii="Arial" w:eastAsia="Arial" w:hAnsi="Arial" w:cs="Arial"/>
+          <w:bCs/>
+        </w:rPr>
+        <w:t xml:space="preserve"> </w:t>
+      </w:r>
+      <w:r>
+        <w:rPr>
+          <w:rFonts w:ascii="Arial" w:eastAsia="Arial" w:hAnsi="Arial" w:cs="Arial"/>
+          <w:b/>
+        </w:rPr>
+        <w:t>archivos</w:t>
+      </w:r>
+      <w:r>
+        <w:rPr>
+          <w:rFonts w:ascii="Arial" w:eastAsia="Arial" w:hAnsi="Arial" w:cs="Arial"/>
+          <w:bCs/>
+        </w:rPr>
+        <w:t xml:space="preserve"> </w:t>
+      </w:r>
+    </w:p>
+    <w:p>
+      <w:pPr>
+        <w:rPr>
+          <w:rFonts w:ascii="Arial" w:eastAsia="Arial" w:hAnsi="Arial" w:cs="Arial"/>
+          <w:bCs/>
+        </w:rPr>
+      </w:pPr>
+      <w:r>
+        <w:rPr>
+          <w:rFonts w:ascii="Arial" w:eastAsia="Arial" w:hAnsi="Arial" w:cs="Arial"/>
+          <w:bCs/>
+        </w:rPr>
+        <w:t xml:space="preserve">-d archivo Verdadero si el archivo es un directorio. </w:t>
+      </w:r>
+    </w:p>
+    <w:p>
+      <w:pPr>
+        <w:rPr>
+          <w:rFonts w:ascii="Arial" w:eastAsia="Arial" w:hAnsi="Arial" w:cs="Arial"/>
+          <w:bCs/>
+        </w:rPr>
+      </w:pPr>
+      <w:r>
+        <w:rPr>
+          <w:rFonts w:ascii="Arial" w:eastAsia="Arial" w:hAnsi="Arial" w:cs="Arial"/>
+          <w:bCs/>
+        </w:rPr>
+        <w:t xml:space="preserve">-e archivo Verdadero si el archivo existe. </w:t>
+      </w:r>
+    </w:p>
+    <w:p>
+      <w:pPr>
+        <w:rPr>
+          <w:rFonts w:ascii="Arial" w:eastAsia="Arial" w:hAnsi="Arial" w:cs="Arial"/>
+          <w:bCs/>
+        </w:rPr>
+      </w:pPr>
+      <w:r>
+        <w:rPr>
+          <w:rFonts w:ascii="Arial" w:eastAsia="Arial" w:hAnsi="Arial" w:cs="Arial"/>
+          <w:bCs/>
+        </w:rPr>
+        <w:t xml:space="preserve">-f archivo Verdadero si el archivo normal. </w:t>
+      </w:r>
+    </w:p>
+    <w:p>
+      <w:pPr>
+        <w:rPr>
+          <w:rFonts w:ascii="Arial" w:eastAsia="Arial" w:hAnsi="Arial" w:cs="Arial"/>
+          <w:bCs/>
+        </w:rPr>
+      </w:pPr>
+      <w:r>
+        <w:rPr>
+          <w:rFonts w:ascii="Arial" w:eastAsia="Arial" w:hAnsi="Arial" w:cs="Arial"/>
+          <w:bCs/>
+        </w:rPr>
+        <w:t xml:space="preserve">-r archivo Verdadero si el archivo se puede leer. </w:t>
+      </w:r>
+    </w:p>
+    <w:p>
+      <w:pPr>
+        <w:rPr>
+          <w:rFonts w:ascii="Arial" w:eastAsia="Arial" w:hAnsi="Arial" w:cs="Arial"/>
+          <w:bCs/>
+        </w:rPr>
+      </w:pPr>
+      <w:r>
+        <w:rPr>
+          <w:rFonts w:ascii="Arial" w:eastAsia="Arial" w:hAnsi="Arial" w:cs="Arial"/>
+          <w:bCs/>
+        </w:rPr>
+        <w:t xml:space="preserve">-s archivo Verdadero si el archivo tiene longitud mayor de 0 bytes. </w:t>
+      </w:r>
+    </w:p>
+    <w:p>
+      <w:pPr>
+        <w:rPr>
+          <w:rFonts w:ascii="Arial" w:eastAsia="Arial" w:hAnsi="Arial" w:cs="Arial"/>
+          <w:bCs/>
+        </w:rPr>
+      </w:pPr>
+      <w:r>
+        <w:rPr>
+          <w:rFonts w:ascii="Arial" w:eastAsia="Arial" w:hAnsi="Arial" w:cs="Arial"/>
+          <w:bCs/>
+        </w:rPr>
+        <w:t>-w archivo Verdadero si el archivo se puede escribir.</w:t>
+      </w:r>
+    </w:p>
+    <w:p>
+      <w:pPr>
+        <w:rPr>
+          <w:rFonts w:ascii="Arial" w:eastAsia="Arial" w:hAnsi="Arial" w:cs="Arial"/>
+          <w:bCs/>
+        </w:rPr>
+      </w:pPr>
+      <w:r>
+        <w:rPr>
+          <w:rFonts w:ascii="Arial" w:eastAsia="Arial" w:hAnsi="Arial" w:cs="Arial"/>
+          <w:bCs/>
+        </w:rPr>
+        <w:t xml:space="preserve"> -x archivo Verdadero si el archivo se puede ejecutar.</w:t>
+      </w:r>
+    </w:p>
+    <w:p>
+      <w:pPr>
+        <w:rPr>
+          <w:rFonts w:ascii="Arial" w:eastAsia="Arial" w:hAnsi="Arial" w:cs="Arial"/>
         </w:rPr>
       </w:pPr>
     </w:p>
@@ -465,8 +3887,43 @@
           <w:b/>
           <w:bCs/>
         </w:rPr>
-        <w:lastRenderedPageBreak/>
-        <w:t>Cree un alias para los comandos date, cp y finger.</w:t>
+        <w:t xml:space="preserve">Cree un alias para los comandos date, </w:t>
+      </w:r>
+      <w:proofErr w:type="spellStart"/>
+      <w:r>
+        <w:rPr>
+          <w:rFonts w:ascii="Arial" w:eastAsia="Arial" w:hAnsi="Arial" w:cs="Arial"/>
+          <w:b/>
+          <w:bCs/>
+        </w:rPr>
+        <w:t>cp</w:t>
+      </w:r>
+      <w:proofErr w:type="spellEnd"/>
+      <w:r>
+        <w:rPr>
+          <w:rFonts w:ascii="Arial" w:eastAsia="Arial" w:hAnsi="Arial" w:cs="Arial"/>
+          <w:b/>
+          <w:bCs/>
+        </w:rPr>
+        <w:t xml:space="preserve"> y </w:t>
+      </w:r>
+      <w:proofErr w:type="spellStart"/>
+      <w:r>
+        <w:rPr>
+          <w:rFonts w:ascii="Arial" w:eastAsia="Arial" w:hAnsi="Arial" w:cs="Arial"/>
+          <w:b/>
+          <w:bCs/>
+        </w:rPr>
+        <w:t>finger</w:t>
+      </w:r>
+      <w:proofErr w:type="spellEnd"/>
+      <w:r>
+        <w:rPr>
+          <w:rFonts w:ascii="Arial" w:eastAsia="Arial" w:hAnsi="Arial" w:cs="Arial"/>
+          <w:b/>
+          <w:bCs/>
+        </w:rPr>
+        <w:t>.</w:t>
       </w:r>
     </w:p>
     <w:p>
@@ -577,6 +4034,170 @@
     </w:p>
     <w:p>
       <w:pPr>
+        <w:ind w:left="360"/>
+        <w:rPr>
+          <w:rFonts w:ascii="Arial" w:eastAsia="Arial" w:hAnsi="Arial" w:cs="Arial"/>
+          <w:b/>
+          <w:bCs/>
+        </w:rPr>
+      </w:pPr>
+    </w:p>
+    <w:p>
+      <w:pPr>
+        <w:ind w:left="360"/>
+        <w:rPr>
+          <w:rFonts w:ascii="Arial" w:eastAsia="Arial" w:hAnsi="Arial" w:cs="Arial"/>
+        </w:rPr>
+      </w:pPr>
+      <w:r>
+        <w:rPr>
+          <w:rFonts w:ascii="Arial" w:eastAsia="Arial" w:hAnsi="Arial" w:cs="Arial"/>
+        </w:rPr>
+        <w:t xml:space="preserve">la forma de crear el alias </w:t>
+      </w:r>
+      <w:r>
+        <w:rPr>
+          <w:rFonts w:ascii="Arial" w:eastAsia="Arial" w:hAnsi="Arial" w:cs="Arial"/>
+        </w:rPr>
+        <w:t xml:space="preserve">es </w:t>
+      </w:r>
+      <w:r>
+        <w:rPr>
+          <w:rFonts w:ascii="Arial" w:eastAsia="Arial" w:hAnsi="Arial" w:cs="Arial"/>
+        </w:rPr>
+        <w:t>mediante</w:t>
+      </w:r>
+      <w:r>
+        <w:rPr>
+          <w:rFonts w:ascii="Arial" w:eastAsia="Arial" w:hAnsi="Arial" w:cs="Arial"/>
+        </w:rPr>
+        <w:t xml:space="preserve"> el comando </w:t>
+      </w:r>
+      <w:r>
+        <w:rPr>
+          <w:rFonts w:ascii="Arial" w:eastAsia="Arial" w:hAnsi="Arial" w:cs="Arial"/>
+          <w:b/>
+          <w:bCs/>
+        </w:rPr>
+        <w:t xml:space="preserve">alias </w:t>
+      </w:r>
+      <w:r>
+        <w:rPr>
+          <w:rFonts w:ascii="Arial" w:eastAsia="Arial" w:hAnsi="Arial" w:cs="Arial"/>
+        </w:rPr>
+        <w:t xml:space="preserve">entonces </w:t>
+      </w:r>
+      <w:r>
+        <w:rPr>
+          <w:rFonts w:ascii="Arial" w:eastAsia="Arial" w:hAnsi="Arial" w:cs="Arial"/>
+        </w:rPr>
+        <w:t xml:space="preserve">se ejecuta </w:t>
+      </w:r>
+    </w:p>
+    <w:p>
+      <w:pPr>
+        <w:ind w:left="360"/>
+        <w:rPr>
+          <w:rFonts w:ascii="Arial" w:eastAsia="Arial" w:hAnsi="Arial" w:cs="Arial"/>
+          <w:lang w:val="es-419"/>
+        </w:rPr>
+      </w:pPr>
+      <w:r>
+        <w:rPr>
+          <w:rFonts w:ascii="Arial" w:eastAsia="Arial" w:hAnsi="Arial" w:cs="Arial"/>
+          <w:b/>
+          <w:bCs/>
+        </w:rPr>
+        <w:t xml:space="preserve">alias date </w:t>
+      </w:r>
+      <w:r>
+        <w:rPr>
+          <w:rFonts w:ascii="Arial" w:eastAsia="Arial" w:hAnsi="Arial" w:cs="Arial"/>
+          <w:b/>
+          <w:bCs/>
+          <w:lang w:val="es-419"/>
+        </w:rPr>
+        <w:t>=” fecha</w:t>
+      </w:r>
+      <w:r>
+        <w:rPr>
+          <w:rFonts w:ascii="Arial" w:eastAsia="Arial" w:hAnsi="Arial" w:cs="Arial"/>
+          <w:b/>
+          <w:bCs/>
+          <w:lang w:val="es-419"/>
+        </w:rPr>
+        <w:t xml:space="preserve">” </w:t>
+      </w:r>
+      <w:r>
+        <w:rPr>
+          <w:rFonts w:ascii="Arial" w:eastAsia="Arial" w:hAnsi="Arial" w:cs="Arial"/>
+          <w:lang w:val="es-419"/>
+        </w:rPr>
+        <w:t xml:space="preserve">para indicar que fecha es lo mismo que el comando </w:t>
+      </w:r>
+      <w:r>
+        <w:rPr>
+          <w:rFonts w:ascii="Arial" w:eastAsia="Arial" w:hAnsi="Arial" w:cs="Arial"/>
+          <w:b/>
+          <w:bCs/>
+          <w:lang w:val="es-419"/>
+        </w:rPr>
+        <w:t xml:space="preserve">date </w:t>
+      </w:r>
+      <w:r>
+        <w:rPr>
+          <w:rFonts w:ascii="Arial" w:eastAsia="Arial" w:hAnsi="Arial" w:cs="Arial"/>
+          <w:lang w:val="es-419"/>
+        </w:rPr>
+        <w:t xml:space="preserve">lo </w:t>
+      </w:r>
+      <w:r>
+        <w:rPr>
+          <w:rFonts w:ascii="Arial" w:eastAsia="Arial" w:hAnsi="Arial" w:cs="Arial"/>
+          <w:lang w:val="es-419"/>
+        </w:rPr>
+        <w:t>mismo</w:t>
+      </w:r>
+      <w:r>
+        <w:rPr>
+          <w:rFonts w:ascii="Arial" w:eastAsia="Arial" w:hAnsi="Arial" w:cs="Arial"/>
+          <w:lang w:val="es-419"/>
+        </w:rPr>
+        <w:t xml:space="preserve"> lo agrego para los otros</w:t>
+      </w:r>
+    </w:p>
+    <w:p>
+      <w:pPr>
+        <w:ind w:left="360"/>
+        <w:rPr>
+          <w:rFonts w:ascii="Arial" w:eastAsia="Arial" w:hAnsi="Arial" w:cs="Arial"/>
+          <w:b/>
+          <w:bCs/>
+        </w:rPr>
+      </w:pPr>
+    </w:p>
+    <w:p>
+      <w:pPr>
+        <w:ind w:left="360"/>
+        <w:rPr>
+          <w:rFonts w:ascii="Arial" w:eastAsia="Arial" w:hAnsi="Arial" w:cs="Arial"/>
+          <w:b/>
+          <w:bCs/>
+        </w:rPr>
+      </w:pPr>
+    </w:p>
+    <w:p>
+      <w:pPr>
+        <w:ind w:left="360"/>
+        <w:rPr>
+          <w:rFonts w:ascii="Arial" w:eastAsia="Arial" w:hAnsi="Arial" w:cs="Arial"/>
+          <w:b/>
+          <w:bCs/>
+        </w:rPr>
+      </w:pPr>
+    </w:p>
+    <w:p>
+      <w:pPr>
         <w:pStyle w:val="ListParagraph"/>
         <w:numPr>
           <w:ilvl w:val="0"/>
@@ -594,7 +4215,26 @@
           <w:b/>
           <w:bCs/>
         </w:rPr>
-        <w:t>Hacer un shell script que muestre solamente la hora del sistema.</w:t>
+        <w:lastRenderedPageBreak/>
+        <w:t xml:space="preserve">Hacer un </w:t>
+      </w:r>
+      <w:proofErr w:type="spellStart"/>
+      <w:r>
+        <w:rPr>
+          <w:rFonts w:ascii="Arial" w:eastAsia="Arial" w:hAnsi="Arial" w:cs="Arial"/>
+          <w:b/>
+          <w:bCs/>
+        </w:rPr>
+        <w:t>shell</w:t>
+      </w:r>
+      <w:proofErr w:type="spellEnd"/>
+      <w:r>
+        <w:rPr>
+          <w:rFonts w:ascii="Arial" w:eastAsia="Arial" w:hAnsi="Arial" w:cs="Arial"/>
+          <w:b/>
+          <w:bCs/>
+        </w:rPr>
+        <w:t xml:space="preserve"> script que muestre solamente la hora del sistema.</w:t>
       </w:r>
     </w:p>
     <w:p>
@@ -705,6 +4345,196 @@
     </w:p>
     <w:p>
       <w:pPr>
+        <w:ind w:left="360"/>
+        <w:rPr>
+          <w:rFonts w:ascii="Arial" w:eastAsia="Arial" w:hAnsi="Arial" w:cs="Arial"/>
+        </w:rPr>
+      </w:pPr>
+      <w:r>
+        <w:rPr>
+          <w:rFonts w:ascii="Arial" w:eastAsia="Arial" w:hAnsi="Arial" w:cs="Arial"/>
+        </w:rPr>
+        <w:t xml:space="preserve">Aquí lo que se </w:t>
+      </w:r>
+      <w:r>
+        <w:rPr>
+          <w:rFonts w:ascii="Arial" w:eastAsia="Arial" w:hAnsi="Arial" w:cs="Arial"/>
+        </w:rPr>
+        <w:t>está</w:t>
+      </w:r>
+      <w:r>
+        <w:rPr>
+          <w:rFonts w:ascii="Arial" w:eastAsia="Arial" w:hAnsi="Arial" w:cs="Arial"/>
+        </w:rPr>
+        <w:t xml:space="preserve"> haciendo es una </w:t>
+      </w:r>
+      <w:r>
+        <w:rPr>
+          <w:rFonts w:ascii="Arial" w:eastAsia="Arial" w:hAnsi="Arial" w:cs="Arial"/>
+        </w:rPr>
+        <w:t>sustitución</w:t>
+      </w:r>
+      <w:r>
+        <w:rPr>
+          <w:rFonts w:ascii="Arial" w:eastAsia="Arial" w:hAnsi="Arial" w:cs="Arial"/>
+        </w:rPr>
+        <w:t xml:space="preserve"> de comandos, </w:t>
+      </w:r>
+      <w:r>
+        <w:rPr>
+          <w:rFonts w:ascii="Arial" w:eastAsia="Arial" w:hAnsi="Arial" w:cs="Arial"/>
+        </w:rPr>
+        <w:t xml:space="preserve">entonces ahora </w:t>
+      </w:r>
+      <w:r>
+        <w:rPr>
+          <w:rFonts w:ascii="Arial" w:eastAsia="Arial" w:hAnsi="Arial" w:cs="Arial"/>
+          <w:b/>
+          <w:bCs/>
+        </w:rPr>
+        <w:t xml:space="preserve">hora </w:t>
+      </w:r>
+      <w:r>
+        <w:rPr>
+          <w:rFonts w:ascii="Arial" w:eastAsia="Arial" w:hAnsi="Arial" w:cs="Arial"/>
+        </w:rPr>
+        <w:t xml:space="preserve">tiene 2 comandos que </w:t>
+      </w:r>
+      <w:r>
+        <w:rPr>
+          <w:rFonts w:ascii="Arial" w:eastAsia="Arial" w:hAnsi="Arial" w:cs="Arial"/>
+        </w:rPr>
+        <w:t>realizarán</w:t>
+      </w:r>
+      <w:r>
+        <w:rPr>
+          <w:rFonts w:ascii="Arial" w:eastAsia="Arial" w:hAnsi="Arial" w:cs="Arial"/>
+        </w:rPr>
+        <w:t xml:space="preserve"> que el script solo devuelva la hora que tiene el sistema </w:t>
+      </w:r>
+    </w:p>
+    <w:p>
+      <w:pPr>
+        <w:ind w:left="360"/>
+        <w:rPr>
+          <w:rFonts w:ascii="Arial" w:eastAsia="Arial" w:hAnsi="Arial" w:cs="Arial"/>
+        </w:rPr>
+      </w:pPr>
+      <w:r>
+        <w:rPr>
+          <w:rFonts w:ascii="Arial" w:eastAsia="Arial" w:hAnsi="Arial" w:cs="Arial"/>
+        </w:rPr>
+        <w:t xml:space="preserve">El comando primero nos da la hora, </w:t>
+      </w:r>
+      <w:r>
+        <w:rPr>
+          <w:rFonts w:ascii="Arial" w:eastAsia="Arial" w:hAnsi="Arial" w:cs="Arial"/>
+        </w:rPr>
+        <w:t xml:space="preserve">por medio de un </w:t>
+      </w:r>
+      <w:r>
+        <w:rPr>
+          <w:rFonts w:ascii="Arial" w:eastAsia="Arial" w:hAnsi="Arial" w:cs="Arial"/>
+        </w:rPr>
+        <w:t>entubamiento</w:t>
+      </w:r>
+      <w:r>
+        <w:rPr>
+          <w:rFonts w:ascii="Arial" w:eastAsia="Arial" w:hAnsi="Arial" w:cs="Arial"/>
+        </w:rPr>
+        <w:t xml:space="preserve"> tomamos esa salida y la cortamos, </w:t>
+      </w:r>
+      <w:r>
+        <w:rPr>
+          <w:rFonts w:ascii="Arial" w:eastAsia="Arial" w:hAnsi="Arial" w:cs="Arial"/>
+        </w:rPr>
+        <w:t xml:space="preserve">le </w:t>
+      </w:r>
+      <w:r>
+        <w:rPr>
+          <w:rFonts w:ascii="Arial" w:eastAsia="Arial" w:hAnsi="Arial" w:cs="Arial"/>
+        </w:rPr>
+        <w:t>indicamos</w:t>
+      </w:r>
+      <w:r>
+        <w:rPr>
+          <w:rFonts w:ascii="Arial" w:eastAsia="Arial" w:hAnsi="Arial" w:cs="Arial"/>
+        </w:rPr>
+        <w:t xml:space="preserve"> que queremos solo la </w:t>
+      </w:r>
+      <w:r>
+        <w:rPr>
+          <w:rFonts w:ascii="Arial" w:eastAsia="Arial" w:hAnsi="Arial" w:cs="Arial"/>
+        </w:rPr>
+        <w:t>columna 5</w:t>
+      </w:r>
+      <w:r>
+        <w:rPr>
+          <w:rFonts w:ascii="Arial" w:eastAsia="Arial" w:hAnsi="Arial" w:cs="Arial"/>
+        </w:rPr>
+        <w:t xml:space="preserve"> que es en donde </w:t>
+      </w:r>
+      <w:proofErr w:type="spellStart"/>
+      <w:r>
+        <w:rPr>
+          <w:rFonts w:ascii="Arial" w:eastAsia="Arial" w:hAnsi="Arial" w:cs="Arial"/>
+        </w:rPr>
+        <w:t>esta</w:t>
+      </w:r>
+      <w:proofErr w:type="spellEnd"/>
+      <w:r>
+        <w:rPr>
+          <w:rFonts w:ascii="Arial" w:eastAsia="Arial" w:hAnsi="Arial" w:cs="Arial"/>
+        </w:rPr>
+        <w:t xml:space="preserve"> la hora y </w:t>
+      </w:r>
+      <w:r>
+        <w:rPr>
+          <w:rFonts w:ascii="Arial" w:eastAsia="Arial" w:hAnsi="Arial" w:cs="Arial"/>
+        </w:rPr>
+        <w:t>así</w:t>
+      </w:r>
+      <w:r>
+        <w:rPr>
+          <w:rFonts w:ascii="Arial" w:eastAsia="Arial" w:hAnsi="Arial" w:cs="Arial"/>
+        </w:rPr>
+        <w:t xml:space="preserve"> es como lo </w:t>
+      </w:r>
+      <w:r>
+        <w:rPr>
+          <w:rFonts w:ascii="Arial" w:eastAsia="Arial" w:hAnsi="Arial" w:cs="Arial"/>
+        </w:rPr>
+        <w:t>obtenernos</w:t>
+      </w:r>
+      <w:r>
+        <w:rPr>
+          <w:rFonts w:ascii="Arial" w:eastAsia="Arial" w:hAnsi="Arial" w:cs="Arial"/>
+        </w:rPr>
+        <w:t xml:space="preserve"> </w:t>
+      </w:r>
+      <w:proofErr w:type="spellStart"/>
+      <w:r>
+        <w:rPr>
+          <w:rFonts w:ascii="Arial" w:eastAsia="Arial" w:hAnsi="Arial" w:cs="Arial"/>
+        </w:rPr>
+        <w:t>y</w:t>
+      </w:r>
+      <w:proofErr w:type="spellEnd"/>
+      <w:r>
+        <w:rPr>
+          <w:rFonts w:ascii="Arial" w:eastAsia="Arial" w:hAnsi="Arial" w:cs="Arial"/>
+        </w:rPr>
+        <w:t xml:space="preserve"> imprimimos la </w:t>
+      </w:r>
+      <w:r>
+        <w:rPr>
+          <w:rFonts w:ascii="Arial" w:eastAsia="Arial" w:hAnsi="Arial" w:cs="Arial"/>
+        </w:rPr>
+        <w:t xml:space="preserve">variable. </w:t>
+      </w:r>
+    </w:p>
+    <w:p>
+      <w:pPr>
         <w:pStyle w:val="ListParagraph"/>
         <w:numPr>
           <w:ilvl w:val="0"/>
@@ -722,7 +4552,25 @@
           <w:b/>
           <w:bCs/>
         </w:rPr>
-        <w:t>. Hacer un shell script que muestre el directorio actual y el nombre real del usuario.</w:t>
+        <w:t xml:space="preserve">. Hacer un </w:t>
+      </w:r>
+      <w:proofErr w:type="spellStart"/>
+      <w:r>
+        <w:rPr>
+          <w:rFonts w:ascii="Arial" w:eastAsia="Arial" w:hAnsi="Arial" w:cs="Arial"/>
+          <w:b/>
+          <w:bCs/>
+        </w:rPr>
+        <w:t>shell</w:t>
+      </w:r>
+      <w:proofErr w:type="spellEnd"/>
+      <w:r>
+        <w:rPr>
+          <w:rFonts w:ascii="Arial" w:eastAsia="Arial" w:hAnsi="Arial" w:cs="Arial"/>
+          <w:b/>
+          <w:bCs/>
+        </w:rPr>
+        <w:t xml:space="preserve"> script que muestre el directorio actual y el nombre real del usuario.</w:t>
       </w:r>
     </w:p>
     <w:p>
@@ -825,6 +4673,163 @@
     </w:p>
     <w:p>
       <w:pPr>
+        <w:ind w:left="360"/>
+        <w:rPr>
+          <w:rFonts w:ascii="Arial" w:eastAsia="Arial" w:hAnsi="Arial" w:cs="Arial"/>
+        </w:rPr>
+      </w:pPr>
+    </w:p>
+    <w:p>
+      <w:pPr>
+        <w:ind w:left="360"/>
+        <w:rPr>
+          <w:rFonts w:ascii="Arial" w:eastAsia="Arial" w:hAnsi="Arial" w:cs="Arial"/>
+        </w:rPr>
+      </w:pPr>
+    </w:p>
+    <w:p>
+      <w:pPr>
+        <w:ind w:left="360"/>
+        <w:rPr>
+          <w:rFonts w:ascii="Arial" w:eastAsia="Arial" w:hAnsi="Arial" w:cs="Arial"/>
+        </w:rPr>
+      </w:pPr>
+    </w:p>
+    <w:p>
+      <w:pPr>
+        <w:ind w:left="360"/>
+        <w:rPr>
+          <w:rFonts w:ascii="Arial" w:eastAsia="Arial" w:hAnsi="Arial" w:cs="Arial"/>
+        </w:rPr>
+      </w:pPr>
+    </w:p>
+    <w:p>
+      <w:pPr>
+        <w:ind w:left="360"/>
+        <w:rPr>
+          <w:rFonts w:ascii="Arial" w:eastAsia="Arial" w:hAnsi="Arial" w:cs="Arial"/>
+        </w:rPr>
+      </w:pPr>
+      <w:r>
+        <w:rPr>
+          <w:rFonts w:ascii="Arial" w:eastAsia="Arial" w:hAnsi="Arial" w:cs="Arial"/>
+        </w:rPr>
+        <w:lastRenderedPageBreak/>
+        <w:t xml:space="preserve">Realizamos la sustitución de comandos, para guardar el </w:t>
+      </w:r>
+      <w:r>
+        <w:rPr>
+          <w:rFonts w:ascii="Arial" w:eastAsia="Arial" w:hAnsi="Arial" w:cs="Arial"/>
+        </w:rPr>
+        <w:t>comando</w:t>
+      </w:r>
+      <w:r>
+        <w:rPr>
+          <w:rFonts w:ascii="Arial" w:eastAsia="Arial" w:hAnsi="Arial" w:cs="Arial"/>
+        </w:rPr>
+        <w:t xml:space="preserve"> en una </w:t>
+      </w:r>
+      <w:r>
+        <w:rPr>
+          <w:rFonts w:ascii="Arial" w:eastAsia="Arial" w:hAnsi="Arial" w:cs="Arial"/>
+        </w:rPr>
+        <w:t>variable</w:t>
+      </w:r>
+      <w:r>
+        <w:rPr>
+          <w:rFonts w:ascii="Arial" w:eastAsia="Arial" w:hAnsi="Arial" w:cs="Arial"/>
+        </w:rPr>
+        <w:t xml:space="preserve"> y solo se imprime</w:t>
+      </w:r>
+      <w:r>
+        <w:rPr>
+          <w:rFonts w:ascii="Arial" w:eastAsia="Arial" w:hAnsi="Arial" w:cs="Arial"/>
+        </w:rPr>
+        <w:t xml:space="preserve">, </w:t>
+      </w:r>
+      <w:r>
+        <w:rPr>
+          <w:rFonts w:ascii="Arial" w:eastAsia="Arial" w:hAnsi="Arial" w:cs="Arial"/>
+        </w:rPr>
+        <w:t xml:space="preserve">el </w:t>
+      </w:r>
+      <w:r>
+        <w:rPr>
+          <w:rFonts w:ascii="Arial" w:eastAsia="Arial" w:hAnsi="Arial" w:cs="Arial"/>
+        </w:rPr>
+        <w:t>comando</w:t>
+      </w:r>
+      <w:r>
+        <w:rPr>
+          <w:rFonts w:ascii="Arial" w:eastAsia="Arial" w:hAnsi="Arial" w:cs="Arial"/>
+        </w:rPr>
+        <w:t xml:space="preserve"> </w:t>
+      </w:r>
+      <w:proofErr w:type="spellStart"/>
+      <w:r>
+        <w:rPr>
+          <w:rFonts w:ascii="Arial" w:eastAsia="Arial" w:hAnsi="Arial" w:cs="Arial"/>
+          <w:b/>
+          <w:bCs/>
+        </w:rPr>
+        <w:t>pwd</w:t>
+      </w:r>
+      <w:proofErr w:type="spellEnd"/>
+      <w:r>
+        <w:rPr>
+          <w:rFonts w:ascii="Arial" w:eastAsia="Arial" w:hAnsi="Arial" w:cs="Arial"/>
+          <w:b/>
+          <w:bCs/>
+        </w:rPr>
+        <w:t xml:space="preserve"> </w:t>
+      </w:r>
+      <w:r>
+        <w:rPr>
+          <w:rFonts w:ascii="Arial" w:eastAsia="Arial" w:hAnsi="Arial" w:cs="Arial"/>
+        </w:rPr>
+        <w:t xml:space="preserve">nos da el directorio actual en donde se </w:t>
+      </w:r>
+      <w:proofErr w:type="spellStart"/>
+      <w:r>
+        <w:rPr>
+          <w:rFonts w:ascii="Arial" w:eastAsia="Arial" w:hAnsi="Arial" w:cs="Arial"/>
+        </w:rPr>
+        <w:t>esta</w:t>
+      </w:r>
+      <w:proofErr w:type="spellEnd"/>
+      <w:r>
+        <w:rPr>
+          <w:rFonts w:ascii="Arial" w:eastAsia="Arial" w:hAnsi="Arial" w:cs="Arial"/>
+        </w:rPr>
+        <w:t xml:space="preserve"> trabajando y el comando </w:t>
+      </w:r>
+      <w:proofErr w:type="spellStart"/>
+      <w:r>
+        <w:rPr>
+          <w:rFonts w:ascii="Arial" w:eastAsia="Arial" w:hAnsi="Arial" w:cs="Arial"/>
+          <w:b/>
+          <w:bCs/>
+        </w:rPr>
+        <w:t>whoami</w:t>
+      </w:r>
+      <w:proofErr w:type="spellEnd"/>
+      <w:r>
+        <w:rPr>
+          <w:rFonts w:ascii="Arial" w:eastAsia="Arial" w:hAnsi="Arial" w:cs="Arial"/>
+          <w:b/>
+          <w:bCs/>
+        </w:rPr>
+        <w:t xml:space="preserve"> </w:t>
+      </w:r>
+      <w:r>
+        <w:rPr>
+          <w:rFonts w:ascii="Arial" w:eastAsia="Arial" w:hAnsi="Arial" w:cs="Arial"/>
+        </w:rPr>
+        <w:t xml:space="preserve">indica el nombre del usuario. </w:t>
+      </w:r>
+    </w:p>
+    <w:p>
+      <w:pPr>
         <w:pStyle w:val="ListParagraph"/>
         <w:numPr>
           <w:ilvl w:val="0"/>
@@ -842,8 +4847,25 @@
           <w:b/>
           <w:bCs/>
         </w:rPr>
-        <w:lastRenderedPageBreak/>
-        <w:t>Hacer un shell script que pida el nombre de un archivo, busque el archivo y muestre su contenido, el número de líneas, palabras y caracteres que contiene</w:t>
+        <w:t xml:space="preserve">Hacer un </w:t>
+      </w:r>
+      <w:proofErr w:type="spellStart"/>
+      <w:r>
+        <w:rPr>
+          <w:rFonts w:ascii="Arial" w:eastAsia="Arial" w:hAnsi="Arial" w:cs="Arial"/>
+          <w:b/>
+          <w:bCs/>
+        </w:rPr>
+        <w:t>shell</w:t>
+      </w:r>
+      <w:proofErr w:type="spellEnd"/>
+      <w:r>
+        <w:rPr>
+          <w:rFonts w:ascii="Arial" w:eastAsia="Arial" w:hAnsi="Arial" w:cs="Arial"/>
+          <w:b/>
+          <w:bCs/>
+        </w:rPr>
+        <w:t xml:space="preserve"> script que pida el nombre de un archivo, busque el archivo y muestre su contenido, el número de líneas, palabras y caracteres que contiene</w:t>
       </w:r>
     </w:p>
     <w:p>
@@ -860,13 +4882,12 @@
           <w:rFonts w:ascii="Arial" w:eastAsia="Arial" w:hAnsi="Arial" w:cs="Arial"/>
           <w:b/>
           <w:bCs/>
-          <w:noProof/>
         </w:rPr>
         <w:drawing>
-          <wp:inline distT="0" distB="0" distL="0" distR="0" wp14:anchorId="1CD868C4" wp14:editId="16FC9A6C">
-            <wp:extent cx="5400040" cy="1217930"/>
-            <wp:effectExtent l="0" t="0" r="0" b="1270"/>
-            <wp:docPr id="7" name="Picture 7"/>
+          <wp:inline distT="0" distB="0" distL="0" distR="0" wp14:anchorId="2EBE42F0" wp14:editId="44992B34">
+            <wp:extent cx="4198620" cy="2609326"/>
+            <wp:effectExtent l="0" t="0" r="0" b="635"/>
+            <wp:docPr id="15" name="Picture 15"/>
             <wp:cNvGraphicFramePr>
               <a:graphicFrameLocks xmlns:a="http://schemas.openxmlformats.org/drawingml/2006/main" noChangeAspect="1"/>
             </wp:cNvGraphicFramePr>
@@ -886,7 +4907,7 @@
                   <pic:spPr>
                     <a:xfrm>
                       <a:off x="0" y="0"/>
-                      <a:ext cx="5400040" cy="1217930"/>
+                      <a:ext cx="4206601" cy="2614286"/>
                     </a:xfrm>
                     <a:prstGeom prst="rect">
                       <a:avLst/>
@@ -916,10 +4937,10 @@
           <w:noProof/>
         </w:rPr>
         <w:drawing>
-          <wp:inline distT="0" distB="0" distL="0" distR="0" wp14:anchorId="1CEDFB4E" wp14:editId="75565CB8">
-            <wp:extent cx="5400040" cy="560070"/>
-            <wp:effectExtent l="0" t="0" r="0" b="0"/>
-            <wp:docPr id="8" name="Picture 8"/>
+          <wp:inline distT="0" distB="0" distL="0" distR="0" wp14:anchorId="1CD868C4" wp14:editId="16FC9A6C">
+            <wp:extent cx="5400040" cy="1217930"/>
+            <wp:effectExtent l="0" t="0" r="0" b="1270"/>
+            <wp:docPr id="7" name="Picture 7"/>
             <wp:cNvGraphicFramePr>
               <a:graphicFrameLocks xmlns:a="http://schemas.openxmlformats.org/drawingml/2006/main" noChangeAspect="1"/>
             </wp:cNvGraphicFramePr>
@@ -939,7 +4960,7 @@
                   <pic:spPr>
                     <a:xfrm>
                       <a:off x="0" y="0"/>
-                      <a:ext cx="5400040" cy="560070"/>
+                      <a:ext cx="5400040" cy="1217930"/>
                     </a:xfrm>
                     <a:prstGeom prst="rect">
                       <a:avLst/>
@@ -961,46 +4982,6 @@
           <w:bCs/>
         </w:rPr>
       </w:pPr>
-    </w:p>
-    <w:p>
-      <w:pPr>
-        <w:pStyle w:val="ListParagraph"/>
-        <w:numPr>
-          <w:ilvl w:val="0"/>
-          <w:numId w:val="9"/>
-        </w:numPr>
-        <w:rPr>
-          <w:rFonts w:ascii="Arial" w:eastAsia="Arial" w:hAnsi="Arial" w:cs="Arial"/>
-          <w:b/>
-          <w:bCs/>
-        </w:rPr>
-      </w:pPr>
-      <w:r>
-        <w:rPr>
-          <w:rFonts w:ascii="Arial" w:eastAsia="Arial" w:hAnsi="Arial" w:cs="Arial"/>
-          <w:b/>
-          <w:bCs/>
-        </w:rPr>
-        <w:t>. Hacer un shell script que pida los nombres tres archivos, sustituya los caracteres de mayúsculas a minúsculas en el primero, cambie todos los números por asteriscos al segundo y el tercero permanece igual. Muestre en pantalla los tres archivos y pida al usuario el nombre del archivo donde se guardarán los tres archivos.</w:t>
-      </w:r>
-      <w:r>
-        <w:rPr>
-          <w:rFonts w:ascii="Arial" w:eastAsia="Arial" w:hAnsi="Arial" w:cs="Arial"/>
-          <w:b/>
-          <w:bCs/>
-        </w:rPr>
-        <w:t xml:space="preserve"> </w:t>
-      </w:r>
-    </w:p>
-    <w:p>
-      <w:pPr>
-        <w:ind w:left="360"/>
-        <w:rPr>
-          <w:rFonts w:ascii="Arial" w:eastAsia="Arial" w:hAnsi="Arial" w:cs="Arial"/>
-          <w:b/>
-          <w:bCs/>
-        </w:rPr>
-      </w:pPr>
       <w:r>
         <w:rPr>
           <w:rFonts w:ascii="Arial" w:eastAsia="Arial" w:hAnsi="Arial" w:cs="Arial"/>
@@ -1009,10 +4990,10 @@
           <w:noProof/>
         </w:rPr>
         <w:drawing>
-          <wp:inline distT="0" distB="0" distL="0" distR="0" wp14:anchorId="519077B7" wp14:editId="417CB86A">
-            <wp:extent cx="5884322" cy="3124835"/>
-            <wp:effectExtent l="0" t="0" r="2540" b="0"/>
-            <wp:docPr id="10" name="Picture 10"/>
+          <wp:inline distT="0" distB="0" distL="0" distR="0" wp14:anchorId="1CEDFB4E" wp14:editId="75565CB8">
+            <wp:extent cx="5400040" cy="560070"/>
+            <wp:effectExtent l="0" t="0" r="0" b="0"/>
+            <wp:docPr id="8" name="Picture 8"/>
             <wp:cNvGraphicFramePr>
               <a:graphicFrameLocks xmlns:a="http://schemas.openxmlformats.org/drawingml/2006/main" noChangeAspect="1"/>
             </wp:cNvGraphicFramePr>
@@ -1032,7 +5013,7 @@
                   <pic:spPr>
                     <a:xfrm>
                       <a:off x="0" y="0"/>
-                      <a:ext cx="5885811" cy="3125626"/>
+                      <a:ext cx="5400040" cy="560070"/>
                     </a:xfrm>
                     <a:prstGeom prst="rect">
                       <a:avLst/>
@@ -1050,6 +5031,267 @@
         <w:ind w:left="360"/>
         <w:rPr>
           <w:rFonts w:ascii="Arial" w:eastAsia="Arial" w:hAnsi="Arial" w:cs="Arial"/>
+        </w:rPr>
+      </w:pPr>
+      <w:r>
+        <w:rPr>
+          <w:rFonts w:ascii="Arial" w:eastAsia="Arial" w:hAnsi="Arial" w:cs="Arial"/>
+        </w:rPr>
+        <w:t xml:space="preserve">el script recibirá como </w:t>
+      </w:r>
+      <w:r>
+        <w:rPr>
+          <w:rFonts w:ascii="Arial" w:eastAsia="Arial" w:hAnsi="Arial" w:cs="Arial"/>
+        </w:rPr>
+        <w:t>variable</w:t>
+      </w:r>
+      <w:r>
+        <w:rPr>
+          <w:rFonts w:ascii="Arial" w:eastAsia="Arial" w:hAnsi="Arial" w:cs="Arial"/>
+        </w:rPr>
+        <w:t xml:space="preserve"> de línea de comando el archivo con el cual quiere mostrar la información, estas </w:t>
+      </w:r>
+      <w:r>
+        <w:rPr>
+          <w:rFonts w:ascii="Arial" w:eastAsia="Arial" w:hAnsi="Arial" w:cs="Arial"/>
+        </w:rPr>
+        <w:t>variables</w:t>
+      </w:r>
+      <w:r>
+        <w:rPr>
+          <w:rFonts w:ascii="Arial" w:eastAsia="Arial" w:hAnsi="Arial" w:cs="Arial"/>
+        </w:rPr>
+        <w:t xml:space="preserve"> se representan en </w:t>
+      </w:r>
+      <w:proofErr w:type="spellStart"/>
+      <w:r>
+        <w:rPr>
+          <w:rFonts w:ascii="Arial" w:eastAsia="Arial" w:hAnsi="Arial" w:cs="Arial"/>
+        </w:rPr>
+        <w:t>bash</w:t>
+      </w:r>
+      <w:proofErr w:type="spellEnd"/>
+      <w:r>
+        <w:rPr>
+          <w:rFonts w:ascii="Arial" w:eastAsia="Arial" w:hAnsi="Arial" w:cs="Arial"/>
+        </w:rPr>
+        <w:t xml:space="preserve"> como </w:t>
+      </w:r>
+      <w:r>
+        <w:rPr>
+          <w:rFonts w:ascii="Arial" w:eastAsia="Arial" w:hAnsi="Arial" w:cs="Arial"/>
+        </w:rPr>
+        <w:t xml:space="preserve">$0 que representa el comando $1 el primero parámetro, $2 el segundo, etc. </w:t>
+      </w:r>
+    </w:p>
+    <w:p>
+      <w:pPr>
+        <w:ind w:left="360"/>
+        <w:rPr>
+          <w:rFonts w:ascii="Arial" w:eastAsia="Arial" w:hAnsi="Arial" w:cs="Arial"/>
+        </w:rPr>
+      </w:pPr>
+      <w:r>
+        <w:rPr>
+          <w:rFonts w:ascii="Arial" w:eastAsia="Arial" w:hAnsi="Arial" w:cs="Arial"/>
+        </w:rPr>
+        <w:t xml:space="preserve">Por lo que primero verifica con el operador de archivo </w:t>
+      </w:r>
+      <w:r>
+        <w:rPr>
+          <w:rFonts w:ascii="Arial" w:eastAsia="Arial" w:hAnsi="Arial" w:cs="Arial"/>
+          <w:b/>
+          <w:bCs/>
+        </w:rPr>
+        <w:t xml:space="preserve">-e </w:t>
+      </w:r>
+      <w:r>
+        <w:rPr>
+          <w:rFonts w:ascii="Arial" w:eastAsia="Arial" w:hAnsi="Arial" w:cs="Arial"/>
+        </w:rPr>
+        <w:t>que el documento exista en el directorio actual, en caso de que si exista debe de tener los permisos habilitados de lectura</w:t>
+      </w:r>
+      <w:r>
+        <w:rPr>
+          <w:rFonts w:ascii="Arial" w:eastAsia="Arial" w:hAnsi="Arial" w:cs="Arial"/>
+        </w:rPr>
+        <w:t xml:space="preserve"> </w:t>
+      </w:r>
+      <w:r>
+        <w:rPr>
+          <w:rFonts w:ascii="Arial" w:eastAsia="Arial" w:hAnsi="Arial" w:cs="Arial"/>
+          <w:b/>
+          <w:bCs/>
+        </w:rPr>
+        <w:t>-r</w:t>
+      </w:r>
+      <w:r>
+        <w:rPr>
+          <w:rFonts w:ascii="Arial" w:eastAsia="Arial" w:hAnsi="Arial" w:cs="Arial"/>
+        </w:rPr>
+        <w:t xml:space="preserve"> para que el script pueda funcionar de manera eficiente. </w:t>
+      </w:r>
+    </w:p>
+    <w:p>
+      <w:pPr>
+        <w:ind w:left="360"/>
+        <w:rPr>
+          <w:rFonts w:ascii="Arial" w:eastAsia="Arial" w:hAnsi="Arial" w:cs="Arial"/>
+          <w:b/>
+          <w:bCs/>
+        </w:rPr>
+      </w:pPr>
+      <w:r>
+        <w:rPr>
+          <w:rFonts w:ascii="Arial" w:eastAsia="Arial" w:hAnsi="Arial" w:cs="Arial"/>
+        </w:rPr>
+        <w:t xml:space="preserve">Realizamos la sustitución de comando del comando </w:t>
+      </w:r>
+      <w:proofErr w:type="spellStart"/>
+      <w:r>
+        <w:rPr>
+          <w:rFonts w:ascii="Arial" w:eastAsia="Arial" w:hAnsi="Arial" w:cs="Arial"/>
+          <w:b/>
+          <w:bCs/>
+        </w:rPr>
+        <w:t>wc</w:t>
+      </w:r>
+      <w:proofErr w:type="spellEnd"/>
+      <w:r>
+        <w:rPr>
+          <w:rFonts w:ascii="Arial" w:eastAsia="Arial" w:hAnsi="Arial" w:cs="Arial"/>
+          <w:b/>
+          <w:bCs/>
+        </w:rPr>
+        <w:t xml:space="preserve"> </w:t>
+      </w:r>
+      <w:r>
+        <w:rPr>
+          <w:rFonts w:ascii="Arial" w:eastAsia="Arial" w:hAnsi="Arial" w:cs="Arial"/>
+        </w:rPr>
+        <w:t xml:space="preserve">el cual con sus diferentes parámetros </w:t>
+      </w:r>
+      <w:r>
+        <w:rPr>
+          <w:rFonts w:ascii="Arial" w:eastAsia="Arial" w:hAnsi="Arial" w:cs="Arial"/>
+          <w:b/>
+          <w:bCs/>
+        </w:rPr>
+        <w:t xml:space="preserve">-l -&gt; </w:t>
+      </w:r>
+      <w:r>
+        <w:rPr>
+          <w:rFonts w:ascii="Arial" w:eastAsia="Arial" w:hAnsi="Arial" w:cs="Arial"/>
+        </w:rPr>
+        <w:t>nos muestra el total de líneas que tiene el archivo</w:t>
+      </w:r>
+      <w:r>
+        <w:rPr>
+          <w:rFonts w:ascii="Arial" w:eastAsia="Arial" w:hAnsi="Arial" w:cs="Arial"/>
+          <w:b/>
+          <w:bCs/>
+        </w:rPr>
+        <w:t xml:space="preserve">, </w:t>
+      </w:r>
+      <w:r>
+        <w:rPr>
+          <w:rFonts w:ascii="Arial" w:eastAsia="Arial" w:hAnsi="Arial" w:cs="Arial"/>
+          <w:b/>
+          <w:bCs/>
+        </w:rPr>
+        <w:t xml:space="preserve">-c -&gt; </w:t>
+      </w:r>
+      <w:r>
+        <w:rPr>
+          <w:rFonts w:ascii="Arial" w:eastAsia="Arial" w:hAnsi="Arial" w:cs="Arial"/>
+        </w:rPr>
+        <w:t xml:space="preserve">nos muestra el total de caracteres que tiene </w:t>
+      </w:r>
+      <w:r>
+        <w:rPr>
+          <w:rFonts w:ascii="Arial" w:eastAsia="Arial" w:hAnsi="Arial" w:cs="Arial"/>
+          <w:b/>
+          <w:bCs/>
+        </w:rPr>
+        <w:t xml:space="preserve">, </w:t>
+      </w:r>
+      <w:r>
+        <w:rPr>
+          <w:rFonts w:ascii="Arial" w:eastAsia="Arial" w:hAnsi="Arial" w:cs="Arial"/>
+          <w:b/>
+          <w:bCs/>
+        </w:rPr>
+        <w:t>-w</w:t>
+      </w:r>
+      <w:r>
+        <w:rPr>
+          <w:rFonts w:ascii="Arial" w:eastAsia="Arial" w:hAnsi="Arial" w:cs="Arial"/>
+          <w:b/>
+          <w:bCs/>
+        </w:rPr>
+        <w:t xml:space="preserve"> -&gt; </w:t>
+      </w:r>
+      <w:r>
+        <w:rPr>
+          <w:rFonts w:ascii="Arial" w:eastAsia="Arial" w:hAnsi="Arial" w:cs="Arial"/>
+        </w:rPr>
+        <w:t xml:space="preserve">nos muestra el total de palabras que tiene el archivo </w:t>
+      </w:r>
+    </w:p>
+    <w:p>
+      <w:pPr>
+        <w:pStyle w:val="ListParagraph"/>
+        <w:numPr>
+          <w:ilvl w:val="0"/>
+          <w:numId w:val="9"/>
+        </w:numPr>
+        <w:rPr>
+          <w:rFonts w:ascii="Arial" w:eastAsia="Arial" w:hAnsi="Arial" w:cs="Arial"/>
+          <w:b/>
+          <w:bCs/>
+        </w:rPr>
+      </w:pPr>
+      <w:r>
+        <w:rPr>
+          <w:rFonts w:ascii="Arial" w:eastAsia="Arial" w:hAnsi="Arial" w:cs="Arial"/>
+          <w:b/>
+          <w:bCs/>
+        </w:rPr>
+        <w:lastRenderedPageBreak/>
+        <w:t xml:space="preserve">. Hacer un </w:t>
+      </w:r>
+      <w:proofErr w:type="spellStart"/>
+      <w:r>
+        <w:rPr>
+          <w:rFonts w:ascii="Arial" w:eastAsia="Arial" w:hAnsi="Arial" w:cs="Arial"/>
+          <w:b/>
+          <w:bCs/>
+        </w:rPr>
+        <w:t>shell</w:t>
+      </w:r>
+      <w:proofErr w:type="spellEnd"/>
+      <w:r>
+        <w:rPr>
+          <w:rFonts w:ascii="Arial" w:eastAsia="Arial" w:hAnsi="Arial" w:cs="Arial"/>
+          <w:b/>
+          <w:bCs/>
+        </w:rPr>
+        <w:t xml:space="preserve"> script que pida los nombres tres archivos, sustituya los caracteres de mayúsculas a minúsculas en el primero, cambie todos los números por asteriscos al segundo y el tercero permanece igual. Muestre en pantalla los tres archivos y pida al usuario el nombre del archivo donde se guardarán los tres archivos.</w:t>
+      </w:r>
+      <w:r>
+        <w:rPr>
+          <w:rFonts w:ascii="Arial" w:eastAsia="Arial" w:hAnsi="Arial" w:cs="Arial"/>
+          <w:b/>
+          <w:bCs/>
+        </w:rPr>
+        <w:t xml:space="preserve"> </w:t>
+      </w:r>
+    </w:p>
+    <w:p>
+      <w:pPr>
+        <w:ind w:left="360"/>
+        <w:rPr>
+          <w:rFonts w:ascii="Arial" w:eastAsia="Arial" w:hAnsi="Arial" w:cs="Arial"/>
           <w:b/>
           <w:bCs/>
         </w:rPr>
@@ -1061,12 +5303,11 @@
           <w:bCs/>
           <w:noProof/>
         </w:rPr>
-        <w:lastRenderedPageBreak/>
         <w:drawing>
-          <wp:inline distT="0" distB="0" distL="0" distR="0" wp14:anchorId="113FCC74" wp14:editId="361B18BD">
-            <wp:extent cx="6038850" cy="1887496"/>
+          <wp:inline distT="0" distB="0" distL="0" distR="0" wp14:anchorId="519077B7" wp14:editId="0B6DD487">
+            <wp:extent cx="5848350" cy="3105732"/>
             <wp:effectExtent l="0" t="0" r="0" b="0"/>
-            <wp:docPr id="11" name="Picture 11"/>
+            <wp:docPr id="10" name="Picture 10"/>
             <wp:cNvGraphicFramePr>
               <a:graphicFrameLocks xmlns:a="http://schemas.openxmlformats.org/drawingml/2006/main" noChangeAspect="1"/>
             </wp:cNvGraphicFramePr>
@@ -1086,7 +5327,7 @@
                   <pic:spPr>
                     <a:xfrm>
                       <a:off x="0" y="0"/>
-                      <a:ext cx="6047342" cy="1890150"/>
+                      <a:ext cx="5857571" cy="3110629"/>
                     </a:xfrm>
                     <a:prstGeom prst="rect">
                       <a:avLst/>
@@ -1113,30 +5354,13 @@
           <w:rFonts w:ascii="Arial" w:eastAsia="Arial" w:hAnsi="Arial" w:cs="Arial"/>
           <w:b/>
           <w:bCs/>
-        </w:rPr>
-        <w:t xml:space="preserve">Salida: </w:t>
-      </w:r>
-    </w:p>
-    <w:p>
-      <w:pPr>
-        <w:ind w:left="360"/>
-        <w:rPr>
-          <w:rFonts w:ascii="Arial" w:eastAsia="Arial" w:hAnsi="Arial" w:cs="Arial"/>
-          <w:b/>
-          <w:bCs/>
-        </w:rPr>
-      </w:pPr>
-      <w:r>
-        <w:rPr>
-          <w:rFonts w:ascii="Arial" w:eastAsia="Arial" w:hAnsi="Arial" w:cs="Arial"/>
-          <w:b/>
-          <w:bCs/>
+          <w:noProof/>
         </w:rPr>
         <w:drawing>
-          <wp:inline distT="0" distB="0" distL="0" distR="0" wp14:anchorId="5C068EA3" wp14:editId="5EB80619">
-            <wp:extent cx="5400040" cy="1990725"/>
-            <wp:effectExtent l="0" t="0" r="0" b="9525"/>
-            <wp:docPr id="9" name="Picture 9"/>
+          <wp:inline distT="0" distB="0" distL="0" distR="0" wp14:anchorId="113FCC74" wp14:editId="600B3268">
+            <wp:extent cx="5848350" cy="1827953"/>
+            <wp:effectExtent l="0" t="0" r="0" b="1270"/>
+            <wp:docPr id="11" name="Picture 11"/>
             <wp:cNvGraphicFramePr>
               <a:graphicFrameLocks xmlns:a="http://schemas.openxmlformats.org/drawingml/2006/main" noChangeAspect="1"/>
             </wp:cNvGraphicFramePr>
@@ -1156,7 +5380,7 @@
                   <pic:spPr>
                     <a:xfrm>
                       <a:off x="0" y="0"/>
-                      <a:ext cx="5400040" cy="1990725"/>
+                      <a:ext cx="5867660" cy="1833988"/>
                     </a:xfrm>
                     <a:prstGeom prst="rect">
                       <a:avLst/>
@@ -1184,11 +5408,30 @@
           <w:b/>
           <w:bCs/>
         </w:rPr>
+        <w:t xml:space="preserve">Salida: </w:t>
+      </w:r>
+    </w:p>
+    <w:p>
+      <w:pPr>
+        <w:ind w:left="360"/>
+        <w:rPr>
+          <w:rFonts w:ascii="Arial" w:eastAsia="Arial" w:hAnsi="Arial" w:cs="Arial"/>
+          <w:b/>
+          <w:bCs/>
+        </w:rPr>
+      </w:pPr>
+      <w:r>
+        <w:rPr>
+          <w:rFonts w:ascii="Arial" w:eastAsia="Arial" w:hAnsi="Arial" w:cs="Arial"/>
+          <w:b/>
+          <w:bCs/>
+          <w:noProof/>
+        </w:rPr>
         <w:drawing>
-          <wp:inline distT="0" distB="0" distL="0" distR="0" wp14:anchorId="6CC6EA20" wp14:editId="45127865">
-            <wp:extent cx="5400040" cy="3738880"/>
-            <wp:effectExtent l="0" t="0" r="0" b="0"/>
-            <wp:docPr id="19" name="Picture 19"/>
+          <wp:inline distT="0" distB="0" distL="0" distR="0" wp14:anchorId="5C068EA3" wp14:editId="5EB80619">
+            <wp:extent cx="5400040" cy="1990725"/>
+            <wp:effectExtent l="0" t="0" r="0" b="9525"/>
+            <wp:docPr id="9" name="Picture 9"/>
             <wp:cNvGraphicFramePr>
               <a:graphicFrameLocks xmlns:a="http://schemas.openxmlformats.org/drawingml/2006/main" noChangeAspect="1"/>
             </wp:cNvGraphicFramePr>
@@ -1208,7 +5451,7 @@
                   <pic:spPr>
                     <a:xfrm>
                       <a:off x="0" y="0"/>
-                      <a:ext cx="5400040" cy="3738880"/>
+                      <a:ext cx="5400040" cy="1990725"/>
                     </a:xfrm>
                     <a:prstGeom prst="rect">
                       <a:avLst/>
@@ -1235,31 +5478,14 @@
           <w:rFonts w:ascii="Arial" w:eastAsia="Arial" w:hAnsi="Arial" w:cs="Arial"/>
           <w:b/>
           <w:bCs/>
-        </w:rPr>
-        <w:t>Archivo original</w:t>
-      </w:r>
-    </w:p>
-    <w:p>
-      <w:pPr>
-        <w:ind w:left="360"/>
-        <w:rPr>
-          <w:rFonts w:ascii="Arial" w:eastAsia="Arial" w:hAnsi="Arial" w:cs="Arial"/>
-          <w:b/>
-          <w:bCs/>
-        </w:rPr>
-      </w:pPr>
-      <w:r>
-        <w:rPr>
-          <w:rFonts w:ascii="Arial" w:eastAsia="Arial" w:hAnsi="Arial" w:cs="Arial"/>
-          <w:b/>
-          <w:bCs/>
+          <w:noProof/>
         </w:rPr>
         <w:lastRenderedPageBreak/>
         <w:drawing>
-          <wp:inline distT="0" distB="0" distL="0" distR="0" wp14:anchorId="40364219" wp14:editId="2DD3A18B">
-            <wp:extent cx="4488180" cy="1492014"/>
-            <wp:effectExtent l="0" t="0" r="7620" b="0"/>
-            <wp:docPr id="12" name="Picture 12"/>
+          <wp:inline distT="0" distB="0" distL="0" distR="0" wp14:anchorId="6CC6EA20" wp14:editId="45127865">
+            <wp:extent cx="5400040" cy="3738880"/>
+            <wp:effectExtent l="0" t="0" r="0" b="0"/>
+            <wp:docPr id="19" name="Picture 19"/>
             <wp:cNvGraphicFramePr>
               <a:graphicFrameLocks xmlns:a="http://schemas.openxmlformats.org/drawingml/2006/main" noChangeAspect="1"/>
             </wp:cNvGraphicFramePr>
@@ -1279,7 +5505,7 @@
                   <pic:spPr>
                     <a:xfrm>
                       <a:off x="0" y="0"/>
-                      <a:ext cx="4500023" cy="1495951"/>
+                      <a:ext cx="5400040" cy="3738880"/>
                     </a:xfrm>
                     <a:prstGeom prst="rect">
                       <a:avLst/>
@@ -1301,6 +5527,14 @@
           <w:bCs/>
         </w:rPr>
       </w:pPr>
+      <w:r>
+        <w:rPr>
+          <w:rFonts w:ascii="Arial" w:eastAsia="Arial" w:hAnsi="Arial" w:cs="Arial"/>
+          <w:b/>
+          <w:bCs/>
+        </w:rPr>
+        <w:t>Archivo original</w:t>
+      </w:r>
     </w:p>
     <w:p>
       <w:pPr>
@@ -1311,97 +5545,18 @@
           <w:bCs/>
         </w:rPr>
       </w:pPr>
-    </w:p>
-    <w:p>
-      <w:pPr>
-        <w:ind w:left="360"/>
-        <w:rPr>
-          <w:rFonts w:ascii="Arial" w:eastAsia="Arial" w:hAnsi="Arial" w:cs="Arial"/>
-          <w:b/>
-          <w:bCs/>
-        </w:rPr>
-      </w:pPr>
-    </w:p>
-    <w:p>
-      <w:pPr>
-        <w:ind w:left="360"/>
-        <w:rPr>
-          <w:rFonts w:ascii="Arial" w:eastAsia="Arial" w:hAnsi="Arial" w:cs="Arial"/>
-          <w:b/>
-          <w:bCs/>
-        </w:rPr>
-      </w:pPr>
-    </w:p>
-    <w:p>
-      <w:pPr>
-        <w:ind w:left="360"/>
-        <w:rPr>
-          <w:rFonts w:ascii="Arial" w:eastAsia="Arial" w:hAnsi="Arial" w:cs="Arial"/>
-          <w:b/>
-          <w:bCs/>
-        </w:rPr>
-      </w:pPr>
-    </w:p>
-    <w:p>
-      <w:pPr>
-        <w:ind w:left="360"/>
-        <w:rPr>
-          <w:rFonts w:ascii="Arial" w:eastAsia="Arial" w:hAnsi="Arial" w:cs="Arial"/>
-          <w:b/>
-          <w:bCs/>
-        </w:rPr>
-      </w:pPr>
-    </w:p>
-    <w:p>
-      <w:pPr>
-        <w:ind w:left="360"/>
-        <w:rPr>
-          <w:rFonts w:ascii="Arial" w:eastAsia="Arial" w:hAnsi="Arial" w:cs="Arial"/>
-          <w:b/>
-          <w:bCs/>
-        </w:rPr>
-      </w:pPr>
-    </w:p>
-    <w:p>
-      <w:pPr>
-        <w:ind w:left="360"/>
-        <w:rPr>
-          <w:rFonts w:ascii="Arial" w:eastAsia="Arial" w:hAnsi="Arial" w:cs="Arial"/>
-          <w:b/>
-          <w:bCs/>
-        </w:rPr>
-      </w:pPr>
-    </w:p>
-    <w:p>
-      <w:pPr>
-        <w:ind w:left="360"/>
-        <w:rPr>
-          <w:rFonts w:ascii="Arial" w:eastAsia="Arial" w:hAnsi="Arial" w:cs="Arial"/>
-        </w:rPr>
-      </w:pPr>
-      <w:r>
-        <w:rPr>
-          <w:rFonts w:ascii="Arial" w:eastAsia="Arial" w:hAnsi="Arial" w:cs="Arial"/>
-        </w:rPr>
-        <w:t>Archivo 2 original</w:t>
-      </w:r>
-    </w:p>
-    <w:p>
-      <w:pPr>
-        <w:ind w:left="360"/>
-        <w:rPr>
-          <w:rFonts w:ascii="Arial" w:eastAsia="Arial" w:hAnsi="Arial" w:cs="Arial"/>
-        </w:rPr>
-      </w:pPr>
-      <w:r>
-        <w:rPr>
-          <w:rFonts w:ascii="Arial" w:eastAsia="Arial" w:hAnsi="Arial" w:cs="Arial"/>
+      <w:r>
+        <w:rPr>
+          <w:rFonts w:ascii="Arial" w:eastAsia="Arial" w:hAnsi="Arial" w:cs="Arial"/>
+          <w:b/>
+          <w:bCs/>
+          <w:noProof/>
         </w:rPr>
         <w:drawing>
-          <wp:inline distT="0" distB="0" distL="0" distR="0" wp14:anchorId="35966CC7" wp14:editId="1C0F2D72">
-            <wp:extent cx="4008444" cy="2677795"/>
-            <wp:effectExtent l="0" t="0" r="0" b="8255"/>
-            <wp:docPr id="16" name="Picture 16"/>
+          <wp:inline distT="0" distB="0" distL="0" distR="0" wp14:anchorId="40364219" wp14:editId="2DD3A18B">
+            <wp:extent cx="4488180" cy="1492014"/>
+            <wp:effectExtent l="0" t="0" r="7620" b="0"/>
+            <wp:docPr id="12" name="Picture 12"/>
             <wp:cNvGraphicFramePr>
               <a:graphicFrameLocks xmlns:a="http://schemas.openxmlformats.org/drawingml/2006/main" noChangeAspect="1"/>
             </wp:cNvGraphicFramePr>
@@ -1421,7 +5576,7 @@
                   <pic:spPr>
                     <a:xfrm>
                       <a:off x="0" y="0"/>
-                      <a:ext cx="4014513" cy="2681850"/>
+                      <a:ext cx="4500023" cy="1495951"/>
                     </a:xfrm>
                     <a:prstGeom prst="rect">
                       <a:avLst/>
@@ -1445,7 +5600,7 @@
         <w:rPr>
           <w:rFonts w:ascii="Arial" w:eastAsia="Arial" w:hAnsi="Arial" w:cs="Arial"/>
         </w:rPr>
-        <w:t>Salida del archivo 3</w:t>
+        <w:t>Archivo 2 original</w:t>
       </w:r>
     </w:p>
     <w:p>
@@ -1458,12 +5613,13 @@
       <w:r>
         <w:rPr>
           <w:rFonts w:ascii="Arial" w:eastAsia="Arial" w:hAnsi="Arial" w:cs="Arial"/>
+          <w:noProof/>
         </w:rPr>
         <w:drawing>
-          <wp:inline distT="0" distB="0" distL="0" distR="0" wp14:anchorId="378FB2C4" wp14:editId="1EC9EBAA">
-            <wp:extent cx="3296110" cy="781159"/>
-            <wp:effectExtent l="0" t="0" r="0" b="0"/>
-            <wp:docPr id="18" name="Picture 18"/>
+          <wp:inline distT="0" distB="0" distL="0" distR="0" wp14:anchorId="35966CC7" wp14:editId="1C0F2D72">
+            <wp:extent cx="4008444" cy="2677795"/>
+            <wp:effectExtent l="0" t="0" r="0" b="8255"/>
+            <wp:docPr id="16" name="Picture 16"/>
             <wp:cNvGraphicFramePr>
               <a:graphicFrameLocks xmlns:a="http://schemas.openxmlformats.org/drawingml/2006/main" noChangeAspect="1"/>
             </wp:cNvGraphicFramePr>
@@ -1483,7 +5639,7 @@
                   <pic:spPr>
                     <a:xfrm>
                       <a:off x="0" y="0"/>
-                      <a:ext cx="3296110" cy="781159"/>
+                      <a:ext cx="4014513" cy="2681850"/>
                     </a:xfrm>
                     <a:prstGeom prst="rect">
                       <a:avLst/>
@@ -1498,111 +5654,36 @@
     </w:p>
     <w:p>
       <w:pPr>
-        <w:rPr>
-          <w:rFonts w:ascii="Arial" w:eastAsia="Arial" w:hAnsi="Arial" w:cs="Arial"/>
-          <w:b/>
-          <w:bCs/>
-        </w:rPr>
-      </w:pPr>
-    </w:p>
-    <w:p>
-      <w:pPr>
-        <w:rPr>
-          <w:rFonts w:ascii="Arial" w:eastAsia="Arial" w:hAnsi="Arial" w:cs="Arial"/>
-          <w:b/>
-          <w:bCs/>
-        </w:rPr>
-      </w:pPr>
-    </w:p>
-    <w:p>
-      <w:pPr>
-        <w:rPr>
-          <w:rFonts w:ascii="Arial" w:eastAsia="Arial" w:hAnsi="Arial" w:cs="Arial"/>
-          <w:b/>
-          <w:bCs/>
-        </w:rPr>
-      </w:pPr>
-    </w:p>
-    <w:p>
-      <w:pPr>
-        <w:rPr>
-          <w:rFonts w:ascii="Arial" w:eastAsia="Arial" w:hAnsi="Arial" w:cs="Arial"/>
-          <w:b/>
-          <w:bCs/>
-        </w:rPr>
-      </w:pPr>
-    </w:p>
-    <w:p>
-      <w:pPr>
         <w:ind w:left="360"/>
         <w:rPr>
           <w:rFonts w:ascii="Arial" w:eastAsia="Arial" w:hAnsi="Arial" w:cs="Arial"/>
-          <w:b/>
-          <w:bCs/>
-        </w:rPr>
-      </w:pPr>
+        </w:rPr>
+      </w:pPr>
+      <w:r>
+        <w:rPr>
+          <w:rFonts w:ascii="Arial" w:eastAsia="Arial" w:hAnsi="Arial" w:cs="Arial"/>
+        </w:rPr>
+        <w:lastRenderedPageBreak/>
+        <w:t>Salida del archivo 3</w:t>
+      </w:r>
     </w:p>
     <w:p>
       <w:pPr>
         <w:ind w:left="360"/>
         <w:rPr>
           <w:rFonts w:ascii="Arial" w:eastAsia="Arial" w:hAnsi="Arial" w:cs="Arial"/>
-          <w:b/>
-          <w:bCs/>
-        </w:rPr>
-      </w:pPr>
-    </w:p>
-    <w:p>
-      <w:pPr>
-        <w:pStyle w:val="ListParagraph"/>
-        <w:numPr>
-          <w:ilvl w:val="0"/>
-          <w:numId w:val="9"/>
-        </w:numPr>
-        <w:rPr>
-          <w:rFonts w:ascii="Arial" w:eastAsia="Arial" w:hAnsi="Arial" w:cs="Arial"/>
-          <w:b/>
-          <w:bCs/>
-        </w:rPr>
-      </w:pPr>
-      <w:r>
-        <w:rPr>
-          <w:rFonts w:ascii="Arial" w:eastAsia="Arial" w:hAnsi="Arial" w:cs="Arial"/>
-          <w:b/>
-          <w:bCs/>
-        </w:rPr>
-        <w:t>Hacer un shell que pida el nombre real de una persona, encuentre su nombre de usuario, muestre los procesos que está ejecutando y le envíe un mensaje en tiempo real.</w:t>
-      </w:r>
-      <w:r>
-        <w:rPr>
-          <w:rFonts w:ascii="Arial" w:eastAsia="Arial" w:hAnsi="Arial" w:cs="Arial"/>
-          <w:b/>
-          <w:bCs/>
-        </w:rPr>
-        <w:t xml:space="preserve"> </w:t>
-      </w:r>
-    </w:p>
-    <w:p>
-      <w:pPr>
-        <w:ind w:left="360"/>
-        <w:rPr>
-          <w:rFonts w:ascii="Arial" w:eastAsia="Arial" w:hAnsi="Arial" w:cs="Arial"/>
-          <w:b/>
-          <w:bCs/>
-        </w:rPr>
-      </w:pPr>
-      <w:r>
-        <w:rPr>
-          <w:rFonts w:ascii="Arial" w:eastAsia="Arial" w:hAnsi="Arial" w:cs="Arial"/>
-          <w:b/>
-          <w:bCs/>
+        </w:rPr>
+      </w:pPr>
+      <w:r>
+        <w:rPr>
+          <w:rFonts w:ascii="Arial" w:eastAsia="Arial" w:hAnsi="Arial" w:cs="Arial"/>
           <w:noProof/>
         </w:rPr>
         <w:drawing>
-          <wp:inline distT="0" distB="0" distL="0" distR="0" wp14:anchorId="1B3E4CC8" wp14:editId="6AA87B6B">
-            <wp:extent cx="4772025" cy="4368558"/>
+          <wp:inline distT="0" distB="0" distL="0" distR="0" wp14:anchorId="378FB2C4" wp14:editId="705C533D">
+            <wp:extent cx="2657475" cy="629806"/>
             <wp:effectExtent l="0" t="0" r="0" b="0"/>
-            <wp:docPr id="13" name="Picture 13"/>
+            <wp:docPr id="18" name="Picture 18"/>
             <wp:cNvGraphicFramePr>
               <a:graphicFrameLocks xmlns:a="http://schemas.openxmlformats.org/drawingml/2006/main" noChangeAspect="1"/>
             </wp:cNvGraphicFramePr>
@@ -1622,7 +5703,7 @@
                   <pic:spPr>
                     <a:xfrm>
                       <a:off x="0" y="0"/>
-                      <a:ext cx="4779868" cy="4375738"/>
+                      <a:ext cx="2672327" cy="633326"/>
                     </a:xfrm>
                     <a:prstGeom prst="rect">
                       <a:avLst/>
@@ -1637,24 +5718,180 @@
     </w:p>
     <w:p>
       <w:pPr>
-        <w:ind w:left="360"/>
-        <w:rPr>
-          <w:rFonts w:ascii="Arial" w:eastAsia="Arial" w:hAnsi="Arial" w:cs="Arial"/>
-          <w:b/>
-          <w:bCs/>
-        </w:rPr>
-      </w:pPr>
-      <w:r>
-        <w:rPr>
-          <w:rFonts w:ascii="Arial" w:eastAsia="Arial" w:hAnsi="Arial" w:cs="Arial"/>
-          <w:b/>
-          <w:bCs/>
+        <w:rPr>
+          <w:rFonts w:ascii="Arial" w:eastAsia="Arial" w:hAnsi="Arial" w:cs="Arial"/>
+        </w:rPr>
+      </w:pPr>
+      <w:r>
+        <w:rPr>
+          <w:rFonts w:ascii="Arial" w:eastAsia="Arial" w:hAnsi="Arial" w:cs="Arial"/>
+        </w:rPr>
+        <w:t xml:space="preserve">para </w:t>
+      </w:r>
+      <w:r>
+        <w:rPr>
+          <w:rFonts w:ascii="Arial" w:eastAsia="Arial" w:hAnsi="Arial" w:cs="Arial"/>
+        </w:rPr>
+        <w:t>realizar</w:t>
+      </w:r>
+      <w:r>
+        <w:rPr>
+          <w:rFonts w:ascii="Arial" w:eastAsia="Arial" w:hAnsi="Arial" w:cs="Arial"/>
+        </w:rPr>
+        <w:t xml:space="preserve"> el programa </w:t>
+      </w:r>
+      <w:r>
+        <w:rPr>
+          <w:rFonts w:ascii="Arial" w:eastAsia="Arial" w:hAnsi="Arial" w:cs="Arial"/>
+        </w:rPr>
+        <w:t xml:space="preserve">primero pedimos al </w:t>
+      </w:r>
+      <w:r>
+        <w:rPr>
+          <w:rFonts w:ascii="Arial" w:eastAsia="Arial" w:hAnsi="Arial" w:cs="Arial"/>
+        </w:rPr>
+        <w:t>usuario</w:t>
+      </w:r>
+      <w:r>
+        <w:rPr>
+          <w:rFonts w:ascii="Arial" w:eastAsia="Arial" w:hAnsi="Arial" w:cs="Arial"/>
+        </w:rPr>
+        <w:t xml:space="preserve"> el nombre de los 3 archivos, </w:t>
+      </w:r>
+      <w:r>
+        <w:rPr>
+          <w:rFonts w:ascii="Arial" w:eastAsia="Arial" w:hAnsi="Arial" w:cs="Arial"/>
+        </w:rPr>
+        <w:t>mediante</w:t>
+      </w:r>
+      <w:r>
+        <w:rPr>
+          <w:rFonts w:ascii="Arial" w:eastAsia="Arial" w:hAnsi="Arial" w:cs="Arial"/>
+        </w:rPr>
+        <w:t xml:space="preserve"> </w:t>
+      </w:r>
+      <w:r>
+        <w:rPr>
+          <w:rFonts w:ascii="Arial" w:eastAsia="Arial" w:hAnsi="Arial" w:cs="Arial"/>
+          <w:b/>
+          <w:bCs/>
+        </w:rPr>
+        <w:t xml:space="preserve">echo </w:t>
+      </w:r>
+      <w:r>
+        <w:rPr>
+          <w:rFonts w:ascii="Arial" w:eastAsia="Arial" w:hAnsi="Arial" w:cs="Arial"/>
+        </w:rPr>
+        <w:t xml:space="preserve">y </w:t>
+      </w:r>
+      <w:proofErr w:type="spellStart"/>
+      <w:r>
+        <w:rPr>
+          <w:rFonts w:ascii="Arial" w:eastAsia="Arial" w:hAnsi="Arial" w:cs="Arial"/>
+          <w:b/>
+          <w:bCs/>
+        </w:rPr>
+        <w:t>read</w:t>
+      </w:r>
+      <w:proofErr w:type="spellEnd"/>
+      <w:r>
+        <w:rPr>
+          <w:rFonts w:ascii="Arial" w:eastAsia="Arial" w:hAnsi="Arial" w:cs="Arial"/>
+          <w:b/>
+          <w:bCs/>
+        </w:rPr>
+        <w:t xml:space="preserve">, importante que los archivos que se le van a solicitar </w:t>
+      </w:r>
+      <w:r>
+        <w:rPr>
+          <w:rFonts w:ascii="Arial" w:eastAsia="Arial" w:hAnsi="Arial" w:cs="Arial"/>
+          <w:b/>
+          <w:bCs/>
+        </w:rPr>
+        <w:t>estén</w:t>
+      </w:r>
+      <w:r>
+        <w:rPr>
+          <w:rFonts w:ascii="Arial" w:eastAsia="Arial" w:hAnsi="Arial" w:cs="Arial"/>
+          <w:b/>
+          <w:bCs/>
+        </w:rPr>
+        <w:t xml:space="preserve"> </w:t>
+      </w:r>
+      <w:r>
+        <w:rPr>
+          <w:rFonts w:ascii="Arial" w:eastAsia="Arial" w:hAnsi="Arial" w:cs="Arial"/>
+          <w:b/>
+          <w:bCs/>
+        </w:rPr>
+        <w:t>en el directorio actual</w:t>
+      </w:r>
+      <w:r>
+        <w:rPr>
+          <w:rFonts w:ascii="Arial" w:eastAsia="Arial" w:hAnsi="Arial" w:cs="Arial"/>
+          <w:b/>
+          <w:bCs/>
+        </w:rPr>
+        <w:t xml:space="preserve">. </w:t>
+      </w:r>
+    </w:p>
+    <w:p>
+      <w:pPr>
+        <w:rPr>
+          <w:rFonts w:ascii="Arial" w:eastAsia="Arial" w:hAnsi="Arial" w:cs="Arial"/>
+        </w:rPr>
+      </w:pPr>
+      <w:r>
+        <w:rPr>
+          <w:rFonts w:ascii="Arial" w:eastAsia="Arial" w:hAnsi="Arial" w:cs="Arial"/>
+        </w:rPr>
+        <w:t xml:space="preserve">Antes de seguir con debemos de verificar que en efecto los archivos existen, para eso hacemos uso de las </w:t>
+      </w:r>
+      <w:r>
+        <w:rPr>
+          <w:rFonts w:ascii="Arial" w:eastAsia="Arial" w:hAnsi="Arial" w:cs="Arial"/>
+          <w:b/>
+          <w:bCs/>
+        </w:rPr>
+        <w:t>condiciones</w:t>
+      </w:r>
+      <w:r>
+        <w:rPr>
+          <w:rFonts w:ascii="Arial" w:eastAsia="Arial" w:hAnsi="Arial" w:cs="Arial"/>
+        </w:rPr>
+        <w:t xml:space="preserve"> y </w:t>
+      </w:r>
+      <w:r>
+        <w:rPr>
+          <w:rFonts w:ascii="Arial" w:eastAsia="Arial" w:hAnsi="Arial" w:cs="Arial"/>
+          <w:b/>
+          <w:bCs/>
+        </w:rPr>
+        <w:t xml:space="preserve">operadores lógicos </w:t>
+      </w:r>
+      <w:r>
+        <w:rPr>
+          <w:rFonts w:ascii="Arial" w:eastAsia="Arial" w:hAnsi="Arial" w:cs="Arial"/>
+        </w:rPr>
+        <w:t xml:space="preserve">para garantizar que esos archivos existan: </w:t>
+      </w:r>
+    </w:p>
+    <w:p>
+      <w:pPr>
+        <w:rPr>
+          <w:rFonts w:ascii="Arial" w:eastAsia="Arial" w:hAnsi="Arial" w:cs="Arial"/>
+        </w:rPr>
+      </w:pPr>
+      <w:r>
+        <w:rPr>
+          <w:rFonts w:ascii="Arial" w:eastAsia="Arial" w:hAnsi="Arial" w:cs="Arial"/>
+          <w:noProof/>
         </w:rPr>
         <w:drawing>
-          <wp:inline distT="0" distB="0" distL="0" distR="0" wp14:anchorId="7C40DE24" wp14:editId="4CBF0A76">
-            <wp:extent cx="4450080" cy="1508082"/>
-            <wp:effectExtent l="0" t="0" r="7620" b="0"/>
-            <wp:docPr id="20" name="Picture 20"/>
+          <wp:inline distT="0" distB="0" distL="0" distR="0" wp14:anchorId="104E6E4B" wp14:editId="0991A0D0">
+            <wp:extent cx="5400040" cy="256540"/>
+            <wp:effectExtent l="0" t="0" r="0" b="0"/>
+            <wp:docPr id="25" name="Picture 25"/>
             <wp:cNvGraphicFramePr>
               <a:graphicFrameLocks xmlns:a="http://schemas.openxmlformats.org/drawingml/2006/main" noChangeAspect="1"/>
             </wp:cNvGraphicFramePr>
@@ -1674,7 +5911,7 @@
                   <pic:spPr>
                     <a:xfrm>
                       <a:off x="0" y="0"/>
-                      <a:ext cx="4455668" cy="1509976"/>
+                      <a:ext cx="5400040" cy="256540"/>
                     </a:xfrm>
                     <a:prstGeom prst="rect">
                       <a:avLst/>
@@ -1689,108 +5926,129 @@
     </w:p>
     <w:p>
       <w:pPr>
-        <w:ind w:left="360"/>
-        <w:rPr>
-          <w:rFonts w:ascii="Arial" w:eastAsia="Arial" w:hAnsi="Arial" w:cs="Arial"/>
-          <w:b/>
-          <w:bCs/>
-        </w:rPr>
-      </w:pPr>
-    </w:p>
-    <w:p>
-      <w:pPr>
-        <w:pStyle w:val="ListParagraph"/>
-        <w:rPr>
-          <w:rFonts w:ascii="Arial" w:eastAsia="Arial" w:hAnsi="Arial" w:cs="Arial"/>
-          <w:b/>
-          <w:bCs/>
-        </w:rPr>
-      </w:pPr>
-    </w:p>
-    <w:p>
-      <w:pPr>
-        <w:rPr>
-          <w:rFonts w:ascii="Arial" w:eastAsia="Arial" w:hAnsi="Arial" w:cs="Arial"/>
-          <w:b/>
-          <w:bCs/>
-        </w:rPr>
-      </w:pPr>
-    </w:p>
-    <w:p>
-      <w:pPr>
-        <w:pStyle w:val="ListParagraph"/>
-        <w:numPr>
-          <w:ilvl w:val="0"/>
-          <w:numId w:val="9"/>
-        </w:numPr>
-        <w:rPr>
-          <w:rFonts w:ascii="Arial" w:eastAsia="Arial" w:hAnsi="Arial" w:cs="Arial"/>
-          <w:b/>
-          <w:bCs/>
-        </w:rPr>
-      </w:pPr>
-      <w:r>
-        <w:rPr>
-          <w:rFonts w:ascii="Arial" w:eastAsia="Arial" w:hAnsi="Arial" w:cs="Arial"/>
-          <w:b/>
-          <w:bCs/>
-        </w:rPr>
-        <w:lastRenderedPageBreak/>
-        <w:t>. Elimine el alias para el comando cp.</w:t>
-      </w:r>
-    </w:p>
-    <w:p>
-      <w:pPr>
-        <w:ind w:left="360"/>
-        <w:rPr>
-          <w:rFonts w:ascii="Arial" w:eastAsia="Arial" w:hAnsi="Arial" w:cs="Arial"/>
-          <w:b/>
-          <w:bCs/>
-        </w:rPr>
-      </w:pPr>
-    </w:p>
-    <w:p>
-      <w:pPr>
-        <w:pStyle w:val="ListParagraph"/>
-        <w:numPr>
-          <w:ilvl w:val="0"/>
-          <w:numId w:val="9"/>
-        </w:numPr>
-        <w:rPr>
-          <w:rFonts w:ascii="Arial" w:eastAsia="Arial" w:hAnsi="Arial" w:cs="Arial"/>
-          <w:b/>
-          <w:bCs/>
-        </w:rPr>
-      </w:pPr>
-      <w:r>
-        <w:rPr>
-          <w:rFonts w:ascii="Arial" w:eastAsia="Arial" w:hAnsi="Arial" w:cs="Arial"/>
-          <w:b/>
-          <w:bCs/>
-        </w:rPr>
-        <w:t>Hacer un shell que tome de la línea de comando un número N y un nombre de archivo. Muestre las primeras y últimas N líneas del archivo especificado en la línea de comando.</w:t>
-      </w:r>
-    </w:p>
-    <w:p>
-      <w:pPr>
-        <w:rPr>
-          <w:rFonts w:ascii="Arial" w:eastAsia="Arial" w:hAnsi="Arial" w:cs="Arial"/>
-          <w:b/>
-          <w:bCs/>
-        </w:rPr>
-      </w:pPr>
-      <w:r>
-        <w:rPr>
-          <w:rFonts w:ascii="Arial" w:eastAsia="Arial" w:hAnsi="Arial" w:cs="Arial"/>
-          <w:b/>
-          <w:bCs/>
+        <w:rPr>
+          <w:rFonts w:ascii="Arial" w:eastAsia="Arial" w:hAnsi="Arial" w:cs="Arial"/>
+        </w:rPr>
+      </w:pPr>
+      <w:r>
+        <w:rPr>
+          <w:rFonts w:ascii="Arial" w:eastAsia="Arial" w:hAnsi="Arial" w:cs="Arial"/>
+        </w:rPr>
+        <w:t xml:space="preserve">Si no es el caso manda al </w:t>
+      </w:r>
+      <w:proofErr w:type="spellStart"/>
+      <w:r>
+        <w:rPr>
+          <w:rFonts w:ascii="Arial" w:eastAsia="Arial" w:hAnsi="Arial" w:cs="Arial"/>
+        </w:rPr>
+        <w:t>else</w:t>
+      </w:r>
+      <w:proofErr w:type="spellEnd"/>
+      <w:r>
+        <w:rPr>
+          <w:rFonts w:ascii="Arial" w:eastAsia="Arial" w:hAnsi="Arial" w:cs="Arial"/>
+        </w:rPr>
+        <w:t xml:space="preserve">, lo que hace el </w:t>
+      </w:r>
+      <w:proofErr w:type="spellStart"/>
+      <w:r>
+        <w:rPr>
+          <w:rFonts w:ascii="Arial" w:eastAsia="Arial" w:hAnsi="Arial" w:cs="Arial"/>
+        </w:rPr>
+        <w:t>else</w:t>
+      </w:r>
+      <w:proofErr w:type="spellEnd"/>
+      <w:r>
+        <w:rPr>
+          <w:rFonts w:ascii="Arial" w:eastAsia="Arial" w:hAnsi="Arial" w:cs="Arial"/>
+        </w:rPr>
+        <w:t xml:space="preserve"> es ver que archivo es el que falla, negamos la condicional </w:t>
+      </w:r>
+      <w:r>
+        <w:rPr>
+          <w:rFonts w:ascii="Arial" w:eastAsia="Arial" w:hAnsi="Arial" w:cs="Arial"/>
+          <w:b/>
+          <w:bCs/>
+        </w:rPr>
+        <w:t xml:space="preserve">-e </w:t>
+      </w:r>
+      <w:r>
+        <w:rPr>
+          <w:rFonts w:ascii="Arial" w:eastAsia="Arial" w:hAnsi="Arial" w:cs="Arial"/>
+        </w:rPr>
+        <w:t xml:space="preserve">este operador de archivo me </w:t>
+      </w:r>
+      <w:r>
+        <w:rPr>
+          <w:rFonts w:ascii="Arial" w:eastAsia="Arial" w:hAnsi="Arial" w:cs="Arial"/>
+        </w:rPr>
+        <w:t>devuelve</w:t>
+      </w:r>
+      <w:r>
+        <w:rPr>
+          <w:rFonts w:ascii="Arial" w:eastAsia="Arial" w:hAnsi="Arial" w:cs="Arial"/>
+        </w:rPr>
+        <w:t xml:space="preserve"> verdadero si el archivo existe</w:t>
+      </w:r>
+      <w:r>
+        <w:rPr>
+          <w:rFonts w:ascii="Arial" w:eastAsia="Arial" w:hAnsi="Arial" w:cs="Arial"/>
+        </w:rPr>
+        <w:t>, entonces negamos porque si el archivo existe no nos intere</w:t>
+      </w:r>
+      <w:r>
+        <w:rPr>
+          <w:rFonts w:ascii="Arial" w:eastAsia="Arial" w:hAnsi="Arial" w:cs="Arial"/>
+        </w:rPr>
+        <w:t>s</w:t>
+      </w:r>
+      <w:r>
+        <w:rPr>
+          <w:rFonts w:ascii="Arial" w:eastAsia="Arial" w:hAnsi="Arial" w:cs="Arial"/>
+        </w:rPr>
+        <w:t xml:space="preserve">a por lo que lo volverá falso y no entrara a la condición, en cambio si no existe </w:t>
+      </w:r>
+      <w:r>
+        <w:rPr>
+          <w:rFonts w:ascii="Arial" w:eastAsia="Arial" w:hAnsi="Arial" w:cs="Arial"/>
+        </w:rPr>
+        <w:t>devolverá</w:t>
+      </w:r>
+      <w:r>
+        <w:rPr>
+          <w:rFonts w:ascii="Arial" w:eastAsia="Arial" w:hAnsi="Arial" w:cs="Arial"/>
+        </w:rPr>
+        <w:t xml:space="preserve"> falso y con la negación será verdadero y me </w:t>
+      </w:r>
+      <w:r>
+        <w:rPr>
+          <w:rFonts w:ascii="Arial" w:eastAsia="Arial" w:hAnsi="Arial" w:cs="Arial"/>
+        </w:rPr>
+        <w:t>dirá</w:t>
+      </w:r>
+      <w:r>
+        <w:rPr>
+          <w:rFonts w:ascii="Arial" w:eastAsia="Arial" w:hAnsi="Arial" w:cs="Arial"/>
+        </w:rPr>
+        <w:t xml:space="preserve"> X archivo es el que no existe. </w:t>
+      </w:r>
+    </w:p>
+    <w:p>
+      <w:pPr>
+        <w:rPr>
+          <w:rFonts w:ascii="Arial" w:eastAsia="Arial" w:hAnsi="Arial" w:cs="Arial"/>
+        </w:rPr>
+      </w:pPr>
+      <w:r>
+        <w:rPr>
+          <w:rFonts w:ascii="Arial" w:eastAsia="Arial" w:hAnsi="Arial" w:cs="Arial"/>
           <w:noProof/>
         </w:rPr>
         <w:drawing>
-          <wp:inline distT="0" distB="0" distL="0" distR="0" wp14:anchorId="2B83852A" wp14:editId="7BFE4C90">
-            <wp:extent cx="5200650" cy="3983047"/>
-            <wp:effectExtent l="0" t="0" r="0" b="0"/>
-            <wp:docPr id="14" name="Picture 14"/>
+          <wp:inline distT="0" distB="0" distL="0" distR="0" wp14:anchorId="006E75CB" wp14:editId="122AC02C">
+            <wp:extent cx="4572000" cy="2183313"/>
+            <wp:effectExtent l="0" t="0" r="0" b="7620"/>
+            <wp:docPr id="27" name="Picture 27"/>
             <wp:cNvGraphicFramePr>
               <a:graphicFrameLocks xmlns:a="http://schemas.openxmlformats.org/drawingml/2006/main" noChangeAspect="1"/>
             </wp:cNvGraphicFramePr>
@@ -1810,7 +6068,7 @@
                   <pic:spPr>
                     <a:xfrm>
                       <a:off x="0" y="0"/>
-                      <a:ext cx="5203538" cy="3985259"/>
+                      <a:ext cx="4584787" cy="2189420"/>
                     </a:xfrm>
                     <a:prstGeom prst="rect">
                       <a:avLst/>
@@ -1833,28 +6091,92 @@
         <w:rPr>
           <w:rFonts w:ascii="Arial" w:eastAsia="Arial" w:hAnsi="Arial" w:cs="Arial"/>
         </w:rPr>
-        <w:t xml:space="preserve">Salida: </w:t>
-      </w:r>
-    </w:p>
-    <w:p>
-      <w:pPr>
-        <w:rPr>
-          <w:rFonts w:ascii="Arial" w:eastAsia="Arial" w:hAnsi="Arial" w:cs="Arial"/>
-          <w:b/>
-          <w:bCs/>
-        </w:rPr>
-      </w:pPr>
-      <w:r>
-        <w:rPr>
-          <w:rFonts w:ascii="Arial" w:eastAsia="Arial" w:hAnsi="Arial" w:cs="Arial"/>
-          <w:b/>
-          <w:bCs/>
+        <w:t>Ejemplo:</w:t>
+      </w:r>
+    </w:p>
+    <w:p>
+      <w:pPr>
+        <w:rPr>
+          <w:rFonts w:ascii="Arial" w:eastAsia="Arial" w:hAnsi="Arial" w:cs="Arial"/>
+        </w:rPr>
+      </w:pPr>
+      <w:r>
+        <w:rPr>
+          <w:rFonts w:ascii="Arial" w:eastAsia="Arial" w:hAnsi="Arial" w:cs="Arial"/>
+        </w:rPr>
+        <w:t xml:space="preserve">Ingrese 2 archivos que si existen en mi directorio actual </w:t>
+      </w:r>
+      <w:proofErr w:type="spellStart"/>
+      <w:r>
+        <w:rPr>
+          <w:rFonts w:ascii="Arial" w:eastAsia="Arial" w:hAnsi="Arial" w:cs="Arial"/>
+          <w:b/>
+          <w:bCs/>
+        </w:rPr>
+        <w:t>upper_lower</w:t>
+      </w:r>
+      <w:proofErr w:type="spellEnd"/>
+      <w:r>
+        <w:rPr>
+          <w:rFonts w:ascii="Arial" w:eastAsia="Arial" w:hAnsi="Arial" w:cs="Arial"/>
+          <w:b/>
+          <w:bCs/>
+        </w:rPr>
+        <w:t xml:space="preserve"> y </w:t>
+      </w:r>
+      <w:r>
+        <w:rPr>
+          <w:rFonts w:ascii="Arial" w:eastAsia="Arial" w:hAnsi="Arial" w:cs="Arial"/>
+          <w:b/>
+          <w:bCs/>
+        </w:rPr>
+        <w:t>números,</w:t>
+      </w:r>
+      <w:r>
+        <w:rPr>
+          <w:rFonts w:ascii="Arial" w:eastAsia="Arial" w:hAnsi="Arial" w:cs="Arial"/>
+          <w:b/>
+          <w:bCs/>
+        </w:rPr>
+        <w:t xml:space="preserve"> </w:t>
+      </w:r>
+      <w:r>
+        <w:rPr>
+          <w:rFonts w:ascii="Arial" w:eastAsia="Arial" w:hAnsi="Arial" w:cs="Arial"/>
+        </w:rPr>
+        <w:t xml:space="preserve">pero </w:t>
+      </w:r>
+      <w:r>
+        <w:rPr>
+          <w:rFonts w:ascii="Arial" w:eastAsia="Arial" w:hAnsi="Arial" w:cs="Arial"/>
+          <w:b/>
+          <w:bCs/>
+        </w:rPr>
+        <w:t xml:space="preserve">perros </w:t>
+      </w:r>
+      <w:r>
+        <w:rPr>
+          <w:rFonts w:ascii="Arial" w:eastAsia="Arial" w:hAnsi="Arial" w:cs="Arial"/>
+        </w:rPr>
+        <w:t>no existe y me indica que ese archivo es el que no existe</w:t>
+      </w:r>
+    </w:p>
+    <w:p>
+      <w:pPr>
+        <w:rPr>
+          <w:rFonts w:ascii="Arial" w:eastAsia="Arial" w:hAnsi="Arial" w:cs="Arial"/>
+        </w:rPr>
+      </w:pPr>
+      <w:r>
+        <w:rPr>
+          <w:rFonts w:ascii="Arial" w:eastAsia="Arial" w:hAnsi="Arial" w:cs="Arial"/>
+          <w:noProof/>
         </w:rPr>
         <w:drawing>
-          <wp:inline distT="0" distB="0" distL="0" distR="0" wp14:anchorId="1A96FDC4" wp14:editId="26091952">
-            <wp:extent cx="5400040" cy="1969770"/>
-            <wp:effectExtent l="0" t="0" r="0" b="0"/>
-            <wp:docPr id="21" name="Picture 21"/>
+          <wp:inline distT="0" distB="0" distL="0" distR="0" wp14:anchorId="1552A582" wp14:editId="41F4D13B">
+            <wp:extent cx="5619750" cy="1255589"/>
+            <wp:effectExtent l="0" t="0" r="0" b="1905"/>
+            <wp:docPr id="28" name="Picture 28"/>
             <wp:cNvGraphicFramePr>
               <a:graphicFrameLocks xmlns:a="http://schemas.openxmlformats.org/drawingml/2006/main" noChangeAspect="1"/>
             </wp:cNvGraphicFramePr>
@@ -1874,7 +6196,7 @@
                   <pic:spPr>
                     <a:xfrm>
                       <a:off x="0" y="0"/>
-                      <a:ext cx="5400040" cy="1969770"/>
+                      <a:ext cx="5624607" cy="1256674"/>
                     </a:xfrm>
                     <a:prstGeom prst="rect">
                       <a:avLst/>
@@ -1889,101 +6211,156 @@
     </w:p>
     <w:p>
       <w:pPr>
-        <w:pStyle w:val="ListParagraph"/>
-        <w:rPr>
-          <w:rFonts w:ascii="Arial" w:eastAsia="Arial" w:hAnsi="Arial" w:cs="Arial"/>
-          <w:b/>
-          <w:bCs/>
-        </w:rPr>
-      </w:pPr>
-    </w:p>
-    <w:p>
-      <w:pPr>
-        <w:rPr>
-          <w:rFonts w:ascii="Arial" w:eastAsia="Arial" w:hAnsi="Arial" w:cs="Arial"/>
-          <w:b/>
-          <w:bCs/>
-        </w:rPr>
-      </w:pPr>
-    </w:p>
-    <w:p>
-      <w:pPr>
-        <w:rPr>
-          <w:rFonts w:ascii="Arial" w:eastAsia="Arial" w:hAnsi="Arial" w:cs="Arial"/>
-          <w:b/>
-          <w:bCs/>
-        </w:rPr>
-      </w:pPr>
-    </w:p>
-    <w:p>
-      <w:pPr>
-        <w:rPr>
-          <w:rFonts w:ascii="Arial" w:eastAsia="Arial" w:hAnsi="Arial" w:cs="Arial"/>
-          <w:b/>
-          <w:bCs/>
-        </w:rPr>
-      </w:pPr>
-    </w:p>
-    <w:p>
-      <w:pPr>
-        <w:rPr>
-          <w:rFonts w:ascii="Arial" w:eastAsia="Arial" w:hAnsi="Arial" w:cs="Arial"/>
-          <w:b/>
-          <w:bCs/>
-        </w:rPr>
-      </w:pPr>
-    </w:p>
-    <w:p>
-      <w:pPr>
-        <w:pStyle w:val="ListParagraph"/>
-        <w:numPr>
-          <w:ilvl w:val="0"/>
-          <w:numId w:val="9"/>
-        </w:numPr>
-        <w:rPr>
-          <w:rFonts w:ascii="Arial" w:eastAsia="Arial" w:hAnsi="Arial" w:cs="Arial"/>
-          <w:b/>
-          <w:bCs/>
-        </w:rPr>
-      </w:pPr>
-      <w:r>
-        <w:rPr>
-          <w:rFonts w:ascii="Arial" w:eastAsia="Arial" w:hAnsi="Arial" w:cs="Arial"/>
-          <w:b/>
-          <w:bCs/>
-        </w:rPr>
-        <w:t>Hacer un shell que lea el nombre de un archivo, enseguida pregunte los permisos que sobre el archivo, desea otorgar para usuario, grupo y otros. Los permisos se pedirán en forma individual para cada entidad.</w:t>
-      </w:r>
-      <w:r>
-        <w:rPr>
-          <w:rFonts w:ascii="Arial" w:eastAsia="Arial" w:hAnsi="Arial" w:cs="Arial"/>
-          <w:b/>
-          <w:bCs/>
+        <w:rPr>
+          <w:rFonts w:ascii="Arial" w:eastAsia="Arial" w:hAnsi="Arial" w:cs="Arial"/>
+        </w:rPr>
+      </w:pPr>
+      <w:r>
+        <w:rPr>
+          <w:rFonts w:ascii="Arial" w:eastAsia="Arial" w:hAnsi="Arial" w:cs="Arial"/>
+        </w:rPr>
+        <w:lastRenderedPageBreak/>
+        <w:t xml:space="preserve">En el caso </w:t>
+      </w:r>
+      <w:r>
+        <w:rPr>
+          <w:rFonts w:ascii="Arial" w:eastAsia="Arial" w:hAnsi="Arial" w:cs="Arial"/>
+        </w:rPr>
+        <w:t>que,</w:t>
+      </w:r>
+      <w:r>
+        <w:rPr>
+          <w:rFonts w:ascii="Arial" w:eastAsia="Arial" w:hAnsi="Arial" w:cs="Arial"/>
+        </w:rPr>
+        <w:t xml:space="preserve"> si existan los archivos, </w:t>
+      </w:r>
+      <w:r>
+        <w:rPr>
+          <w:rFonts w:ascii="Arial" w:eastAsia="Arial" w:hAnsi="Arial" w:cs="Arial"/>
+        </w:rPr>
+        <w:t xml:space="preserve">lo que hago es una </w:t>
+      </w:r>
+      <w:r>
+        <w:rPr>
+          <w:rFonts w:ascii="Arial" w:eastAsia="Arial" w:hAnsi="Arial" w:cs="Arial"/>
+        </w:rPr>
+        <w:t>sustitución</w:t>
+      </w:r>
+      <w:r>
+        <w:rPr>
+          <w:rFonts w:ascii="Arial" w:eastAsia="Arial" w:hAnsi="Arial" w:cs="Arial"/>
+        </w:rPr>
+        <w:t xml:space="preserve"> de comandos, y uso el </w:t>
+      </w:r>
+      <w:r>
+        <w:rPr>
+          <w:rFonts w:ascii="Arial" w:eastAsia="Arial" w:hAnsi="Arial" w:cs="Arial"/>
+        </w:rPr>
+        <w:t>comando</w:t>
+      </w:r>
+      <w:r>
+        <w:rPr>
+          <w:rFonts w:ascii="Arial" w:eastAsia="Arial" w:hAnsi="Arial" w:cs="Arial"/>
         </w:rPr>
         <w:t xml:space="preserve"> </w:t>
       </w:r>
-    </w:p>
-    <w:p>
-      <w:pPr>
-        <w:ind w:left="360"/>
-        <w:rPr>
-          <w:rFonts w:ascii="Arial" w:eastAsia="Arial" w:hAnsi="Arial" w:cs="Arial"/>
-          <w:b/>
-          <w:bCs/>
-        </w:rPr>
-      </w:pPr>
-      <w:r>
-        <w:rPr>
-          <w:rFonts w:ascii="Arial" w:eastAsia="Arial" w:hAnsi="Arial" w:cs="Arial"/>
-          <w:b/>
-          <w:bCs/>
+      <w:proofErr w:type="spellStart"/>
+      <w:r>
+        <w:rPr>
+          <w:rFonts w:ascii="Arial" w:eastAsia="Arial" w:hAnsi="Arial" w:cs="Arial"/>
+          <w:b/>
+          <w:bCs/>
+        </w:rPr>
+        <w:t>tr</w:t>
+      </w:r>
+      <w:proofErr w:type="spellEnd"/>
+      <w:r>
+        <w:rPr>
+          <w:rFonts w:ascii="Arial" w:eastAsia="Arial" w:hAnsi="Arial" w:cs="Arial"/>
+          <w:b/>
+          <w:bCs/>
+        </w:rPr>
+        <w:t xml:space="preserve"> </w:t>
+      </w:r>
+      <w:r>
+        <w:rPr>
+          <w:rFonts w:ascii="Arial" w:eastAsia="Arial" w:hAnsi="Arial" w:cs="Arial"/>
+        </w:rPr>
+        <w:t xml:space="preserve">para remplazar </w:t>
+      </w:r>
+      <w:r>
+        <w:rPr>
+          <w:rFonts w:ascii="Arial" w:eastAsia="Arial" w:hAnsi="Arial" w:cs="Arial"/>
+        </w:rPr>
+        <w:t xml:space="preserve">del primero archivo todas las </w:t>
+      </w:r>
+      <w:r>
+        <w:rPr>
+          <w:rFonts w:ascii="Arial" w:eastAsia="Arial" w:hAnsi="Arial" w:cs="Arial"/>
+        </w:rPr>
+        <w:t>mayúsculas</w:t>
+      </w:r>
+      <w:r>
+        <w:rPr>
+          <w:rFonts w:ascii="Arial" w:eastAsia="Arial" w:hAnsi="Arial" w:cs="Arial"/>
+        </w:rPr>
+        <w:t xml:space="preserve"> a </w:t>
+      </w:r>
+      <w:r>
+        <w:rPr>
+          <w:rFonts w:ascii="Arial" w:eastAsia="Arial" w:hAnsi="Arial" w:cs="Arial"/>
+        </w:rPr>
+        <w:t>minúsculas</w:t>
+      </w:r>
+      <w:r>
+        <w:rPr>
+          <w:rFonts w:ascii="Arial" w:eastAsia="Arial" w:hAnsi="Arial" w:cs="Arial"/>
+        </w:rPr>
+        <w:t xml:space="preserve">, el segundo todos los números por </w:t>
+      </w:r>
+      <w:r>
+        <w:rPr>
+          <w:rFonts w:ascii="Arial" w:eastAsia="Arial" w:hAnsi="Arial" w:cs="Arial"/>
+          <w:b/>
+          <w:bCs/>
+        </w:rPr>
+        <w:t xml:space="preserve">* </w:t>
+      </w:r>
+      <w:r>
+        <w:rPr>
+          <w:rFonts w:ascii="Arial" w:eastAsia="Arial" w:hAnsi="Arial" w:cs="Arial"/>
+        </w:rPr>
+        <w:t xml:space="preserve">y el tercero se queda igual, solo lo </w:t>
+      </w:r>
+      <w:r>
+        <w:rPr>
+          <w:rFonts w:ascii="Arial" w:eastAsia="Arial" w:hAnsi="Arial" w:cs="Arial"/>
+        </w:rPr>
+        <w:t>imprimó</w:t>
+      </w:r>
+      <w:r>
+        <w:rPr>
+          <w:rFonts w:ascii="Arial" w:eastAsia="Arial" w:hAnsi="Arial" w:cs="Arial"/>
+        </w:rPr>
+        <w:t xml:space="preserve"> </w:t>
+      </w:r>
+    </w:p>
+    <w:p>
+      <w:pPr>
+        <w:rPr>
+          <w:rFonts w:ascii="Arial" w:eastAsia="Arial" w:hAnsi="Arial" w:cs="Arial"/>
+        </w:rPr>
+      </w:pPr>
+      <w:r>
+        <w:rPr>
+          <w:rFonts w:ascii="Arial" w:eastAsia="Arial" w:hAnsi="Arial" w:cs="Arial"/>
           <w:noProof/>
         </w:rPr>
         <w:drawing>
-          <wp:inline distT="0" distB="0" distL="0" distR="0" wp14:anchorId="0A58BF7C" wp14:editId="09B92744">
-            <wp:extent cx="5400040" cy="4668520"/>
-            <wp:effectExtent l="0" t="0" r="0" b="0"/>
-            <wp:docPr id="15" name="Picture 15"/>
+          <wp:inline distT="0" distB="0" distL="0" distR="0" wp14:anchorId="45A6E186" wp14:editId="036B5E40">
+            <wp:extent cx="3249693" cy="1181100"/>
+            <wp:effectExtent l="0" t="0" r="8255" b="0"/>
+            <wp:docPr id="29" name="Picture 29"/>
             <wp:cNvGraphicFramePr>
               <a:graphicFrameLocks xmlns:a="http://schemas.openxmlformats.org/drawingml/2006/main" noChangeAspect="1"/>
             </wp:cNvGraphicFramePr>
@@ -2003,7 +6380,7 @@
                   <pic:spPr>
                     <a:xfrm>
                       <a:off x="0" y="0"/>
-                      <a:ext cx="5400040" cy="4668520"/>
+                      <a:ext cx="3254869" cy="1182981"/>
                     </a:xfrm>
                     <a:prstGeom prst="rect">
                       <a:avLst/>
@@ -2018,6 +6395,54 @@
     </w:p>
     <w:p>
       <w:pPr>
+        <w:pStyle w:val="ListParagraph"/>
+        <w:numPr>
+          <w:ilvl w:val="0"/>
+          <w:numId w:val="9"/>
+        </w:numPr>
+        <w:rPr>
+          <w:rFonts w:ascii="Arial" w:eastAsia="Arial" w:hAnsi="Arial" w:cs="Arial"/>
+          <w:b/>
+          <w:bCs/>
+        </w:rPr>
+      </w:pPr>
+      <w:r>
+        <w:rPr>
+          <w:rFonts w:ascii="Arial" w:eastAsia="Arial" w:hAnsi="Arial" w:cs="Arial"/>
+          <w:b/>
+          <w:bCs/>
+        </w:rPr>
+        <w:t xml:space="preserve">Hacer un </w:t>
+      </w:r>
+      <w:proofErr w:type="spellStart"/>
+      <w:r>
+        <w:rPr>
+          <w:rFonts w:ascii="Arial" w:eastAsia="Arial" w:hAnsi="Arial" w:cs="Arial"/>
+          <w:b/>
+          <w:bCs/>
+        </w:rPr>
+        <w:t>shell</w:t>
+      </w:r>
+      <w:proofErr w:type="spellEnd"/>
+      <w:r>
+        <w:rPr>
+          <w:rFonts w:ascii="Arial" w:eastAsia="Arial" w:hAnsi="Arial" w:cs="Arial"/>
+          <w:b/>
+          <w:bCs/>
+        </w:rPr>
+        <w:t xml:space="preserve"> que pida el nombre real de una persona, encuentre su nombre de usuario, muestre los procesos que está ejecutando y le envíe un mensaje en tiempo real.</w:t>
+      </w:r>
+      <w:r>
+        <w:rPr>
+          <w:rFonts w:ascii="Arial" w:eastAsia="Arial" w:hAnsi="Arial" w:cs="Arial"/>
+          <w:b/>
+          <w:bCs/>
+        </w:rPr>
+        <w:t xml:space="preserve"> </w:t>
+      </w:r>
+    </w:p>
+    <w:p>
+      <w:pPr>
         <w:ind w:left="360"/>
         <w:rPr>
           <w:rFonts w:ascii="Arial" w:eastAsia="Arial" w:hAnsi="Arial" w:cs="Arial"/>
@@ -2025,108 +6450,18 @@
           <w:bCs/>
         </w:rPr>
       </w:pPr>
-    </w:p>
-    <w:p>
-      <w:pPr>
-        <w:ind w:left="360"/>
-        <w:rPr>
-          <w:rFonts w:ascii="Arial" w:eastAsia="Arial" w:hAnsi="Arial" w:cs="Arial"/>
-          <w:b/>
-          <w:bCs/>
-        </w:rPr>
-      </w:pPr>
-    </w:p>
-    <w:p>
-      <w:pPr>
-        <w:ind w:left="360"/>
-        <w:rPr>
-          <w:rFonts w:ascii="Arial" w:eastAsia="Arial" w:hAnsi="Arial" w:cs="Arial"/>
-          <w:b/>
-          <w:bCs/>
-        </w:rPr>
-      </w:pPr>
-    </w:p>
-    <w:p>
-      <w:pPr>
-        <w:ind w:left="360"/>
-        <w:rPr>
-          <w:rFonts w:ascii="Arial" w:eastAsia="Arial" w:hAnsi="Arial" w:cs="Arial"/>
-          <w:b/>
-          <w:bCs/>
-        </w:rPr>
-      </w:pPr>
-    </w:p>
-    <w:p>
-      <w:pPr>
-        <w:ind w:left="360"/>
-        <w:rPr>
-          <w:rFonts w:ascii="Arial" w:eastAsia="Arial" w:hAnsi="Arial" w:cs="Arial"/>
-          <w:b/>
-          <w:bCs/>
-        </w:rPr>
-      </w:pPr>
-    </w:p>
-    <w:p>
-      <w:pPr>
-        <w:ind w:left="360"/>
-        <w:rPr>
-          <w:rFonts w:ascii="Arial" w:eastAsia="Arial" w:hAnsi="Arial" w:cs="Arial"/>
-          <w:b/>
-          <w:bCs/>
-        </w:rPr>
-      </w:pPr>
-    </w:p>
-    <w:p>
-      <w:pPr>
-        <w:ind w:left="360"/>
-        <w:rPr>
-          <w:rFonts w:ascii="Arial" w:eastAsia="Arial" w:hAnsi="Arial" w:cs="Arial"/>
-          <w:b/>
-          <w:bCs/>
-        </w:rPr>
-      </w:pPr>
-    </w:p>
-    <w:p>
-      <w:pPr>
-        <w:ind w:left="360"/>
-        <w:rPr>
-          <w:rFonts w:ascii="Arial" w:eastAsia="Arial" w:hAnsi="Arial" w:cs="Arial"/>
-          <w:b/>
-          <w:bCs/>
-        </w:rPr>
-      </w:pPr>
-    </w:p>
-    <w:p>
-      <w:pPr>
-        <w:ind w:left="360"/>
-        <w:rPr>
-          <w:rFonts w:ascii="Arial" w:eastAsia="Arial" w:hAnsi="Arial" w:cs="Arial"/>
-        </w:rPr>
-      </w:pPr>
-      <w:r>
-        <w:rPr>
-          <w:rFonts w:ascii="Arial" w:eastAsia="Arial" w:hAnsi="Arial" w:cs="Arial"/>
-        </w:rPr>
-        <w:lastRenderedPageBreak/>
-        <w:t xml:space="preserve">Salida: </w:t>
-      </w:r>
-    </w:p>
-    <w:p>
-      <w:pPr>
-        <w:ind w:left="360"/>
-        <w:rPr>
-          <w:rFonts w:ascii="Arial" w:eastAsia="Arial" w:hAnsi="Arial" w:cs="Arial"/>
-        </w:rPr>
-      </w:pPr>
-      <w:r>
-        <w:rPr>
-          <w:rFonts w:ascii="Arial" w:eastAsia="Arial" w:hAnsi="Arial" w:cs="Arial"/>
+      <w:r>
+        <w:rPr>
+          <w:rFonts w:ascii="Arial" w:eastAsia="Arial" w:hAnsi="Arial" w:cs="Arial"/>
+          <w:b/>
+          <w:bCs/>
+          <w:noProof/>
         </w:rPr>
         <w:drawing>
-          <wp:inline distT="0" distB="0" distL="0" distR="0" wp14:anchorId="51B78072" wp14:editId="096CA988">
-            <wp:extent cx="4297680" cy="3099949"/>
-            <wp:effectExtent l="0" t="0" r="7620" b="5715"/>
-            <wp:docPr id="22" name="Picture 22"/>
+          <wp:inline distT="0" distB="0" distL="0" distR="0" wp14:anchorId="1B3E4CC8" wp14:editId="6AA87B6B">
+            <wp:extent cx="4772025" cy="4368558"/>
+            <wp:effectExtent l="0" t="0" r="0" b="0"/>
+            <wp:docPr id="13" name="Picture 13"/>
             <wp:cNvGraphicFramePr>
               <a:graphicFrameLocks xmlns:a="http://schemas.openxmlformats.org/drawingml/2006/main" noChangeAspect="1"/>
             </wp:cNvGraphicFramePr>
@@ -2146,7 +6481,7 @@
                   <pic:spPr>
                     <a:xfrm>
                       <a:off x="0" y="0"/>
-                      <a:ext cx="4300785" cy="3102188"/>
+                      <a:ext cx="4779868" cy="4375738"/>
                     </a:xfrm>
                     <a:prstGeom prst="rect">
                       <a:avLst/>
@@ -2171,36 +6506,6 @@
     </w:p>
     <w:p>
       <w:pPr>
-        <w:pStyle w:val="ListParagraph"/>
-        <w:numPr>
-          <w:ilvl w:val="0"/>
-          <w:numId w:val="9"/>
-        </w:numPr>
-        <w:rPr>
-          <w:rFonts w:ascii="Arial" w:eastAsia="Arial" w:hAnsi="Arial" w:cs="Arial"/>
-          <w:b/>
-          <w:bCs/>
-        </w:rPr>
-      </w:pPr>
-      <w:r>
-        <w:rPr>
-          <w:rFonts w:ascii="Arial" w:eastAsia="Arial" w:hAnsi="Arial" w:cs="Arial"/>
-          <w:b/>
-          <w:bCs/>
-        </w:rPr>
-        <w:t>Hacer un shell que lea las medidas de un terreno rectangular y determine el costo que tendrá cercar el terreno si considera que el precio por metro lineal de material es de 150 pesos y la mano de obra tiene un costo de 100 pesos. Se pide mostrar el perímetro del terreno, el total por concepto de mano de obra, el total por concepto de material y el costo total de la construcción.</w:t>
-      </w:r>
-      <w:r>
-        <w:rPr>
-          <w:rFonts w:ascii="Arial" w:eastAsia="Arial" w:hAnsi="Arial" w:cs="Arial"/>
-          <w:b/>
-          <w:bCs/>
-        </w:rPr>
-        <w:t xml:space="preserve"> </w:t>
-      </w:r>
-    </w:p>
-    <w:p>
-      <w:pPr>
         <w:ind w:left="360"/>
         <w:rPr>
           <w:rFonts w:ascii="Arial" w:eastAsia="Arial" w:hAnsi="Arial" w:cs="Arial"/>
@@ -2217,10 +6522,10 @@
         </w:rPr>
         <w:lastRenderedPageBreak/>
         <w:drawing>
-          <wp:inline distT="0" distB="0" distL="0" distR="0" wp14:anchorId="4F74FCE6" wp14:editId="56F469AB">
-            <wp:extent cx="5400040" cy="4814570"/>
-            <wp:effectExtent l="0" t="0" r="0" b="5080"/>
-            <wp:docPr id="17" name="Picture 17"/>
+          <wp:inline distT="0" distB="0" distL="0" distR="0" wp14:anchorId="7C40DE24" wp14:editId="4CBF0A76">
+            <wp:extent cx="4450080" cy="1508082"/>
+            <wp:effectExtent l="0" t="0" r="7620" b="0"/>
+            <wp:docPr id="20" name="Picture 20"/>
             <wp:cNvGraphicFramePr>
               <a:graphicFrameLocks xmlns:a="http://schemas.openxmlformats.org/drawingml/2006/main" noChangeAspect="1"/>
             </wp:cNvGraphicFramePr>
@@ -2240,7 +6545,7 @@
                   <pic:spPr>
                     <a:xfrm>
                       <a:off x="0" y="0"/>
-                      <a:ext cx="5400040" cy="4814570"/>
+                      <a:ext cx="4455668" cy="1509976"/>
                     </a:xfrm>
                     <a:prstGeom prst="rect">
                       <a:avLst/>
@@ -2255,24 +6560,2020 @@
     </w:p>
     <w:p>
       <w:pPr>
-        <w:rPr>
-          <w:rFonts w:ascii="Arial" w:eastAsia="Arial" w:hAnsi="Arial" w:cs="Arial"/>
-        </w:rPr>
-      </w:pPr>
-    </w:p>
-    <w:p>
-      <w:pPr>
-        <w:rPr>
-          <w:rFonts w:ascii="Arial" w:eastAsia="Arial" w:hAnsi="Arial" w:cs="Arial"/>
-        </w:rPr>
-      </w:pPr>
-    </w:p>
-    <w:p>
-      <w:pPr>
-        <w:rPr>
-          <w:rFonts w:ascii="Arial" w:eastAsia="Arial" w:hAnsi="Arial" w:cs="Arial"/>
-        </w:rPr>
-      </w:pPr>
+        <w:ind w:left="360"/>
+        <w:rPr>
+          <w:rFonts w:ascii="Arial" w:eastAsia="Arial" w:hAnsi="Arial" w:cs="Arial"/>
+        </w:rPr>
+      </w:pPr>
+      <w:r>
+        <w:rPr>
+          <w:rFonts w:ascii="Arial" w:eastAsia="Arial" w:hAnsi="Arial" w:cs="Arial"/>
+        </w:rPr>
+        <w:t xml:space="preserve">lo que se realizo es </w:t>
+      </w:r>
+      <w:proofErr w:type="spellStart"/>
+      <w:r>
+        <w:rPr>
+          <w:rFonts w:ascii="Arial" w:eastAsia="Arial" w:hAnsi="Arial" w:cs="Arial"/>
+        </w:rPr>
+        <w:t>primreo</w:t>
+      </w:r>
+      <w:proofErr w:type="spellEnd"/>
+      <w:r>
+        <w:rPr>
+          <w:rFonts w:ascii="Arial" w:eastAsia="Arial" w:hAnsi="Arial" w:cs="Arial"/>
+        </w:rPr>
+        <w:t xml:space="preserve"> pedirle al usuario a quien quiere buscar en el servidor. </w:t>
+      </w:r>
+      <w:r>
+        <w:rPr>
+          <w:rFonts w:ascii="Arial" w:eastAsia="Arial" w:hAnsi="Arial" w:cs="Arial"/>
+        </w:rPr>
+        <w:t xml:space="preserve">Entonces la </w:t>
+      </w:r>
+      <w:proofErr w:type="spellStart"/>
+      <w:r>
+        <w:rPr>
+          <w:rFonts w:ascii="Arial" w:eastAsia="Arial" w:hAnsi="Arial" w:cs="Arial"/>
+        </w:rPr>
+        <w:t>vairbale</w:t>
+      </w:r>
+      <w:proofErr w:type="spellEnd"/>
+      <w:r>
+        <w:rPr>
+          <w:rFonts w:ascii="Arial" w:eastAsia="Arial" w:hAnsi="Arial" w:cs="Arial"/>
+        </w:rPr>
+        <w:t xml:space="preserve"> “</w:t>
+      </w:r>
+      <w:proofErr w:type="spellStart"/>
+      <w:r>
+        <w:rPr>
+          <w:rFonts w:ascii="Arial" w:eastAsia="Arial" w:hAnsi="Arial" w:cs="Arial"/>
+        </w:rPr>
+        <w:t>user_name</w:t>
+      </w:r>
+      <w:proofErr w:type="spellEnd"/>
+      <w:r>
+        <w:rPr>
+          <w:rFonts w:ascii="Arial" w:eastAsia="Arial" w:hAnsi="Arial" w:cs="Arial"/>
+        </w:rPr>
+        <w:t xml:space="preserve">” es la que sustituye el comando </w:t>
+      </w:r>
+    </w:p>
+    <w:p>
+      <w:pPr>
+        <w:ind w:left="360"/>
+        <w:rPr>
+          <w:rFonts w:ascii="Arial" w:eastAsia="Arial" w:hAnsi="Arial" w:cs="Arial"/>
+        </w:rPr>
+      </w:pPr>
+      <w:r>
+        <w:rPr>
+          <w:rFonts w:ascii="Arial" w:eastAsia="Arial" w:hAnsi="Arial" w:cs="Arial"/>
+        </w:rPr>
+        <w:t xml:space="preserve">primero con </w:t>
+      </w:r>
+      <w:r>
+        <w:rPr>
+          <w:rFonts w:ascii="Arial" w:eastAsia="Arial" w:hAnsi="Arial" w:cs="Arial"/>
+          <w:b/>
+          <w:bCs/>
+        </w:rPr>
+        <w:t xml:space="preserve">w </w:t>
+      </w:r>
+      <w:r>
+        <w:rPr>
+          <w:rFonts w:ascii="Arial" w:eastAsia="Arial" w:hAnsi="Arial" w:cs="Arial"/>
+        </w:rPr>
+        <w:t xml:space="preserve">listamos </w:t>
+      </w:r>
+      <w:r>
+        <w:rPr>
+          <w:rFonts w:ascii="Arial" w:eastAsia="Arial" w:hAnsi="Arial" w:cs="Arial"/>
+        </w:rPr>
+        <w:t xml:space="preserve">todos los </w:t>
+      </w:r>
+      <w:proofErr w:type="spellStart"/>
+      <w:r>
+        <w:rPr>
+          <w:rFonts w:ascii="Arial" w:eastAsia="Arial" w:hAnsi="Arial" w:cs="Arial"/>
+        </w:rPr>
+        <w:t>usarios</w:t>
+      </w:r>
+      <w:proofErr w:type="spellEnd"/>
+      <w:r>
+        <w:rPr>
+          <w:rFonts w:ascii="Arial" w:eastAsia="Arial" w:hAnsi="Arial" w:cs="Arial"/>
+        </w:rPr>
+        <w:t xml:space="preserve"> que están conectados, </w:t>
+      </w:r>
+    </w:p>
+    <w:p>
+      <w:pPr>
+        <w:ind w:left="360"/>
+        <w:rPr>
+          <w:rFonts w:ascii="Arial" w:eastAsia="Arial" w:hAnsi="Arial" w:cs="Arial"/>
+        </w:rPr>
+      </w:pPr>
+      <w:r>
+        <w:rPr>
+          <w:rFonts w:ascii="Arial" w:eastAsia="Arial" w:hAnsi="Arial" w:cs="Arial"/>
+        </w:rPr>
+        <w:t xml:space="preserve">después con </w:t>
+      </w:r>
+      <w:r>
+        <w:rPr>
+          <w:rFonts w:ascii="Arial" w:eastAsia="Arial" w:hAnsi="Arial" w:cs="Arial"/>
+          <w:b/>
+          <w:bCs/>
+        </w:rPr>
+        <w:t xml:space="preserve">grep </w:t>
+      </w:r>
+      <w:r>
+        <w:rPr>
+          <w:rFonts w:ascii="Arial" w:eastAsia="Arial" w:hAnsi="Arial" w:cs="Arial"/>
+        </w:rPr>
+        <w:t xml:space="preserve">tomamos esa salida y le indicamos que queremos buscar la coincidencia que tenga el nombre del usuario </w:t>
+      </w:r>
+    </w:p>
+    <w:p>
+      <w:pPr>
+        <w:ind w:left="360"/>
+        <w:rPr>
+          <w:rFonts w:ascii="Arial" w:eastAsia="Arial" w:hAnsi="Arial" w:cs="Arial"/>
+          <w:b/>
+          <w:bCs/>
+        </w:rPr>
+      </w:pPr>
+      <w:r>
+        <w:rPr>
+          <w:rFonts w:ascii="Arial" w:eastAsia="Arial" w:hAnsi="Arial" w:cs="Arial"/>
+        </w:rPr>
+        <w:t xml:space="preserve">por ultimo cortamos el nombre el cual se encuentra en la primera columna del comando </w:t>
+      </w:r>
+      <w:r>
+        <w:rPr>
+          <w:rFonts w:ascii="Arial" w:eastAsia="Arial" w:hAnsi="Arial" w:cs="Arial"/>
+          <w:b/>
+          <w:bCs/>
+        </w:rPr>
+        <w:t xml:space="preserve">w </w:t>
+      </w:r>
+    </w:p>
+    <w:p>
+      <w:pPr>
+        <w:ind w:left="360"/>
+        <w:rPr>
+          <w:rFonts w:ascii="Arial" w:eastAsia="Arial" w:hAnsi="Arial" w:cs="Arial"/>
+        </w:rPr>
+      </w:pPr>
+      <w:r>
+        <w:rPr>
+          <w:rFonts w:ascii="Arial" w:eastAsia="Arial" w:hAnsi="Arial" w:cs="Arial"/>
+        </w:rPr>
+        <w:t xml:space="preserve">para poder seguir la </w:t>
+      </w:r>
+      <w:proofErr w:type="spellStart"/>
+      <w:r>
+        <w:rPr>
+          <w:rFonts w:ascii="Arial" w:eastAsia="Arial" w:hAnsi="Arial" w:cs="Arial"/>
+        </w:rPr>
+        <w:t>varibale</w:t>
+      </w:r>
+      <w:proofErr w:type="spellEnd"/>
+      <w:r>
+        <w:rPr>
+          <w:rFonts w:ascii="Arial" w:eastAsia="Arial" w:hAnsi="Arial" w:cs="Arial"/>
+        </w:rPr>
+        <w:t xml:space="preserve"> debe de tener algo, nos </w:t>
+      </w:r>
+      <w:proofErr w:type="spellStart"/>
+      <w:r>
+        <w:rPr>
+          <w:rFonts w:ascii="Arial" w:eastAsia="Arial" w:hAnsi="Arial" w:cs="Arial"/>
+        </w:rPr>
+        <w:t>devio</w:t>
+      </w:r>
+      <w:proofErr w:type="spellEnd"/>
+      <w:r>
+        <w:rPr>
+          <w:rFonts w:ascii="Arial" w:eastAsia="Arial" w:hAnsi="Arial" w:cs="Arial"/>
+        </w:rPr>
+        <w:t xml:space="preserve"> de regresar el nombre dentro de los usuarios, en otro caso no lo encontró puesto que no </w:t>
+      </w:r>
+      <w:proofErr w:type="spellStart"/>
+      <w:r>
+        <w:rPr>
+          <w:rFonts w:ascii="Arial" w:eastAsia="Arial" w:hAnsi="Arial" w:cs="Arial"/>
+        </w:rPr>
+        <w:t>esta</w:t>
+      </w:r>
+      <w:proofErr w:type="spellEnd"/>
+      <w:r>
+        <w:rPr>
+          <w:rFonts w:ascii="Arial" w:eastAsia="Arial" w:hAnsi="Arial" w:cs="Arial"/>
+        </w:rPr>
+        <w:t xml:space="preserve"> conectado </w:t>
+      </w:r>
+      <w:r>
+        <w:rPr>
+          <w:rFonts w:ascii="Arial" w:eastAsia="Arial" w:hAnsi="Arial" w:cs="Arial"/>
+        </w:rPr>
+        <w:t>y sale del script</w:t>
+      </w:r>
+    </w:p>
+    <w:p>
+      <w:pPr>
+        <w:ind w:left="360"/>
+        <w:rPr>
+          <w:rFonts w:ascii="Arial" w:eastAsia="Arial" w:hAnsi="Arial" w:cs="Arial"/>
+          <w:b/>
+          <w:bCs/>
+        </w:rPr>
+      </w:pPr>
+      <w:r>
+        <w:rPr>
+          <w:rFonts w:ascii="Arial" w:eastAsia="Arial" w:hAnsi="Arial" w:cs="Arial"/>
+          <w:b/>
+          <w:bCs/>
+          <w:noProof/>
+        </w:rPr>
+        <w:drawing>
+          <wp:inline distT="0" distB="0" distL="0" distR="0" wp14:anchorId="436D6F07" wp14:editId="066CE306">
+            <wp:extent cx="3667125" cy="1105048"/>
+            <wp:effectExtent l="0" t="0" r="0" b="0"/>
+            <wp:docPr id="30" name="Picture 30"/>
+            <wp:cNvGraphicFramePr>
+              <a:graphicFrameLocks xmlns:a="http://schemas.openxmlformats.org/drawingml/2006/main" noChangeAspect="1"/>
+            </wp:cNvGraphicFramePr>
+            <a:graphic xmlns:a="http://schemas.openxmlformats.org/drawingml/2006/main">
+              <a:graphicData uri="http://schemas.openxmlformats.org/drawingml/2006/picture">
+                <pic:pic xmlns:pic="http://schemas.openxmlformats.org/drawingml/2006/picture">
+                  <pic:nvPicPr>
+                    <pic:cNvPr id="1" name=""/>
+                    <pic:cNvPicPr/>
+                  </pic:nvPicPr>
+                  <pic:blipFill>
+                    <a:blip r:embed="rId30"/>
+                    <a:stretch>
+                      <a:fillRect/>
+                    </a:stretch>
+                  </pic:blipFill>
+                  <pic:spPr>
+                    <a:xfrm>
+                      <a:off x="0" y="0"/>
+                      <a:ext cx="3679528" cy="1108786"/>
+                    </a:xfrm>
+                    <a:prstGeom prst="rect">
+                      <a:avLst/>
+                    </a:prstGeom>
+                  </pic:spPr>
+                </pic:pic>
+              </a:graphicData>
+            </a:graphic>
+          </wp:inline>
+        </w:drawing>
+      </w:r>
+    </w:p>
+    <w:p>
+      <w:pPr>
+        <w:rPr>
+          <w:rFonts w:ascii="Arial" w:eastAsia="Arial" w:hAnsi="Arial" w:cs="Arial"/>
+        </w:rPr>
+      </w:pPr>
+      <w:r>
+        <w:rPr>
+          <w:rFonts w:ascii="Arial" w:eastAsia="Arial" w:hAnsi="Arial" w:cs="Arial"/>
+        </w:rPr>
+        <w:t xml:space="preserve">Si lo encontró entonces </w:t>
+      </w:r>
+      <w:r>
+        <w:rPr>
+          <w:rFonts w:ascii="Arial" w:eastAsia="Arial" w:hAnsi="Arial" w:cs="Arial"/>
+        </w:rPr>
+        <w:t xml:space="preserve">lista sus procesos y pido el mensaje que se quiere enviar. </w:t>
+      </w:r>
+    </w:p>
+    <w:p>
+      <w:pPr>
+        <w:rPr>
+          <w:rFonts w:ascii="Arial" w:eastAsia="Arial" w:hAnsi="Arial" w:cs="Arial"/>
+        </w:rPr>
+      </w:pPr>
+      <w:r>
+        <w:rPr>
+          <w:rFonts w:ascii="Arial" w:eastAsia="Arial" w:hAnsi="Arial" w:cs="Arial"/>
+          <w:noProof/>
+        </w:rPr>
+        <w:drawing>
+          <wp:inline distT="0" distB="0" distL="0" distR="0" wp14:anchorId="1A514C3E" wp14:editId="1C36EF55">
+            <wp:extent cx="3800475" cy="1378744"/>
+            <wp:effectExtent l="0" t="0" r="0" b="0"/>
+            <wp:docPr id="32" name="Picture 32"/>
+            <wp:cNvGraphicFramePr>
+              <a:graphicFrameLocks xmlns:a="http://schemas.openxmlformats.org/drawingml/2006/main" noChangeAspect="1"/>
+            </wp:cNvGraphicFramePr>
+            <a:graphic xmlns:a="http://schemas.openxmlformats.org/drawingml/2006/main">
+              <a:graphicData uri="http://schemas.openxmlformats.org/drawingml/2006/picture">
+                <pic:pic xmlns:pic="http://schemas.openxmlformats.org/drawingml/2006/picture">
+                  <pic:nvPicPr>
+                    <pic:cNvPr id="1" name=""/>
+                    <pic:cNvPicPr/>
+                  </pic:nvPicPr>
+                  <pic:blipFill>
+                    <a:blip r:embed="rId31"/>
+                    <a:stretch>
+                      <a:fillRect/>
+                    </a:stretch>
+                  </pic:blipFill>
+                  <pic:spPr>
+                    <a:xfrm>
+                      <a:off x="0" y="0"/>
+                      <a:ext cx="3816114" cy="1384418"/>
+                    </a:xfrm>
+                    <a:prstGeom prst="rect">
+                      <a:avLst/>
+                    </a:prstGeom>
+                  </pic:spPr>
+                </pic:pic>
+              </a:graphicData>
+            </a:graphic>
+          </wp:inline>
+        </w:drawing>
+      </w:r>
+    </w:p>
+    <w:p>
+      <w:pPr>
+        <w:rPr>
+          <w:rFonts w:ascii="Arial" w:eastAsia="Arial" w:hAnsi="Arial" w:cs="Arial"/>
+          <w:b/>
+          <w:bCs/>
+        </w:rPr>
+      </w:pPr>
+    </w:p>
+    <w:p>
+      <w:pPr>
+        <w:pStyle w:val="ListParagraph"/>
+        <w:numPr>
+          <w:ilvl w:val="0"/>
+          <w:numId w:val="9"/>
+        </w:numPr>
+        <w:rPr>
+          <w:rFonts w:ascii="Arial" w:eastAsia="Arial" w:hAnsi="Arial" w:cs="Arial"/>
+          <w:b/>
+          <w:bCs/>
+        </w:rPr>
+      </w:pPr>
+      <w:r>
+        <w:rPr>
+          <w:rFonts w:ascii="Arial" w:eastAsia="Arial" w:hAnsi="Arial" w:cs="Arial"/>
+          <w:b/>
+          <w:bCs/>
+        </w:rPr>
+        <w:t>. Elimine el alias para el comando cp.</w:t>
+      </w:r>
+    </w:p>
+    <w:p>
+      <w:pPr>
+        <w:ind w:left="360"/>
+        <w:rPr>
+          <w:rFonts w:ascii="Arial" w:eastAsia="Arial" w:hAnsi="Arial" w:cs="Arial"/>
+          <w:b/>
+          <w:bCs/>
+        </w:rPr>
+      </w:pPr>
+      <w:r>
+        <w:rPr>
+          <w:rFonts w:ascii="Arial" w:eastAsia="Arial" w:hAnsi="Arial" w:cs="Arial"/>
+          <w:b/>
+          <w:bCs/>
+        </w:rPr>
+        <w:lastRenderedPageBreak/>
+        <w:drawing>
+          <wp:inline distT="0" distB="0" distL="0" distR="0" wp14:anchorId="5EE5251D" wp14:editId="17CDBECD">
+            <wp:extent cx="2048161" cy="924054"/>
+            <wp:effectExtent l="0" t="0" r="9525" b="9525"/>
+            <wp:docPr id="23" name="Picture 23"/>
+            <wp:cNvGraphicFramePr>
+              <a:graphicFrameLocks xmlns:a="http://schemas.openxmlformats.org/drawingml/2006/main" noChangeAspect="1"/>
+            </wp:cNvGraphicFramePr>
+            <a:graphic xmlns:a="http://schemas.openxmlformats.org/drawingml/2006/main">
+              <a:graphicData uri="http://schemas.openxmlformats.org/drawingml/2006/picture">
+                <pic:pic xmlns:pic="http://schemas.openxmlformats.org/drawingml/2006/picture">
+                  <pic:nvPicPr>
+                    <pic:cNvPr id="1" name=""/>
+                    <pic:cNvPicPr/>
+                  </pic:nvPicPr>
+                  <pic:blipFill>
+                    <a:blip r:embed="rId32"/>
+                    <a:stretch>
+                      <a:fillRect/>
+                    </a:stretch>
+                  </pic:blipFill>
+                  <pic:spPr>
+                    <a:xfrm>
+                      <a:off x="0" y="0"/>
+                      <a:ext cx="2048161" cy="924054"/>
+                    </a:xfrm>
+                    <a:prstGeom prst="rect">
+                      <a:avLst/>
+                    </a:prstGeom>
+                  </pic:spPr>
+                </pic:pic>
+              </a:graphicData>
+            </a:graphic>
+          </wp:inline>
+        </w:drawing>
+      </w:r>
+    </w:p>
+    <w:p>
+      <w:pPr>
+        <w:pStyle w:val="ListParagraph"/>
+        <w:numPr>
+          <w:ilvl w:val="0"/>
+          <w:numId w:val="9"/>
+        </w:numPr>
+        <w:rPr>
+          <w:rFonts w:ascii="Arial" w:eastAsia="Arial" w:hAnsi="Arial" w:cs="Arial"/>
+          <w:b/>
+          <w:bCs/>
+        </w:rPr>
+      </w:pPr>
+      <w:r>
+        <w:rPr>
+          <w:rFonts w:ascii="Arial" w:eastAsia="Arial" w:hAnsi="Arial" w:cs="Arial"/>
+          <w:b/>
+          <w:bCs/>
+        </w:rPr>
+        <w:t xml:space="preserve">Hacer un </w:t>
+      </w:r>
+      <w:proofErr w:type="spellStart"/>
+      <w:r>
+        <w:rPr>
+          <w:rFonts w:ascii="Arial" w:eastAsia="Arial" w:hAnsi="Arial" w:cs="Arial"/>
+          <w:b/>
+          <w:bCs/>
+        </w:rPr>
+        <w:t>shell</w:t>
+      </w:r>
+      <w:proofErr w:type="spellEnd"/>
+      <w:r>
+        <w:rPr>
+          <w:rFonts w:ascii="Arial" w:eastAsia="Arial" w:hAnsi="Arial" w:cs="Arial"/>
+          <w:b/>
+          <w:bCs/>
+        </w:rPr>
+        <w:t xml:space="preserve"> que tome de la línea de comando un número N y un nombre de archivo. Muestre las primeras y últimas N líneas del archivo especificado en la línea de comando.</w:t>
+      </w:r>
+    </w:p>
+    <w:p>
+      <w:pPr>
+        <w:rPr>
+          <w:rFonts w:ascii="Arial" w:eastAsia="Arial" w:hAnsi="Arial" w:cs="Arial"/>
+          <w:b/>
+          <w:bCs/>
+        </w:rPr>
+      </w:pPr>
+      <w:r>
+        <w:rPr>
+          <w:rFonts w:ascii="Arial" w:eastAsia="Arial" w:hAnsi="Arial" w:cs="Arial"/>
+          <w:b/>
+          <w:bCs/>
+          <w:noProof/>
+        </w:rPr>
+        <w:drawing>
+          <wp:inline distT="0" distB="0" distL="0" distR="0" wp14:anchorId="2B83852A" wp14:editId="7BFE4C90">
+            <wp:extent cx="5200650" cy="3983047"/>
+            <wp:effectExtent l="0" t="0" r="0" b="0"/>
+            <wp:docPr id="14" name="Picture 14"/>
+            <wp:cNvGraphicFramePr>
+              <a:graphicFrameLocks xmlns:a="http://schemas.openxmlformats.org/drawingml/2006/main" noChangeAspect="1"/>
+            </wp:cNvGraphicFramePr>
+            <a:graphic xmlns:a="http://schemas.openxmlformats.org/drawingml/2006/main">
+              <a:graphicData uri="http://schemas.openxmlformats.org/drawingml/2006/picture">
+                <pic:pic xmlns:pic="http://schemas.openxmlformats.org/drawingml/2006/picture">
+                  <pic:nvPicPr>
+                    <pic:cNvPr id="1" name=""/>
+                    <pic:cNvPicPr/>
+                  </pic:nvPicPr>
+                  <pic:blipFill>
+                    <a:blip r:embed="rId33"/>
+                    <a:stretch>
+                      <a:fillRect/>
+                    </a:stretch>
+                  </pic:blipFill>
+                  <pic:spPr>
+                    <a:xfrm>
+                      <a:off x="0" y="0"/>
+                      <a:ext cx="5203538" cy="3985259"/>
+                    </a:xfrm>
+                    <a:prstGeom prst="rect">
+                      <a:avLst/>
+                    </a:prstGeom>
+                  </pic:spPr>
+                </pic:pic>
+              </a:graphicData>
+            </a:graphic>
+          </wp:inline>
+        </w:drawing>
+      </w:r>
+    </w:p>
+    <w:p>
+      <w:pPr>
+        <w:rPr>
+          <w:rFonts w:ascii="Arial" w:eastAsia="Arial" w:hAnsi="Arial" w:cs="Arial"/>
+        </w:rPr>
+      </w:pPr>
+      <w:r>
+        <w:rPr>
+          <w:rFonts w:ascii="Arial" w:eastAsia="Arial" w:hAnsi="Arial" w:cs="Arial"/>
+        </w:rPr>
+        <w:t xml:space="preserve">Salida: </w:t>
+      </w:r>
+    </w:p>
+    <w:p>
+      <w:pPr>
+        <w:rPr>
+          <w:rFonts w:ascii="Arial" w:eastAsia="Arial" w:hAnsi="Arial" w:cs="Arial"/>
+          <w:b/>
+          <w:bCs/>
+        </w:rPr>
+      </w:pPr>
+      <w:r>
+        <w:rPr>
+          <w:rFonts w:ascii="Arial" w:eastAsia="Arial" w:hAnsi="Arial" w:cs="Arial"/>
+          <w:b/>
+          <w:bCs/>
+          <w:noProof/>
+        </w:rPr>
+        <w:drawing>
+          <wp:inline distT="0" distB="0" distL="0" distR="0" wp14:anchorId="1A96FDC4" wp14:editId="26091952">
+            <wp:extent cx="5400040" cy="1969770"/>
+            <wp:effectExtent l="0" t="0" r="0" b="0"/>
+            <wp:docPr id="21" name="Picture 21"/>
+            <wp:cNvGraphicFramePr>
+              <a:graphicFrameLocks xmlns:a="http://schemas.openxmlformats.org/drawingml/2006/main" noChangeAspect="1"/>
+            </wp:cNvGraphicFramePr>
+            <a:graphic xmlns:a="http://schemas.openxmlformats.org/drawingml/2006/main">
+              <a:graphicData uri="http://schemas.openxmlformats.org/drawingml/2006/picture">
+                <pic:pic xmlns:pic="http://schemas.openxmlformats.org/drawingml/2006/picture">
+                  <pic:nvPicPr>
+                    <pic:cNvPr id="1" name=""/>
+                    <pic:cNvPicPr/>
+                  </pic:nvPicPr>
+                  <pic:blipFill>
+                    <a:blip r:embed="rId34"/>
+                    <a:stretch>
+                      <a:fillRect/>
+                    </a:stretch>
+                  </pic:blipFill>
+                  <pic:spPr>
+                    <a:xfrm>
+                      <a:off x="0" y="0"/>
+                      <a:ext cx="5400040" cy="1969770"/>
+                    </a:xfrm>
+                    <a:prstGeom prst="rect">
+                      <a:avLst/>
+                    </a:prstGeom>
+                  </pic:spPr>
+                </pic:pic>
+              </a:graphicData>
+            </a:graphic>
+          </wp:inline>
+        </w:drawing>
+      </w:r>
+    </w:p>
+    <w:p>
+      <w:pPr>
+        <w:rPr>
+          <w:rFonts w:ascii="Arial" w:eastAsia="Arial" w:hAnsi="Arial" w:cs="Arial"/>
+          <w:b/>
+          <w:bCs/>
+        </w:rPr>
+      </w:pPr>
+    </w:p>
+    <w:p>
+      <w:pPr>
+        <w:rPr>
+          <w:rFonts w:ascii="Arial" w:eastAsia="Arial" w:hAnsi="Arial" w:cs="Arial"/>
+          <w:b/>
+          <w:bCs/>
+        </w:rPr>
+      </w:pPr>
+    </w:p>
+    <w:p>
+      <w:pPr>
+        <w:rPr>
+          <w:rFonts w:ascii="Arial" w:eastAsia="Arial" w:hAnsi="Arial" w:cs="Arial"/>
+          <w:b/>
+          <w:bCs/>
+        </w:rPr>
+      </w:pPr>
+    </w:p>
+    <w:p>
+      <w:pPr>
+        <w:rPr>
+          <w:rFonts w:ascii="Arial" w:eastAsia="Arial" w:hAnsi="Arial" w:cs="Arial"/>
+        </w:rPr>
+      </w:pPr>
+      <w:r>
+        <w:rPr>
+          <w:rFonts w:ascii="Arial" w:eastAsia="Arial" w:hAnsi="Arial" w:cs="Arial"/>
+        </w:rPr>
+        <w:t xml:space="preserve">Se le pide al usuario 2 </w:t>
+      </w:r>
+      <w:r>
+        <w:rPr>
+          <w:rFonts w:ascii="Arial" w:eastAsia="Arial" w:hAnsi="Arial" w:cs="Arial"/>
+        </w:rPr>
+        <w:t>variables</w:t>
+      </w:r>
+      <w:r>
+        <w:rPr>
+          <w:rFonts w:ascii="Arial" w:eastAsia="Arial" w:hAnsi="Arial" w:cs="Arial"/>
+        </w:rPr>
+        <w:t xml:space="preserve"> </w:t>
+      </w:r>
+      <w:r>
+        <w:rPr>
+          <w:rFonts w:ascii="Arial" w:eastAsia="Arial" w:hAnsi="Arial" w:cs="Arial"/>
+        </w:rPr>
+        <w:t xml:space="preserve">que serán </w:t>
+      </w:r>
+      <w:proofErr w:type="spellStart"/>
+      <w:r>
+        <w:rPr>
+          <w:rFonts w:ascii="Arial" w:eastAsia="Arial" w:hAnsi="Arial" w:cs="Arial"/>
+          <w:b/>
+          <w:bCs/>
+        </w:rPr>
+        <w:t>líneas_n</w:t>
+      </w:r>
+      <w:proofErr w:type="spellEnd"/>
+      <w:r>
+        <w:rPr>
+          <w:rFonts w:ascii="Arial" w:eastAsia="Arial" w:hAnsi="Arial" w:cs="Arial"/>
+          <w:b/>
+          <w:bCs/>
+        </w:rPr>
+        <w:t xml:space="preserve"> y archivo </w:t>
+      </w:r>
+      <w:r>
+        <w:rPr>
+          <w:rFonts w:ascii="Arial" w:eastAsia="Arial" w:hAnsi="Arial" w:cs="Arial"/>
+        </w:rPr>
+        <w:t xml:space="preserve">las cuales dictan el </w:t>
+      </w:r>
+      <w:r>
+        <w:rPr>
+          <w:rFonts w:ascii="Arial" w:eastAsia="Arial" w:hAnsi="Arial" w:cs="Arial"/>
+        </w:rPr>
+        <w:t>número</w:t>
+      </w:r>
+      <w:r>
+        <w:rPr>
+          <w:rFonts w:ascii="Arial" w:eastAsia="Arial" w:hAnsi="Arial" w:cs="Arial"/>
+        </w:rPr>
+        <w:t xml:space="preserve"> de </w:t>
+      </w:r>
+      <w:r>
+        <w:rPr>
+          <w:rFonts w:ascii="Arial" w:eastAsia="Arial" w:hAnsi="Arial" w:cs="Arial"/>
+        </w:rPr>
+        <w:t>líneas</w:t>
+      </w:r>
+      <w:r>
+        <w:rPr>
+          <w:rFonts w:ascii="Arial" w:eastAsia="Arial" w:hAnsi="Arial" w:cs="Arial"/>
+        </w:rPr>
+        <w:t xml:space="preserve"> que se </w:t>
+      </w:r>
+      <w:r>
+        <w:rPr>
+          <w:rFonts w:ascii="Arial" w:eastAsia="Arial" w:hAnsi="Arial" w:cs="Arial"/>
+        </w:rPr>
+        <w:t>quiere</w:t>
+      </w:r>
+      <w:r>
+        <w:rPr>
+          <w:rFonts w:ascii="Arial" w:eastAsia="Arial" w:hAnsi="Arial" w:cs="Arial"/>
+        </w:rPr>
+        <w:t xml:space="preserve"> imprimir del archivo tanto del inicio como dl final </w:t>
+      </w:r>
+    </w:p>
+    <w:p>
+      <w:pPr>
+        <w:rPr>
+          <w:rFonts w:ascii="Arial" w:eastAsia="Arial" w:hAnsi="Arial" w:cs="Arial"/>
+        </w:rPr>
+      </w:pPr>
+      <w:r>
+        <w:rPr>
+          <w:rFonts w:ascii="Arial" w:eastAsia="Arial" w:hAnsi="Arial" w:cs="Arial"/>
+        </w:rPr>
+        <w:t xml:space="preserve">Verificamos que el archivo exista en el directorio actual </w:t>
+      </w:r>
+    </w:p>
+    <w:p>
+      <w:pPr>
+        <w:rPr>
+          <w:rFonts w:ascii="Arial" w:eastAsia="Arial" w:hAnsi="Arial" w:cs="Arial"/>
+        </w:rPr>
+      </w:pPr>
+      <w:r>
+        <w:rPr>
+          <w:rFonts w:ascii="Arial" w:eastAsia="Arial" w:hAnsi="Arial" w:cs="Arial"/>
+          <w:noProof/>
+        </w:rPr>
+        <w:drawing>
+          <wp:inline distT="0" distB="0" distL="0" distR="0" wp14:anchorId="7E28B427" wp14:editId="6C9EC78E">
+            <wp:extent cx="2276475" cy="362167"/>
+            <wp:effectExtent l="0" t="0" r="0" b="0"/>
+            <wp:docPr id="33" name="Picture 33"/>
+            <wp:cNvGraphicFramePr>
+              <a:graphicFrameLocks xmlns:a="http://schemas.openxmlformats.org/drawingml/2006/main" noChangeAspect="1"/>
+            </wp:cNvGraphicFramePr>
+            <a:graphic xmlns:a="http://schemas.openxmlformats.org/drawingml/2006/main">
+              <a:graphicData uri="http://schemas.openxmlformats.org/drawingml/2006/picture">
+                <pic:pic xmlns:pic="http://schemas.openxmlformats.org/drawingml/2006/picture">
+                  <pic:nvPicPr>
+                    <pic:cNvPr id="1" name=""/>
+                    <pic:cNvPicPr/>
+                  </pic:nvPicPr>
+                  <pic:blipFill>
+                    <a:blip r:embed="rId35"/>
+                    <a:stretch>
+                      <a:fillRect/>
+                    </a:stretch>
+                  </pic:blipFill>
+                  <pic:spPr>
+                    <a:xfrm>
+                      <a:off x="0" y="0"/>
+                      <a:ext cx="2285746" cy="363642"/>
+                    </a:xfrm>
+                    <a:prstGeom prst="rect">
+                      <a:avLst/>
+                    </a:prstGeom>
+                  </pic:spPr>
+                </pic:pic>
+              </a:graphicData>
+            </a:graphic>
+          </wp:inline>
+        </w:drawing>
+      </w:r>
+    </w:p>
+    <w:p>
+      <w:pPr>
+        <w:ind w:left="708" w:hanging="708"/>
+        <w:rPr>
+          <w:rFonts w:ascii="Arial" w:eastAsia="Arial" w:hAnsi="Arial" w:cs="Arial"/>
+        </w:rPr>
+      </w:pPr>
+      <w:r>
+        <w:rPr>
+          <w:rFonts w:ascii="Arial" w:eastAsia="Arial" w:hAnsi="Arial" w:cs="Arial"/>
+        </w:rPr>
+        <w:t xml:space="preserve">usamos el comando </w:t>
+      </w:r>
+      <w:r>
+        <w:rPr>
+          <w:rFonts w:ascii="Arial" w:eastAsia="Arial" w:hAnsi="Arial" w:cs="Arial"/>
+          <w:b/>
+          <w:bCs/>
+        </w:rPr>
+        <w:t xml:space="preserve">head </w:t>
+      </w:r>
+      <w:r>
+        <w:rPr>
+          <w:rFonts w:ascii="Arial" w:eastAsia="Arial" w:hAnsi="Arial" w:cs="Arial"/>
+        </w:rPr>
+        <w:t xml:space="preserve">para </w:t>
+      </w:r>
+      <w:r>
+        <w:rPr>
+          <w:rFonts w:ascii="Arial" w:eastAsia="Arial" w:hAnsi="Arial" w:cs="Arial"/>
+        </w:rPr>
+        <w:t>imprimir</w:t>
+      </w:r>
+      <w:r>
+        <w:rPr>
+          <w:rFonts w:ascii="Arial" w:eastAsia="Arial" w:hAnsi="Arial" w:cs="Arial"/>
+        </w:rPr>
+        <w:t xml:space="preserve"> las </w:t>
+      </w:r>
+      <w:r>
+        <w:rPr>
+          <w:rFonts w:ascii="Arial" w:eastAsia="Arial" w:hAnsi="Arial" w:cs="Arial"/>
+        </w:rPr>
+        <w:t>primeras</w:t>
+      </w:r>
+      <w:r>
+        <w:rPr>
+          <w:rFonts w:ascii="Arial" w:eastAsia="Arial" w:hAnsi="Arial" w:cs="Arial"/>
+        </w:rPr>
+        <w:t xml:space="preserve"> </w:t>
+      </w:r>
+      <w:proofErr w:type="spellStart"/>
+      <w:r>
+        <w:rPr>
+          <w:rFonts w:ascii="Arial" w:eastAsia="Arial" w:hAnsi="Arial" w:cs="Arial"/>
+          <w:b/>
+          <w:bCs/>
+        </w:rPr>
+        <w:t>líneas_n</w:t>
+      </w:r>
+      <w:proofErr w:type="spellEnd"/>
+      <w:r>
+        <w:rPr>
+          <w:rFonts w:ascii="Arial" w:eastAsia="Arial" w:hAnsi="Arial" w:cs="Arial"/>
+          <w:b/>
+          <w:bCs/>
+        </w:rPr>
+        <w:t xml:space="preserve"> </w:t>
+      </w:r>
+      <w:r>
+        <w:rPr>
+          <w:rFonts w:ascii="Arial" w:eastAsia="Arial" w:hAnsi="Arial" w:cs="Arial"/>
+        </w:rPr>
+        <w:t>líneas del</w:t>
+      </w:r>
+    </w:p>
+    <w:p>
+      <w:pPr>
+        <w:ind w:left="708" w:hanging="708"/>
+        <w:rPr>
+          <w:rFonts w:ascii="Arial" w:eastAsia="Arial" w:hAnsi="Arial" w:cs="Arial"/>
+        </w:rPr>
+      </w:pPr>
+      <w:r>
+        <w:rPr>
+          <w:rFonts w:ascii="Arial" w:eastAsia="Arial" w:hAnsi="Arial" w:cs="Arial"/>
+        </w:rPr>
+        <w:t xml:space="preserve">archivo </w:t>
+      </w:r>
+      <w:r>
+        <w:rPr>
+          <w:rFonts w:ascii="Arial" w:eastAsia="Arial" w:hAnsi="Arial" w:cs="Arial"/>
+        </w:rPr>
+        <w:t xml:space="preserve">y </w:t>
+      </w:r>
+      <w:r>
+        <w:rPr>
+          <w:rFonts w:ascii="Arial" w:eastAsia="Arial" w:hAnsi="Arial" w:cs="Arial"/>
+        </w:rPr>
+        <w:t>usamos</w:t>
+      </w:r>
+      <w:r>
+        <w:rPr>
+          <w:rFonts w:ascii="Arial" w:eastAsia="Arial" w:hAnsi="Arial" w:cs="Arial"/>
+        </w:rPr>
+        <w:t xml:space="preserve"> el </w:t>
+      </w:r>
+      <w:r>
+        <w:rPr>
+          <w:rFonts w:ascii="Arial" w:eastAsia="Arial" w:hAnsi="Arial" w:cs="Arial"/>
+        </w:rPr>
+        <w:t>comando</w:t>
+      </w:r>
+      <w:r>
+        <w:rPr>
+          <w:rFonts w:ascii="Arial" w:eastAsia="Arial" w:hAnsi="Arial" w:cs="Arial"/>
+        </w:rPr>
+        <w:t xml:space="preserve"> </w:t>
+      </w:r>
+      <w:proofErr w:type="spellStart"/>
+      <w:r>
+        <w:rPr>
+          <w:rFonts w:ascii="Arial" w:eastAsia="Arial" w:hAnsi="Arial" w:cs="Arial"/>
+          <w:b/>
+          <w:bCs/>
+        </w:rPr>
+        <w:t>tail</w:t>
+      </w:r>
+      <w:proofErr w:type="spellEnd"/>
+      <w:r>
+        <w:rPr>
+          <w:rFonts w:ascii="Arial" w:eastAsia="Arial" w:hAnsi="Arial" w:cs="Arial"/>
+          <w:b/>
+          <w:bCs/>
+        </w:rPr>
+        <w:t xml:space="preserve"> </w:t>
+      </w:r>
+      <w:r>
+        <w:rPr>
+          <w:rFonts w:ascii="Arial" w:eastAsia="Arial" w:hAnsi="Arial" w:cs="Arial"/>
+        </w:rPr>
+        <w:t xml:space="preserve">para imprimir las ultimas </w:t>
+      </w:r>
+      <w:proofErr w:type="spellStart"/>
+      <w:r>
+        <w:rPr>
+          <w:rFonts w:ascii="Arial" w:eastAsia="Arial" w:hAnsi="Arial" w:cs="Arial"/>
+          <w:b/>
+          <w:bCs/>
+        </w:rPr>
+        <w:t>líneas_n</w:t>
+      </w:r>
+      <w:proofErr w:type="spellEnd"/>
+      <w:r>
+        <w:rPr>
+          <w:rFonts w:ascii="Arial" w:eastAsia="Arial" w:hAnsi="Arial" w:cs="Arial"/>
+          <w:b/>
+          <w:bCs/>
+        </w:rPr>
+        <w:t xml:space="preserve"> </w:t>
+      </w:r>
+      <w:r>
+        <w:rPr>
+          <w:rFonts w:ascii="Arial" w:eastAsia="Arial" w:hAnsi="Arial" w:cs="Arial"/>
+        </w:rPr>
+        <w:t>líneas</w:t>
+      </w:r>
+    </w:p>
+    <w:p>
+      <w:pPr>
+        <w:ind w:left="708" w:hanging="708"/>
+        <w:rPr>
+          <w:rFonts w:ascii="Arial" w:eastAsia="Arial" w:hAnsi="Arial" w:cs="Arial"/>
+        </w:rPr>
+      </w:pPr>
+      <w:r>
+        <w:rPr>
+          <w:rFonts w:ascii="Arial" w:eastAsia="Arial" w:hAnsi="Arial" w:cs="Arial"/>
+        </w:rPr>
+        <w:t>del archivo</w:t>
+      </w:r>
+      <w:r>
+        <w:rPr>
+          <w:rFonts w:ascii="Arial" w:eastAsia="Arial" w:hAnsi="Arial" w:cs="Arial"/>
+        </w:rPr>
+        <w:t>.</w:t>
+      </w:r>
+    </w:p>
+    <w:p>
+      <w:pPr>
+        <w:ind w:left="708" w:hanging="708"/>
+        <w:rPr>
+          <w:rFonts w:ascii="Arial" w:eastAsia="Arial" w:hAnsi="Arial" w:cs="Arial"/>
+        </w:rPr>
+      </w:pPr>
+      <w:r>
+        <w:rPr>
+          <w:rFonts w:ascii="Arial" w:eastAsia="Arial" w:hAnsi="Arial" w:cs="Arial"/>
+          <w:noProof/>
+        </w:rPr>
+        <w:drawing>
+          <wp:inline distT="0" distB="0" distL="0" distR="0" wp14:anchorId="03F35456" wp14:editId="3874C4AB">
+            <wp:extent cx="3124200" cy="1277383"/>
+            <wp:effectExtent l="0" t="0" r="0" b="0"/>
+            <wp:docPr id="34" name="Picture 34"/>
+            <wp:cNvGraphicFramePr>
+              <a:graphicFrameLocks xmlns:a="http://schemas.openxmlformats.org/drawingml/2006/main" noChangeAspect="1"/>
+            </wp:cNvGraphicFramePr>
+            <a:graphic xmlns:a="http://schemas.openxmlformats.org/drawingml/2006/main">
+              <a:graphicData uri="http://schemas.openxmlformats.org/drawingml/2006/picture">
+                <pic:pic xmlns:pic="http://schemas.openxmlformats.org/drawingml/2006/picture">
+                  <pic:nvPicPr>
+                    <pic:cNvPr id="1" name=""/>
+                    <pic:cNvPicPr/>
+                  </pic:nvPicPr>
+                  <pic:blipFill>
+                    <a:blip r:embed="rId36"/>
+                    <a:stretch>
+                      <a:fillRect/>
+                    </a:stretch>
+                  </pic:blipFill>
+                  <pic:spPr>
+                    <a:xfrm>
+                      <a:off x="0" y="0"/>
+                      <a:ext cx="3136315" cy="1282337"/>
+                    </a:xfrm>
+                    <a:prstGeom prst="rect">
+                      <a:avLst/>
+                    </a:prstGeom>
+                  </pic:spPr>
+                </pic:pic>
+              </a:graphicData>
+            </a:graphic>
+          </wp:inline>
+        </w:drawing>
+      </w:r>
+    </w:p>
+    <w:p>
+      <w:pPr>
+        <w:ind w:left="708" w:hanging="708"/>
+        <w:rPr>
+          <w:rFonts w:ascii="Arial" w:eastAsia="Arial" w:hAnsi="Arial" w:cs="Arial"/>
+        </w:rPr>
+      </w:pPr>
+    </w:p>
+    <w:p>
+      <w:pPr>
+        <w:ind w:left="708" w:hanging="708"/>
+        <w:rPr>
+          <w:rFonts w:ascii="Arial" w:eastAsia="Arial" w:hAnsi="Arial" w:cs="Arial"/>
+        </w:rPr>
+      </w:pPr>
+    </w:p>
+    <w:p>
+      <w:pPr>
+        <w:ind w:left="708" w:hanging="708"/>
+        <w:rPr>
+          <w:rFonts w:ascii="Arial" w:eastAsia="Arial" w:hAnsi="Arial" w:cs="Arial"/>
+        </w:rPr>
+      </w:pPr>
+    </w:p>
+    <w:p>
+      <w:pPr>
+        <w:ind w:left="708" w:hanging="708"/>
+        <w:rPr>
+          <w:rFonts w:ascii="Arial" w:eastAsia="Arial" w:hAnsi="Arial" w:cs="Arial"/>
+        </w:rPr>
+      </w:pPr>
+    </w:p>
+    <w:p>
+      <w:pPr>
+        <w:ind w:left="708" w:hanging="708"/>
+        <w:rPr>
+          <w:rFonts w:ascii="Arial" w:eastAsia="Arial" w:hAnsi="Arial" w:cs="Arial"/>
+        </w:rPr>
+      </w:pPr>
+    </w:p>
+    <w:p>
+      <w:pPr>
+        <w:ind w:left="708" w:hanging="708"/>
+        <w:rPr>
+          <w:rFonts w:ascii="Arial" w:eastAsia="Arial" w:hAnsi="Arial" w:cs="Arial"/>
+        </w:rPr>
+      </w:pPr>
+    </w:p>
+    <w:p>
+      <w:pPr>
+        <w:ind w:left="708" w:hanging="708"/>
+        <w:rPr>
+          <w:rFonts w:ascii="Arial" w:eastAsia="Arial" w:hAnsi="Arial" w:cs="Arial"/>
+        </w:rPr>
+      </w:pPr>
+    </w:p>
+    <w:p>
+      <w:pPr>
+        <w:ind w:left="708" w:hanging="708"/>
+        <w:rPr>
+          <w:rFonts w:ascii="Arial" w:eastAsia="Arial" w:hAnsi="Arial" w:cs="Arial"/>
+        </w:rPr>
+      </w:pPr>
+    </w:p>
+    <w:p>
+      <w:pPr>
+        <w:ind w:left="708" w:hanging="708"/>
+        <w:rPr>
+          <w:rFonts w:ascii="Arial" w:eastAsia="Arial" w:hAnsi="Arial" w:cs="Arial"/>
+        </w:rPr>
+      </w:pPr>
+    </w:p>
+    <w:p>
+      <w:pPr>
+        <w:ind w:left="708" w:hanging="708"/>
+        <w:rPr>
+          <w:rFonts w:ascii="Arial" w:eastAsia="Arial" w:hAnsi="Arial" w:cs="Arial"/>
+        </w:rPr>
+      </w:pPr>
+    </w:p>
+    <w:p>
+      <w:pPr>
+        <w:ind w:left="708" w:hanging="708"/>
+        <w:rPr>
+          <w:rFonts w:ascii="Arial" w:eastAsia="Arial" w:hAnsi="Arial" w:cs="Arial"/>
+        </w:rPr>
+      </w:pPr>
+    </w:p>
+    <w:p>
+      <w:pPr>
+        <w:ind w:left="708" w:hanging="708"/>
+        <w:rPr>
+          <w:rFonts w:ascii="Arial" w:eastAsia="Arial" w:hAnsi="Arial" w:cs="Arial"/>
+        </w:rPr>
+      </w:pPr>
+    </w:p>
+    <w:p>
+      <w:pPr>
+        <w:ind w:left="708" w:hanging="708"/>
+        <w:rPr>
+          <w:rFonts w:ascii="Arial" w:eastAsia="Arial" w:hAnsi="Arial" w:cs="Arial"/>
+        </w:rPr>
+      </w:pPr>
+    </w:p>
+    <w:p>
+      <w:pPr>
+        <w:ind w:left="708" w:hanging="708"/>
+        <w:rPr>
+          <w:rFonts w:ascii="Arial" w:eastAsia="Arial" w:hAnsi="Arial" w:cs="Arial"/>
+        </w:rPr>
+      </w:pPr>
+    </w:p>
+    <w:p>
+      <w:pPr>
+        <w:ind w:left="708" w:hanging="708"/>
+        <w:rPr>
+          <w:rFonts w:ascii="Arial" w:eastAsia="Arial" w:hAnsi="Arial" w:cs="Arial"/>
+        </w:rPr>
+      </w:pPr>
+    </w:p>
+    <w:p>
+      <w:pPr>
+        <w:ind w:left="708" w:hanging="708"/>
+        <w:rPr>
+          <w:rFonts w:ascii="Arial" w:eastAsia="Arial" w:hAnsi="Arial" w:cs="Arial"/>
+        </w:rPr>
+      </w:pPr>
+    </w:p>
+    <w:p>
+      <w:pPr>
+        <w:pStyle w:val="ListParagraph"/>
+        <w:numPr>
+          <w:ilvl w:val="0"/>
+          <w:numId w:val="9"/>
+        </w:numPr>
+        <w:rPr>
+          <w:rFonts w:ascii="Arial" w:eastAsia="Arial" w:hAnsi="Arial" w:cs="Arial"/>
+          <w:b/>
+          <w:bCs/>
+        </w:rPr>
+      </w:pPr>
+      <w:r>
+        <w:rPr>
+          <w:rFonts w:ascii="Arial" w:eastAsia="Arial" w:hAnsi="Arial" w:cs="Arial"/>
+          <w:b/>
+          <w:bCs/>
+        </w:rPr>
+        <w:t xml:space="preserve">Hacer un </w:t>
+      </w:r>
+      <w:proofErr w:type="spellStart"/>
+      <w:r>
+        <w:rPr>
+          <w:rFonts w:ascii="Arial" w:eastAsia="Arial" w:hAnsi="Arial" w:cs="Arial"/>
+          <w:b/>
+          <w:bCs/>
+        </w:rPr>
+        <w:t>shell</w:t>
+      </w:r>
+      <w:proofErr w:type="spellEnd"/>
+      <w:r>
+        <w:rPr>
+          <w:rFonts w:ascii="Arial" w:eastAsia="Arial" w:hAnsi="Arial" w:cs="Arial"/>
+          <w:b/>
+          <w:bCs/>
+        </w:rPr>
+        <w:t xml:space="preserve"> que lea el nombre de un archivo, enseguida pregunte los permisos </w:t>
+      </w:r>
+      <w:r>
+        <w:rPr>
+          <w:rFonts w:ascii="Arial" w:eastAsia="Arial" w:hAnsi="Arial" w:cs="Arial"/>
+          <w:b/>
+          <w:bCs/>
+        </w:rPr>
+        <w:t>que,</w:t>
+      </w:r>
+      <w:r>
+        <w:rPr>
+          <w:rFonts w:ascii="Arial" w:eastAsia="Arial" w:hAnsi="Arial" w:cs="Arial"/>
+          <w:b/>
+          <w:bCs/>
+        </w:rPr>
+        <w:t xml:space="preserve"> sobre el archivo, desea otorgar para usuario, grupo y otros. Los permisos se pedirán en forma individual para cada entidad.</w:t>
+      </w:r>
+      <w:r>
+        <w:rPr>
+          <w:rFonts w:ascii="Arial" w:eastAsia="Arial" w:hAnsi="Arial" w:cs="Arial"/>
+          <w:b/>
+          <w:bCs/>
+        </w:rPr>
+        <w:t xml:space="preserve"> </w:t>
+      </w:r>
+    </w:p>
+    <w:p>
+      <w:pPr>
+        <w:ind w:left="360"/>
+        <w:rPr>
+          <w:rFonts w:ascii="Arial" w:eastAsia="Arial" w:hAnsi="Arial" w:cs="Arial"/>
+        </w:rPr>
+      </w:pPr>
+      <w:r>
+        <w:rPr>
+          <w:rFonts w:ascii="Arial" w:eastAsia="Arial" w:hAnsi="Arial" w:cs="Arial"/>
+          <w:b/>
+          <w:bCs/>
+          <w:noProof/>
+        </w:rPr>
+        <w:drawing>
+          <wp:inline distT="0" distB="0" distL="0" distR="0" wp14:anchorId="27CCBBCD" wp14:editId="0EF043C0">
+            <wp:extent cx="5400040" cy="4791710"/>
+            <wp:effectExtent l="0" t="0" r="0" b="8890"/>
+            <wp:docPr id="36" name="Picture 36"/>
+            <wp:cNvGraphicFramePr>
+              <a:graphicFrameLocks xmlns:a="http://schemas.openxmlformats.org/drawingml/2006/main" noChangeAspect="1"/>
+            </wp:cNvGraphicFramePr>
+            <a:graphic xmlns:a="http://schemas.openxmlformats.org/drawingml/2006/main">
+              <a:graphicData uri="http://schemas.openxmlformats.org/drawingml/2006/picture">
+                <pic:pic xmlns:pic="http://schemas.openxmlformats.org/drawingml/2006/picture">
+                  <pic:nvPicPr>
+                    <pic:cNvPr id="1" name=""/>
+                    <pic:cNvPicPr/>
+                  </pic:nvPicPr>
+                  <pic:blipFill>
+                    <a:blip r:embed="rId37"/>
+                    <a:stretch>
+                      <a:fillRect/>
+                    </a:stretch>
+                  </pic:blipFill>
+                  <pic:spPr>
+                    <a:xfrm>
+                      <a:off x="0" y="0"/>
+                      <a:ext cx="5400040" cy="4791710"/>
+                    </a:xfrm>
+                    <a:prstGeom prst="rect">
+                      <a:avLst/>
+                    </a:prstGeom>
+                  </pic:spPr>
+                </pic:pic>
+              </a:graphicData>
+            </a:graphic>
+          </wp:inline>
+        </w:drawing>
+      </w:r>
+    </w:p>
+    <w:p>
+      <w:pPr>
+        <w:ind w:left="360"/>
+        <w:rPr>
+          <w:rFonts w:ascii="Arial" w:eastAsia="Arial" w:hAnsi="Arial" w:cs="Arial"/>
+        </w:rPr>
+      </w:pPr>
+    </w:p>
+    <w:p>
+      <w:pPr>
+        <w:ind w:left="360"/>
+        <w:rPr>
+          <w:rFonts w:ascii="Arial" w:eastAsia="Arial" w:hAnsi="Arial" w:cs="Arial"/>
+        </w:rPr>
+      </w:pPr>
+    </w:p>
+    <w:p>
+      <w:pPr>
+        <w:ind w:left="360"/>
+        <w:rPr>
+          <w:rFonts w:ascii="Arial" w:eastAsia="Arial" w:hAnsi="Arial" w:cs="Arial"/>
+        </w:rPr>
+      </w:pPr>
+    </w:p>
+    <w:p>
+      <w:pPr>
+        <w:ind w:left="360"/>
+        <w:rPr>
+          <w:rFonts w:ascii="Arial" w:eastAsia="Arial" w:hAnsi="Arial" w:cs="Arial"/>
+        </w:rPr>
+      </w:pPr>
+    </w:p>
+    <w:p>
+      <w:pPr>
+        <w:ind w:left="360"/>
+        <w:rPr>
+          <w:rFonts w:ascii="Arial" w:eastAsia="Arial" w:hAnsi="Arial" w:cs="Arial"/>
+        </w:rPr>
+      </w:pPr>
+    </w:p>
+    <w:p>
+      <w:pPr>
+        <w:ind w:left="360"/>
+        <w:rPr>
+          <w:rFonts w:ascii="Arial" w:eastAsia="Arial" w:hAnsi="Arial" w:cs="Arial"/>
+        </w:rPr>
+      </w:pPr>
+    </w:p>
+    <w:p>
+      <w:pPr>
+        <w:ind w:left="360"/>
+        <w:rPr>
+          <w:rFonts w:ascii="Arial" w:eastAsia="Arial" w:hAnsi="Arial" w:cs="Arial"/>
+        </w:rPr>
+      </w:pPr>
+    </w:p>
+    <w:p>
+      <w:pPr>
+        <w:ind w:left="360"/>
+        <w:rPr>
+          <w:rFonts w:ascii="Arial" w:eastAsia="Arial" w:hAnsi="Arial" w:cs="Arial"/>
+        </w:rPr>
+      </w:pPr>
+    </w:p>
+    <w:p>
+      <w:pPr>
+        <w:ind w:left="360"/>
+        <w:rPr>
+          <w:rFonts w:ascii="Arial" w:eastAsia="Arial" w:hAnsi="Arial" w:cs="Arial"/>
+        </w:rPr>
+      </w:pPr>
+    </w:p>
+    <w:p>
+      <w:pPr>
+        <w:ind w:left="360"/>
+        <w:rPr>
+          <w:rFonts w:ascii="Arial" w:eastAsia="Arial" w:hAnsi="Arial" w:cs="Arial"/>
+        </w:rPr>
+      </w:pPr>
+    </w:p>
+    <w:p>
+      <w:pPr>
+        <w:ind w:left="360"/>
+        <w:rPr>
+          <w:rFonts w:ascii="Arial" w:eastAsia="Arial" w:hAnsi="Arial" w:cs="Arial"/>
+          <w:b/>
+          <w:bCs/>
+        </w:rPr>
+      </w:pPr>
+      <w:r>
+        <w:rPr>
+          <w:rFonts w:ascii="Arial" w:eastAsia="Arial" w:hAnsi="Arial" w:cs="Arial"/>
+        </w:rPr>
+        <w:t xml:space="preserve">Salida: </w:t>
+      </w:r>
+    </w:p>
+    <w:p>
+      <w:pPr>
+        <w:ind w:left="360"/>
+        <w:rPr>
+          <w:rFonts w:ascii="Arial" w:eastAsia="Arial" w:hAnsi="Arial" w:cs="Arial"/>
+        </w:rPr>
+      </w:pPr>
+      <w:r>
+        <w:rPr>
+          <w:rFonts w:ascii="Arial" w:eastAsia="Arial" w:hAnsi="Arial" w:cs="Arial"/>
+          <w:noProof/>
+        </w:rPr>
+        <w:drawing>
+          <wp:inline distT="0" distB="0" distL="0" distR="0" wp14:anchorId="51B78072" wp14:editId="51464CD0">
+            <wp:extent cx="4410075" cy="3181021"/>
+            <wp:effectExtent l="0" t="0" r="0" b="635"/>
+            <wp:docPr id="22" name="Picture 22"/>
+            <wp:cNvGraphicFramePr>
+              <a:graphicFrameLocks xmlns:a="http://schemas.openxmlformats.org/drawingml/2006/main" noChangeAspect="1"/>
+            </wp:cNvGraphicFramePr>
+            <a:graphic xmlns:a="http://schemas.openxmlformats.org/drawingml/2006/main">
+              <a:graphicData uri="http://schemas.openxmlformats.org/drawingml/2006/picture">
+                <pic:pic xmlns:pic="http://schemas.openxmlformats.org/drawingml/2006/picture">
+                  <pic:nvPicPr>
+                    <pic:cNvPr id="1" name=""/>
+                    <pic:cNvPicPr/>
+                  </pic:nvPicPr>
+                  <pic:blipFill>
+                    <a:blip r:embed="rId38"/>
+                    <a:stretch>
+                      <a:fillRect/>
+                    </a:stretch>
+                  </pic:blipFill>
+                  <pic:spPr>
+                    <a:xfrm>
+                      <a:off x="0" y="0"/>
+                      <a:ext cx="4441417" cy="3203628"/>
+                    </a:xfrm>
+                    <a:prstGeom prst="rect">
+                      <a:avLst/>
+                    </a:prstGeom>
+                  </pic:spPr>
+                </pic:pic>
+              </a:graphicData>
+            </a:graphic>
+          </wp:inline>
+        </w:drawing>
+      </w:r>
+    </w:p>
+    <w:p>
+      <w:pPr>
+        <w:rPr>
+          <w:rFonts w:ascii="Arial" w:eastAsia="Arial" w:hAnsi="Arial" w:cs="Arial"/>
+        </w:rPr>
+      </w:pPr>
+      <w:r>
+        <w:rPr>
+          <w:rFonts w:ascii="Arial" w:eastAsia="Arial" w:hAnsi="Arial" w:cs="Arial"/>
+        </w:rPr>
+        <w:t xml:space="preserve">Le pedimos al </w:t>
+      </w:r>
+      <w:r>
+        <w:rPr>
+          <w:rFonts w:ascii="Arial" w:eastAsia="Arial" w:hAnsi="Arial" w:cs="Arial"/>
+        </w:rPr>
+        <w:t>usuario</w:t>
+      </w:r>
+      <w:r>
+        <w:rPr>
+          <w:rFonts w:ascii="Arial" w:eastAsia="Arial" w:hAnsi="Arial" w:cs="Arial"/>
+        </w:rPr>
+        <w:t xml:space="preserve"> el nombre del archivo, pero debemos de verificar que este archivo exista </w:t>
+      </w:r>
+      <w:r>
+        <w:rPr>
+          <w:rFonts w:ascii="Arial" w:eastAsia="Arial" w:hAnsi="Arial" w:cs="Arial"/>
+        </w:rPr>
+        <w:t xml:space="preserve">por lo que el operador </w:t>
+      </w:r>
+      <w:r>
+        <w:rPr>
+          <w:rFonts w:ascii="Arial" w:eastAsia="Arial" w:hAnsi="Arial" w:cs="Arial"/>
+          <w:b/>
+          <w:bCs/>
+        </w:rPr>
+        <w:t xml:space="preserve">-e </w:t>
+      </w:r>
+      <w:r>
+        <w:rPr>
+          <w:rFonts w:ascii="Arial" w:eastAsia="Arial" w:hAnsi="Arial" w:cs="Arial"/>
+        </w:rPr>
+        <w:t>devolverá verdadero si el archivo existe</w:t>
+      </w:r>
+      <w:r>
+        <w:rPr>
+          <w:rFonts w:ascii="Arial" w:eastAsia="Arial" w:hAnsi="Arial" w:cs="Arial"/>
+        </w:rPr>
+        <w:t xml:space="preserve"> </w:t>
+      </w:r>
+      <w:r>
+        <w:rPr>
+          <w:rFonts w:ascii="Arial" w:eastAsia="Arial" w:hAnsi="Arial" w:cs="Arial"/>
+        </w:rPr>
+        <w:t xml:space="preserve">si es el caso entonces debemos de preguntar que </w:t>
+      </w:r>
+      <w:r>
+        <w:rPr>
+          <w:rFonts w:ascii="Arial" w:eastAsia="Arial" w:hAnsi="Arial" w:cs="Arial"/>
+        </w:rPr>
+        <w:t>permisos</w:t>
+      </w:r>
+      <w:r>
+        <w:rPr>
+          <w:rFonts w:ascii="Arial" w:eastAsia="Arial" w:hAnsi="Arial" w:cs="Arial"/>
+        </w:rPr>
+        <w:t xml:space="preserve"> quiere ponerle al archivo cada uno </w:t>
+      </w:r>
+      <w:proofErr w:type="spellStart"/>
+      <w:r>
+        <w:rPr>
+          <w:rFonts w:ascii="Arial" w:eastAsia="Arial" w:hAnsi="Arial" w:cs="Arial"/>
+        </w:rPr>
+        <w:t>esta</w:t>
+      </w:r>
+      <w:proofErr w:type="spellEnd"/>
+      <w:r>
+        <w:rPr>
+          <w:rFonts w:ascii="Arial" w:eastAsia="Arial" w:hAnsi="Arial" w:cs="Arial"/>
+        </w:rPr>
+        <w:t xml:space="preserve"> </w:t>
+      </w:r>
+      <w:r>
+        <w:rPr>
+          <w:rFonts w:ascii="Arial" w:eastAsia="Arial" w:hAnsi="Arial" w:cs="Arial"/>
+        </w:rPr>
+        <w:t xml:space="preserve">separado por </w:t>
+      </w:r>
+      <w:r>
+        <w:rPr>
+          <w:rFonts w:ascii="Arial" w:eastAsia="Arial" w:hAnsi="Arial" w:cs="Arial"/>
+          <w:b/>
+          <w:bCs/>
+        </w:rPr>
+        <w:t>permisos del usuario, permiso de grupo y otros.</w:t>
+      </w:r>
+    </w:p>
+    <w:p>
+      <w:pPr>
+        <w:rPr>
+          <w:rFonts w:ascii="Arial" w:eastAsia="Arial" w:hAnsi="Arial" w:cs="Arial"/>
+        </w:rPr>
+      </w:pPr>
+      <w:r>
+        <w:rPr>
+          <w:rFonts w:ascii="Arial" w:eastAsia="Arial" w:hAnsi="Arial" w:cs="Arial"/>
+        </w:rPr>
+        <w:t xml:space="preserve">Por lo que se toma esos permisos el formato que se espera es </w:t>
+      </w:r>
+      <w:proofErr w:type="spellStart"/>
+      <w:r>
+        <w:rPr>
+          <w:rFonts w:ascii="Arial" w:eastAsia="Arial" w:hAnsi="Arial" w:cs="Arial"/>
+          <w:b/>
+          <w:bCs/>
+        </w:rPr>
+        <w:t>rwx</w:t>
+      </w:r>
+      <w:proofErr w:type="spellEnd"/>
+      <w:r>
+        <w:rPr>
+          <w:rFonts w:ascii="Arial" w:eastAsia="Arial" w:hAnsi="Arial" w:cs="Arial"/>
+          <w:b/>
+          <w:bCs/>
+        </w:rPr>
+        <w:t xml:space="preserve"> </w:t>
+      </w:r>
+      <w:r>
+        <w:rPr>
+          <w:rFonts w:ascii="Arial" w:eastAsia="Arial" w:hAnsi="Arial" w:cs="Arial"/>
+        </w:rPr>
+        <w:t xml:space="preserve">si un permiso quiere ser quitado le ponemos </w:t>
+      </w:r>
+      <w:r>
+        <w:rPr>
+          <w:rFonts w:ascii="Arial" w:eastAsia="Arial" w:hAnsi="Arial" w:cs="Arial"/>
+          <w:b/>
+          <w:bCs/>
+        </w:rPr>
+        <w:t xml:space="preserve">– </w:t>
+      </w:r>
+      <w:r>
+        <w:rPr>
+          <w:rFonts w:ascii="Arial" w:eastAsia="Arial" w:hAnsi="Arial" w:cs="Arial"/>
+        </w:rPr>
+        <w:t>en la posición en donde debería de ir el permi</w:t>
+      </w:r>
+      <w:r>
+        <w:rPr>
+          <w:rFonts w:ascii="Arial" w:eastAsia="Arial" w:hAnsi="Arial" w:cs="Arial"/>
+        </w:rPr>
+        <w:t xml:space="preserve">so </w:t>
+      </w:r>
+    </w:p>
+    <w:p>
+      <w:pPr>
+        <w:rPr>
+          <w:rFonts w:ascii="Arial" w:eastAsia="Arial" w:hAnsi="Arial" w:cs="Arial"/>
+        </w:rPr>
+      </w:pPr>
+      <w:r>
+        <w:rPr>
+          <w:rFonts w:ascii="Arial" w:eastAsia="Arial" w:hAnsi="Arial" w:cs="Arial"/>
+        </w:rPr>
+        <w:t xml:space="preserve">Como el usuario la forma de ingresar seria con – lo que hacemos es suprimir en donde se supone que quita los permisos, si se da el caso con el </w:t>
+      </w:r>
+      <w:r>
+        <w:rPr>
+          <w:rFonts w:ascii="Arial" w:eastAsia="Arial" w:hAnsi="Arial" w:cs="Arial"/>
+        </w:rPr>
+        <w:t>comando</w:t>
+      </w:r>
+      <w:r>
+        <w:rPr>
+          <w:rFonts w:ascii="Arial" w:eastAsia="Arial" w:hAnsi="Arial" w:cs="Arial"/>
+        </w:rPr>
+        <w:t xml:space="preserve"> </w:t>
+      </w:r>
+      <w:proofErr w:type="spellStart"/>
+      <w:r>
+        <w:rPr>
+          <w:rFonts w:ascii="Arial" w:eastAsia="Arial" w:hAnsi="Arial" w:cs="Arial"/>
+          <w:b/>
+          <w:bCs/>
+        </w:rPr>
+        <w:t>tr</w:t>
+      </w:r>
+      <w:proofErr w:type="spellEnd"/>
+      <w:r>
+        <w:rPr>
+          <w:rFonts w:ascii="Arial" w:eastAsia="Arial" w:hAnsi="Arial" w:cs="Arial"/>
+          <w:b/>
+          <w:bCs/>
+        </w:rPr>
+        <w:t xml:space="preserve"> </w:t>
+      </w:r>
+      <w:r>
+        <w:rPr>
+          <w:rFonts w:ascii="Arial" w:eastAsia="Arial" w:hAnsi="Arial" w:cs="Arial"/>
+          <w:b/>
+          <w:bCs/>
+        </w:rPr>
+        <w:t xml:space="preserve">-d </w:t>
+      </w:r>
+      <w:r>
+        <w:rPr>
+          <w:rFonts w:ascii="Arial" w:eastAsia="Arial" w:hAnsi="Arial" w:cs="Arial"/>
+        </w:rPr>
+        <w:t xml:space="preserve">entonces queda limpio el formato para poderlo pasar al comando </w:t>
+      </w:r>
+      <w:proofErr w:type="spellStart"/>
+      <w:r>
+        <w:rPr>
+          <w:rFonts w:ascii="Arial" w:eastAsia="Arial" w:hAnsi="Arial" w:cs="Arial"/>
+          <w:b/>
+          <w:bCs/>
+        </w:rPr>
+        <w:t>chmod</w:t>
+      </w:r>
+      <w:proofErr w:type="spellEnd"/>
+      <w:r>
+        <w:rPr>
+          <w:rFonts w:ascii="Arial" w:eastAsia="Arial" w:hAnsi="Arial" w:cs="Arial"/>
+          <w:b/>
+          <w:bCs/>
+        </w:rPr>
+        <w:t xml:space="preserve"> </w:t>
+      </w:r>
+      <w:r>
+        <w:rPr>
+          <w:rFonts w:ascii="Arial" w:eastAsia="Arial" w:hAnsi="Arial" w:cs="Arial"/>
+        </w:rPr>
+        <w:t xml:space="preserve">que se encargara de cambiar los </w:t>
+      </w:r>
+      <w:r>
+        <w:rPr>
+          <w:rFonts w:ascii="Arial" w:eastAsia="Arial" w:hAnsi="Arial" w:cs="Arial"/>
+        </w:rPr>
+        <w:t>permisos</w:t>
+      </w:r>
+      <w:r>
+        <w:rPr>
+          <w:rFonts w:ascii="Arial" w:eastAsia="Arial" w:hAnsi="Arial" w:cs="Arial"/>
+        </w:rPr>
+        <w:t xml:space="preserve"> del archivo </w:t>
+      </w:r>
+    </w:p>
+    <w:p>
+      <w:pPr>
+        <w:rPr>
+          <w:rFonts w:ascii="Arial" w:eastAsia="Arial" w:hAnsi="Arial" w:cs="Arial"/>
+        </w:rPr>
+      </w:pPr>
+      <w:r>
+        <w:rPr>
+          <w:rFonts w:ascii="Arial" w:eastAsia="Arial" w:hAnsi="Arial" w:cs="Arial"/>
+        </w:rPr>
+        <w:t xml:space="preserve">Por </w:t>
+      </w:r>
+      <w:r>
+        <w:rPr>
+          <w:rFonts w:ascii="Arial" w:eastAsia="Arial" w:hAnsi="Arial" w:cs="Arial"/>
+        </w:rPr>
+        <w:t>último</w:t>
+      </w:r>
+      <w:r>
+        <w:rPr>
+          <w:rFonts w:ascii="Arial" w:eastAsia="Arial" w:hAnsi="Arial" w:cs="Arial"/>
+        </w:rPr>
+        <w:t xml:space="preserve"> solo listo los archivos dentro del directorio mostrando los permisos con </w:t>
+      </w:r>
+      <w:proofErr w:type="spellStart"/>
+      <w:r>
+        <w:rPr>
+          <w:rFonts w:ascii="Arial" w:eastAsia="Arial" w:hAnsi="Arial" w:cs="Arial"/>
+          <w:b/>
+          <w:bCs/>
+        </w:rPr>
+        <w:t>ls</w:t>
+      </w:r>
+      <w:proofErr w:type="spellEnd"/>
+      <w:r>
+        <w:rPr>
+          <w:rFonts w:ascii="Arial" w:eastAsia="Arial" w:hAnsi="Arial" w:cs="Arial"/>
+          <w:b/>
+          <w:bCs/>
+        </w:rPr>
+        <w:t xml:space="preserve"> -l </w:t>
+      </w:r>
+    </w:p>
+    <w:p>
+      <w:pPr>
+        <w:rPr>
+          <w:rFonts w:ascii="Arial" w:eastAsia="Arial" w:hAnsi="Arial" w:cs="Arial"/>
+        </w:rPr>
+      </w:pPr>
+      <w:r>
+        <w:rPr>
+          <w:rFonts w:ascii="Arial" w:eastAsia="Arial" w:hAnsi="Arial" w:cs="Arial"/>
+          <w:noProof/>
+        </w:rPr>
+        <w:lastRenderedPageBreak/>
+        <w:drawing>
+          <wp:inline distT="0" distB="0" distL="0" distR="0" wp14:anchorId="47E910C6" wp14:editId="791816E0">
+            <wp:extent cx="3638550" cy="2635273"/>
+            <wp:effectExtent l="0" t="0" r="0" b="0"/>
+            <wp:docPr id="37" name="Picture 37"/>
+            <wp:cNvGraphicFramePr>
+              <a:graphicFrameLocks xmlns:a="http://schemas.openxmlformats.org/drawingml/2006/main" noChangeAspect="1"/>
+            </wp:cNvGraphicFramePr>
+            <a:graphic xmlns:a="http://schemas.openxmlformats.org/drawingml/2006/main">
+              <a:graphicData uri="http://schemas.openxmlformats.org/drawingml/2006/picture">
+                <pic:pic xmlns:pic="http://schemas.openxmlformats.org/drawingml/2006/picture">
+                  <pic:nvPicPr>
+                    <pic:cNvPr id="1" name=""/>
+                    <pic:cNvPicPr/>
+                  </pic:nvPicPr>
+                  <pic:blipFill>
+                    <a:blip r:embed="rId39"/>
+                    <a:stretch>
+                      <a:fillRect/>
+                    </a:stretch>
+                  </pic:blipFill>
+                  <pic:spPr>
+                    <a:xfrm>
+                      <a:off x="0" y="0"/>
+                      <a:ext cx="3642314" cy="2637999"/>
+                    </a:xfrm>
+                    <a:prstGeom prst="rect">
+                      <a:avLst/>
+                    </a:prstGeom>
+                  </pic:spPr>
+                </pic:pic>
+              </a:graphicData>
+            </a:graphic>
+          </wp:inline>
+        </w:drawing>
+      </w:r>
+    </w:p>
+    <w:p>
+      <w:pPr>
+        <w:ind w:left="360"/>
+        <w:rPr>
+          <w:rFonts w:ascii="Arial" w:eastAsia="Arial" w:hAnsi="Arial" w:cs="Arial"/>
+          <w:b/>
+          <w:bCs/>
+        </w:rPr>
+      </w:pPr>
+    </w:p>
+    <w:p>
+      <w:pPr>
+        <w:pStyle w:val="ListParagraph"/>
+        <w:numPr>
+          <w:ilvl w:val="0"/>
+          <w:numId w:val="9"/>
+        </w:numPr>
+        <w:rPr>
+          <w:rFonts w:ascii="Arial" w:eastAsia="Arial" w:hAnsi="Arial" w:cs="Arial"/>
+          <w:b/>
+          <w:bCs/>
+        </w:rPr>
+      </w:pPr>
+      <w:r>
+        <w:rPr>
+          <w:rFonts w:ascii="Arial" w:eastAsia="Arial" w:hAnsi="Arial" w:cs="Arial"/>
+          <w:b/>
+          <w:bCs/>
+        </w:rPr>
+        <w:t xml:space="preserve">Hacer un </w:t>
+      </w:r>
+      <w:proofErr w:type="spellStart"/>
+      <w:r>
+        <w:rPr>
+          <w:rFonts w:ascii="Arial" w:eastAsia="Arial" w:hAnsi="Arial" w:cs="Arial"/>
+          <w:b/>
+          <w:bCs/>
+        </w:rPr>
+        <w:t>shell</w:t>
+      </w:r>
+      <w:proofErr w:type="spellEnd"/>
+      <w:r>
+        <w:rPr>
+          <w:rFonts w:ascii="Arial" w:eastAsia="Arial" w:hAnsi="Arial" w:cs="Arial"/>
+          <w:b/>
+          <w:bCs/>
+        </w:rPr>
+        <w:t xml:space="preserve"> que lea las medidas de un terreno rectangular y determine el costo que tendrá cercar el terreno si considera que el precio por metro lineal de material es de 150 pesos y la mano de obra tiene un costo de 100 pesos. Se pide mostrar el perímetro del terreno, el total por concepto de mano de obra, el total por concepto de material y el costo total de la construcción.</w:t>
+      </w:r>
+      <w:r>
+        <w:rPr>
+          <w:rFonts w:ascii="Arial" w:eastAsia="Arial" w:hAnsi="Arial" w:cs="Arial"/>
+          <w:b/>
+          <w:bCs/>
+        </w:rPr>
+        <w:t xml:space="preserve"> </w:t>
+      </w:r>
+    </w:p>
+    <w:p>
+      <w:pPr>
+        <w:ind w:left="360"/>
+        <w:rPr>
+          <w:rFonts w:ascii="Arial" w:eastAsia="Arial" w:hAnsi="Arial" w:cs="Arial"/>
+          <w:b/>
+          <w:bCs/>
+        </w:rPr>
+      </w:pPr>
+      <w:r>
+        <w:rPr>
+          <w:rFonts w:ascii="Arial" w:eastAsia="Arial" w:hAnsi="Arial" w:cs="Arial"/>
+          <w:b/>
+          <w:bCs/>
+          <w:noProof/>
+        </w:rPr>
+        <w:drawing>
+          <wp:inline distT="0" distB="0" distL="0" distR="0" wp14:anchorId="4F74FCE6" wp14:editId="0FBBD914">
+            <wp:extent cx="3733449" cy="3328670"/>
+            <wp:effectExtent l="0" t="0" r="635" b="5080"/>
+            <wp:docPr id="17" name="Picture 17"/>
+            <wp:cNvGraphicFramePr>
+              <a:graphicFrameLocks xmlns:a="http://schemas.openxmlformats.org/drawingml/2006/main" noChangeAspect="1"/>
+            </wp:cNvGraphicFramePr>
+            <a:graphic xmlns:a="http://schemas.openxmlformats.org/drawingml/2006/main">
+              <a:graphicData uri="http://schemas.openxmlformats.org/drawingml/2006/picture">
+                <pic:pic xmlns:pic="http://schemas.openxmlformats.org/drawingml/2006/picture">
+                  <pic:nvPicPr>
+                    <pic:cNvPr id="1" name=""/>
+                    <pic:cNvPicPr/>
+                  </pic:nvPicPr>
+                  <pic:blipFill>
+                    <a:blip r:embed="rId40"/>
+                    <a:stretch>
+                      <a:fillRect/>
+                    </a:stretch>
+                  </pic:blipFill>
+                  <pic:spPr>
+                    <a:xfrm>
+                      <a:off x="0" y="0"/>
+                      <a:ext cx="3738769" cy="3333414"/>
+                    </a:xfrm>
+                    <a:prstGeom prst="rect">
+                      <a:avLst/>
+                    </a:prstGeom>
+                  </pic:spPr>
+                </pic:pic>
+              </a:graphicData>
+            </a:graphic>
+          </wp:inline>
+        </w:drawing>
+      </w:r>
+    </w:p>
+    <w:p>
+      <w:pPr>
+        <w:ind w:left="360"/>
+        <w:rPr>
+          <w:rFonts w:ascii="Arial" w:eastAsia="Arial" w:hAnsi="Arial" w:cs="Arial"/>
+          <w:b/>
+          <w:bCs/>
+        </w:rPr>
+      </w:pPr>
+    </w:p>
+    <w:p>
+      <w:pPr>
+        <w:rPr>
+          <w:rFonts w:ascii="Arial" w:eastAsia="Arial" w:hAnsi="Arial" w:cs="Arial"/>
+        </w:rPr>
+      </w:pPr>
+      <w:r>
+        <w:rPr>
+          <w:rFonts w:ascii="Arial" w:eastAsia="Arial" w:hAnsi="Arial" w:cs="Arial"/>
+          <w:noProof/>
+        </w:rPr>
+        <w:lastRenderedPageBreak/>
+        <w:drawing>
+          <wp:inline distT="0" distB="0" distL="0" distR="0" wp14:anchorId="1067BDED" wp14:editId="79530FB6">
+            <wp:extent cx="3371850" cy="1841283"/>
+            <wp:effectExtent l="0" t="0" r="0" b="6985"/>
+            <wp:docPr id="24" name="Picture 24"/>
+            <wp:cNvGraphicFramePr>
+              <a:graphicFrameLocks xmlns:a="http://schemas.openxmlformats.org/drawingml/2006/main" noChangeAspect="1"/>
+            </wp:cNvGraphicFramePr>
+            <a:graphic xmlns:a="http://schemas.openxmlformats.org/drawingml/2006/main">
+              <a:graphicData uri="http://schemas.openxmlformats.org/drawingml/2006/picture">
+                <pic:pic xmlns:pic="http://schemas.openxmlformats.org/drawingml/2006/picture">
+                  <pic:nvPicPr>
+                    <pic:cNvPr id="1" name=""/>
+                    <pic:cNvPicPr/>
+                  </pic:nvPicPr>
+                  <pic:blipFill>
+                    <a:blip r:embed="rId41"/>
+                    <a:stretch>
+                      <a:fillRect/>
+                    </a:stretch>
+                  </pic:blipFill>
+                  <pic:spPr>
+                    <a:xfrm>
+                      <a:off x="0" y="0"/>
+                      <a:ext cx="3384333" cy="1848100"/>
+                    </a:xfrm>
+                    <a:prstGeom prst="rect">
+                      <a:avLst/>
+                    </a:prstGeom>
+                  </pic:spPr>
+                </pic:pic>
+              </a:graphicData>
+            </a:graphic>
+          </wp:inline>
+        </w:drawing>
+      </w:r>
+    </w:p>
+    <w:p>
+      <w:pPr>
+        <w:rPr>
+          <w:rFonts w:ascii="Arial" w:eastAsia="Arial" w:hAnsi="Arial" w:cs="Arial"/>
+        </w:rPr>
+      </w:pPr>
+      <w:r>
+        <w:rPr>
+          <w:rFonts w:ascii="Arial" w:eastAsia="Arial" w:hAnsi="Arial" w:cs="Arial"/>
+        </w:rPr>
+        <w:t xml:space="preserve">Se le pido los valores de las medidas tanto de largo como de ancho del </w:t>
+      </w:r>
+      <w:r>
+        <w:rPr>
+          <w:rFonts w:ascii="Arial" w:eastAsia="Arial" w:hAnsi="Arial" w:cs="Arial"/>
+        </w:rPr>
+        <w:t>terreno</w:t>
+      </w:r>
+      <w:r>
+        <w:rPr>
+          <w:rFonts w:ascii="Arial" w:eastAsia="Arial" w:hAnsi="Arial" w:cs="Arial"/>
+        </w:rPr>
+        <w:t xml:space="preserve">. </w:t>
+      </w:r>
+    </w:p>
+    <w:p>
+      <w:pPr>
+        <w:rPr>
+          <w:rFonts w:ascii="Arial" w:eastAsia="Arial" w:hAnsi="Arial" w:cs="Arial"/>
+        </w:rPr>
+      </w:pPr>
+      <w:r>
+        <w:rPr>
+          <w:rFonts w:ascii="Arial" w:eastAsia="Arial" w:hAnsi="Arial" w:cs="Arial"/>
+        </w:rPr>
+        <w:t xml:space="preserve">Usamos el operador $(()) para poder realizar el </w:t>
+      </w:r>
+      <w:proofErr w:type="spellStart"/>
+      <w:r>
+        <w:rPr>
+          <w:rFonts w:ascii="Arial" w:eastAsia="Arial" w:hAnsi="Arial" w:cs="Arial"/>
+        </w:rPr>
+        <w:t>calculo</w:t>
+      </w:r>
+      <w:proofErr w:type="spellEnd"/>
+      <w:r>
+        <w:rPr>
+          <w:rFonts w:ascii="Arial" w:eastAsia="Arial" w:hAnsi="Arial" w:cs="Arial"/>
+        </w:rPr>
+        <w:t xml:space="preserve"> dado a que todo lo que se ingresa en </w:t>
+      </w:r>
+      <w:proofErr w:type="spellStart"/>
+      <w:r>
+        <w:rPr>
+          <w:rFonts w:ascii="Arial" w:eastAsia="Arial" w:hAnsi="Arial" w:cs="Arial"/>
+        </w:rPr>
+        <w:t>bash</w:t>
+      </w:r>
+      <w:proofErr w:type="spellEnd"/>
+      <w:r>
+        <w:rPr>
+          <w:rFonts w:ascii="Arial" w:eastAsia="Arial" w:hAnsi="Arial" w:cs="Arial"/>
+        </w:rPr>
+        <w:t xml:space="preserve"> es de formato </w:t>
+      </w:r>
+      <w:proofErr w:type="spellStart"/>
+      <w:r>
+        <w:rPr>
+          <w:rFonts w:ascii="Arial" w:eastAsia="Arial" w:hAnsi="Arial" w:cs="Arial"/>
+        </w:rPr>
+        <w:t>string</w:t>
+      </w:r>
+      <w:proofErr w:type="spellEnd"/>
+      <w:r>
+        <w:rPr>
+          <w:rFonts w:ascii="Arial" w:eastAsia="Arial" w:hAnsi="Arial" w:cs="Arial"/>
+        </w:rPr>
+        <w:t xml:space="preserve"> </w:t>
+      </w:r>
+      <w:r>
+        <w:rPr>
+          <w:rFonts w:ascii="Arial" w:eastAsia="Arial" w:hAnsi="Arial" w:cs="Arial"/>
+        </w:rPr>
+        <w:t xml:space="preserve">hacemos uso del operador para hacer los cálculos. </w:t>
+      </w:r>
+    </w:p>
+    <w:p>
+      <w:pPr>
+        <w:rPr>
+          <w:rFonts w:ascii="Arial" w:eastAsia="Arial" w:hAnsi="Arial" w:cs="Arial"/>
+        </w:rPr>
+      </w:pPr>
+    </w:p>
+    <w:p>
+      <w:pPr>
+        <w:rPr>
+          <w:rFonts w:ascii="Arial" w:eastAsia="Arial" w:hAnsi="Arial" w:cs="Arial"/>
+        </w:rPr>
+      </w:pPr>
+      <w:r>
+        <w:rPr>
+          <w:rFonts w:ascii="Arial" w:eastAsia="Arial" w:hAnsi="Arial" w:cs="Arial"/>
+        </w:rPr>
+        <w:t xml:space="preserve">Conclusión </w:t>
+      </w:r>
+    </w:p>
+    <w:p>
+      <w:pPr>
+        <w:rPr>
+          <w:rFonts w:ascii="Arial" w:eastAsia="Arial" w:hAnsi="Arial" w:cs="Arial"/>
+        </w:rPr>
+      </w:pPr>
+      <w:r>
+        <w:rPr>
+          <w:rFonts w:ascii="Arial" w:eastAsia="Arial" w:hAnsi="Arial" w:cs="Arial"/>
+        </w:rPr>
+        <w:t xml:space="preserve">Dificultades  </w:t>
+      </w:r>
     </w:p>
     <w:p>
       <w:pPr>
@@ -2300,7 +8601,7 @@
           <w:rFonts w:ascii="Arial" w:eastAsia="Arial" w:hAnsi="Arial" w:cs="Arial"/>
         </w:rPr>
       </w:pPr>
-      <w:hyperlink r:id="rId30" w:history="1">
+      <w:hyperlink r:id="rId42" w:history="1">
         <w:r>
           <w:rPr>
             <w:rStyle w:val="Hyperlink"/>
@@ -2316,7 +8617,7 @@
           <w:rFonts w:ascii="Arial" w:eastAsia="Arial" w:hAnsi="Arial" w:cs="Arial"/>
         </w:rPr>
       </w:pPr>
-      <w:hyperlink r:id="rId31" w:history="1">
+      <w:hyperlink r:id="rId43" w:history="1">
         <w:r>
           <w:rPr>
             <w:rStyle w:val="Hyperlink"/>
@@ -2332,7 +8633,7 @@
           <w:rFonts w:ascii="Arial" w:eastAsia="Arial" w:hAnsi="Arial" w:cs="Arial"/>
         </w:rPr>
       </w:pPr>
-      <w:hyperlink r:id="rId32" w:history="1">
+      <w:hyperlink r:id="rId44" w:history="1">
         <w:r>
           <w:rPr>
             <w:rStyle w:val="Hyperlink"/>
@@ -2357,8 +8658,8 @@
       </w:pPr>
     </w:p>
     <w:sectPr>
-      <w:headerReference w:type="default" r:id="rId33"/>
-      <w:footerReference w:type="default" r:id="rId34"/>
+      <w:headerReference w:type="default" r:id="rId45"/>
+      <w:footerReference w:type="default" r:id="rId46"/>
       <w:pgSz w:w="11906" w:h="16838"/>
       <w:pgMar w:top="1417" w:right="1701" w:bottom="1417" w:left="1701" w:header="708" w:footer="708" w:gutter="0"/>
       <w:cols w:space="708"/>
@@ -2656,6 +8957,118 @@
     </w:lvl>
   </w:abstractNum>
   <w:abstractNum w:abstractNumId="1" w15:restartNumberingAfterBreak="0">
+    <w:nsid w:val="1FA65B3E"/>
+    <w:multiLevelType w:val="hybridMultilevel"/>
+    <w:tmpl w:val="C27224A0"/>
+    <w:lvl w:ilvl="0" w:tplc="5F9C4816">
+      <w:numFmt w:val="bullet"/>
+      <w:lvlText w:val="-"/>
+      <w:lvlJc w:val="left"/>
+      <w:pPr>
+        <w:ind w:left="720" w:hanging="360"/>
+      </w:pPr>
+      <w:rPr>
+        <w:rFonts w:ascii="Arial" w:eastAsia="Arial" w:hAnsi="Arial" w:cs="Arial" w:hint="default"/>
+      </w:rPr>
+    </w:lvl>
+    <w:lvl w:ilvl="1" w:tplc="04090003">
+      <w:start w:val="1"/>
+      <w:numFmt w:val="bullet"/>
+      <w:lvlText w:val="o"/>
+      <w:lvlJc w:val="left"/>
+      <w:pPr>
+        <w:ind w:left="1440" w:hanging="360"/>
+      </w:pPr>
+      <w:rPr>
+        <w:rFonts w:ascii="Courier New" w:hAnsi="Courier New" w:cs="Courier New" w:hint="default"/>
+      </w:rPr>
+    </w:lvl>
+    <w:lvl w:ilvl="2" w:tplc="04090005">
+      <w:start w:val="1"/>
+      <w:numFmt w:val="bullet"/>
+      <w:lvlText w:val=""/>
+      <w:lvlJc w:val="left"/>
+      <w:pPr>
+        <w:ind w:left="2160" w:hanging="360"/>
+      </w:pPr>
+      <w:rPr>
+        <w:rFonts w:ascii="Wingdings" w:hAnsi="Wingdings" w:hint="default"/>
+      </w:rPr>
+    </w:lvl>
+    <w:lvl w:ilvl="3" w:tplc="04090001" w:tentative="1">
+      <w:start w:val="1"/>
+      <w:numFmt w:val="bullet"/>
+      <w:lvlText w:val=""/>
+      <w:lvlJc w:val="left"/>
+      <w:pPr>
+        <w:ind w:left="2880" w:hanging="360"/>
+      </w:pPr>
+      <w:rPr>
+        <w:rFonts w:ascii="Symbol" w:hAnsi="Symbol" w:hint="default"/>
+      </w:rPr>
+    </w:lvl>
+    <w:lvl w:ilvl="4" w:tplc="04090003" w:tentative="1">
+      <w:start w:val="1"/>
+      <w:numFmt w:val="bullet"/>
+      <w:lvlText w:val="o"/>
+      <w:lvlJc w:val="left"/>
+      <w:pPr>
+        <w:ind w:left="3600" w:hanging="360"/>
+      </w:pPr>
+      <w:rPr>
+        <w:rFonts w:ascii="Courier New" w:hAnsi="Courier New" w:cs="Courier New" w:hint="default"/>
+      </w:rPr>
+    </w:lvl>
+    <w:lvl w:ilvl="5" w:tplc="04090005" w:tentative="1">
+      <w:start w:val="1"/>
+      <w:numFmt w:val="bullet"/>
+      <w:lvlText w:val=""/>
+      <w:lvlJc w:val="left"/>
+      <w:pPr>
+        <w:ind w:left="4320" w:hanging="360"/>
+      </w:pPr>
+      <w:rPr>
+        <w:rFonts w:ascii="Wingdings" w:hAnsi="Wingdings" w:hint="default"/>
+      </w:rPr>
+    </w:lvl>
+    <w:lvl w:ilvl="6" w:tplc="04090001" w:tentative="1">
+      <w:start w:val="1"/>
+      <w:numFmt w:val="bullet"/>
+      <w:lvlText w:val=""/>
+      <w:lvlJc w:val="left"/>
+      <w:pPr>
+        <w:ind w:left="5040" w:hanging="360"/>
+      </w:pPr>
+      <w:rPr>
+        <w:rFonts w:ascii="Symbol" w:hAnsi="Symbol" w:hint="default"/>
+      </w:rPr>
+    </w:lvl>
+    <w:lvl w:ilvl="7" w:tplc="04090003" w:tentative="1">
+      <w:start w:val="1"/>
+      <w:numFmt w:val="bullet"/>
+      <w:lvlText w:val="o"/>
+      <w:lvlJc w:val="left"/>
+      <w:pPr>
+        <w:ind w:left="5760" w:hanging="360"/>
+      </w:pPr>
+      <w:rPr>
+        <w:rFonts w:ascii="Courier New" w:hAnsi="Courier New" w:cs="Courier New" w:hint="default"/>
+      </w:rPr>
+    </w:lvl>
+    <w:lvl w:ilvl="8" w:tplc="04090005" w:tentative="1">
+      <w:start w:val="1"/>
+      <w:numFmt w:val="bullet"/>
+      <w:lvlText w:val=""/>
+      <w:lvlJc w:val="left"/>
+      <w:pPr>
+        <w:ind w:left="6480" w:hanging="360"/>
+      </w:pPr>
+      <w:rPr>
+        <w:rFonts w:ascii="Wingdings" w:hAnsi="Wingdings" w:hint="default"/>
+      </w:rPr>
+    </w:lvl>
+  </w:abstractNum>
+  <w:abstractNum w:abstractNumId="2" w15:restartNumberingAfterBreak="0">
     <w:nsid w:val="24342684"/>
     <w:multiLevelType w:val="hybridMultilevel"/>
     <w:tmpl w:val="DCC62C5C"/>
@@ -2746,7 +9159,7 @@
       </w:pPr>
     </w:lvl>
   </w:abstractNum>
-  <w:abstractNum w:abstractNumId="2" w15:restartNumberingAfterBreak="0">
+  <w:abstractNum w:abstractNumId="3" w15:restartNumberingAfterBreak="0">
     <w:nsid w:val="27F52751"/>
     <w:multiLevelType w:val="hybridMultilevel"/>
     <w:tmpl w:val="DCC62C5C"/>
@@ -2837,7 +9250,7 @@
       </w:pPr>
     </w:lvl>
   </w:abstractNum>
-  <w:abstractNum w:abstractNumId="3" w15:restartNumberingAfterBreak="0">
+  <w:abstractNum w:abstractNumId="4" w15:restartNumberingAfterBreak="0">
     <w:nsid w:val="592E0574"/>
     <w:multiLevelType w:val="multilevel"/>
     <w:tmpl w:val="A6383400"/>
@@ -2950,7 +9363,7 @@
       </w:pPr>
     </w:lvl>
   </w:abstractNum>
-  <w:abstractNum w:abstractNumId="4" w15:restartNumberingAfterBreak="0">
+  <w:abstractNum w:abstractNumId="5" w15:restartNumberingAfterBreak="0">
     <w:nsid w:val="5B16008E"/>
     <w:multiLevelType w:val="multilevel"/>
     <w:tmpl w:val="8A00B5E8"/>
@@ -3036,7 +9449,7 @@
       </w:pPr>
     </w:lvl>
   </w:abstractNum>
-  <w:abstractNum w:abstractNumId="5" w15:restartNumberingAfterBreak="0">
+  <w:abstractNum w:abstractNumId="6" w15:restartNumberingAfterBreak="0">
     <w:nsid w:val="638F27AB"/>
     <w:multiLevelType w:val="multilevel"/>
     <w:tmpl w:val="180CD1A8"/>
@@ -3185,7 +9598,7 @@
       </w:rPr>
     </w:lvl>
   </w:abstractNum>
-  <w:abstractNum w:abstractNumId="6" w15:restartNumberingAfterBreak="0">
+  <w:abstractNum w:abstractNumId="7" w15:restartNumberingAfterBreak="0">
     <w:nsid w:val="68A1692F"/>
     <w:multiLevelType w:val="hybridMultilevel"/>
     <w:tmpl w:val="12BE761E"/>
@@ -3271,7 +9684,96 @@
       </w:pPr>
     </w:lvl>
   </w:abstractNum>
-  <w:abstractNum w:abstractNumId="7" w15:restartNumberingAfterBreak="0">
+  <w:abstractNum w:abstractNumId="8" w15:restartNumberingAfterBreak="0">
+    <w:nsid w:val="6C553688"/>
+    <w:multiLevelType w:val="hybridMultilevel"/>
+    <w:tmpl w:val="C58E58F4"/>
+    <w:lvl w:ilvl="0" w:tplc="0409000F">
+      <w:start w:val="1"/>
+      <w:numFmt w:val="decimal"/>
+      <w:lvlText w:val="%1."/>
+      <w:lvlJc w:val="left"/>
+      <w:pPr>
+        <w:ind w:left="720" w:hanging="360"/>
+      </w:pPr>
+      <w:rPr>
+        <w:rFonts w:hint="default"/>
+      </w:rPr>
+    </w:lvl>
+    <w:lvl w:ilvl="1" w:tplc="04090019" w:tentative="1">
+      <w:start w:val="1"/>
+      <w:numFmt w:val="lowerLetter"/>
+      <w:lvlText w:val="%2."/>
+      <w:lvlJc w:val="left"/>
+      <w:pPr>
+        <w:ind w:left="1440" w:hanging="360"/>
+      </w:pPr>
+    </w:lvl>
+    <w:lvl w:ilvl="2" w:tplc="0409001B" w:tentative="1">
+      <w:start w:val="1"/>
+      <w:numFmt w:val="lowerRoman"/>
+      <w:lvlText w:val="%3."/>
+      <w:lvlJc w:val="right"/>
+      <w:pPr>
+        <w:ind w:left="2160" w:hanging="180"/>
+      </w:pPr>
+    </w:lvl>
+    <w:lvl w:ilvl="3" w:tplc="0409000F" w:tentative="1">
+      <w:start w:val="1"/>
+      <w:numFmt w:val="decimal"/>
+      <w:lvlText w:val="%4."/>
+      <w:lvlJc w:val="left"/>
+      <w:pPr>
+        <w:ind w:left="2880" w:hanging="360"/>
+      </w:pPr>
+    </w:lvl>
+    <w:lvl w:ilvl="4" w:tplc="04090019" w:tentative="1">
+      <w:start w:val="1"/>
+      <w:numFmt w:val="lowerLetter"/>
+      <w:lvlText w:val="%5."/>
+      <w:lvlJc w:val="left"/>
+      <w:pPr>
+        <w:ind w:left="3600" w:hanging="360"/>
+      </w:pPr>
+    </w:lvl>
+    <w:lvl w:ilvl="5" w:tplc="0409001B" w:tentative="1">
+      <w:start w:val="1"/>
+      <w:numFmt w:val="lowerRoman"/>
+      <w:lvlText w:val="%6."/>
+      <w:lvlJc w:val="right"/>
+      <w:pPr>
+        <w:ind w:left="4320" w:hanging="180"/>
+      </w:pPr>
+    </w:lvl>
+    <w:lvl w:ilvl="6" w:tplc="0409000F" w:tentative="1">
+      <w:start w:val="1"/>
+      <w:numFmt w:val="decimal"/>
+      <w:lvlText w:val="%7."/>
+      <w:lvlJc w:val="left"/>
+      <w:pPr>
+        <w:ind w:left="5040" w:hanging="360"/>
+      </w:pPr>
+    </w:lvl>
+    <w:lvl w:ilvl="7" w:tplc="04090019" w:tentative="1">
+      <w:start w:val="1"/>
+      <w:numFmt w:val="lowerLetter"/>
+      <w:lvlText w:val="%8."/>
+      <w:lvlJc w:val="left"/>
+      <w:pPr>
+        <w:ind w:left="5760" w:hanging="360"/>
+      </w:pPr>
+    </w:lvl>
+    <w:lvl w:ilvl="8" w:tplc="0409001B" w:tentative="1">
+      <w:start w:val="1"/>
+      <w:numFmt w:val="lowerRoman"/>
+      <w:lvlText w:val="%9."/>
+      <w:lvlJc w:val="right"/>
+      <w:pPr>
+        <w:ind w:left="6480" w:hanging="180"/>
+      </w:pPr>
+    </w:lvl>
+  </w:abstractNum>
+  <w:abstractNum w:abstractNumId="9" w15:restartNumberingAfterBreak="0">
     <w:nsid w:val="70722452"/>
     <w:multiLevelType w:val="multilevel"/>
     <w:tmpl w:val="1D7EB31A"/>
@@ -3420,7 +9922,7 @@
       </w:rPr>
     </w:lvl>
   </w:abstractNum>
-  <w:abstractNum w:abstractNumId="8" w15:restartNumberingAfterBreak="0">
+  <w:abstractNum w:abstractNumId="10" w15:restartNumberingAfterBreak="0">
     <w:nsid w:val="72CA7089"/>
     <w:multiLevelType w:val="hybridMultilevel"/>
     <w:tmpl w:val="B768A168"/>
@@ -3510,30 +10012,36 @@
     </w:lvl>
   </w:abstractNum>
   <w:num w:numId="1" w16cid:durableId="370571857">
-    <w:abstractNumId w:val="4"/>
+    <w:abstractNumId w:val="5"/>
   </w:num>
   <w:num w:numId="2" w16cid:durableId="1710689512">
-    <w:abstractNumId w:val="6"/>
+    <w:abstractNumId w:val="7"/>
   </w:num>
   <w:num w:numId="3" w16cid:durableId="1967806371">
-    <w:abstractNumId w:val="2"/>
+    <w:abstractNumId w:val="3"/>
   </w:num>
   <w:num w:numId="4" w16cid:durableId="1224488109">
-    <w:abstractNumId w:val="1"/>
+    <w:abstractNumId w:val="2"/>
   </w:num>
   <w:num w:numId="5" w16cid:durableId="946961656">
     <w:abstractNumId w:val="0"/>
   </w:num>
   <w:num w:numId="6" w16cid:durableId="818156402">
-    <w:abstractNumId w:val="7"/>
+    <w:abstractNumId w:val="9"/>
   </w:num>
   <w:num w:numId="7" w16cid:durableId="1442139555">
-    <w:abstractNumId w:val="5"/>
+    <w:abstractNumId w:val="6"/>
   </w:num>
   <w:num w:numId="8" w16cid:durableId="949363797">
-    <w:abstractNumId w:val="3"/>
+    <w:abstractNumId w:val="4"/>
   </w:num>
   <w:num w:numId="9" w16cid:durableId="235938885">
+    <w:abstractNumId w:val="10"/>
+  </w:num>
+  <w:num w:numId="10" w16cid:durableId="506096127">
+    <w:abstractNumId w:val="1"/>
+  </w:num>
+  <w:num w:numId="11" w16cid:durableId="84036865">
     <w:abstractNumId w:val="8"/>
   </w:num>
 </w:numbering>
@@ -4075,6 +10583,18 @@
       <w:shd w:val="clear" w:color="auto" w:fill="E1DFDD"/>
     </w:rPr>
   </w:style>
+  <w:style w:type="character" w:styleId="FollowedHyperlink">
+    <w:name w:val="FollowedHyperlink"/>
+    <w:basedOn w:val="DefaultParagraphFont"/>
+    <w:uiPriority w:val="99"/>
+    <w:semiHidden/>
+    <w:unhideWhenUsed/>
+    <w:rsid w:val="009646B1"/>
+    <w:rPr>
+      <w:color w:val="96607D" w:themeColor="followedHyperlink"/>
+      <w:u w:val="single"/>
+    </w:rPr>
+  </w:style>
 </w:styles>
 </file>
 

--- a/sistemas_operativos/unidad2/practicas/practica6_alias/practica6_alias.docx
+++ b/sistemas_operativos/unidad2/practicas/practica6_alias/practica6_alias.docx
@@ -295,7 +295,7 @@
           <w:sz w:val="36"/>
           <w:szCs w:val="36"/>
         </w:rPr>
-        <w:t>Guillermo Licea Sandoval</w:t>
+        <w:t>Alma Leticia Palacios Guerreo</w:t>
       </w:r>
     </w:p>
     <w:p>
@@ -538,28 +538,14 @@
         <w:rPr>
           <w:rFonts w:ascii="Arial" w:eastAsia="Arial" w:hAnsi="Arial" w:cs="Arial"/>
         </w:rPr>
+        <w:t>&lt;nombre_alias&gt;=”</w:t>
+      </w:r>
+      <w:r>
+        <w:rPr>
+          <w:rFonts w:ascii="Arial" w:eastAsia="Arial" w:hAnsi="Arial" w:cs="Arial"/>
+        </w:rPr>
         <w:t>&lt;</w:t>
       </w:r>
-      <w:proofErr w:type="spellStart"/>
-      <w:r>
-        <w:rPr>
-          <w:rFonts w:ascii="Arial" w:eastAsia="Arial" w:hAnsi="Arial" w:cs="Arial"/>
-        </w:rPr>
-        <w:t>nombre_alias</w:t>
-      </w:r>
-      <w:proofErr w:type="spellEnd"/>
-      <w:r>
-        <w:rPr>
-          <w:rFonts w:ascii="Arial" w:eastAsia="Arial" w:hAnsi="Arial" w:cs="Arial"/>
-        </w:rPr>
-        <w:t>&gt;=”</w:t>
-      </w:r>
-      <w:r>
-        <w:rPr>
-          <w:rFonts w:ascii="Arial" w:eastAsia="Arial" w:hAnsi="Arial" w:cs="Arial"/>
-        </w:rPr>
-        <w:t>&lt;</w:t>
-      </w:r>
       <w:r>
         <w:rPr>
           <w:rFonts w:ascii="Arial" w:eastAsia="Arial" w:hAnsi="Arial" w:cs="Arial"/>
@@ -599,79 +585,33 @@
           <w:b/>
           <w:bCs/>
         </w:rPr>
-        <w:t>$alias lista=”</w:t>
-      </w:r>
-      <w:proofErr w:type="spellStart"/>
-      <w:r>
-        <w:rPr>
-          <w:rFonts w:ascii="Arial" w:eastAsia="Arial" w:hAnsi="Arial" w:cs="Arial"/>
-          <w:b/>
-          <w:bCs/>
-        </w:rPr>
-        <w:t>ls</w:t>
-      </w:r>
-      <w:proofErr w:type="spellEnd"/>
-      <w:r>
-        <w:rPr>
-          <w:rFonts w:ascii="Arial" w:eastAsia="Arial" w:hAnsi="Arial" w:cs="Arial"/>
-          <w:b/>
-          <w:bCs/>
-        </w:rPr>
-        <w:t xml:space="preserve"> -l”</w:t>
-      </w:r>
-    </w:p>
-    <w:p>
-      <w:pPr>
-        <w:rPr>
-          <w:rFonts w:ascii="Arial" w:eastAsia="Arial" w:hAnsi="Arial" w:cs="Arial"/>
-          <w:b/>
-          <w:bCs/>
-        </w:rPr>
-      </w:pPr>
-    </w:p>
-    <w:p>
-      <w:pPr>
-        <w:rPr>
-          <w:rFonts w:ascii="Arial" w:eastAsia="Arial" w:hAnsi="Arial" w:cs="Arial"/>
-          <w:b/>
-          <w:bCs/>
-        </w:rPr>
-      </w:pPr>
-      <w:proofErr w:type="spellStart"/>
-      <w:r>
-        <w:rPr>
-          <w:rFonts w:ascii="Arial" w:eastAsia="Arial" w:hAnsi="Arial" w:cs="Arial"/>
-          <w:b/>
-          <w:bCs/>
-        </w:rPr>
-        <w:t>Comnado</w:t>
-      </w:r>
-      <w:proofErr w:type="spellEnd"/>
-      <w:r>
-        <w:rPr>
-          <w:rFonts w:ascii="Arial" w:eastAsia="Arial" w:hAnsi="Arial" w:cs="Arial"/>
-          <w:b/>
-          <w:bCs/>
-        </w:rPr>
-        <w:t xml:space="preserve"> </w:t>
-      </w:r>
-      <w:proofErr w:type="spellStart"/>
-      <w:r>
-        <w:rPr>
-          <w:rFonts w:ascii="Arial" w:eastAsia="Arial" w:hAnsi="Arial" w:cs="Arial"/>
-          <w:b/>
-          <w:bCs/>
-        </w:rPr>
-        <w:t>unalias</w:t>
-      </w:r>
-      <w:proofErr w:type="spellEnd"/>
-      <w:r>
-        <w:rPr>
-          <w:rFonts w:ascii="Arial" w:eastAsia="Arial" w:hAnsi="Arial" w:cs="Arial"/>
-          <w:b/>
-          <w:bCs/>
-        </w:rPr>
-        <w:t xml:space="preserve">: </w:t>
+        <w:t>$alias lista=”ls -l”</w:t>
+      </w:r>
+    </w:p>
+    <w:p>
+      <w:pPr>
+        <w:rPr>
+          <w:rFonts w:ascii="Arial" w:eastAsia="Arial" w:hAnsi="Arial" w:cs="Arial"/>
+          <w:b/>
+          <w:bCs/>
+        </w:rPr>
+      </w:pPr>
+    </w:p>
+    <w:p>
+      <w:pPr>
+        <w:rPr>
+          <w:rFonts w:ascii="Arial" w:eastAsia="Arial" w:hAnsi="Arial" w:cs="Arial"/>
+          <w:b/>
+          <w:bCs/>
+        </w:rPr>
+      </w:pPr>
+      <w:r>
+        <w:rPr>
+          <w:rFonts w:ascii="Arial" w:eastAsia="Arial" w:hAnsi="Arial" w:cs="Arial"/>
+          <w:b/>
+          <w:bCs/>
+        </w:rPr>
+        <w:t xml:space="preserve">Comnado unalias: </w:t>
       </w:r>
     </w:p>
     <w:p>
@@ -718,74 +658,28 @@
           <w:bCs/>
         </w:rPr>
       </w:pPr>
-      <w:proofErr w:type="spellStart"/>
-      <w:r>
-        <w:rPr>
-          <w:rFonts w:ascii="Arial" w:eastAsia="Arial" w:hAnsi="Arial" w:cs="Arial"/>
-          <w:b/>
-          <w:bCs/>
-        </w:rPr>
-        <w:t>Unalias</w:t>
-      </w:r>
-      <w:proofErr w:type="spellEnd"/>
-      <w:r>
-        <w:rPr>
-          <w:rFonts w:ascii="Arial" w:eastAsia="Arial" w:hAnsi="Arial" w:cs="Arial"/>
-          <w:b/>
-          <w:bCs/>
-        </w:rPr>
-        <w:t xml:space="preserve"> &lt;</w:t>
-      </w:r>
-      <w:proofErr w:type="spellStart"/>
-      <w:r>
-        <w:rPr>
-          <w:rFonts w:ascii="Arial" w:eastAsia="Arial" w:hAnsi="Arial" w:cs="Arial"/>
-          <w:b/>
-          <w:bCs/>
-        </w:rPr>
-        <w:t>nombre_alias</w:t>
-      </w:r>
-      <w:proofErr w:type="spellEnd"/>
-      <w:r>
-        <w:rPr>
-          <w:rFonts w:ascii="Arial" w:eastAsia="Arial" w:hAnsi="Arial" w:cs="Arial"/>
-          <w:b/>
-          <w:bCs/>
-        </w:rPr>
-        <w:t>&gt;</w:t>
-      </w:r>
-    </w:p>
-    <w:p>
-      <w:pPr>
-        <w:rPr>
-          <w:rFonts w:ascii="Arial" w:eastAsia="Arial" w:hAnsi="Arial" w:cs="Arial"/>
-        </w:rPr>
-      </w:pPr>
-      <w:r>
-        <w:rPr>
-          <w:rFonts w:ascii="Arial" w:eastAsia="Arial" w:hAnsi="Arial" w:cs="Arial"/>
-          <w:b/>
-          <w:bCs/>
-        </w:rPr>
-        <w:t xml:space="preserve">Ejemplo: </w:t>
-      </w:r>
-      <w:proofErr w:type="spellStart"/>
-      <w:r>
-        <w:rPr>
-          <w:rFonts w:ascii="Arial" w:eastAsia="Arial" w:hAnsi="Arial" w:cs="Arial"/>
-          <w:b/>
-          <w:bCs/>
-        </w:rPr>
-        <w:t>unalias</w:t>
-      </w:r>
-      <w:proofErr w:type="spellEnd"/>
-      <w:r>
-        <w:rPr>
-          <w:rFonts w:ascii="Arial" w:eastAsia="Arial" w:hAnsi="Arial" w:cs="Arial"/>
-          <w:b/>
-          <w:bCs/>
-        </w:rPr>
-        <w:t xml:space="preserve"> </w:t>
+      <w:r>
+        <w:rPr>
+          <w:rFonts w:ascii="Arial" w:eastAsia="Arial" w:hAnsi="Arial" w:cs="Arial"/>
+          <w:b/>
+          <w:bCs/>
+        </w:rPr>
+        <w:t>Unalias &lt;nombre_alias&gt;</w:t>
+      </w:r>
+    </w:p>
+    <w:p>
+      <w:pPr>
+        <w:rPr>
+          <w:rFonts w:ascii="Arial" w:eastAsia="Arial" w:hAnsi="Arial" w:cs="Arial"/>
+        </w:rPr>
+      </w:pPr>
+      <w:r>
+        <w:rPr>
+          <w:rFonts w:ascii="Arial" w:eastAsia="Arial" w:hAnsi="Arial" w:cs="Arial"/>
+          <w:b/>
+          <w:bCs/>
+        </w:rPr>
+        <w:t xml:space="preserve">Ejemplo: unalias </w:t>
       </w:r>
       <w:r>
         <w:rPr>
@@ -810,7 +704,6 @@
           <w:lang w:val="en-US"/>
         </w:rPr>
       </w:pPr>
-      <w:proofErr w:type="spellStart"/>
       <w:r>
         <w:rPr>
           <w:rFonts w:ascii="Arial" w:eastAsia="Arial" w:hAnsi="Arial" w:cs="Arial"/>
@@ -818,98 +711,42 @@
           <w:bCs/>
           <w:lang w:val="en-US"/>
         </w:rPr>
-        <w:t>Programación</w:t>
-      </w:r>
-      <w:proofErr w:type="spellEnd"/>
-      <w:r>
-        <w:rPr>
-          <w:rFonts w:ascii="Arial" w:eastAsia="Arial" w:hAnsi="Arial" w:cs="Arial"/>
-          <w:b/>
-          <w:bCs/>
+        <w:t xml:space="preserve">Programación de Shell. </w:t>
+      </w:r>
+    </w:p>
+    <w:p>
+      <w:pPr>
+        <w:rPr>
+          <w:rFonts w:ascii="Arial" w:eastAsia="Arial" w:hAnsi="Arial" w:cs="Arial"/>
+        </w:rPr>
+      </w:pPr>
+      <w:r>
+        <w:rPr>
+          <w:rFonts w:ascii="Arial" w:eastAsia="Arial" w:hAnsi="Arial" w:cs="Arial"/>
           <w:lang w:val="en-US"/>
         </w:rPr>
-        <w:t xml:space="preserve"> de Shell. </w:t>
-      </w:r>
-    </w:p>
-    <w:p>
-      <w:pPr>
-        <w:rPr>
-          <w:rFonts w:ascii="Arial" w:eastAsia="Arial" w:hAnsi="Arial" w:cs="Arial"/>
-        </w:rPr>
-      </w:pPr>
-      <w:r>
-        <w:rPr>
-          <w:rFonts w:ascii="Arial" w:eastAsia="Arial" w:hAnsi="Arial" w:cs="Arial"/>
-          <w:lang w:val="en-US"/>
-        </w:rPr>
         <w:t xml:space="preserve">Shell Script. </w:t>
       </w:r>
       <w:r>
         <w:rPr>
           <w:rFonts w:ascii="Arial" w:eastAsia="Arial" w:hAnsi="Arial" w:cs="Arial"/>
         </w:rPr>
-        <w:t xml:space="preserve">Un </w:t>
-      </w:r>
-      <w:proofErr w:type="spellStart"/>
-      <w:r>
-        <w:rPr>
-          <w:rFonts w:ascii="Arial" w:eastAsia="Arial" w:hAnsi="Arial" w:cs="Arial"/>
-        </w:rPr>
-        <w:t>shell</w:t>
-      </w:r>
-      <w:proofErr w:type="spellEnd"/>
-      <w:r>
-        <w:rPr>
-          <w:rFonts w:ascii="Arial" w:eastAsia="Arial" w:hAnsi="Arial" w:cs="Arial"/>
-        </w:rPr>
-        <w:t xml:space="preserve"> script es un archivo de texto ordinario que contiene una colección de uno o más comandos del </w:t>
-      </w:r>
-      <w:proofErr w:type="spellStart"/>
-      <w:r>
-        <w:rPr>
-          <w:rFonts w:ascii="Arial" w:eastAsia="Arial" w:hAnsi="Arial" w:cs="Arial"/>
-        </w:rPr>
-        <w:t>shell</w:t>
-      </w:r>
-      <w:proofErr w:type="spellEnd"/>
-      <w:r>
-        <w:rPr>
-          <w:rFonts w:ascii="Arial" w:eastAsia="Arial" w:hAnsi="Arial" w:cs="Arial"/>
-        </w:rPr>
-        <w:t>.</w:t>
-      </w:r>
-    </w:p>
-    <w:p>
-      <w:pPr>
-        <w:rPr>
-          <w:rFonts w:ascii="Arial" w:eastAsia="Arial" w:hAnsi="Arial" w:cs="Arial"/>
-        </w:rPr>
-      </w:pPr>
-      <w:r>
-        <w:rPr>
-          <w:rFonts w:ascii="Arial" w:eastAsia="Arial" w:hAnsi="Arial" w:cs="Arial"/>
-          <w:b/>
-          <w:bCs/>
-        </w:rPr>
-        <w:t xml:space="preserve">Ventajas del uso de </w:t>
-      </w:r>
-      <w:proofErr w:type="spellStart"/>
-      <w:r>
-        <w:rPr>
-          <w:rFonts w:ascii="Arial" w:eastAsia="Arial" w:hAnsi="Arial" w:cs="Arial"/>
-          <w:b/>
-          <w:bCs/>
-        </w:rPr>
-        <w:t>shell</w:t>
-      </w:r>
-      <w:proofErr w:type="spellEnd"/>
-      <w:r>
-        <w:rPr>
-          <w:rFonts w:ascii="Arial" w:eastAsia="Arial" w:hAnsi="Arial" w:cs="Arial"/>
-          <w:b/>
-          <w:bCs/>
-        </w:rPr>
-        <w:t xml:space="preserve"> scripts</w:t>
+        <w:t>Un shell script es un archivo de texto ordinario que contiene una colección de uno o más comandos del shell.</w:t>
+      </w:r>
+    </w:p>
+    <w:p>
+      <w:pPr>
+        <w:rPr>
+          <w:rFonts w:ascii="Arial" w:eastAsia="Arial" w:hAnsi="Arial" w:cs="Arial"/>
+        </w:rPr>
+      </w:pPr>
+      <w:r>
+        <w:rPr>
+          <w:rFonts w:ascii="Arial" w:eastAsia="Arial" w:hAnsi="Arial" w:cs="Arial"/>
+          <w:b/>
+          <w:bCs/>
+        </w:rPr>
+        <w:t>Ventajas del uso de shell scripts</w:t>
       </w:r>
       <w:r>
         <w:rPr>
@@ -979,25 +816,7 @@
           <w:b/>
           <w:bCs/>
         </w:rPr>
-        <w:t xml:space="preserve">Reglas para escribir un </w:t>
-      </w:r>
-      <w:proofErr w:type="spellStart"/>
-      <w:r>
-        <w:rPr>
-          <w:rFonts w:ascii="Arial" w:eastAsia="Arial" w:hAnsi="Arial" w:cs="Arial"/>
-          <w:b/>
-          <w:bCs/>
-        </w:rPr>
-        <w:t>shell</w:t>
-      </w:r>
-      <w:proofErr w:type="spellEnd"/>
-      <w:r>
-        <w:rPr>
-          <w:rFonts w:ascii="Arial" w:eastAsia="Arial" w:hAnsi="Arial" w:cs="Arial"/>
-          <w:b/>
-          <w:bCs/>
-        </w:rPr>
-        <w:t xml:space="preserve"> script</w:t>
+        <w:t>Reglas para escribir un shell script</w:t>
       </w:r>
       <w:r>
         <w:rPr>
@@ -1023,15 +842,6 @@
         </w:rPr>
         <w:t xml:space="preserve">Use sangrías para separar las líneas del script, así será más fácil de leer. </w:t>
       </w:r>
-      <w:r>
-        <w:sym w:font="Symbol" w:char="F0A7"/>
-      </w:r>
-      <w:r>
-        <w:rPr>
-          <w:rFonts w:ascii="Arial" w:eastAsia="Arial" w:hAnsi="Arial" w:cs="Arial"/>
-        </w:rPr>
-        <w:t xml:space="preserve"> </w:t>
-      </w:r>
     </w:p>
     <w:p>
       <w:pPr>
@@ -1048,21 +858,7 @@
         <w:rPr>
           <w:rFonts w:ascii="Arial" w:eastAsia="Arial" w:hAnsi="Arial" w:cs="Arial"/>
         </w:rPr>
-        <w:t xml:space="preserve">El </w:t>
-      </w:r>
-      <w:proofErr w:type="spellStart"/>
-      <w:r>
-        <w:rPr>
-          <w:rFonts w:ascii="Arial" w:eastAsia="Arial" w:hAnsi="Arial" w:cs="Arial"/>
-        </w:rPr>
-        <w:t>enter</w:t>
-      </w:r>
-      <w:proofErr w:type="spellEnd"/>
-      <w:r>
-        <w:rPr>
-          <w:rFonts w:ascii="Arial" w:eastAsia="Arial" w:hAnsi="Arial" w:cs="Arial"/>
-        </w:rPr>
-        <w:t xml:space="preserve"> se considera el fin de comando. </w:t>
+        <w:t xml:space="preserve">El enter se considera el fin de comando. </w:t>
       </w:r>
     </w:p>
     <w:p>
@@ -1139,25 +935,7 @@
           <w:bCs/>
         </w:rPr>
         <w:lastRenderedPageBreak/>
-        <w:t xml:space="preserve">Pasos para la creación de un </w:t>
-      </w:r>
-      <w:proofErr w:type="spellStart"/>
-      <w:r>
-        <w:rPr>
-          <w:rFonts w:ascii="Arial" w:eastAsia="Arial" w:hAnsi="Arial" w:cs="Arial"/>
-          <w:b/>
-          <w:bCs/>
-        </w:rPr>
-        <w:t>shell</w:t>
-      </w:r>
-      <w:proofErr w:type="spellEnd"/>
-      <w:r>
-        <w:rPr>
-          <w:rFonts w:ascii="Arial" w:eastAsia="Arial" w:hAnsi="Arial" w:cs="Arial"/>
-          <w:b/>
-          <w:bCs/>
-        </w:rPr>
-        <w:t xml:space="preserve"> script</w:t>
+        <w:t>Pasos para la creación de un shell script</w:t>
       </w:r>
       <w:r>
         <w:rPr>
@@ -1181,21 +959,7 @@
         <w:rPr>
           <w:rFonts w:ascii="Arial" w:eastAsia="Arial" w:hAnsi="Arial" w:cs="Arial"/>
         </w:rPr>
-        <w:t xml:space="preserve">Generar el archivo de texto con un editor de texto como vi, nano, pico, </w:t>
-      </w:r>
-      <w:proofErr w:type="spellStart"/>
-      <w:r>
-        <w:rPr>
-          <w:rFonts w:ascii="Arial" w:eastAsia="Arial" w:hAnsi="Arial" w:cs="Arial"/>
-        </w:rPr>
-        <w:t>emacs</w:t>
-      </w:r>
-      <w:proofErr w:type="spellEnd"/>
-      <w:r>
-        <w:rPr>
-          <w:rFonts w:ascii="Arial" w:eastAsia="Arial" w:hAnsi="Arial" w:cs="Arial"/>
-        </w:rPr>
-        <w:t xml:space="preserve">, etc. </w:t>
+        <w:t xml:space="preserve">Generar el archivo de texto con un editor de texto como vi, nano, pico, emacs, etc. </w:t>
       </w:r>
     </w:p>
     <w:p>
@@ -1431,7 +1195,6 @@
           <w:rFonts w:ascii="Arial" w:eastAsia="Arial" w:hAnsi="Arial" w:cs="Arial"/>
         </w:rPr>
       </w:pPr>
-      <w:proofErr w:type="spellStart"/>
       <w:r>
         <w:rPr>
           <w:rFonts w:ascii="Arial" w:eastAsia="Arial" w:hAnsi="Arial" w:cs="Arial"/>
@@ -1440,7 +1203,6 @@
         </w:rPr>
         <w:t>read</w:t>
       </w:r>
-      <w:proofErr w:type="spellEnd"/>
       <w:r>
         <w:rPr>
           <w:rFonts w:ascii="Arial" w:eastAsia="Arial" w:hAnsi="Arial" w:cs="Arial"/>
@@ -1459,47 +1221,11 @@
           <w:rFonts w:ascii="Arial" w:eastAsia="Arial" w:hAnsi="Arial" w:cs="Arial"/>
         </w:rPr>
       </w:pPr>
-      <w:proofErr w:type="spellStart"/>
-      <w:r>
-        <w:rPr>
-          <w:rFonts w:ascii="Arial" w:eastAsia="Arial" w:hAnsi="Arial" w:cs="Arial"/>
-        </w:rPr>
-        <w:t>read</w:t>
-      </w:r>
-      <w:proofErr w:type="spellEnd"/>
-      <w:r>
-        <w:rPr>
-          <w:rFonts w:ascii="Arial" w:eastAsia="Arial" w:hAnsi="Arial" w:cs="Arial"/>
-        </w:rPr>
-        <w:t xml:space="preserve"> </w:t>
-      </w:r>
-      <w:proofErr w:type="spellStart"/>
-      <w:r>
-        <w:rPr>
-          <w:rFonts w:ascii="Arial" w:eastAsia="Arial" w:hAnsi="Arial" w:cs="Arial"/>
-        </w:rPr>
-        <w:t>varibale</w:t>
-      </w:r>
-      <w:proofErr w:type="spellEnd"/>
-      <w:r>
-        <w:rPr>
-          <w:rFonts w:ascii="Arial" w:eastAsia="Arial" w:hAnsi="Arial" w:cs="Arial"/>
-        </w:rPr>
-        <w:t xml:space="preserve"> -&gt; lee una </w:t>
-      </w:r>
-      <w:proofErr w:type="spellStart"/>
-      <w:r>
-        <w:rPr>
-          <w:rFonts w:ascii="Arial" w:eastAsia="Arial" w:hAnsi="Arial" w:cs="Arial"/>
-        </w:rPr>
-        <w:t>varibale</w:t>
-      </w:r>
-      <w:proofErr w:type="spellEnd"/>
-      <w:r>
-        <w:rPr>
-          <w:rFonts w:ascii="Arial" w:eastAsia="Arial" w:hAnsi="Arial" w:cs="Arial"/>
-        </w:rPr>
-        <w:t xml:space="preserve"> </w:t>
+      <w:r>
+        <w:rPr>
+          <w:rFonts w:ascii="Arial" w:eastAsia="Arial" w:hAnsi="Arial" w:cs="Arial"/>
+        </w:rPr>
+        <w:t xml:space="preserve">read varibale -&gt; lee una varibale </w:t>
       </w:r>
     </w:p>
     <w:p>
@@ -1513,53 +1239,17 @@
           <w:rFonts w:ascii="Arial" w:eastAsia="Arial" w:hAnsi="Arial" w:cs="Arial"/>
         </w:rPr>
       </w:pPr>
-      <w:proofErr w:type="spellStart"/>
-      <w:r>
-        <w:rPr>
-          <w:rFonts w:ascii="Arial" w:eastAsia="Arial" w:hAnsi="Arial" w:cs="Arial"/>
-        </w:rPr>
-        <w:t>read</w:t>
-      </w:r>
-      <w:proofErr w:type="spellEnd"/>
-      <w:r>
-        <w:rPr>
-          <w:rFonts w:ascii="Arial" w:eastAsia="Arial" w:hAnsi="Arial" w:cs="Arial"/>
-        </w:rPr>
-        <w:t xml:space="preserve"> varibales1 </w:t>
-      </w:r>
-      <w:proofErr w:type="spellStart"/>
-      <w:r>
-        <w:rPr>
-          <w:rFonts w:ascii="Arial" w:eastAsia="Arial" w:hAnsi="Arial" w:cs="Arial"/>
-        </w:rPr>
-        <w:t>varibale</w:t>
-      </w:r>
-      <w:proofErr w:type="spellEnd"/>
-      <w:r>
-        <w:rPr>
-          <w:rFonts w:ascii="Arial" w:eastAsia="Arial" w:hAnsi="Arial" w:cs="Arial"/>
-        </w:rPr>
-        <w:t xml:space="preserve"> 2 -&gt; lee dos </w:t>
-      </w:r>
-      <w:proofErr w:type="spellStart"/>
-      <w:r>
-        <w:rPr>
-          <w:rFonts w:ascii="Arial" w:eastAsia="Arial" w:hAnsi="Arial" w:cs="Arial"/>
-        </w:rPr>
-        <w:t>v</w:t>
-      </w:r>
-      <w:r>
-        <w:rPr>
-          <w:rFonts w:ascii="Arial" w:eastAsia="Arial" w:hAnsi="Arial" w:cs="Arial"/>
-        </w:rPr>
-        <w:t>aribales</w:t>
-      </w:r>
-      <w:proofErr w:type="spellEnd"/>
-      <w:r>
-        <w:rPr>
-          <w:rFonts w:ascii="Arial" w:eastAsia="Arial" w:hAnsi="Arial" w:cs="Arial"/>
-        </w:rPr>
-        <w:t xml:space="preserve"> </w:t>
+      <w:r>
+        <w:rPr>
+          <w:rFonts w:ascii="Arial" w:eastAsia="Arial" w:hAnsi="Arial" w:cs="Arial"/>
+        </w:rPr>
+        <w:t>read varibales1 varibale 2 -&gt; lee dos v</w:t>
+      </w:r>
+      <w:r>
+        <w:rPr>
+          <w:rFonts w:ascii="Arial" w:eastAsia="Arial" w:hAnsi="Arial" w:cs="Arial"/>
+        </w:rPr>
+        <w:t xml:space="preserve">aribales </w:t>
       </w:r>
     </w:p>
     <w:p>
@@ -1620,23 +1310,13 @@
           <w:bCs/>
         </w:rPr>
       </w:pPr>
-      <w:proofErr w:type="spellStart"/>
-      <w:r>
-        <w:rPr>
-          <w:rFonts w:ascii="Arial" w:eastAsia="Arial" w:hAnsi="Arial" w:cs="Arial"/>
-          <w:b/>
-          <w:bCs/>
-        </w:rPr>
-        <w:t>read</w:t>
-      </w:r>
-      <w:proofErr w:type="spellEnd"/>
-      <w:r>
-        <w:rPr>
-          <w:rFonts w:ascii="Arial" w:eastAsia="Arial" w:hAnsi="Arial" w:cs="Arial"/>
-          <w:b/>
-          <w:bCs/>
-        </w:rPr>
-        <w:t xml:space="preserve"> nombre echo </w:t>
+      <w:r>
+        <w:rPr>
+          <w:rFonts w:ascii="Arial" w:eastAsia="Arial" w:hAnsi="Arial" w:cs="Arial"/>
+          <w:b/>
+          <w:bCs/>
+        </w:rPr>
+        <w:t xml:space="preserve">read nombre echo </w:t>
       </w:r>
     </w:p>
     <w:p>
@@ -1658,25 +1338,7 @@
           <w:b/>
           <w:bCs/>
         </w:rPr>
-        <w:t>“</w:t>
-      </w:r>
-      <w:proofErr w:type="spellStart"/>
-      <w:r>
-        <w:rPr>
-          <w:rFonts w:ascii="Arial" w:eastAsia="Arial" w:hAnsi="Arial" w:cs="Arial"/>
-          <w:b/>
-          <w:bCs/>
-        </w:rPr>
-        <w:t>Cual</w:t>
-      </w:r>
-      <w:proofErr w:type="spellEnd"/>
-      <w:r>
-        <w:rPr>
-          <w:rFonts w:ascii="Arial" w:eastAsia="Arial" w:hAnsi="Arial" w:cs="Arial"/>
-          <w:b/>
-          <w:bCs/>
-        </w:rPr>
-        <w:t xml:space="preserve"> es tu nombre y matrícula?” </w:t>
+        <w:t xml:space="preserve">“Cual es tu nombre y matrícula?” </w:t>
       </w:r>
     </w:p>
     <w:p>
@@ -1689,23 +1351,13 @@
           <w:bCs/>
         </w:rPr>
       </w:pPr>
-      <w:proofErr w:type="spellStart"/>
-      <w:r>
-        <w:rPr>
-          <w:rFonts w:ascii="Arial" w:eastAsia="Arial" w:hAnsi="Arial" w:cs="Arial"/>
-          <w:b/>
-          <w:bCs/>
-        </w:rPr>
-        <w:t>read</w:t>
-      </w:r>
-      <w:proofErr w:type="spellEnd"/>
-      <w:r>
-        <w:rPr>
-          <w:rFonts w:ascii="Arial" w:eastAsia="Arial" w:hAnsi="Arial" w:cs="Arial"/>
-          <w:b/>
-          <w:bCs/>
-        </w:rPr>
-        <w:t xml:space="preserve"> nombre matricula</w:t>
+      <w:r>
+        <w:rPr>
+          <w:rFonts w:ascii="Arial" w:eastAsia="Arial" w:hAnsi="Arial" w:cs="Arial"/>
+          <w:b/>
+          <w:bCs/>
+        </w:rPr>
+        <w:t>read nombre matricula</w:t>
       </w:r>
     </w:p>
     <w:p>
@@ -1841,21 +1493,7 @@
         <w:rPr>
           <w:rFonts w:ascii="Arial" w:eastAsia="Arial" w:hAnsi="Arial" w:cs="Arial"/>
         </w:rPr>
-        <w:t xml:space="preserve">domicilio= “Calzada </w:t>
-      </w:r>
-      <w:proofErr w:type="spellStart"/>
-      <w:r>
-        <w:rPr>
-          <w:rFonts w:ascii="Arial" w:eastAsia="Arial" w:hAnsi="Arial" w:cs="Arial"/>
-        </w:rPr>
-        <w:t>Tecnologico</w:t>
-      </w:r>
-      <w:proofErr w:type="spellEnd"/>
-      <w:r>
-        <w:rPr>
-          <w:rFonts w:ascii="Arial" w:eastAsia="Arial" w:hAnsi="Arial" w:cs="Arial"/>
-        </w:rPr>
-        <w:t xml:space="preserve">” </w:t>
+        <w:t xml:space="preserve">domicilio= “Calzada Tecnologico” </w:t>
       </w:r>
     </w:p>
     <w:p>
@@ -2114,21 +1752,7 @@
         <w:rPr>
           <w:rFonts w:ascii="Arial" w:eastAsia="Arial" w:hAnsi="Arial" w:cs="Arial"/>
         </w:rPr>
-        <w:t xml:space="preserve">echo "El script en </w:t>
-      </w:r>
-      <w:proofErr w:type="spellStart"/>
-      <w:r>
-        <w:rPr>
-          <w:rFonts w:ascii="Arial" w:eastAsia="Arial" w:hAnsi="Arial" w:cs="Arial"/>
-        </w:rPr>
-        <w:t>ejecucion</w:t>
-      </w:r>
-      <w:proofErr w:type="spellEnd"/>
-      <w:r>
-        <w:rPr>
-          <w:rFonts w:ascii="Arial" w:eastAsia="Arial" w:hAnsi="Arial" w:cs="Arial"/>
-        </w:rPr>
-        <w:t xml:space="preserve"> es $0" </w:t>
+        <w:t xml:space="preserve">echo "El script en ejecucion es $0" </w:t>
       </w:r>
     </w:p>
     <w:p>
@@ -2171,62 +1795,20 @@
         <w:rPr>
           <w:rFonts w:ascii="Arial" w:eastAsia="Arial" w:hAnsi="Arial" w:cs="Arial"/>
         </w:rPr>
-        <w:t>$# :</w:t>
-      </w:r>
-      <w:proofErr w:type="spellStart"/>
-      <w:r>
-        <w:rPr>
-          <w:rFonts w:ascii="Arial" w:eastAsia="Arial" w:hAnsi="Arial" w:cs="Arial"/>
-        </w:rPr>
-        <w:t>num</w:t>
-      </w:r>
-      <w:proofErr w:type="spellEnd"/>
-      <w:r>
-        <w:rPr>
-          <w:rFonts w:ascii="Arial" w:eastAsia="Arial" w:hAnsi="Arial" w:cs="Arial"/>
-        </w:rPr>
-        <w:t xml:space="preserve">. de argumentos </w:t>
-      </w:r>
-    </w:p>
-    <w:p>
-      <w:pPr>
-        <w:rPr>
-          <w:rFonts w:ascii="Arial" w:eastAsia="Arial" w:hAnsi="Arial" w:cs="Arial"/>
-        </w:rPr>
-      </w:pPr>
-      <w:r>
-        <w:rPr>
-          <w:rFonts w:ascii="Arial" w:eastAsia="Arial" w:hAnsi="Arial" w:cs="Arial"/>
-        </w:rPr>
-        <w:t xml:space="preserve">$* :todos los </w:t>
-      </w:r>
-      <w:proofErr w:type="spellStart"/>
-      <w:r>
-        <w:rPr>
-          <w:rFonts w:ascii="Arial" w:eastAsia="Arial" w:hAnsi="Arial" w:cs="Arial"/>
-        </w:rPr>
-        <w:t>arg</w:t>
-      </w:r>
-      <w:proofErr w:type="spellEnd"/>
-      <w:r>
-        <w:rPr>
-          <w:rFonts w:ascii="Arial" w:eastAsia="Arial" w:hAnsi="Arial" w:cs="Arial"/>
-        </w:rPr>
-        <w:t xml:space="preserve"> de la </w:t>
-      </w:r>
-      <w:proofErr w:type="spellStart"/>
-      <w:r>
-        <w:rPr>
-          <w:rFonts w:ascii="Arial" w:eastAsia="Arial" w:hAnsi="Arial" w:cs="Arial"/>
-        </w:rPr>
-        <w:t>shell</w:t>
-      </w:r>
-      <w:proofErr w:type="spellEnd"/>
-      <w:r>
-        <w:rPr>
-          <w:rFonts w:ascii="Arial" w:eastAsia="Arial" w:hAnsi="Arial" w:cs="Arial"/>
-        </w:rPr>
-        <w:t xml:space="preserve"> </w:t>
+        <w:t xml:space="preserve">$# :num. de argumentos </w:t>
+      </w:r>
+    </w:p>
+    <w:p>
+      <w:pPr>
+        <w:rPr>
+          <w:rFonts w:ascii="Arial" w:eastAsia="Arial" w:hAnsi="Arial" w:cs="Arial"/>
+        </w:rPr>
+      </w:pPr>
+      <w:r>
+        <w:rPr>
+          <w:rFonts w:ascii="Arial" w:eastAsia="Arial" w:hAnsi="Arial" w:cs="Arial"/>
+        </w:rPr>
+        <w:t xml:space="preserve">$* :todos los arg de la shell </w:t>
       </w:r>
     </w:p>
     <w:p>
@@ -2300,21 +1882,7 @@
         <w:rPr>
           <w:rFonts w:ascii="Arial" w:eastAsia="Arial" w:hAnsi="Arial" w:cs="Arial"/>
         </w:rPr>
-        <w:t xml:space="preserve">La comilla invertida ` indica al </w:t>
-      </w:r>
-      <w:proofErr w:type="spellStart"/>
-      <w:r>
-        <w:rPr>
-          <w:rFonts w:ascii="Arial" w:eastAsia="Arial" w:hAnsi="Arial" w:cs="Arial"/>
-        </w:rPr>
-        <w:t>shell</w:t>
-      </w:r>
-      <w:proofErr w:type="spellEnd"/>
-      <w:r>
-        <w:rPr>
-          <w:rFonts w:ascii="Arial" w:eastAsia="Arial" w:hAnsi="Arial" w:cs="Arial"/>
-        </w:rPr>
-        <w:t xml:space="preserve"> que la cadena entrecomillada es un comando a ejecutarse, por ejemplo, en el siguiente script la variable fecha toma el valor que resulta de ejecutar el comando date, lo que se conoce como sustitución de comando.</w:t>
+        <w:t>La comilla invertida ` indica al shell que la cadena entrecomillada es un comando a ejecutarse, por ejemplo, en el siguiente script la variable fecha toma el valor que resulta de ejecutar el comando date, lo que se conoce como sustitución de comando.</w:t>
       </w:r>
     </w:p>
     <w:p>
@@ -2342,58 +1910,30 @@
           <w:bCs/>
         </w:rPr>
       </w:pPr>
-      <w:proofErr w:type="spellStart"/>
-      <w:r>
-        <w:rPr>
-          <w:rFonts w:ascii="Arial" w:eastAsia="Arial" w:hAnsi="Arial" w:cs="Arial"/>
-          <w:b/>
-          <w:bCs/>
-        </w:rPr>
-        <w:t>clear</w:t>
-      </w:r>
-      <w:proofErr w:type="spellEnd"/>
-      <w:r>
-        <w:rPr>
-          <w:rFonts w:ascii="Arial" w:eastAsia="Arial" w:hAnsi="Arial" w:cs="Arial"/>
-          <w:b/>
-          <w:bCs/>
-        </w:rPr>
-        <w:t xml:space="preserve"> </w:t>
-      </w:r>
-    </w:p>
-    <w:p>
-      <w:pPr>
-        <w:rPr>
-          <w:rFonts w:ascii="Arial" w:eastAsia="Arial" w:hAnsi="Arial" w:cs="Arial"/>
-          <w:b/>
-          <w:bCs/>
-        </w:rPr>
-      </w:pPr>
-      <w:r>
-        <w:rPr>
-          <w:rFonts w:ascii="Arial" w:eastAsia="Arial" w:hAnsi="Arial" w:cs="Arial"/>
-          <w:b/>
-          <w:bCs/>
-        </w:rPr>
-        <w:t>actual=`</w:t>
-      </w:r>
-      <w:proofErr w:type="spellStart"/>
-      <w:r>
-        <w:rPr>
-          <w:rFonts w:ascii="Arial" w:eastAsia="Arial" w:hAnsi="Arial" w:cs="Arial"/>
-          <w:b/>
-          <w:bCs/>
-        </w:rPr>
-        <w:t>pwd</w:t>
-      </w:r>
-      <w:proofErr w:type="spellEnd"/>
-      <w:r>
-        <w:rPr>
-          <w:rFonts w:ascii="Arial" w:eastAsia="Arial" w:hAnsi="Arial" w:cs="Arial"/>
-          <w:b/>
-          <w:bCs/>
-        </w:rPr>
-        <w:t xml:space="preserve">` </w:t>
+      <w:r>
+        <w:rPr>
+          <w:rFonts w:ascii="Arial" w:eastAsia="Arial" w:hAnsi="Arial" w:cs="Arial"/>
+          <w:b/>
+          <w:bCs/>
+        </w:rPr>
+        <w:t xml:space="preserve">clear </w:t>
+      </w:r>
+    </w:p>
+    <w:p>
+      <w:pPr>
+        <w:rPr>
+          <w:rFonts w:ascii="Arial" w:eastAsia="Arial" w:hAnsi="Arial" w:cs="Arial"/>
+          <w:b/>
+          <w:bCs/>
+        </w:rPr>
+      </w:pPr>
+      <w:r>
+        <w:rPr>
+          <w:rFonts w:ascii="Arial" w:eastAsia="Arial" w:hAnsi="Arial" w:cs="Arial"/>
+          <w:b/>
+          <w:bCs/>
+        </w:rPr>
+        <w:t xml:space="preserve">actual=`pwd` </w:t>
       </w:r>
     </w:p>
     <w:p>
@@ -2440,21 +1980,7 @@
         <w:rPr>
           <w:rFonts w:ascii="Arial" w:eastAsia="Arial" w:hAnsi="Arial" w:cs="Arial"/>
         </w:rPr>
-        <w:t xml:space="preserve">Los siguientes símbolos son considerados caracteres especiales dentro de los scripts para poderlos usarlos dentro en el comando echo, es necesario anteponerles la diagonal invertida o </w:t>
-      </w:r>
-      <w:proofErr w:type="spellStart"/>
-      <w:r>
-        <w:rPr>
-          <w:rFonts w:ascii="Arial" w:eastAsia="Arial" w:hAnsi="Arial" w:cs="Arial"/>
-        </w:rPr>
-        <w:t>backslash</w:t>
-      </w:r>
-      <w:proofErr w:type="spellEnd"/>
-      <w:r>
-        <w:rPr>
-          <w:rFonts w:ascii="Arial" w:eastAsia="Arial" w:hAnsi="Arial" w:cs="Arial"/>
-        </w:rPr>
-        <w:t xml:space="preserve"> [\]. </w:t>
+        <w:t xml:space="preserve">Los siguientes símbolos son considerados caracteres especiales dentro de los scripts para poderlos usarlos dentro en el comando echo, es necesario anteponerles la diagonal invertida o backslash [\]. </w:t>
       </w:r>
     </w:p>
     <w:p>
@@ -2526,21 +2052,7 @@
         <w:rPr>
           <w:rFonts w:ascii="Arial" w:eastAsia="Arial" w:hAnsi="Arial" w:cs="Arial"/>
         </w:rPr>
-        <w:t xml:space="preserve">&amp; Ejecución de un proceso en el </w:t>
-      </w:r>
-      <w:proofErr w:type="spellStart"/>
-      <w:r>
-        <w:rPr>
-          <w:rFonts w:ascii="Arial" w:eastAsia="Arial" w:hAnsi="Arial" w:cs="Arial"/>
-        </w:rPr>
-        <w:t>background</w:t>
-      </w:r>
-      <w:proofErr w:type="spellEnd"/>
-      <w:r>
-        <w:rPr>
-          <w:rFonts w:ascii="Arial" w:eastAsia="Arial" w:hAnsi="Arial" w:cs="Arial"/>
-        </w:rPr>
-        <w:t xml:space="preserve">. </w:t>
+        <w:t xml:space="preserve">&amp; Ejecución de un proceso en el background. </w:t>
       </w:r>
     </w:p>
     <w:p>
@@ -2558,21 +2070,7 @@
         <w:rPr>
           <w:rFonts w:ascii="Arial" w:eastAsia="Arial" w:hAnsi="Arial" w:cs="Arial"/>
         </w:rPr>
-        <w:t xml:space="preserve">? Comodín para un solo </w:t>
-      </w:r>
-      <w:proofErr w:type="spellStart"/>
-      <w:r>
-        <w:rPr>
-          <w:rFonts w:ascii="Arial" w:eastAsia="Arial" w:hAnsi="Arial" w:cs="Arial"/>
-        </w:rPr>
-        <w:t>caracter</w:t>
-      </w:r>
-      <w:proofErr w:type="spellEnd"/>
-      <w:r>
-        <w:rPr>
-          <w:rFonts w:ascii="Arial" w:eastAsia="Arial" w:hAnsi="Arial" w:cs="Arial"/>
-        </w:rPr>
-        <w:t xml:space="preserve">. </w:t>
+        <w:t xml:space="preserve">? Comodín para un solo caracter. </w:t>
       </w:r>
     </w:p>
     <w:p>
@@ -2698,56 +2196,24 @@
         <w:rPr>
           <w:rFonts w:ascii="Arial" w:eastAsia="Arial" w:hAnsi="Arial" w:cs="Arial"/>
         </w:rPr>
-        <w:t xml:space="preserve">[a-z] Caracteres de a </w:t>
-      </w:r>
-      <w:proofErr w:type="spellStart"/>
-      <w:r>
-        <w:rPr>
-          <w:rFonts w:ascii="Arial" w:eastAsia="Arial" w:hAnsi="Arial" w:cs="Arial"/>
-        </w:rPr>
-        <w:t>a</w:t>
-      </w:r>
-      <w:proofErr w:type="spellEnd"/>
-      <w:r>
-        <w:rPr>
-          <w:rFonts w:ascii="Arial" w:eastAsia="Arial" w:hAnsi="Arial" w:cs="Arial"/>
-        </w:rPr>
-        <w:t xml:space="preserve"> z.</w:t>
-      </w:r>
-    </w:p>
-    <w:p>
-      <w:pPr>
-        <w:rPr>
-          <w:rFonts w:ascii="Arial" w:eastAsia="Arial" w:hAnsi="Arial" w:cs="Arial"/>
-          <w:b/>
-          <w:bCs/>
-        </w:rPr>
-      </w:pPr>
-      <w:r>
-        <w:rPr>
-          <w:rFonts w:ascii="Arial" w:eastAsia="Arial" w:hAnsi="Arial" w:cs="Arial"/>
-          <w:b/>
-          <w:bCs/>
-        </w:rPr>
-        <w:t xml:space="preserve">Aspectos básicos del lenguaje </w:t>
-      </w:r>
-      <w:proofErr w:type="spellStart"/>
-      <w:r>
-        <w:rPr>
-          <w:rFonts w:ascii="Arial" w:eastAsia="Arial" w:hAnsi="Arial" w:cs="Arial"/>
-          <w:b/>
-          <w:bCs/>
-        </w:rPr>
-        <w:t>bash</w:t>
-      </w:r>
-      <w:proofErr w:type="spellEnd"/>
-      <w:r>
-        <w:rPr>
-          <w:rFonts w:ascii="Arial" w:eastAsia="Arial" w:hAnsi="Arial" w:cs="Arial"/>
-          <w:b/>
-          <w:bCs/>
-        </w:rPr>
-        <w:t xml:space="preserve"> </w:t>
+        <w:t>[a-z] Caracteres de a a z.</w:t>
+      </w:r>
+    </w:p>
+    <w:p>
+      <w:pPr>
+        <w:rPr>
+          <w:rFonts w:ascii="Arial" w:eastAsia="Arial" w:hAnsi="Arial" w:cs="Arial"/>
+          <w:b/>
+          <w:bCs/>
+        </w:rPr>
+      </w:pPr>
+      <w:r>
+        <w:rPr>
+          <w:rFonts w:ascii="Arial" w:eastAsia="Arial" w:hAnsi="Arial" w:cs="Arial"/>
+          <w:b/>
+          <w:bCs/>
+        </w:rPr>
+        <w:t xml:space="preserve">Aspectos básicos del lenguaje bash </w:t>
       </w:r>
     </w:p>
     <w:p>
@@ -2764,7 +2230,6 @@
         </w:rPr>
         <w:t xml:space="preserve">Bloques selectivos </w:t>
       </w:r>
-      <w:proofErr w:type="spellStart"/>
       <w:r>
         <w:rPr>
           <w:rFonts w:ascii="Arial" w:eastAsia="Arial" w:hAnsi="Arial" w:cs="Arial"/>
@@ -2773,10 +2238,11 @@
           <w:i/>
           <w:iCs/>
         </w:rPr>
-        <w:t>if-elseif-else</w:t>
-      </w:r>
-      <w:proofErr w:type="spellEnd"/>
-      <w:r>
+        <w:t xml:space="preserve">if-elseif-else , [], test. </w:t>
+      </w:r>
+    </w:p>
+    <w:p>
+      <w:pPr>
         <w:rPr>
           <w:rFonts w:ascii="Arial" w:eastAsia="Arial" w:hAnsi="Arial" w:cs="Arial"/>
           <w:b/>
@@ -2784,11 +2250,24 @@
           <w:i/>
           <w:iCs/>
         </w:rPr>
-        <w:t xml:space="preserve"> , [], test. </w:t>
-      </w:r>
-    </w:p>
-    <w:p>
-      <w:pPr>
+      </w:pPr>
+      <w:r>
+        <w:rPr>
+          <w:rFonts w:ascii="Arial" w:eastAsia="Arial" w:hAnsi="Arial" w:cs="Arial"/>
+          <w:b/>
+          <w:bCs/>
+        </w:rPr>
+        <w:t>Comandó</w:t>
+      </w:r>
+      <w:r>
+        <w:rPr>
+          <w:rFonts w:ascii="Arial" w:eastAsia="Arial" w:hAnsi="Arial" w:cs="Arial"/>
+          <w:b/>
+          <w:bCs/>
+        </w:rPr>
+        <w:t xml:space="preserve"> </w:t>
+      </w:r>
+      <w:r>
         <w:rPr>
           <w:rFonts w:ascii="Arial" w:eastAsia="Arial" w:hAnsi="Arial" w:cs="Arial"/>
           <w:b/>
@@ -2796,31 +2275,6 @@
           <w:i/>
           <w:iCs/>
         </w:rPr>
-      </w:pPr>
-      <w:r>
-        <w:rPr>
-          <w:rFonts w:ascii="Arial" w:eastAsia="Arial" w:hAnsi="Arial" w:cs="Arial"/>
-          <w:b/>
-          <w:bCs/>
-        </w:rPr>
-        <w:t>Comandó</w:t>
-      </w:r>
-      <w:r>
-        <w:rPr>
-          <w:rFonts w:ascii="Arial" w:eastAsia="Arial" w:hAnsi="Arial" w:cs="Arial"/>
-          <w:b/>
-          <w:bCs/>
-        </w:rPr>
-        <w:t xml:space="preserve"> </w:t>
-      </w:r>
-      <w:r>
-        <w:rPr>
-          <w:rFonts w:ascii="Arial" w:eastAsia="Arial" w:hAnsi="Arial" w:cs="Arial"/>
-          <w:b/>
-          <w:bCs/>
-          <w:i/>
-          <w:iCs/>
-        </w:rPr>
         <w:t>test o []</w:t>
       </w:r>
     </w:p>
@@ -2837,23 +2291,13 @@
         </w:rPr>
         <w:t xml:space="preserve">Los corchetes o </w:t>
       </w:r>
-      <w:proofErr w:type="spellStart"/>
-      <w:r>
-        <w:rPr>
-          <w:rFonts w:ascii="Arial" w:eastAsia="Arial" w:hAnsi="Arial" w:cs="Arial"/>
-          <w:b/>
-          <w:bCs/>
-        </w:rPr>
-        <w:t>tetst</w:t>
-      </w:r>
-      <w:proofErr w:type="spellEnd"/>
-      <w:r>
-        <w:rPr>
-          <w:rFonts w:ascii="Arial" w:eastAsia="Arial" w:hAnsi="Arial" w:cs="Arial"/>
-          <w:b/>
-          <w:bCs/>
-        </w:rPr>
-        <w:t xml:space="preserve"> </w:t>
+      <w:r>
+        <w:rPr>
+          <w:rFonts w:ascii="Arial" w:eastAsia="Arial" w:hAnsi="Arial" w:cs="Arial"/>
+          <w:b/>
+          <w:bCs/>
+        </w:rPr>
+        <w:t xml:space="preserve">tetst </w:t>
       </w:r>
       <w:r>
         <w:rPr>
@@ -2862,31 +2306,13 @@
         </w:rPr>
         <w:t xml:space="preserve">se usan para probar expresiones. </w:t>
       </w:r>
-      <w:proofErr w:type="spellStart"/>
-      <w:r>
-        <w:rPr>
-          <w:rFonts w:ascii="Arial" w:eastAsia="Arial" w:hAnsi="Arial" w:cs="Arial"/>
-          <w:bCs/>
-        </w:rPr>
-        <w:t>Comunmnet</w:t>
-      </w:r>
-      <w:proofErr w:type="spellEnd"/>
-      <w:r>
-        <w:rPr>
-          <w:rFonts w:ascii="Arial" w:eastAsia="Arial" w:hAnsi="Arial" w:cs="Arial"/>
-          <w:bCs/>
-        </w:rPr>
-        <w:t xml:space="preserve"> usadas en los bloquees selectivos de </w:t>
-      </w:r>
-      <w:proofErr w:type="spellStart"/>
-      <w:r>
-        <w:rPr>
-          <w:rFonts w:ascii="Arial" w:eastAsia="Arial" w:hAnsi="Arial" w:cs="Arial"/>
-          <w:bCs/>
-        </w:rPr>
-        <w:t>if-elseif-else</w:t>
-      </w:r>
-      <w:proofErr w:type="spellEnd"/>
+      <w:r>
+        <w:rPr>
+          <w:rFonts w:ascii="Arial" w:eastAsia="Arial" w:hAnsi="Arial" w:cs="Arial"/>
+          <w:bCs/>
+        </w:rPr>
+        <w:t>Comunmnet usadas en los bloquees selectivos de if-elseif-else</w:t>
+      </w:r>
     </w:p>
     <w:p>
       <w:pPr>
@@ -2910,37 +2336,12 @@
           <w:bCs/>
         </w:rPr>
       </w:pPr>
-      <w:proofErr w:type="spellStart"/>
-      <w:r>
-        <w:rPr>
-          <w:rFonts w:ascii="Arial" w:eastAsia="Arial" w:hAnsi="Arial" w:cs="Arial"/>
-          <w:bCs/>
-        </w:rPr>
-        <w:t>if</w:t>
-      </w:r>
-      <w:proofErr w:type="spellEnd"/>
-      <w:r>
-        <w:rPr>
-          <w:rFonts w:ascii="Arial" w:eastAsia="Arial" w:hAnsi="Arial" w:cs="Arial"/>
-          <w:bCs/>
-        </w:rPr>
-        <w:t xml:space="preserve"> [ expresión ]; </w:t>
-      </w:r>
-      <w:proofErr w:type="spellStart"/>
-      <w:r>
-        <w:rPr>
-          <w:rFonts w:ascii="Arial" w:eastAsia="Arial" w:hAnsi="Arial" w:cs="Arial"/>
-          <w:bCs/>
-        </w:rPr>
-        <w:t>then</w:t>
-      </w:r>
-      <w:proofErr w:type="spellEnd"/>
-      <w:r>
-        <w:rPr>
-          <w:rFonts w:ascii="Arial" w:eastAsia="Arial" w:hAnsi="Arial" w:cs="Arial"/>
-          <w:bCs/>
-        </w:rPr>
-        <w:t xml:space="preserve"> </w:t>
+      <w:r>
+        <w:rPr>
+          <w:rFonts w:ascii="Arial" w:eastAsia="Arial" w:hAnsi="Arial" w:cs="Arial"/>
+          <w:bCs/>
+        </w:rPr>
+        <w:t xml:space="preserve">if [ expresión ]; then </w:t>
       </w:r>
     </w:p>
     <w:p>
@@ -3006,30 +2407,201 @@
           <w:bCs/>
           <w:lang w:val="en-US"/>
         </w:rPr>
-        <w:t xml:space="preserve">if test </w:t>
-      </w:r>
-      <w:proofErr w:type="spellStart"/>
-      <w:r>
+        <w:t>if test expresión; then</w:t>
+      </w:r>
+    </w:p>
+    <w:p>
+      <w:pPr>
+        <w:ind w:firstLine="360"/>
+        <w:rPr>
+          <w:rFonts w:ascii="Arial" w:eastAsia="Arial" w:hAnsi="Arial" w:cs="Arial"/>
+          <w:bCs/>
+        </w:rPr>
+      </w:pPr>
+      <w:r>
+        <w:rPr>
+          <w:rFonts w:ascii="Arial" w:eastAsia="Arial" w:hAnsi="Arial" w:cs="Arial"/>
+          <w:bCs/>
+        </w:rPr>
+        <w:t xml:space="preserve">operaciones </w:t>
+      </w:r>
+    </w:p>
+    <w:p>
+      <w:pPr>
+        <w:rPr>
+          <w:rFonts w:ascii="Arial" w:eastAsia="Arial" w:hAnsi="Arial" w:cs="Arial"/>
+          <w:bCs/>
+        </w:rPr>
+      </w:pPr>
+      <w:r>
+        <w:rPr>
+          <w:rFonts w:ascii="Arial" w:eastAsia="Arial" w:hAnsi="Arial" w:cs="Arial"/>
+          <w:bCs/>
+        </w:rPr>
+        <w:t>fi</w:t>
+      </w:r>
+    </w:p>
+    <w:p>
+      <w:pPr>
+        <w:rPr>
+          <w:rFonts w:ascii="Arial" w:eastAsia="Arial" w:hAnsi="Arial" w:cs="Arial"/>
+          <w:bCs/>
+        </w:rPr>
+      </w:pPr>
+      <w:r>
+        <w:rPr>
+          <w:rFonts w:ascii="Arial" w:eastAsia="Arial" w:hAnsi="Arial" w:cs="Arial"/>
+          <w:bCs/>
+        </w:rPr>
+        <w:t>Se ejecutará una acción si la expresión de prueba es verdadera. Si no se ejecutarán las operaciones de la parte falsa (else).</w:t>
+      </w:r>
+    </w:p>
+    <w:p>
+      <w:pPr>
+        <w:rPr>
+          <w:rFonts w:ascii="Arial" w:eastAsia="Arial" w:hAnsi="Arial" w:cs="Arial"/>
+          <w:bCs/>
+        </w:rPr>
+      </w:pPr>
+      <w:r>
+        <w:rPr>
+          <w:rFonts w:ascii="Arial" w:eastAsia="Arial" w:hAnsi="Arial" w:cs="Arial"/>
+          <w:b/>
+        </w:rPr>
+        <w:t>Con []</w:t>
+      </w:r>
+      <w:r>
+        <w:rPr>
+          <w:rFonts w:ascii="Arial" w:eastAsia="Arial" w:hAnsi="Arial" w:cs="Arial"/>
+          <w:bCs/>
+        </w:rPr>
+        <w:t xml:space="preserve"> </w:t>
+      </w:r>
+    </w:p>
+    <w:p>
+      <w:pPr>
+        <w:rPr>
+          <w:rFonts w:ascii="Arial" w:eastAsia="Arial" w:hAnsi="Arial" w:cs="Arial"/>
+          <w:bCs/>
+        </w:rPr>
+      </w:pPr>
+      <w:r>
+        <w:rPr>
+          <w:rFonts w:ascii="Arial" w:eastAsia="Arial" w:hAnsi="Arial" w:cs="Arial"/>
+          <w:bCs/>
+        </w:rPr>
+        <w:t xml:space="preserve">if [ expresión ]; then </w:t>
+      </w:r>
+    </w:p>
+    <w:p>
+      <w:pPr>
+        <w:ind w:firstLine="708"/>
+        <w:rPr>
+          <w:rFonts w:ascii="Arial" w:eastAsia="Arial" w:hAnsi="Arial" w:cs="Arial"/>
+          <w:bCs/>
+        </w:rPr>
+      </w:pPr>
+      <w:r>
+        <w:rPr>
+          <w:rFonts w:ascii="Arial" w:eastAsia="Arial" w:hAnsi="Arial" w:cs="Arial"/>
+          <w:bCs/>
+        </w:rPr>
+        <w:t xml:space="preserve">operaciones </w:t>
+      </w:r>
+    </w:p>
+    <w:p>
+      <w:pPr>
+        <w:rPr>
+          <w:rFonts w:ascii="Arial" w:eastAsia="Arial" w:hAnsi="Arial" w:cs="Arial"/>
+          <w:bCs/>
+        </w:rPr>
+      </w:pPr>
+      <w:r>
+        <w:rPr>
+          <w:rFonts w:ascii="Arial" w:eastAsia="Arial" w:hAnsi="Arial" w:cs="Arial"/>
+          <w:bCs/>
+        </w:rPr>
+        <w:t xml:space="preserve">else </w:t>
+      </w:r>
+    </w:p>
+    <w:p>
+      <w:pPr>
+        <w:ind w:firstLine="708"/>
+        <w:rPr>
+          <w:rFonts w:ascii="Arial" w:eastAsia="Arial" w:hAnsi="Arial" w:cs="Arial"/>
+          <w:bCs/>
+        </w:rPr>
+      </w:pPr>
+      <w:r>
+        <w:rPr>
+          <w:rFonts w:ascii="Arial" w:eastAsia="Arial" w:hAnsi="Arial" w:cs="Arial"/>
+          <w:bCs/>
+        </w:rPr>
+        <w:t xml:space="preserve">operaciones </w:t>
+      </w:r>
+    </w:p>
+    <w:p>
+      <w:pPr>
         <w:rPr>
           <w:rFonts w:ascii="Arial" w:eastAsia="Arial" w:hAnsi="Arial" w:cs="Arial"/>
           <w:bCs/>
           <w:lang w:val="en-US"/>
         </w:rPr>
-        <w:t>expresión</w:t>
-      </w:r>
-      <w:proofErr w:type="spellEnd"/>
+      </w:pPr>
       <w:r>
         <w:rPr>
           <w:rFonts w:ascii="Arial" w:eastAsia="Arial" w:hAnsi="Arial" w:cs="Arial"/>
           <w:bCs/>
           <w:lang w:val="en-US"/>
         </w:rPr>
-        <w:t>; then</w:t>
-      </w:r>
-    </w:p>
-    <w:p>
-      <w:pPr>
-        <w:ind w:firstLine="360"/>
+        <w:t xml:space="preserve">fi </w:t>
+      </w:r>
+    </w:p>
+    <w:p>
+      <w:pPr>
+        <w:rPr>
+          <w:rFonts w:ascii="Arial" w:eastAsia="Arial" w:hAnsi="Arial" w:cs="Arial"/>
+          <w:bCs/>
+          <w:lang w:val="en-US"/>
+        </w:rPr>
+      </w:pPr>
+      <w:r>
+        <w:rPr>
+          <w:rFonts w:ascii="Arial" w:eastAsia="Arial" w:hAnsi="Arial" w:cs="Arial"/>
+          <w:b/>
+          <w:lang w:val="en-US"/>
+        </w:rPr>
+        <w:t>Con test</w:t>
+      </w:r>
+      <w:r>
+        <w:rPr>
+          <w:rFonts w:ascii="Arial" w:eastAsia="Arial" w:hAnsi="Arial" w:cs="Arial"/>
+          <w:bCs/>
+          <w:lang w:val="en-US"/>
+        </w:rPr>
+        <w:t xml:space="preserve"> </w:t>
+      </w:r>
+    </w:p>
+    <w:p>
+      <w:pPr>
+        <w:rPr>
+          <w:rFonts w:ascii="Arial" w:eastAsia="Arial" w:hAnsi="Arial" w:cs="Arial"/>
+          <w:bCs/>
+          <w:lang w:val="en-US"/>
+        </w:rPr>
+      </w:pPr>
+      <w:r>
+        <w:rPr>
+          <w:rFonts w:ascii="Arial" w:eastAsia="Arial" w:hAnsi="Arial" w:cs="Arial"/>
+          <w:bCs/>
+          <w:lang w:val="en-US"/>
+        </w:rPr>
+        <w:t xml:space="preserve">if test expresión; then </w:t>
+      </w:r>
+    </w:p>
+    <w:p>
+      <w:pPr>
+        <w:ind w:firstLine="708"/>
         <w:rPr>
           <w:rFonts w:ascii="Arial" w:eastAsia="Arial" w:hAnsi="Arial" w:cs="Arial"/>
           <w:bCs/>
@@ -3055,100 +2627,7 @@
           <w:rFonts w:ascii="Arial" w:eastAsia="Arial" w:hAnsi="Arial" w:cs="Arial"/>
           <w:bCs/>
         </w:rPr>
-        <w:t>fi</w:t>
-      </w:r>
-    </w:p>
-    <w:p>
-      <w:pPr>
-        <w:rPr>
-          <w:rFonts w:ascii="Arial" w:eastAsia="Arial" w:hAnsi="Arial" w:cs="Arial"/>
-          <w:bCs/>
-        </w:rPr>
-      </w:pPr>
-      <w:r>
-        <w:rPr>
-          <w:rFonts w:ascii="Arial" w:eastAsia="Arial" w:hAnsi="Arial" w:cs="Arial"/>
-          <w:bCs/>
-        </w:rPr>
-        <w:t>Se ejecutará una acción si la expresión de prueba es verdadera. Si no se ejecutarán las operaciones de la parte falsa (</w:t>
-      </w:r>
-      <w:proofErr w:type="spellStart"/>
-      <w:r>
-        <w:rPr>
-          <w:rFonts w:ascii="Arial" w:eastAsia="Arial" w:hAnsi="Arial" w:cs="Arial"/>
-          <w:bCs/>
-        </w:rPr>
-        <w:t>else</w:t>
-      </w:r>
-      <w:proofErr w:type="spellEnd"/>
-      <w:r>
-        <w:rPr>
-          <w:rFonts w:ascii="Arial" w:eastAsia="Arial" w:hAnsi="Arial" w:cs="Arial"/>
-          <w:bCs/>
-        </w:rPr>
-        <w:t>).</w:t>
-      </w:r>
-    </w:p>
-    <w:p>
-      <w:pPr>
-        <w:rPr>
-          <w:rFonts w:ascii="Arial" w:eastAsia="Arial" w:hAnsi="Arial" w:cs="Arial"/>
-          <w:bCs/>
-        </w:rPr>
-      </w:pPr>
-      <w:r>
-        <w:rPr>
-          <w:rFonts w:ascii="Arial" w:eastAsia="Arial" w:hAnsi="Arial" w:cs="Arial"/>
-          <w:b/>
-        </w:rPr>
-        <w:t>Con []</w:t>
-      </w:r>
-      <w:r>
-        <w:rPr>
-          <w:rFonts w:ascii="Arial" w:eastAsia="Arial" w:hAnsi="Arial" w:cs="Arial"/>
-          <w:bCs/>
-        </w:rPr>
-        <w:t xml:space="preserve"> </w:t>
-      </w:r>
-    </w:p>
-    <w:p>
-      <w:pPr>
-        <w:rPr>
-          <w:rFonts w:ascii="Arial" w:eastAsia="Arial" w:hAnsi="Arial" w:cs="Arial"/>
-          <w:bCs/>
-        </w:rPr>
-      </w:pPr>
-      <w:proofErr w:type="spellStart"/>
-      <w:r>
-        <w:rPr>
-          <w:rFonts w:ascii="Arial" w:eastAsia="Arial" w:hAnsi="Arial" w:cs="Arial"/>
-          <w:bCs/>
-        </w:rPr>
-        <w:t>if</w:t>
-      </w:r>
-      <w:proofErr w:type="spellEnd"/>
-      <w:r>
-        <w:rPr>
-          <w:rFonts w:ascii="Arial" w:eastAsia="Arial" w:hAnsi="Arial" w:cs="Arial"/>
-          <w:bCs/>
-        </w:rPr>
-        <w:t xml:space="preserve"> [ expresión ]; </w:t>
-      </w:r>
-      <w:proofErr w:type="spellStart"/>
-      <w:r>
-        <w:rPr>
-          <w:rFonts w:ascii="Arial" w:eastAsia="Arial" w:hAnsi="Arial" w:cs="Arial"/>
-          <w:bCs/>
-        </w:rPr>
-        <w:t>then</w:t>
-      </w:r>
-      <w:proofErr w:type="spellEnd"/>
-      <w:r>
-        <w:rPr>
-          <w:rFonts w:ascii="Arial" w:eastAsia="Arial" w:hAnsi="Arial" w:cs="Arial"/>
-          <w:bCs/>
-        </w:rPr>
-        <w:t xml:space="preserve"> </w:t>
+        <w:t xml:space="preserve">else </w:t>
       </w:r>
     </w:p>
     <w:p>
@@ -3174,21 +2653,44 @@
           <w:bCs/>
         </w:rPr>
       </w:pPr>
-      <w:proofErr w:type="spellStart"/>
-      <w:r>
-        <w:rPr>
-          <w:rFonts w:ascii="Arial" w:eastAsia="Arial" w:hAnsi="Arial" w:cs="Arial"/>
-          <w:bCs/>
-        </w:rPr>
-        <w:t>else</w:t>
-      </w:r>
-      <w:proofErr w:type="spellEnd"/>
-      <w:r>
-        <w:rPr>
-          <w:rFonts w:ascii="Arial" w:eastAsia="Arial" w:hAnsi="Arial" w:cs="Arial"/>
-          <w:bCs/>
-        </w:rPr>
-        <w:t xml:space="preserve"> </w:t>
+      <w:r>
+        <w:rPr>
+          <w:rFonts w:ascii="Arial" w:eastAsia="Arial" w:hAnsi="Arial" w:cs="Arial"/>
+          <w:bCs/>
+        </w:rPr>
+        <w:t xml:space="preserve">fi </w:t>
+      </w:r>
+    </w:p>
+    <w:p>
+      <w:pPr>
+        <w:rPr>
+          <w:rFonts w:ascii="Arial" w:eastAsia="Arial" w:hAnsi="Arial" w:cs="Arial"/>
+          <w:bCs/>
+        </w:rPr>
+      </w:pPr>
+      <w:r>
+        <w:rPr>
+          <w:rFonts w:ascii="Arial" w:eastAsia="Arial" w:hAnsi="Arial" w:cs="Arial"/>
+          <w:bCs/>
+        </w:rPr>
+        <w:t xml:space="preserve">La siguiente estructura del if permite anidar estructuras if, para permitir la selección de múltiples alternativas. Utiliza el comando elif, el cual prueba la variable de nuevo si el primer if no fue verdadero. Si ninguna de las pruebas es verdadero, entonces se ejecuta la parte falsa del elif. </w:t>
+      </w:r>
+    </w:p>
+    <w:p>
+      <w:pPr>
+        <w:rPr>
+          <w:rFonts w:ascii="Arial" w:eastAsia="Arial" w:hAnsi="Arial" w:cs="Arial"/>
+          <w:bCs/>
+          <w:lang w:val="en-US"/>
+        </w:rPr>
+      </w:pPr>
+      <w:r>
+        <w:rPr>
+          <w:rFonts w:ascii="Arial" w:eastAsia="Arial" w:hAnsi="Arial" w:cs="Arial"/>
+          <w:bCs/>
+          <w:lang w:val="en-US"/>
+        </w:rPr>
+        <w:t xml:space="preserve">if [ expresión ]; then </w:t>
       </w:r>
     </w:p>
     <w:p>
@@ -3197,12 +2699,14 @@
         <w:rPr>
           <w:rFonts w:ascii="Arial" w:eastAsia="Arial" w:hAnsi="Arial" w:cs="Arial"/>
           <w:bCs/>
-        </w:rPr>
-      </w:pPr>
-      <w:r>
-        <w:rPr>
-          <w:rFonts w:ascii="Arial" w:eastAsia="Arial" w:hAnsi="Arial" w:cs="Arial"/>
-          <w:bCs/>
+          <w:lang w:val="en-US"/>
+        </w:rPr>
+      </w:pPr>
+      <w:r>
+        <w:rPr>
+          <w:rFonts w:ascii="Arial" w:eastAsia="Arial" w:hAnsi="Arial" w:cs="Arial"/>
+          <w:bCs/>
+          <w:lang w:val="en-US"/>
         </w:rPr>
         <w:t xml:space="preserve">operaciones </w:t>
       </w:r>
@@ -3221,67 +2725,7 @@
           <w:bCs/>
           <w:lang w:val="en-US"/>
         </w:rPr>
-        <w:t xml:space="preserve">fi </w:t>
-      </w:r>
-    </w:p>
-    <w:p>
-      <w:pPr>
-        <w:rPr>
-          <w:rFonts w:ascii="Arial" w:eastAsia="Arial" w:hAnsi="Arial" w:cs="Arial"/>
-          <w:bCs/>
-          <w:lang w:val="en-US"/>
-        </w:rPr>
-      </w:pPr>
-      <w:r>
-        <w:rPr>
-          <w:rFonts w:ascii="Arial" w:eastAsia="Arial" w:hAnsi="Arial" w:cs="Arial"/>
-          <w:b/>
-          <w:lang w:val="en-US"/>
-        </w:rPr>
-        <w:t>Con test</w:t>
-      </w:r>
-      <w:r>
-        <w:rPr>
-          <w:rFonts w:ascii="Arial" w:eastAsia="Arial" w:hAnsi="Arial" w:cs="Arial"/>
-          <w:bCs/>
-          <w:lang w:val="en-US"/>
-        </w:rPr>
-        <w:t xml:space="preserve"> </w:t>
-      </w:r>
-    </w:p>
-    <w:p>
-      <w:pPr>
-        <w:rPr>
-          <w:rFonts w:ascii="Arial" w:eastAsia="Arial" w:hAnsi="Arial" w:cs="Arial"/>
-          <w:bCs/>
-          <w:lang w:val="en-US"/>
-        </w:rPr>
-      </w:pPr>
-      <w:r>
-        <w:rPr>
-          <w:rFonts w:ascii="Arial" w:eastAsia="Arial" w:hAnsi="Arial" w:cs="Arial"/>
-          <w:bCs/>
-          <w:lang w:val="en-US"/>
-        </w:rPr>
-        <w:t xml:space="preserve">if test </w:t>
-      </w:r>
-      <w:proofErr w:type="spellStart"/>
-      <w:r>
-        <w:rPr>
-          <w:rFonts w:ascii="Arial" w:eastAsia="Arial" w:hAnsi="Arial" w:cs="Arial"/>
-          <w:bCs/>
-          <w:lang w:val="en-US"/>
-        </w:rPr>
-        <w:t>expresión</w:t>
-      </w:r>
-      <w:proofErr w:type="spellEnd"/>
-      <w:r>
-        <w:rPr>
-          <w:rFonts w:ascii="Arial" w:eastAsia="Arial" w:hAnsi="Arial" w:cs="Arial"/>
-          <w:bCs/>
-          <w:lang w:val="en-US"/>
-        </w:rPr>
-        <w:t xml:space="preserve">; then </w:t>
+        <w:t xml:space="preserve">elseif [ expresion ]; then </w:t>
       </w:r>
     </w:p>
     <w:p>
@@ -3307,285 +2751,12 @@
           <w:bCs/>
         </w:rPr>
       </w:pPr>
-      <w:proofErr w:type="spellStart"/>
-      <w:r>
-        <w:rPr>
-          <w:rFonts w:ascii="Arial" w:eastAsia="Arial" w:hAnsi="Arial" w:cs="Arial"/>
-          <w:bCs/>
-        </w:rPr>
-        <w:t>else</w:t>
-      </w:r>
-      <w:proofErr w:type="spellEnd"/>
-      <w:r>
-        <w:rPr>
-          <w:rFonts w:ascii="Arial" w:eastAsia="Arial" w:hAnsi="Arial" w:cs="Arial"/>
-          <w:bCs/>
-        </w:rPr>
-        <w:t xml:space="preserve"> </w:t>
-      </w:r>
-    </w:p>
-    <w:p>
-      <w:pPr>
-        <w:ind w:firstLine="708"/>
-        <w:rPr>
-          <w:rFonts w:ascii="Arial" w:eastAsia="Arial" w:hAnsi="Arial" w:cs="Arial"/>
-          <w:bCs/>
-        </w:rPr>
-      </w:pPr>
-      <w:r>
-        <w:rPr>
-          <w:rFonts w:ascii="Arial" w:eastAsia="Arial" w:hAnsi="Arial" w:cs="Arial"/>
-          <w:bCs/>
-        </w:rPr>
-        <w:t xml:space="preserve">operaciones </w:t>
-      </w:r>
-    </w:p>
-    <w:p>
-      <w:pPr>
-        <w:rPr>
-          <w:rFonts w:ascii="Arial" w:eastAsia="Arial" w:hAnsi="Arial" w:cs="Arial"/>
-          <w:bCs/>
-        </w:rPr>
-      </w:pPr>
-      <w:r>
-        <w:rPr>
-          <w:rFonts w:ascii="Arial" w:eastAsia="Arial" w:hAnsi="Arial" w:cs="Arial"/>
-          <w:bCs/>
-        </w:rPr>
-        <w:t xml:space="preserve">fi </w:t>
-      </w:r>
-    </w:p>
-    <w:p>
-      <w:pPr>
-        <w:rPr>
-          <w:rFonts w:ascii="Arial" w:eastAsia="Arial" w:hAnsi="Arial" w:cs="Arial"/>
-          <w:bCs/>
-        </w:rPr>
-      </w:pPr>
-      <w:r>
-        <w:rPr>
-          <w:rFonts w:ascii="Arial" w:eastAsia="Arial" w:hAnsi="Arial" w:cs="Arial"/>
-          <w:bCs/>
-        </w:rPr>
-        <w:t xml:space="preserve">La siguiente estructura del </w:t>
-      </w:r>
-      <w:proofErr w:type="spellStart"/>
-      <w:r>
-        <w:rPr>
-          <w:rFonts w:ascii="Arial" w:eastAsia="Arial" w:hAnsi="Arial" w:cs="Arial"/>
-          <w:bCs/>
-        </w:rPr>
-        <w:t>if</w:t>
-      </w:r>
-      <w:proofErr w:type="spellEnd"/>
-      <w:r>
-        <w:rPr>
-          <w:rFonts w:ascii="Arial" w:eastAsia="Arial" w:hAnsi="Arial" w:cs="Arial"/>
-          <w:bCs/>
-        </w:rPr>
-        <w:t xml:space="preserve"> permite anidar estructuras </w:t>
-      </w:r>
-      <w:proofErr w:type="spellStart"/>
-      <w:r>
-        <w:rPr>
-          <w:rFonts w:ascii="Arial" w:eastAsia="Arial" w:hAnsi="Arial" w:cs="Arial"/>
-          <w:bCs/>
-        </w:rPr>
-        <w:t>if</w:t>
-      </w:r>
-      <w:proofErr w:type="spellEnd"/>
-      <w:r>
-        <w:rPr>
-          <w:rFonts w:ascii="Arial" w:eastAsia="Arial" w:hAnsi="Arial" w:cs="Arial"/>
-          <w:bCs/>
-        </w:rPr>
-        <w:t xml:space="preserve">, para permitir la selección de múltiples alternativas. Utiliza el comando </w:t>
-      </w:r>
-      <w:proofErr w:type="spellStart"/>
-      <w:r>
-        <w:rPr>
-          <w:rFonts w:ascii="Arial" w:eastAsia="Arial" w:hAnsi="Arial" w:cs="Arial"/>
-          <w:bCs/>
-        </w:rPr>
-        <w:t>elif</w:t>
-      </w:r>
-      <w:proofErr w:type="spellEnd"/>
-      <w:r>
-        <w:rPr>
-          <w:rFonts w:ascii="Arial" w:eastAsia="Arial" w:hAnsi="Arial" w:cs="Arial"/>
-          <w:bCs/>
-        </w:rPr>
-        <w:t xml:space="preserve">, el cual prueba la variable de nuevo si el primer </w:t>
-      </w:r>
-      <w:proofErr w:type="spellStart"/>
-      <w:r>
-        <w:rPr>
-          <w:rFonts w:ascii="Arial" w:eastAsia="Arial" w:hAnsi="Arial" w:cs="Arial"/>
-          <w:bCs/>
-        </w:rPr>
-        <w:t>if</w:t>
-      </w:r>
-      <w:proofErr w:type="spellEnd"/>
-      <w:r>
-        <w:rPr>
-          <w:rFonts w:ascii="Arial" w:eastAsia="Arial" w:hAnsi="Arial" w:cs="Arial"/>
-          <w:bCs/>
-        </w:rPr>
-        <w:t xml:space="preserve"> no fue verdadero. Si ninguna de las pruebas es verdadero, entonces se ejecuta la parte falsa del </w:t>
-      </w:r>
-      <w:proofErr w:type="spellStart"/>
-      <w:r>
-        <w:rPr>
-          <w:rFonts w:ascii="Arial" w:eastAsia="Arial" w:hAnsi="Arial" w:cs="Arial"/>
-          <w:bCs/>
-        </w:rPr>
-        <w:t>elif</w:t>
-      </w:r>
-      <w:proofErr w:type="spellEnd"/>
-      <w:r>
-        <w:rPr>
-          <w:rFonts w:ascii="Arial" w:eastAsia="Arial" w:hAnsi="Arial" w:cs="Arial"/>
-          <w:bCs/>
-        </w:rPr>
-        <w:t xml:space="preserve">. </w:t>
-      </w:r>
-    </w:p>
-    <w:p>
-      <w:pPr>
-        <w:rPr>
-          <w:rFonts w:ascii="Arial" w:eastAsia="Arial" w:hAnsi="Arial" w:cs="Arial"/>
-          <w:bCs/>
-          <w:lang w:val="en-US"/>
-        </w:rPr>
-      </w:pPr>
-      <w:r>
-        <w:rPr>
-          <w:rFonts w:ascii="Arial" w:eastAsia="Arial" w:hAnsi="Arial" w:cs="Arial"/>
-          <w:bCs/>
-          <w:lang w:val="en-US"/>
-        </w:rPr>
-        <w:t xml:space="preserve">if [ </w:t>
-      </w:r>
-      <w:proofErr w:type="spellStart"/>
-      <w:r>
-        <w:rPr>
-          <w:rFonts w:ascii="Arial" w:eastAsia="Arial" w:hAnsi="Arial" w:cs="Arial"/>
-          <w:bCs/>
-          <w:lang w:val="en-US"/>
-        </w:rPr>
-        <w:t>expresión</w:t>
-      </w:r>
-      <w:proofErr w:type="spellEnd"/>
-      <w:r>
-        <w:rPr>
-          <w:rFonts w:ascii="Arial" w:eastAsia="Arial" w:hAnsi="Arial" w:cs="Arial"/>
-          <w:bCs/>
-          <w:lang w:val="en-US"/>
-        </w:rPr>
-        <w:t xml:space="preserve"> ]; then </w:t>
-      </w:r>
-    </w:p>
-    <w:p>
-      <w:pPr>
-        <w:ind w:firstLine="708"/>
-        <w:rPr>
-          <w:rFonts w:ascii="Arial" w:eastAsia="Arial" w:hAnsi="Arial" w:cs="Arial"/>
-          <w:bCs/>
-          <w:lang w:val="en-US"/>
-        </w:rPr>
-      </w:pPr>
-      <w:proofErr w:type="spellStart"/>
-      <w:r>
-        <w:rPr>
-          <w:rFonts w:ascii="Arial" w:eastAsia="Arial" w:hAnsi="Arial" w:cs="Arial"/>
-          <w:bCs/>
-          <w:lang w:val="en-US"/>
-        </w:rPr>
-        <w:t>operaciones</w:t>
-      </w:r>
-      <w:proofErr w:type="spellEnd"/>
-      <w:r>
-        <w:rPr>
-          <w:rFonts w:ascii="Arial" w:eastAsia="Arial" w:hAnsi="Arial" w:cs="Arial"/>
-          <w:bCs/>
-          <w:lang w:val="en-US"/>
-        </w:rPr>
-        <w:t xml:space="preserve"> </w:t>
-      </w:r>
-    </w:p>
-    <w:p>
-      <w:pPr>
-        <w:rPr>
-          <w:rFonts w:ascii="Arial" w:eastAsia="Arial" w:hAnsi="Arial" w:cs="Arial"/>
-          <w:bCs/>
-          <w:lang w:val="en-US"/>
-        </w:rPr>
-      </w:pPr>
-      <w:r>
-        <w:rPr>
-          <w:rFonts w:ascii="Arial" w:eastAsia="Arial" w:hAnsi="Arial" w:cs="Arial"/>
-          <w:bCs/>
-          <w:lang w:val="en-US"/>
-        </w:rPr>
-        <w:t xml:space="preserve">elseif [ </w:t>
-      </w:r>
-      <w:proofErr w:type="spellStart"/>
-      <w:r>
-        <w:rPr>
-          <w:rFonts w:ascii="Arial" w:eastAsia="Arial" w:hAnsi="Arial" w:cs="Arial"/>
-          <w:bCs/>
-          <w:lang w:val="en-US"/>
-        </w:rPr>
-        <w:t>expresion</w:t>
-      </w:r>
-      <w:proofErr w:type="spellEnd"/>
-      <w:r>
-        <w:rPr>
-          <w:rFonts w:ascii="Arial" w:eastAsia="Arial" w:hAnsi="Arial" w:cs="Arial"/>
-          <w:bCs/>
-          <w:lang w:val="en-US"/>
-        </w:rPr>
-        <w:t xml:space="preserve"> ]; then </w:t>
-      </w:r>
-    </w:p>
-    <w:p>
-      <w:pPr>
-        <w:ind w:firstLine="708"/>
-        <w:rPr>
-          <w:rFonts w:ascii="Arial" w:eastAsia="Arial" w:hAnsi="Arial" w:cs="Arial"/>
-          <w:bCs/>
-        </w:rPr>
-      </w:pPr>
-      <w:r>
-        <w:rPr>
-          <w:rFonts w:ascii="Arial" w:eastAsia="Arial" w:hAnsi="Arial" w:cs="Arial"/>
-          <w:bCs/>
-        </w:rPr>
-        <w:t xml:space="preserve">operaciones </w:t>
-      </w:r>
-    </w:p>
-    <w:p>
-      <w:pPr>
-        <w:rPr>
-          <w:rFonts w:ascii="Arial" w:eastAsia="Arial" w:hAnsi="Arial" w:cs="Arial"/>
-          <w:bCs/>
-        </w:rPr>
-      </w:pPr>
-      <w:proofErr w:type="spellStart"/>
-      <w:r>
-        <w:rPr>
-          <w:rFonts w:ascii="Arial" w:eastAsia="Arial" w:hAnsi="Arial" w:cs="Arial"/>
-          <w:bCs/>
-        </w:rPr>
-        <w:t>else</w:t>
-      </w:r>
-      <w:proofErr w:type="spellEnd"/>
-      <w:r>
-        <w:rPr>
-          <w:rFonts w:ascii="Arial" w:eastAsia="Arial" w:hAnsi="Arial" w:cs="Arial"/>
-          <w:bCs/>
-        </w:rPr>
-        <w:t xml:space="preserve"> </w:t>
+      <w:r>
+        <w:rPr>
+          <w:rFonts w:ascii="Arial" w:eastAsia="Arial" w:hAnsi="Arial" w:cs="Arial"/>
+          <w:bCs/>
+        </w:rPr>
+        <w:t xml:space="preserve">else </w:t>
       </w:r>
     </w:p>
     <w:p>
@@ -3662,23 +2833,7 @@
           <w:rFonts w:ascii="Arial" w:eastAsia="Arial" w:hAnsi="Arial" w:cs="Arial"/>
           <w:bCs/>
         </w:rPr>
-        <w:t xml:space="preserve">! </w:t>
-      </w:r>
-      <w:proofErr w:type="spellStart"/>
-      <w:r>
-        <w:rPr>
-          <w:rFonts w:ascii="Arial" w:eastAsia="Arial" w:hAnsi="Arial" w:cs="Arial"/>
-          <w:bCs/>
-        </w:rPr>
-        <w:t>Not</w:t>
-      </w:r>
-      <w:proofErr w:type="spellEnd"/>
-      <w:r>
-        <w:rPr>
-          <w:rFonts w:ascii="Arial" w:eastAsia="Arial" w:hAnsi="Arial" w:cs="Arial"/>
-          <w:bCs/>
-        </w:rPr>
-        <w:t xml:space="preserve"> </w:t>
+        <w:t xml:space="preserve">! Not </w:t>
       </w:r>
     </w:p>
     <w:p>
@@ -3708,17 +2863,8 @@
           <w:rFonts w:ascii="Arial" w:eastAsia="Arial" w:hAnsi="Arial" w:cs="Arial"/>
           <w:bCs/>
         </w:rPr>
-        <w:t xml:space="preserve">-o </w:t>
-      </w:r>
-      <w:proofErr w:type="spellStart"/>
-      <w:r>
-        <w:rPr>
-          <w:rFonts w:ascii="Arial" w:eastAsia="Arial" w:hAnsi="Arial" w:cs="Arial"/>
-          <w:bCs/>
-        </w:rPr>
-        <w:t>Or</w:t>
-      </w:r>
-      <w:proofErr w:type="spellEnd"/>
+        <w:t>-o Or</w:t>
+      </w:r>
     </w:p>
     <w:p>
       <w:pPr>
@@ -3887,43 +3033,7 @@
           <w:b/>
           <w:bCs/>
         </w:rPr>
-        <w:t xml:space="preserve">Cree un alias para los comandos date, </w:t>
-      </w:r>
-      <w:proofErr w:type="spellStart"/>
-      <w:r>
-        <w:rPr>
-          <w:rFonts w:ascii="Arial" w:eastAsia="Arial" w:hAnsi="Arial" w:cs="Arial"/>
-          <w:b/>
-          <w:bCs/>
-        </w:rPr>
-        <w:t>cp</w:t>
-      </w:r>
-      <w:proofErr w:type="spellEnd"/>
-      <w:r>
-        <w:rPr>
-          <w:rFonts w:ascii="Arial" w:eastAsia="Arial" w:hAnsi="Arial" w:cs="Arial"/>
-          <w:b/>
-          <w:bCs/>
-        </w:rPr>
-        <w:t xml:space="preserve"> y </w:t>
-      </w:r>
-      <w:proofErr w:type="spellStart"/>
-      <w:r>
-        <w:rPr>
-          <w:rFonts w:ascii="Arial" w:eastAsia="Arial" w:hAnsi="Arial" w:cs="Arial"/>
-          <w:b/>
-          <w:bCs/>
-        </w:rPr>
-        <w:t>finger</w:t>
-      </w:r>
-      <w:proofErr w:type="spellEnd"/>
-      <w:r>
-        <w:rPr>
-          <w:rFonts w:ascii="Arial" w:eastAsia="Arial" w:hAnsi="Arial" w:cs="Arial"/>
-          <w:b/>
-          <w:bCs/>
-        </w:rPr>
-        <w:t>.</w:t>
+        <w:t>Cree un alias para los comandos date, cp y finger.</w:t>
       </w:r>
     </w:p>
     <w:p>
@@ -4216,25 +3326,7 @@
           <w:bCs/>
         </w:rPr>
         <w:lastRenderedPageBreak/>
-        <w:t xml:space="preserve">Hacer un </w:t>
-      </w:r>
-      <w:proofErr w:type="spellStart"/>
-      <w:r>
-        <w:rPr>
-          <w:rFonts w:ascii="Arial" w:eastAsia="Arial" w:hAnsi="Arial" w:cs="Arial"/>
-          <w:b/>
-          <w:bCs/>
-        </w:rPr>
-        <w:t>shell</w:t>
-      </w:r>
-      <w:proofErr w:type="spellEnd"/>
-      <w:r>
-        <w:rPr>
-          <w:rFonts w:ascii="Arial" w:eastAsia="Arial" w:hAnsi="Arial" w:cs="Arial"/>
-          <w:b/>
-          <w:bCs/>
-        </w:rPr>
-        <w:t xml:space="preserve"> script que muestre solamente la hora del sistema.</w:t>
+        <w:t>Hacer un shell script que muestre solamente la hora del sistema.</w:t>
       </w:r>
     </w:p>
     <w:p>
@@ -4472,21 +3564,7 @@
         <w:rPr>
           <w:rFonts w:ascii="Arial" w:eastAsia="Arial" w:hAnsi="Arial" w:cs="Arial"/>
         </w:rPr>
-        <w:t xml:space="preserve"> que es en donde </w:t>
-      </w:r>
-      <w:proofErr w:type="spellStart"/>
-      <w:r>
-        <w:rPr>
-          <w:rFonts w:ascii="Arial" w:eastAsia="Arial" w:hAnsi="Arial" w:cs="Arial"/>
-        </w:rPr>
-        <w:t>esta</w:t>
-      </w:r>
-      <w:proofErr w:type="spellEnd"/>
-      <w:r>
-        <w:rPr>
-          <w:rFonts w:ascii="Arial" w:eastAsia="Arial" w:hAnsi="Arial" w:cs="Arial"/>
-        </w:rPr>
-        <w:t xml:space="preserve"> la hora y </w:t>
+        <w:t xml:space="preserve"> que es en donde esta la hora y </w:t>
       </w:r>
       <w:r>
         <w:rPr>
@@ -4510,21 +3588,7 @@
         <w:rPr>
           <w:rFonts w:ascii="Arial" w:eastAsia="Arial" w:hAnsi="Arial" w:cs="Arial"/>
         </w:rPr>
-        <w:t xml:space="preserve"> </w:t>
-      </w:r>
-      <w:proofErr w:type="spellStart"/>
-      <w:r>
-        <w:rPr>
-          <w:rFonts w:ascii="Arial" w:eastAsia="Arial" w:hAnsi="Arial" w:cs="Arial"/>
-        </w:rPr>
-        <w:t>y</w:t>
-      </w:r>
-      <w:proofErr w:type="spellEnd"/>
-      <w:r>
-        <w:rPr>
-          <w:rFonts w:ascii="Arial" w:eastAsia="Arial" w:hAnsi="Arial" w:cs="Arial"/>
-        </w:rPr>
-        <w:t xml:space="preserve"> imprimimos la </w:t>
+        <w:t xml:space="preserve"> y imprimimos la </w:t>
       </w:r>
       <w:r>
         <w:rPr>
@@ -4552,25 +3616,7 @@
           <w:b/>
           <w:bCs/>
         </w:rPr>
-        <w:t xml:space="preserve">. Hacer un </w:t>
-      </w:r>
-      <w:proofErr w:type="spellStart"/>
-      <w:r>
-        <w:rPr>
-          <w:rFonts w:ascii="Arial" w:eastAsia="Arial" w:hAnsi="Arial" w:cs="Arial"/>
-          <w:b/>
-          <w:bCs/>
-        </w:rPr>
-        <w:t>shell</w:t>
-      </w:r>
-      <w:proofErr w:type="spellEnd"/>
-      <w:r>
-        <w:rPr>
-          <w:rFonts w:ascii="Arial" w:eastAsia="Arial" w:hAnsi="Arial" w:cs="Arial"/>
-          <w:b/>
-          <w:bCs/>
-        </w:rPr>
-        <w:t xml:space="preserve"> script que muestre el directorio actual y el nombre real del usuario.</w:t>
+        <w:t>. Hacer un shell script que muestre el directorio actual y el nombre real del usuario.</w:t>
       </w:r>
     </w:p>
     <w:p>
@@ -4765,61 +3811,27 @@
         </w:rPr>
         <w:t xml:space="preserve"> </w:t>
       </w:r>
-      <w:proofErr w:type="spellStart"/>
-      <w:r>
-        <w:rPr>
-          <w:rFonts w:ascii="Arial" w:eastAsia="Arial" w:hAnsi="Arial" w:cs="Arial"/>
-          <w:b/>
-          <w:bCs/>
-        </w:rPr>
-        <w:t>pwd</w:t>
-      </w:r>
-      <w:proofErr w:type="spellEnd"/>
-      <w:r>
-        <w:rPr>
-          <w:rFonts w:ascii="Arial" w:eastAsia="Arial" w:hAnsi="Arial" w:cs="Arial"/>
-          <w:b/>
-          <w:bCs/>
-        </w:rPr>
-        <w:t xml:space="preserve"> </w:t>
-      </w:r>
-      <w:r>
-        <w:rPr>
-          <w:rFonts w:ascii="Arial" w:eastAsia="Arial" w:hAnsi="Arial" w:cs="Arial"/>
-        </w:rPr>
-        <w:t xml:space="preserve">nos da el directorio actual en donde se </w:t>
-      </w:r>
-      <w:proofErr w:type="spellStart"/>
-      <w:r>
-        <w:rPr>
-          <w:rFonts w:ascii="Arial" w:eastAsia="Arial" w:hAnsi="Arial" w:cs="Arial"/>
-        </w:rPr>
-        <w:t>esta</w:t>
-      </w:r>
-      <w:proofErr w:type="spellEnd"/>
-      <w:r>
-        <w:rPr>
-          <w:rFonts w:ascii="Arial" w:eastAsia="Arial" w:hAnsi="Arial" w:cs="Arial"/>
-        </w:rPr>
-        <w:t xml:space="preserve"> trabajando y el comando </w:t>
-      </w:r>
-      <w:proofErr w:type="spellStart"/>
-      <w:r>
-        <w:rPr>
-          <w:rFonts w:ascii="Arial" w:eastAsia="Arial" w:hAnsi="Arial" w:cs="Arial"/>
-          <w:b/>
-          <w:bCs/>
-        </w:rPr>
-        <w:t>whoami</w:t>
-      </w:r>
-      <w:proofErr w:type="spellEnd"/>
-      <w:r>
-        <w:rPr>
-          <w:rFonts w:ascii="Arial" w:eastAsia="Arial" w:hAnsi="Arial" w:cs="Arial"/>
-          <w:b/>
-          <w:bCs/>
-        </w:rPr>
-        <w:t xml:space="preserve"> </w:t>
+      <w:r>
+        <w:rPr>
+          <w:rFonts w:ascii="Arial" w:eastAsia="Arial" w:hAnsi="Arial" w:cs="Arial"/>
+          <w:b/>
+          <w:bCs/>
+        </w:rPr>
+        <w:t xml:space="preserve">pwd </w:t>
+      </w:r>
+      <w:r>
+        <w:rPr>
+          <w:rFonts w:ascii="Arial" w:eastAsia="Arial" w:hAnsi="Arial" w:cs="Arial"/>
+        </w:rPr>
+        <w:t xml:space="preserve">nos da el directorio actual en donde se esta trabajando y el comando </w:t>
+      </w:r>
+      <w:r>
+        <w:rPr>
+          <w:rFonts w:ascii="Arial" w:eastAsia="Arial" w:hAnsi="Arial" w:cs="Arial"/>
+          <w:b/>
+          <w:bCs/>
+        </w:rPr>
+        <w:t xml:space="preserve">whoami </w:t>
       </w:r>
       <w:r>
         <w:rPr>
@@ -4847,25 +3859,7 @@
           <w:b/>
           <w:bCs/>
         </w:rPr>
-        <w:t xml:space="preserve">Hacer un </w:t>
-      </w:r>
-      <w:proofErr w:type="spellStart"/>
-      <w:r>
-        <w:rPr>
-          <w:rFonts w:ascii="Arial" w:eastAsia="Arial" w:hAnsi="Arial" w:cs="Arial"/>
-          <w:b/>
-          <w:bCs/>
-        </w:rPr>
-        <w:t>shell</w:t>
-      </w:r>
-      <w:proofErr w:type="spellEnd"/>
-      <w:r>
-        <w:rPr>
-          <w:rFonts w:ascii="Arial" w:eastAsia="Arial" w:hAnsi="Arial" w:cs="Arial"/>
-          <w:b/>
-          <w:bCs/>
-        </w:rPr>
-        <w:t xml:space="preserve"> script que pida el nombre de un archivo, busque el archivo y muestre su contenido, el número de líneas, palabras y caracteres que contiene</w:t>
+        <w:t>Hacer un shell script que pida el nombre de un archivo, busque el archivo y muestre su contenido, el número de líneas, palabras y caracteres que contiene</w:t>
       </w:r>
     </w:p>
     <w:p>
@@ -4882,6 +3876,7 @@
           <w:rFonts w:ascii="Arial" w:eastAsia="Arial" w:hAnsi="Arial" w:cs="Arial"/>
           <w:b/>
           <w:bCs/>
+          <w:noProof/>
         </w:rPr>
         <w:drawing>
           <wp:inline distT="0" distB="0" distL="0" distR="0" wp14:anchorId="2EBE42F0" wp14:editId="44992B34">
@@ -5061,21 +4056,7 @@
         <w:rPr>
           <w:rFonts w:ascii="Arial" w:eastAsia="Arial" w:hAnsi="Arial" w:cs="Arial"/>
         </w:rPr>
-        <w:t xml:space="preserve"> se representan en </w:t>
-      </w:r>
-      <w:proofErr w:type="spellStart"/>
-      <w:r>
-        <w:rPr>
-          <w:rFonts w:ascii="Arial" w:eastAsia="Arial" w:hAnsi="Arial" w:cs="Arial"/>
-        </w:rPr>
-        <w:t>bash</w:t>
-      </w:r>
-      <w:proofErr w:type="spellEnd"/>
-      <w:r>
-        <w:rPr>
-          <w:rFonts w:ascii="Arial" w:eastAsia="Arial" w:hAnsi="Arial" w:cs="Arial"/>
-        </w:rPr>
-        <w:t xml:space="preserve"> como </w:t>
+        <w:t xml:space="preserve"> se representan en bash como </w:t>
       </w:r>
       <w:r>
         <w:rPr>
@@ -5147,16 +4128,62 @@
         </w:rPr>
         <w:t xml:space="preserve">Realizamos la sustitución de comando del comando </w:t>
       </w:r>
-      <w:proofErr w:type="spellStart"/>
-      <w:r>
-        <w:rPr>
-          <w:rFonts w:ascii="Arial" w:eastAsia="Arial" w:hAnsi="Arial" w:cs="Arial"/>
-          <w:b/>
-          <w:bCs/>
-        </w:rPr>
-        <w:t>wc</w:t>
-      </w:r>
-      <w:proofErr w:type="spellEnd"/>
+      <w:r>
+        <w:rPr>
+          <w:rFonts w:ascii="Arial" w:eastAsia="Arial" w:hAnsi="Arial" w:cs="Arial"/>
+          <w:b/>
+          <w:bCs/>
+        </w:rPr>
+        <w:t xml:space="preserve">wc </w:t>
+      </w:r>
+      <w:r>
+        <w:rPr>
+          <w:rFonts w:ascii="Arial" w:eastAsia="Arial" w:hAnsi="Arial" w:cs="Arial"/>
+        </w:rPr>
+        <w:t xml:space="preserve">el cual con sus diferentes parámetros </w:t>
+      </w:r>
+      <w:r>
+        <w:rPr>
+          <w:rFonts w:ascii="Arial" w:eastAsia="Arial" w:hAnsi="Arial" w:cs="Arial"/>
+          <w:b/>
+          <w:bCs/>
+        </w:rPr>
+        <w:t xml:space="preserve">-l -&gt; </w:t>
+      </w:r>
+      <w:r>
+        <w:rPr>
+          <w:rFonts w:ascii="Arial" w:eastAsia="Arial" w:hAnsi="Arial" w:cs="Arial"/>
+        </w:rPr>
+        <w:t>nos muestra el total de líneas que tiene el archivo</w:t>
+      </w:r>
+      <w:r>
+        <w:rPr>
+          <w:rFonts w:ascii="Arial" w:eastAsia="Arial" w:hAnsi="Arial" w:cs="Arial"/>
+          <w:b/>
+          <w:bCs/>
+        </w:rPr>
+        <w:t xml:space="preserve">, </w:t>
+      </w:r>
+      <w:r>
+        <w:rPr>
+          <w:rFonts w:ascii="Arial" w:eastAsia="Arial" w:hAnsi="Arial" w:cs="Arial"/>
+          <w:b/>
+          <w:bCs/>
+        </w:rPr>
+        <w:t xml:space="preserve">-c -&gt; </w:t>
+      </w:r>
+      <w:r>
+        <w:rPr>
+          <w:rFonts w:ascii="Arial" w:eastAsia="Arial" w:hAnsi="Arial" w:cs="Arial"/>
+        </w:rPr>
+        <w:t xml:space="preserve">nos muestra el total de caracteres que </w:t>
+      </w:r>
+      <w:r>
+        <w:rPr>
+          <w:rFonts w:ascii="Arial" w:eastAsia="Arial" w:hAnsi="Arial" w:cs="Arial"/>
+        </w:rPr>
+        <w:t>tiene,</w:t>
+      </w:r>
       <w:r>
         <w:rPr>
           <w:rFonts w:ascii="Arial" w:eastAsia="Arial" w:hAnsi="Arial" w:cs="Arial"/>
@@ -5164,56 +4191,6 @@
           <w:bCs/>
         </w:rPr>
         <w:t xml:space="preserve"> </w:t>
-      </w:r>
-      <w:r>
-        <w:rPr>
-          <w:rFonts w:ascii="Arial" w:eastAsia="Arial" w:hAnsi="Arial" w:cs="Arial"/>
-        </w:rPr>
-        <w:t xml:space="preserve">el cual con sus diferentes parámetros </w:t>
-      </w:r>
-      <w:r>
-        <w:rPr>
-          <w:rFonts w:ascii="Arial" w:eastAsia="Arial" w:hAnsi="Arial" w:cs="Arial"/>
-          <w:b/>
-          <w:bCs/>
-        </w:rPr>
-        <w:t xml:space="preserve">-l -&gt; </w:t>
-      </w:r>
-      <w:r>
-        <w:rPr>
-          <w:rFonts w:ascii="Arial" w:eastAsia="Arial" w:hAnsi="Arial" w:cs="Arial"/>
-        </w:rPr>
-        <w:t>nos muestra el total de líneas que tiene el archivo</w:t>
-      </w:r>
-      <w:r>
-        <w:rPr>
-          <w:rFonts w:ascii="Arial" w:eastAsia="Arial" w:hAnsi="Arial" w:cs="Arial"/>
-          <w:b/>
-          <w:bCs/>
-        </w:rPr>
-        <w:t xml:space="preserve">, </w:t>
-      </w:r>
-      <w:r>
-        <w:rPr>
-          <w:rFonts w:ascii="Arial" w:eastAsia="Arial" w:hAnsi="Arial" w:cs="Arial"/>
-          <w:b/>
-          <w:bCs/>
-        </w:rPr>
-        <w:t xml:space="preserve">-c -&gt; </w:t>
-      </w:r>
-      <w:r>
-        <w:rPr>
-          <w:rFonts w:ascii="Arial" w:eastAsia="Arial" w:hAnsi="Arial" w:cs="Arial"/>
-        </w:rPr>
-        <w:t xml:space="preserve">nos muestra el total de caracteres que tiene </w:t>
-      </w:r>
-      <w:r>
-        <w:rPr>
-          <w:rFonts w:ascii="Arial" w:eastAsia="Arial" w:hAnsi="Arial" w:cs="Arial"/>
-          <w:b/>
-          <w:bCs/>
-        </w:rPr>
-        <w:t xml:space="preserve">, </w:t>
       </w:r>
       <w:r>
         <w:rPr>
@@ -5258,25 +4235,7 @@
           <w:bCs/>
         </w:rPr>
         <w:lastRenderedPageBreak/>
-        <w:t xml:space="preserve">. Hacer un </w:t>
-      </w:r>
-      <w:proofErr w:type="spellStart"/>
-      <w:r>
-        <w:rPr>
-          <w:rFonts w:ascii="Arial" w:eastAsia="Arial" w:hAnsi="Arial" w:cs="Arial"/>
-          <w:b/>
-          <w:bCs/>
-        </w:rPr>
-        <w:t>shell</w:t>
-      </w:r>
-      <w:proofErr w:type="spellEnd"/>
-      <w:r>
-        <w:rPr>
-          <w:rFonts w:ascii="Arial" w:eastAsia="Arial" w:hAnsi="Arial" w:cs="Arial"/>
-          <w:b/>
-          <w:bCs/>
-        </w:rPr>
-        <w:t xml:space="preserve"> script que pida los nombres tres archivos, sustituya los caracteres de mayúsculas a minúsculas en el primero, cambie todos los números por asteriscos al segundo y el tercero permanece igual. Muestre en pantalla los tres archivos y pida al usuario el nombre del archivo donde se guardarán los tres archivos.</w:t>
+        <w:t>. Hacer un shell script que pida los nombres tres archivos, sustituya los caracteres de mayúsculas a minúsculas en el primero, cambie todos los números por asteriscos al segundo y el tercero permanece igual. Muestre en pantalla los tres archivos y pida al usuario el nombre del archivo donde se guardarán los tres archivos.</w:t>
       </w:r>
       <w:r>
         <w:rPr>
@@ -5784,7 +4743,6 @@
         </w:rPr>
         <w:t xml:space="preserve">y </w:t>
       </w:r>
-      <w:proofErr w:type="spellStart"/>
       <w:r>
         <w:rPr>
           <w:rFonts w:ascii="Arial" w:eastAsia="Arial" w:hAnsi="Arial" w:cs="Arial"/>
@@ -5793,7 +4751,6 @@
         </w:rPr>
         <w:t>read</w:t>
       </w:r>
-      <w:proofErr w:type="spellEnd"/>
       <w:r>
         <w:rPr>
           <w:rFonts w:ascii="Arial" w:eastAsia="Arial" w:hAnsi="Arial" w:cs="Arial"/>
@@ -5934,35 +4891,7 @@
         <w:rPr>
           <w:rFonts w:ascii="Arial" w:eastAsia="Arial" w:hAnsi="Arial" w:cs="Arial"/>
         </w:rPr>
-        <w:t xml:space="preserve">Si no es el caso manda al </w:t>
-      </w:r>
-      <w:proofErr w:type="spellStart"/>
-      <w:r>
-        <w:rPr>
-          <w:rFonts w:ascii="Arial" w:eastAsia="Arial" w:hAnsi="Arial" w:cs="Arial"/>
-        </w:rPr>
-        <w:t>else</w:t>
-      </w:r>
-      <w:proofErr w:type="spellEnd"/>
-      <w:r>
-        <w:rPr>
-          <w:rFonts w:ascii="Arial" w:eastAsia="Arial" w:hAnsi="Arial" w:cs="Arial"/>
-        </w:rPr>
-        <w:t xml:space="preserve">, lo que hace el </w:t>
-      </w:r>
-      <w:proofErr w:type="spellStart"/>
-      <w:r>
-        <w:rPr>
-          <w:rFonts w:ascii="Arial" w:eastAsia="Arial" w:hAnsi="Arial" w:cs="Arial"/>
-        </w:rPr>
-        <w:t>else</w:t>
-      </w:r>
-      <w:proofErr w:type="spellEnd"/>
-      <w:r>
-        <w:rPr>
-          <w:rFonts w:ascii="Arial" w:eastAsia="Arial" w:hAnsi="Arial" w:cs="Arial"/>
-        </w:rPr>
-        <w:t xml:space="preserve"> es ver que archivo es el que falla, negamos la condicional </w:t>
+        <w:t xml:space="preserve">Si no es el caso manda al else, lo que hace el else es ver que archivo es el que falla, negamos la condicional </w:t>
       </w:r>
       <w:r>
         <w:rPr>
@@ -6106,23 +5035,13 @@
         </w:rPr>
         <w:t xml:space="preserve">Ingrese 2 archivos que si existen en mi directorio actual </w:t>
       </w:r>
-      <w:proofErr w:type="spellStart"/>
-      <w:r>
-        <w:rPr>
-          <w:rFonts w:ascii="Arial" w:eastAsia="Arial" w:hAnsi="Arial" w:cs="Arial"/>
-          <w:b/>
-          <w:bCs/>
-        </w:rPr>
-        <w:t>upper_lower</w:t>
-      </w:r>
-      <w:proofErr w:type="spellEnd"/>
-      <w:r>
-        <w:rPr>
-          <w:rFonts w:ascii="Arial" w:eastAsia="Arial" w:hAnsi="Arial" w:cs="Arial"/>
-          <w:b/>
-          <w:bCs/>
-        </w:rPr>
-        <w:t xml:space="preserve"> y </w:t>
+      <w:r>
+        <w:rPr>
+          <w:rFonts w:ascii="Arial" w:eastAsia="Arial" w:hAnsi="Arial" w:cs="Arial"/>
+          <w:b/>
+          <w:bCs/>
+        </w:rPr>
+        <w:t xml:space="preserve">upper_lower y </w:t>
       </w:r>
       <w:r>
         <w:rPr>
@@ -6264,23 +5183,13 @@
         </w:rPr>
         <w:t xml:space="preserve"> </w:t>
       </w:r>
-      <w:proofErr w:type="spellStart"/>
-      <w:r>
-        <w:rPr>
-          <w:rFonts w:ascii="Arial" w:eastAsia="Arial" w:hAnsi="Arial" w:cs="Arial"/>
-          <w:b/>
-          <w:bCs/>
-        </w:rPr>
-        <w:t>tr</w:t>
-      </w:r>
-      <w:proofErr w:type="spellEnd"/>
-      <w:r>
-        <w:rPr>
-          <w:rFonts w:ascii="Arial" w:eastAsia="Arial" w:hAnsi="Arial" w:cs="Arial"/>
-          <w:b/>
-          <w:bCs/>
-        </w:rPr>
-        <w:t xml:space="preserve"> </w:t>
+      <w:r>
+        <w:rPr>
+          <w:rFonts w:ascii="Arial" w:eastAsia="Arial" w:hAnsi="Arial" w:cs="Arial"/>
+          <w:b/>
+          <w:bCs/>
+        </w:rPr>
+        <w:t xml:space="preserve">tr </w:t>
       </w:r>
       <w:r>
         <w:rPr>
@@ -6412,25 +5321,7 @@
           <w:b/>
           <w:bCs/>
         </w:rPr>
-        <w:t xml:space="preserve">Hacer un </w:t>
-      </w:r>
-      <w:proofErr w:type="spellStart"/>
-      <w:r>
-        <w:rPr>
-          <w:rFonts w:ascii="Arial" w:eastAsia="Arial" w:hAnsi="Arial" w:cs="Arial"/>
-          <w:b/>
-          <w:bCs/>
-        </w:rPr>
-        <w:t>shell</w:t>
-      </w:r>
-      <w:proofErr w:type="spellEnd"/>
-      <w:r>
-        <w:rPr>
-          <w:rFonts w:ascii="Arial" w:eastAsia="Arial" w:hAnsi="Arial" w:cs="Arial"/>
-          <w:b/>
-          <w:bCs/>
-        </w:rPr>
-        <w:t xml:space="preserve"> que pida el nombre real de una persona, encuentre su nombre de usuario, muestre los procesos que está ejecutando y le envíe un mensaje en tiempo real.</w:t>
+        <w:t>Hacer un shell que pida el nombre real de una persona, encuentre su nombre de usuario, muestre los procesos que está ejecutando y le envíe un mensaje en tiempo real.</w:t>
       </w:r>
       <w:r>
         <w:rPr>
@@ -6571,14 +5462,12 @@
         </w:rPr>
         <w:t xml:space="preserve">lo que se realizo es </w:t>
       </w:r>
-      <w:proofErr w:type="spellStart"/>
-      <w:r>
-        <w:rPr>
-          <w:rFonts w:ascii="Arial" w:eastAsia="Arial" w:hAnsi="Arial" w:cs="Arial"/>
-        </w:rPr>
-        <w:t>primreo</w:t>
-      </w:r>
-      <w:proofErr w:type="spellEnd"/>
+      <w:r>
+        <w:rPr>
+          <w:rFonts w:ascii="Arial" w:eastAsia="Arial" w:hAnsi="Arial" w:cs="Arial"/>
+        </w:rPr>
+        <w:t>primero</w:t>
+      </w:r>
       <w:r>
         <w:rPr>
           <w:rFonts w:ascii="Arial" w:eastAsia="Arial" w:hAnsi="Arial" w:cs="Arial"/>
@@ -6591,33 +5480,17 @@
         </w:rPr>
         <w:t xml:space="preserve">Entonces la </w:t>
       </w:r>
-      <w:proofErr w:type="spellStart"/>
-      <w:r>
-        <w:rPr>
-          <w:rFonts w:ascii="Arial" w:eastAsia="Arial" w:hAnsi="Arial" w:cs="Arial"/>
-        </w:rPr>
-        <w:t>vairbale</w:t>
-      </w:r>
-      <w:proofErr w:type="spellEnd"/>
-      <w:r>
-        <w:rPr>
-          <w:rFonts w:ascii="Arial" w:eastAsia="Arial" w:hAnsi="Arial" w:cs="Arial"/>
-        </w:rPr>
-        <w:t xml:space="preserve"> “</w:t>
-      </w:r>
-      <w:proofErr w:type="spellStart"/>
-      <w:r>
-        <w:rPr>
-          <w:rFonts w:ascii="Arial" w:eastAsia="Arial" w:hAnsi="Arial" w:cs="Arial"/>
-        </w:rPr>
-        <w:t>user_name</w:t>
-      </w:r>
-      <w:proofErr w:type="spellEnd"/>
-      <w:r>
-        <w:rPr>
-          <w:rFonts w:ascii="Arial" w:eastAsia="Arial" w:hAnsi="Arial" w:cs="Arial"/>
-        </w:rPr>
-        <w:t xml:space="preserve">” es la que sustituye el comando </w:t>
+      <w:r>
+        <w:rPr>
+          <w:rFonts w:ascii="Arial" w:eastAsia="Arial" w:hAnsi="Arial" w:cs="Arial"/>
+        </w:rPr>
+        <w:t>variable</w:t>
+      </w:r>
+      <w:r>
+        <w:rPr>
+          <w:rFonts w:ascii="Arial" w:eastAsia="Arial" w:hAnsi="Arial" w:cs="Arial"/>
+        </w:rPr>
+        <w:t xml:space="preserve"> “user_name” es la que sustituye el comando </w:t>
       </w:r>
     </w:p>
     <w:p>
@@ -6653,14 +5526,12 @@
         </w:rPr>
         <w:t xml:space="preserve">todos los </w:t>
       </w:r>
-      <w:proofErr w:type="spellStart"/>
-      <w:r>
-        <w:rPr>
-          <w:rFonts w:ascii="Arial" w:eastAsia="Arial" w:hAnsi="Arial" w:cs="Arial"/>
-        </w:rPr>
-        <w:t>usarios</w:t>
-      </w:r>
-      <w:proofErr w:type="spellEnd"/>
+      <w:r>
+        <w:rPr>
+          <w:rFonts w:ascii="Arial" w:eastAsia="Arial" w:hAnsi="Arial" w:cs="Arial"/>
+        </w:rPr>
+        <w:t>usuarios</w:t>
+      </w:r>
       <w:r>
         <w:rPr>
           <w:rFonts w:ascii="Arial" w:eastAsia="Arial" w:hAnsi="Arial" w:cs="Arial"/>
@@ -6709,7 +5580,19 @@
         <w:rPr>
           <w:rFonts w:ascii="Arial" w:eastAsia="Arial" w:hAnsi="Arial" w:cs="Arial"/>
         </w:rPr>
-        <w:t xml:space="preserve">por ultimo cortamos el nombre el cual se encuentra en la primera columna del comando </w:t>
+        <w:t xml:space="preserve">por </w:t>
+      </w:r>
+      <w:r>
+        <w:rPr>
+          <w:rFonts w:ascii="Arial" w:eastAsia="Arial" w:hAnsi="Arial" w:cs="Arial"/>
+        </w:rPr>
+        <w:t>último</w:t>
+      </w:r>
+      <w:r>
+        <w:rPr>
+          <w:rFonts w:ascii="Arial" w:eastAsia="Arial" w:hAnsi="Arial" w:cs="Arial"/>
+        </w:rPr>
+        <w:t xml:space="preserve"> cortamos el nombre el cual se encuentra en la primera columna del comando </w:t>
       </w:r>
       <w:r>
         <w:rPr>
@@ -6733,47 +5616,17 @@
         </w:rPr>
         <w:t xml:space="preserve">para poder seguir la </w:t>
       </w:r>
-      <w:proofErr w:type="spellStart"/>
-      <w:r>
-        <w:rPr>
-          <w:rFonts w:ascii="Arial" w:eastAsia="Arial" w:hAnsi="Arial" w:cs="Arial"/>
-        </w:rPr>
-        <w:t>varibale</w:t>
-      </w:r>
-      <w:proofErr w:type="spellEnd"/>
-      <w:r>
-        <w:rPr>
-          <w:rFonts w:ascii="Arial" w:eastAsia="Arial" w:hAnsi="Arial" w:cs="Arial"/>
-        </w:rPr>
-        <w:t xml:space="preserve"> debe de tener algo, nos </w:t>
-      </w:r>
-      <w:proofErr w:type="spellStart"/>
-      <w:r>
-        <w:rPr>
-          <w:rFonts w:ascii="Arial" w:eastAsia="Arial" w:hAnsi="Arial" w:cs="Arial"/>
-        </w:rPr>
-        <w:t>devio</w:t>
-      </w:r>
-      <w:proofErr w:type="spellEnd"/>
-      <w:r>
-        <w:rPr>
-          <w:rFonts w:ascii="Arial" w:eastAsia="Arial" w:hAnsi="Arial" w:cs="Arial"/>
-        </w:rPr>
-        <w:t xml:space="preserve"> de regresar el nombre dentro de los usuarios, en otro caso no lo encontró puesto que no </w:t>
-      </w:r>
-      <w:proofErr w:type="spellStart"/>
-      <w:r>
-        <w:rPr>
-          <w:rFonts w:ascii="Arial" w:eastAsia="Arial" w:hAnsi="Arial" w:cs="Arial"/>
-        </w:rPr>
-        <w:t>esta</w:t>
-      </w:r>
-      <w:proofErr w:type="spellEnd"/>
-      <w:r>
-        <w:rPr>
-          <w:rFonts w:ascii="Arial" w:eastAsia="Arial" w:hAnsi="Arial" w:cs="Arial"/>
-        </w:rPr>
-        <w:t xml:space="preserve"> conectado </w:t>
+      <w:r>
+        <w:rPr>
+          <w:rFonts w:ascii="Arial" w:eastAsia="Arial" w:hAnsi="Arial" w:cs="Arial"/>
+        </w:rPr>
+        <w:t>variable</w:t>
+      </w:r>
+      <w:r>
+        <w:rPr>
+          <w:rFonts w:ascii="Arial" w:eastAsia="Arial" w:hAnsi="Arial" w:cs="Arial"/>
+        </w:rPr>
+        <w:t xml:space="preserve"> debe de tener algo, nos devio de regresar el nombre dentro de los usuarios, en otro caso no lo encontró puesto que no esta conectado </w:t>
       </w:r>
       <w:r>
         <w:rPr>
@@ -6906,6 +5759,34 @@
       <w:pPr>
         <w:rPr>
           <w:rFonts w:ascii="Arial" w:eastAsia="Arial" w:hAnsi="Arial" w:cs="Arial"/>
+        </w:rPr>
+      </w:pPr>
+    </w:p>
+    <w:p>
+      <w:pPr>
+        <w:rPr>
+          <w:rFonts w:ascii="Arial" w:eastAsia="Arial" w:hAnsi="Arial" w:cs="Arial"/>
+        </w:rPr>
+      </w:pPr>
+    </w:p>
+    <w:p>
+      <w:pPr>
+        <w:rPr>
+          <w:rFonts w:ascii="Arial" w:eastAsia="Arial" w:hAnsi="Arial" w:cs="Arial"/>
+        </w:rPr>
+      </w:pPr>
+    </w:p>
+    <w:p>
+      <w:pPr>
+        <w:rPr>
+          <w:rFonts w:ascii="Arial" w:eastAsia="Arial" w:hAnsi="Arial" w:cs="Arial"/>
+        </w:rPr>
+      </w:pPr>
+    </w:p>
+    <w:p>
+      <w:pPr>
+        <w:rPr>
+          <w:rFonts w:ascii="Arial" w:eastAsia="Arial" w:hAnsi="Arial" w:cs="Arial"/>
           <w:b/>
           <w:bCs/>
         </w:rPr>
@@ -6930,6 +5811,7 @@
           <w:b/>
           <w:bCs/>
         </w:rPr>
+        <w:lastRenderedPageBreak/>
         <w:t>. Elimine el alias para el comando cp.</w:t>
       </w:r>
     </w:p>
@@ -6947,8 +5829,8 @@
           <w:rFonts w:ascii="Arial" w:eastAsia="Arial" w:hAnsi="Arial" w:cs="Arial"/>
           <w:b/>
           <w:bCs/>
-        </w:rPr>
-        <w:lastRenderedPageBreak/>
+          <w:noProof/>
+        </w:rPr>
         <w:drawing>
           <wp:inline distT="0" distB="0" distL="0" distR="0" wp14:anchorId="5EE5251D" wp14:editId="17CDBECD">
             <wp:extent cx="2048161" cy="924054"/>
@@ -7005,25 +5887,7 @@
           <w:b/>
           <w:bCs/>
         </w:rPr>
-        <w:t xml:space="preserve">Hacer un </w:t>
-      </w:r>
-      <w:proofErr w:type="spellStart"/>
-      <w:r>
-        <w:rPr>
-          <w:rFonts w:ascii="Arial" w:eastAsia="Arial" w:hAnsi="Arial" w:cs="Arial"/>
-          <w:b/>
-          <w:bCs/>
-        </w:rPr>
-        <w:t>shell</w:t>
-      </w:r>
-      <w:proofErr w:type="spellEnd"/>
-      <w:r>
-        <w:rPr>
-          <w:rFonts w:ascii="Arial" w:eastAsia="Arial" w:hAnsi="Arial" w:cs="Arial"/>
-          <w:b/>
-          <w:bCs/>
-        </w:rPr>
-        <w:t xml:space="preserve"> que tome de la línea de comando un número N y un nombre de archivo. Muestre las primeras y últimas N líneas del archivo especificado en la línea de comando.</w:t>
+        <w:t>Hacer un shell que tome de la línea de comando un número N y un nombre de archivo. Muestre las primeras y últimas N líneas del archivo especificado en la línea de comando.</w:t>
       </w:r>
     </w:p>
     <w:p>
@@ -7156,30 +6020,13 @@
       <w:pPr>
         <w:rPr>
           <w:rFonts w:ascii="Arial" w:eastAsia="Arial" w:hAnsi="Arial" w:cs="Arial"/>
-          <w:b/>
-          <w:bCs/>
-        </w:rPr>
-      </w:pPr>
-    </w:p>
-    <w:p>
-      <w:pPr>
-        <w:rPr>
-          <w:rFonts w:ascii="Arial" w:eastAsia="Arial" w:hAnsi="Arial" w:cs="Arial"/>
-          <w:b/>
-          <w:bCs/>
-        </w:rPr>
-      </w:pPr>
-    </w:p>
-    <w:p>
-      <w:pPr>
-        <w:rPr>
-          <w:rFonts w:ascii="Arial" w:eastAsia="Arial" w:hAnsi="Arial" w:cs="Arial"/>
-        </w:rPr>
-      </w:pPr>
-      <w:r>
-        <w:rPr>
-          <w:rFonts w:ascii="Arial" w:eastAsia="Arial" w:hAnsi="Arial" w:cs="Arial"/>
-        </w:rPr>
+        </w:rPr>
+      </w:pPr>
+      <w:r>
+        <w:rPr>
+          <w:rFonts w:ascii="Arial" w:eastAsia="Arial" w:hAnsi="Arial" w:cs="Arial"/>
+        </w:rPr>
+        <w:lastRenderedPageBreak/>
         <w:t xml:space="preserve">Se le pide al usuario 2 </w:t>
       </w:r>
       <w:r>
@@ -7200,23 +6047,13 @@
         </w:rPr>
         <w:t xml:space="preserve">que serán </w:t>
       </w:r>
-      <w:proofErr w:type="spellStart"/>
-      <w:r>
-        <w:rPr>
-          <w:rFonts w:ascii="Arial" w:eastAsia="Arial" w:hAnsi="Arial" w:cs="Arial"/>
-          <w:b/>
-          <w:bCs/>
-        </w:rPr>
-        <w:t>líneas_n</w:t>
-      </w:r>
-      <w:proofErr w:type="spellEnd"/>
-      <w:r>
-        <w:rPr>
-          <w:rFonts w:ascii="Arial" w:eastAsia="Arial" w:hAnsi="Arial" w:cs="Arial"/>
-          <w:b/>
-          <w:bCs/>
-        </w:rPr>
-        <w:t xml:space="preserve"> y archivo </w:t>
+      <w:r>
+        <w:rPr>
+          <w:rFonts w:ascii="Arial" w:eastAsia="Arial" w:hAnsi="Arial" w:cs="Arial"/>
+          <w:b/>
+          <w:bCs/>
+        </w:rPr>
+        <w:t xml:space="preserve">líneas_n y archivo </w:t>
       </w:r>
       <w:r>
         <w:rPr>
@@ -7373,91 +6210,71 @@
         </w:rPr>
         <w:t xml:space="preserve"> </w:t>
       </w:r>
-      <w:proofErr w:type="spellStart"/>
-      <w:r>
-        <w:rPr>
-          <w:rFonts w:ascii="Arial" w:eastAsia="Arial" w:hAnsi="Arial" w:cs="Arial"/>
-          <w:b/>
-          <w:bCs/>
-        </w:rPr>
-        <w:t>líneas_n</w:t>
-      </w:r>
-      <w:proofErr w:type="spellEnd"/>
-      <w:r>
-        <w:rPr>
-          <w:rFonts w:ascii="Arial" w:eastAsia="Arial" w:hAnsi="Arial" w:cs="Arial"/>
-          <w:b/>
-          <w:bCs/>
+      <w:r>
+        <w:rPr>
+          <w:rFonts w:ascii="Arial" w:eastAsia="Arial" w:hAnsi="Arial" w:cs="Arial"/>
+          <w:b/>
+          <w:bCs/>
+        </w:rPr>
+        <w:t xml:space="preserve">líneas_n </w:t>
+      </w:r>
+      <w:r>
+        <w:rPr>
+          <w:rFonts w:ascii="Arial" w:eastAsia="Arial" w:hAnsi="Arial" w:cs="Arial"/>
+        </w:rPr>
+        <w:t>líneas del</w:t>
+      </w:r>
+    </w:p>
+    <w:p>
+      <w:pPr>
+        <w:ind w:left="708" w:hanging="708"/>
+        <w:rPr>
+          <w:rFonts w:ascii="Arial" w:eastAsia="Arial" w:hAnsi="Arial" w:cs="Arial"/>
+        </w:rPr>
+      </w:pPr>
+      <w:r>
+        <w:rPr>
+          <w:rFonts w:ascii="Arial" w:eastAsia="Arial" w:hAnsi="Arial" w:cs="Arial"/>
+        </w:rPr>
+        <w:t xml:space="preserve">archivo </w:t>
+      </w:r>
+      <w:r>
+        <w:rPr>
+          <w:rFonts w:ascii="Arial" w:eastAsia="Arial" w:hAnsi="Arial" w:cs="Arial"/>
+        </w:rPr>
+        <w:t xml:space="preserve">y </w:t>
+      </w:r>
+      <w:r>
+        <w:rPr>
+          <w:rFonts w:ascii="Arial" w:eastAsia="Arial" w:hAnsi="Arial" w:cs="Arial"/>
+        </w:rPr>
+        <w:t>usamos</w:t>
+      </w:r>
+      <w:r>
+        <w:rPr>
+          <w:rFonts w:ascii="Arial" w:eastAsia="Arial" w:hAnsi="Arial" w:cs="Arial"/>
+        </w:rPr>
+        <w:t xml:space="preserve"> el </w:t>
+      </w:r>
+      <w:r>
+        <w:rPr>
+          <w:rFonts w:ascii="Arial" w:eastAsia="Arial" w:hAnsi="Arial" w:cs="Arial"/>
+        </w:rPr>
+        <w:t>comando</w:t>
+      </w:r>
+      <w:r>
+        <w:rPr>
+          <w:rFonts w:ascii="Arial" w:eastAsia="Arial" w:hAnsi="Arial" w:cs="Arial"/>
         </w:rPr>
         <w:t xml:space="preserve"> </w:t>
       </w:r>
       <w:r>
         <w:rPr>
           <w:rFonts w:ascii="Arial" w:eastAsia="Arial" w:hAnsi="Arial" w:cs="Arial"/>
-        </w:rPr>
-        <w:t>líneas del</w:t>
-      </w:r>
-    </w:p>
-    <w:p>
-      <w:pPr>
-        <w:ind w:left="708" w:hanging="708"/>
-        <w:rPr>
-          <w:rFonts w:ascii="Arial" w:eastAsia="Arial" w:hAnsi="Arial" w:cs="Arial"/>
-        </w:rPr>
-      </w:pPr>
-      <w:r>
-        <w:rPr>
-          <w:rFonts w:ascii="Arial" w:eastAsia="Arial" w:hAnsi="Arial" w:cs="Arial"/>
-        </w:rPr>
-        <w:t xml:space="preserve">archivo </w:t>
-      </w:r>
-      <w:r>
-        <w:rPr>
-          <w:rFonts w:ascii="Arial" w:eastAsia="Arial" w:hAnsi="Arial" w:cs="Arial"/>
-        </w:rPr>
-        <w:t xml:space="preserve">y </w:t>
-      </w:r>
-      <w:r>
-        <w:rPr>
-          <w:rFonts w:ascii="Arial" w:eastAsia="Arial" w:hAnsi="Arial" w:cs="Arial"/>
-        </w:rPr>
-        <w:t>usamos</w:t>
-      </w:r>
-      <w:r>
-        <w:rPr>
-          <w:rFonts w:ascii="Arial" w:eastAsia="Arial" w:hAnsi="Arial" w:cs="Arial"/>
-        </w:rPr>
-        <w:t xml:space="preserve"> el </w:t>
-      </w:r>
-      <w:r>
-        <w:rPr>
-          <w:rFonts w:ascii="Arial" w:eastAsia="Arial" w:hAnsi="Arial" w:cs="Arial"/>
-        </w:rPr>
-        <w:t>comando</w:t>
-      </w:r>
-      <w:r>
-        <w:rPr>
-          <w:rFonts w:ascii="Arial" w:eastAsia="Arial" w:hAnsi="Arial" w:cs="Arial"/>
-        </w:rPr>
-        <w:t xml:space="preserve"> </w:t>
-      </w:r>
-      <w:proofErr w:type="spellStart"/>
-      <w:r>
-        <w:rPr>
-          <w:rFonts w:ascii="Arial" w:eastAsia="Arial" w:hAnsi="Arial" w:cs="Arial"/>
-          <w:b/>
-          <w:bCs/>
-        </w:rPr>
-        <w:t>tail</w:t>
-      </w:r>
-      <w:proofErr w:type="spellEnd"/>
-      <w:r>
-        <w:rPr>
-          <w:rFonts w:ascii="Arial" w:eastAsia="Arial" w:hAnsi="Arial" w:cs="Arial"/>
-          <w:b/>
-          <w:bCs/>
-        </w:rPr>
-        <w:t xml:space="preserve"> </w:t>
+          <w:b/>
+          <w:bCs/>
+        </w:rPr>
+        <w:t xml:space="preserve">tail </w:t>
       </w:r>
       <w:r>
         <w:rPr>
@@ -7465,23 +6282,13 @@
         </w:rPr>
         <w:t xml:space="preserve">para imprimir las ultimas </w:t>
       </w:r>
-      <w:proofErr w:type="spellStart"/>
-      <w:r>
-        <w:rPr>
-          <w:rFonts w:ascii="Arial" w:eastAsia="Arial" w:hAnsi="Arial" w:cs="Arial"/>
-          <w:b/>
-          <w:bCs/>
-        </w:rPr>
-        <w:t>líneas_n</w:t>
-      </w:r>
-      <w:proofErr w:type="spellEnd"/>
-      <w:r>
-        <w:rPr>
-          <w:rFonts w:ascii="Arial" w:eastAsia="Arial" w:hAnsi="Arial" w:cs="Arial"/>
-          <w:b/>
-          <w:bCs/>
-        </w:rPr>
-        <w:t xml:space="preserve"> </w:t>
+      <w:r>
+        <w:rPr>
+          <w:rFonts w:ascii="Arial" w:eastAsia="Arial" w:hAnsi="Arial" w:cs="Arial"/>
+          <w:b/>
+          <w:bCs/>
+        </w:rPr>
+        <w:t xml:space="preserve">líneas_n </w:t>
       </w:r>
       <w:r>
         <w:rPr>
@@ -7706,25 +6513,8 @@
           <w:b/>
           <w:bCs/>
         </w:rPr>
-        <w:t xml:space="preserve">Hacer un </w:t>
-      </w:r>
-      <w:proofErr w:type="spellStart"/>
-      <w:r>
-        <w:rPr>
-          <w:rFonts w:ascii="Arial" w:eastAsia="Arial" w:hAnsi="Arial" w:cs="Arial"/>
-          <w:b/>
-          <w:bCs/>
-        </w:rPr>
-        <w:t>shell</w:t>
-      </w:r>
-      <w:proofErr w:type="spellEnd"/>
-      <w:r>
-        <w:rPr>
-          <w:rFonts w:ascii="Arial" w:eastAsia="Arial" w:hAnsi="Arial" w:cs="Arial"/>
-          <w:b/>
-          <w:bCs/>
-        </w:rPr>
-        <w:t xml:space="preserve"> que lea el nombre de un archivo, enseguida pregunte los permisos </w:t>
+        <w:lastRenderedPageBreak/>
+        <w:t xml:space="preserve">Hacer un shell que lea el nombre de un archivo, enseguida pregunte los permisos </w:t>
       </w:r>
       <w:r>
         <w:rPr>
@@ -7895,6 +6685,7 @@
         <w:rPr>
           <w:rFonts w:ascii="Arial" w:eastAsia="Arial" w:hAnsi="Arial" w:cs="Arial"/>
         </w:rPr>
+        <w:lastRenderedPageBreak/>
         <w:t xml:space="preserve">Salida: </w:t>
       </w:r>
     </w:p>
@@ -8013,16 +6804,88 @@
         <w:rPr>
           <w:rFonts w:ascii="Arial" w:eastAsia="Arial" w:hAnsi="Arial" w:cs="Arial"/>
         </w:rPr>
-        <w:t xml:space="preserve"> quiere ponerle al archivo cada uno </w:t>
-      </w:r>
-      <w:proofErr w:type="spellStart"/>
-      <w:r>
-        <w:rPr>
-          <w:rFonts w:ascii="Arial" w:eastAsia="Arial" w:hAnsi="Arial" w:cs="Arial"/>
-        </w:rPr>
-        <w:t>esta</w:t>
-      </w:r>
-      <w:proofErr w:type="spellEnd"/>
+        <w:t xml:space="preserve"> quiere ponerle al archivo cada uno esta </w:t>
+      </w:r>
+      <w:r>
+        <w:rPr>
+          <w:rFonts w:ascii="Arial" w:eastAsia="Arial" w:hAnsi="Arial" w:cs="Arial"/>
+        </w:rPr>
+        <w:t xml:space="preserve">separado por </w:t>
+      </w:r>
+      <w:r>
+        <w:rPr>
+          <w:rFonts w:ascii="Arial" w:eastAsia="Arial" w:hAnsi="Arial" w:cs="Arial"/>
+          <w:b/>
+          <w:bCs/>
+        </w:rPr>
+        <w:t>permisos del usuario, permiso de grupo y otros.</w:t>
+      </w:r>
+    </w:p>
+    <w:p>
+      <w:pPr>
+        <w:rPr>
+          <w:rFonts w:ascii="Arial" w:eastAsia="Arial" w:hAnsi="Arial" w:cs="Arial"/>
+        </w:rPr>
+      </w:pPr>
+      <w:r>
+        <w:rPr>
+          <w:rFonts w:ascii="Arial" w:eastAsia="Arial" w:hAnsi="Arial" w:cs="Arial"/>
+        </w:rPr>
+        <w:t xml:space="preserve">Por lo que se toma esos permisos el formato que se espera es </w:t>
+      </w:r>
+      <w:r>
+        <w:rPr>
+          <w:rFonts w:ascii="Arial" w:eastAsia="Arial" w:hAnsi="Arial" w:cs="Arial"/>
+          <w:b/>
+          <w:bCs/>
+        </w:rPr>
+        <w:t xml:space="preserve">rwx </w:t>
+      </w:r>
+      <w:r>
+        <w:rPr>
+          <w:rFonts w:ascii="Arial" w:eastAsia="Arial" w:hAnsi="Arial" w:cs="Arial"/>
+        </w:rPr>
+        <w:t xml:space="preserve">si un permiso quiere ser quitado le ponemos </w:t>
+      </w:r>
+      <w:r>
+        <w:rPr>
+          <w:rFonts w:ascii="Arial" w:eastAsia="Arial" w:hAnsi="Arial" w:cs="Arial"/>
+          <w:b/>
+          <w:bCs/>
+        </w:rPr>
+        <w:t xml:space="preserve">– </w:t>
+      </w:r>
+      <w:r>
+        <w:rPr>
+          <w:rFonts w:ascii="Arial" w:eastAsia="Arial" w:hAnsi="Arial" w:cs="Arial"/>
+        </w:rPr>
+        <w:t>en la posición en donde debería de ir el permi</w:t>
+      </w:r>
+      <w:r>
+        <w:rPr>
+          <w:rFonts w:ascii="Arial" w:eastAsia="Arial" w:hAnsi="Arial" w:cs="Arial"/>
+        </w:rPr>
+        <w:t xml:space="preserve">so </w:t>
+      </w:r>
+    </w:p>
+    <w:p>
+      <w:pPr>
+        <w:rPr>
+          <w:rFonts w:ascii="Arial" w:eastAsia="Arial" w:hAnsi="Arial" w:cs="Arial"/>
+        </w:rPr>
+      </w:pPr>
+      <w:r>
+        <w:rPr>
+          <w:rFonts w:ascii="Arial" w:eastAsia="Arial" w:hAnsi="Arial" w:cs="Arial"/>
+        </w:rPr>
+        <w:t xml:space="preserve">Como el usuario la forma de ingresar seria con – lo que hacemos es suprimir en donde se supone que quita los permisos, si se da el caso con el </w:t>
+      </w:r>
+      <w:r>
+        <w:rPr>
+          <w:rFonts w:ascii="Arial" w:eastAsia="Arial" w:hAnsi="Arial" w:cs="Arial"/>
+        </w:rPr>
+        <w:t>comando</w:t>
+      </w:r>
       <w:r>
         <w:rPr>
           <w:rFonts w:ascii="Arial" w:eastAsia="Arial" w:hAnsi="Arial" w:cs="Arial"/>
@@ -8032,116 +6895,10 @@
       <w:r>
         <w:rPr>
           <w:rFonts w:ascii="Arial" w:eastAsia="Arial" w:hAnsi="Arial" w:cs="Arial"/>
-        </w:rPr>
-        <w:t xml:space="preserve">separado por </w:t>
-      </w:r>
-      <w:r>
-        <w:rPr>
-          <w:rFonts w:ascii="Arial" w:eastAsia="Arial" w:hAnsi="Arial" w:cs="Arial"/>
-          <w:b/>
-          <w:bCs/>
-        </w:rPr>
-        <w:t>permisos del usuario, permiso de grupo y otros.</w:t>
-      </w:r>
-    </w:p>
-    <w:p>
-      <w:pPr>
-        <w:rPr>
-          <w:rFonts w:ascii="Arial" w:eastAsia="Arial" w:hAnsi="Arial" w:cs="Arial"/>
-        </w:rPr>
-      </w:pPr>
-      <w:r>
-        <w:rPr>
-          <w:rFonts w:ascii="Arial" w:eastAsia="Arial" w:hAnsi="Arial" w:cs="Arial"/>
-        </w:rPr>
-        <w:t xml:space="preserve">Por lo que se toma esos permisos el formato que se espera es </w:t>
-      </w:r>
-      <w:proofErr w:type="spellStart"/>
-      <w:r>
-        <w:rPr>
-          <w:rFonts w:ascii="Arial" w:eastAsia="Arial" w:hAnsi="Arial" w:cs="Arial"/>
-          <w:b/>
-          <w:bCs/>
-        </w:rPr>
-        <w:t>rwx</w:t>
-      </w:r>
-      <w:proofErr w:type="spellEnd"/>
-      <w:r>
-        <w:rPr>
-          <w:rFonts w:ascii="Arial" w:eastAsia="Arial" w:hAnsi="Arial" w:cs="Arial"/>
-          <w:b/>
-          <w:bCs/>
-        </w:rPr>
-        <w:t xml:space="preserve"> </w:t>
-      </w:r>
-      <w:r>
-        <w:rPr>
-          <w:rFonts w:ascii="Arial" w:eastAsia="Arial" w:hAnsi="Arial" w:cs="Arial"/>
-        </w:rPr>
-        <w:t xml:space="preserve">si un permiso quiere ser quitado le ponemos </w:t>
-      </w:r>
-      <w:r>
-        <w:rPr>
-          <w:rFonts w:ascii="Arial" w:eastAsia="Arial" w:hAnsi="Arial" w:cs="Arial"/>
-          <w:b/>
-          <w:bCs/>
-        </w:rPr>
-        <w:t xml:space="preserve">– </w:t>
-      </w:r>
-      <w:r>
-        <w:rPr>
-          <w:rFonts w:ascii="Arial" w:eastAsia="Arial" w:hAnsi="Arial" w:cs="Arial"/>
-        </w:rPr>
-        <w:t>en la posición en donde debería de ir el permi</w:t>
-      </w:r>
-      <w:r>
-        <w:rPr>
-          <w:rFonts w:ascii="Arial" w:eastAsia="Arial" w:hAnsi="Arial" w:cs="Arial"/>
-        </w:rPr>
-        <w:t xml:space="preserve">so </w:t>
-      </w:r>
-    </w:p>
-    <w:p>
-      <w:pPr>
-        <w:rPr>
-          <w:rFonts w:ascii="Arial" w:eastAsia="Arial" w:hAnsi="Arial" w:cs="Arial"/>
-        </w:rPr>
-      </w:pPr>
-      <w:r>
-        <w:rPr>
-          <w:rFonts w:ascii="Arial" w:eastAsia="Arial" w:hAnsi="Arial" w:cs="Arial"/>
-        </w:rPr>
-        <w:t xml:space="preserve">Como el usuario la forma de ingresar seria con – lo que hacemos es suprimir en donde se supone que quita los permisos, si se da el caso con el </w:t>
-      </w:r>
-      <w:r>
-        <w:rPr>
-          <w:rFonts w:ascii="Arial" w:eastAsia="Arial" w:hAnsi="Arial" w:cs="Arial"/>
-        </w:rPr>
-        <w:t>comando</w:t>
-      </w:r>
-      <w:r>
-        <w:rPr>
-          <w:rFonts w:ascii="Arial" w:eastAsia="Arial" w:hAnsi="Arial" w:cs="Arial"/>
-        </w:rPr>
-        <w:t xml:space="preserve"> </w:t>
-      </w:r>
-      <w:proofErr w:type="spellStart"/>
-      <w:r>
-        <w:rPr>
-          <w:rFonts w:ascii="Arial" w:eastAsia="Arial" w:hAnsi="Arial" w:cs="Arial"/>
-          <w:b/>
-          <w:bCs/>
-        </w:rPr>
-        <w:t>tr</w:t>
-      </w:r>
-      <w:proofErr w:type="spellEnd"/>
-      <w:r>
-        <w:rPr>
-          <w:rFonts w:ascii="Arial" w:eastAsia="Arial" w:hAnsi="Arial" w:cs="Arial"/>
-          <w:b/>
-          <w:bCs/>
-        </w:rPr>
-        <w:t xml:space="preserve"> </w:t>
+          <w:b/>
+          <w:bCs/>
+        </w:rPr>
+        <w:t xml:space="preserve">tr </w:t>
       </w:r>
       <w:r>
         <w:rPr>
@@ -8157,23 +6914,13 @@
         </w:rPr>
         <w:t xml:space="preserve">entonces queda limpio el formato para poderlo pasar al comando </w:t>
       </w:r>
-      <w:proofErr w:type="spellStart"/>
-      <w:r>
-        <w:rPr>
-          <w:rFonts w:ascii="Arial" w:eastAsia="Arial" w:hAnsi="Arial" w:cs="Arial"/>
-          <w:b/>
-          <w:bCs/>
-        </w:rPr>
-        <w:t>chmod</w:t>
-      </w:r>
-      <w:proofErr w:type="spellEnd"/>
-      <w:r>
-        <w:rPr>
-          <w:rFonts w:ascii="Arial" w:eastAsia="Arial" w:hAnsi="Arial" w:cs="Arial"/>
-          <w:b/>
-          <w:bCs/>
-        </w:rPr>
-        <w:t xml:space="preserve"> </w:t>
+      <w:r>
+        <w:rPr>
+          <w:rFonts w:ascii="Arial" w:eastAsia="Arial" w:hAnsi="Arial" w:cs="Arial"/>
+          <w:b/>
+          <w:bCs/>
+        </w:rPr>
+        <w:t xml:space="preserve">chmod </w:t>
       </w:r>
       <w:r>
         <w:rPr>
@@ -8210,7 +6957,7 @@
         <w:rPr>
           <w:rFonts w:ascii="Arial" w:eastAsia="Arial" w:hAnsi="Arial" w:cs="Arial"/>
         </w:rPr>
-        <w:t>último</w:t>
+        <w:t>último,</w:t>
       </w:r>
       <w:r>
         <w:rPr>
@@ -8218,23 +6965,13 @@
         </w:rPr>
         <w:t xml:space="preserve"> solo listo los archivos dentro del directorio mostrando los permisos con </w:t>
       </w:r>
-      <w:proofErr w:type="spellStart"/>
-      <w:r>
-        <w:rPr>
-          <w:rFonts w:ascii="Arial" w:eastAsia="Arial" w:hAnsi="Arial" w:cs="Arial"/>
-          <w:b/>
-          <w:bCs/>
-        </w:rPr>
-        <w:t>ls</w:t>
-      </w:r>
-      <w:proofErr w:type="spellEnd"/>
-      <w:r>
-        <w:rPr>
-          <w:rFonts w:ascii="Arial" w:eastAsia="Arial" w:hAnsi="Arial" w:cs="Arial"/>
-          <w:b/>
-          <w:bCs/>
-        </w:rPr>
-        <w:t xml:space="preserve"> -l </w:t>
+      <w:r>
+        <w:rPr>
+          <w:rFonts w:ascii="Arial" w:eastAsia="Arial" w:hAnsi="Arial" w:cs="Arial"/>
+          <w:b/>
+          <w:bCs/>
+        </w:rPr>
+        <w:t xml:space="preserve">ls -l </w:t>
       </w:r>
     </w:p>
     <w:p>
@@ -8315,25 +7052,7 @@
           <w:b/>
           <w:bCs/>
         </w:rPr>
-        <w:t xml:space="preserve">Hacer un </w:t>
-      </w:r>
-      <w:proofErr w:type="spellStart"/>
-      <w:r>
-        <w:rPr>
-          <w:rFonts w:ascii="Arial" w:eastAsia="Arial" w:hAnsi="Arial" w:cs="Arial"/>
-          <w:b/>
-          <w:bCs/>
-        </w:rPr>
-        <w:t>shell</w:t>
-      </w:r>
-      <w:proofErr w:type="spellEnd"/>
-      <w:r>
-        <w:rPr>
-          <w:rFonts w:ascii="Arial" w:eastAsia="Arial" w:hAnsi="Arial" w:cs="Arial"/>
-          <w:b/>
-          <w:bCs/>
-        </w:rPr>
-        <w:t xml:space="preserve"> que lea las medidas de un terreno rectangular y determine el costo que tendrá cercar el terreno si considera que el precio por metro lineal de material es de 150 pesos y la mano de obra tiene un costo de 100 pesos. Se pide mostrar el perímetro del terreno, el total por concepto de mano de obra, el total por concepto de material y el costo total de la construcción.</w:t>
+        <w:t>Hacer un shell que lea las medidas de un terreno rectangular y determine el costo que tendrá cercar el terreno si considera que el precio por metro lineal de material es de 150 pesos y la mano de obra tiene un costo de 100 pesos. Se pide mostrar el perímetro del terreno, el total por concepto de mano de obra, el total por concepto de material y el costo total de la construcción.</w:t>
       </w:r>
       <w:r>
         <w:rPr>
@@ -8491,44 +7210,81 @@
         <w:rPr>
           <w:rFonts w:ascii="Arial" w:eastAsia="Arial" w:hAnsi="Arial" w:cs="Arial"/>
         </w:rPr>
-        <w:t xml:space="preserve">Usamos el operador $(()) para poder realizar el </w:t>
-      </w:r>
-      <w:proofErr w:type="spellStart"/>
-      <w:r>
-        <w:rPr>
-          <w:rFonts w:ascii="Arial" w:eastAsia="Arial" w:hAnsi="Arial" w:cs="Arial"/>
-        </w:rPr>
-        <w:t>calculo</w:t>
-      </w:r>
-      <w:proofErr w:type="spellEnd"/>
-      <w:r>
-        <w:rPr>
-          <w:rFonts w:ascii="Arial" w:eastAsia="Arial" w:hAnsi="Arial" w:cs="Arial"/>
-        </w:rPr>
-        <w:t xml:space="preserve"> dado a que todo lo que se ingresa en </w:t>
-      </w:r>
-      <w:proofErr w:type="spellStart"/>
-      <w:r>
-        <w:rPr>
-          <w:rFonts w:ascii="Arial" w:eastAsia="Arial" w:hAnsi="Arial" w:cs="Arial"/>
-        </w:rPr>
-        <w:t>bash</w:t>
-      </w:r>
-      <w:proofErr w:type="spellEnd"/>
-      <w:r>
-        <w:rPr>
-          <w:rFonts w:ascii="Arial" w:eastAsia="Arial" w:hAnsi="Arial" w:cs="Arial"/>
-        </w:rPr>
-        <w:t xml:space="preserve"> es de formato </w:t>
-      </w:r>
-      <w:proofErr w:type="spellStart"/>
-      <w:r>
-        <w:rPr>
-          <w:rFonts w:ascii="Arial" w:eastAsia="Arial" w:hAnsi="Arial" w:cs="Arial"/>
-        </w:rPr>
-        <w:t>string</w:t>
-      </w:r>
-      <w:proofErr w:type="spellEnd"/>
+        <w:t xml:space="preserve">Usamos el operador $(()) para poder realizar el calculo dado a que todo lo que se ingresa en bash es de formato string </w:t>
+      </w:r>
+      <w:r>
+        <w:rPr>
+          <w:rFonts w:ascii="Arial" w:eastAsia="Arial" w:hAnsi="Arial" w:cs="Arial"/>
+        </w:rPr>
+        <w:t xml:space="preserve">hacemos uso del operador para hacer los cálculos. </w:t>
+      </w:r>
+    </w:p>
+    <w:p>
+      <w:pPr>
+        <w:rPr>
+          <w:rFonts w:ascii="Arial" w:eastAsia="Arial" w:hAnsi="Arial" w:cs="Arial"/>
+        </w:rPr>
+      </w:pPr>
+    </w:p>
+    <w:p>
+      <w:pPr>
+        <w:rPr>
+          <w:rFonts w:ascii="Arial" w:eastAsia="Arial" w:hAnsi="Arial" w:cs="Arial"/>
+          <w:b/>
+          <w:bCs/>
+        </w:rPr>
+      </w:pPr>
+      <w:r>
+        <w:rPr>
+          <w:rFonts w:ascii="Arial" w:eastAsia="Arial" w:hAnsi="Arial" w:cs="Arial"/>
+          <w:b/>
+          <w:bCs/>
+        </w:rPr>
+        <w:t xml:space="preserve">Conclusión </w:t>
+      </w:r>
+    </w:p>
+    <w:p>
+      <w:pPr>
+        <w:rPr>
+          <w:rFonts w:ascii="Arial" w:eastAsia="Arial" w:hAnsi="Arial" w:cs="Arial"/>
+        </w:rPr>
+      </w:pPr>
+      <w:r>
+        <w:rPr>
+          <w:rFonts w:ascii="Arial" w:eastAsia="Arial" w:hAnsi="Arial" w:cs="Arial"/>
+        </w:rPr>
+        <w:t>Durante el desarrollo de la practica</w:t>
+      </w:r>
+      <w:r>
+        <w:rPr>
+          <w:rFonts w:ascii="Arial" w:eastAsia="Arial" w:hAnsi="Arial" w:cs="Arial"/>
+        </w:rPr>
+        <w:t xml:space="preserve"> se pudieron desarrollar las habilidades del desarrollo de scritps con bash</w:t>
+      </w:r>
+      <w:r>
+        <w:rPr>
+          <w:rFonts w:ascii="Arial" w:eastAsia="Arial" w:hAnsi="Arial" w:cs="Arial"/>
+        </w:rPr>
+        <w:t xml:space="preserve">, algo muy importante en un sistema operativo, el scritp puede desarrollar tareas complejas, todo esta en un archivo que puede ejecutar </w:t>
+      </w:r>
+      <w:r>
+        <w:rPr>
+          <w:rFonts w:ascii="Arial" w:eastAsia="Arial" w:hAnsi="Arial" w:cs="Arial"/>
+        </w:rPr>
+        <w:t>tantas variables</w:t>
+      </w:r>
+      <w:r>
+        <w:rPr>
+          <w:rFonts w:ascii="Arial" w:eastAsia="Arial" w:hAnsi="Arial" w:cs="Arial"/>
+        </w:rPr>
+        <w:t xml:space="preserve">, funciones, </w:t>
+      </w:r>
+      <w:r>
+        <w:rPr>
+          <w:rFonts w:ascii="Arial" w:eastAsia="Arial" w:hAnsi="Arial" w:cs="Arial"/>
+        </w:rPr>
+        <w:t>estructuras</w:t>
+      </w:r>
       <w:r>
         <w:rPr>
           <w:rFonts w:ascii="Arial" w:eastAsia="Arial" w:hAnsi="Arial" w:cs="Arial"/>
@@ -8539,40 +7295,115 @@
         <w:rPr>
           <w:rFonts w:ascii="Arial" w:eastAsia="Arial" w:hAnsi="Arial" w:cs="Arial"/>
         </w:rPr>
-        <w:t xml:space="preserve">hacemos uso del operador para hacer los cálculos. </w:t>
-      </w:r>
-    </w:p>
-    <w:p>
-      <w:pPr>
-        <w:rPr>
-          <w:rFonts w:ascii="Arial" w:eastAsia="Arial" w:hAnsi="Arial" w:cs="Arial"/>
-        </w:rPr>
-      </w:pPr>
-    </w:p>
-    <w:p>
-      <w:pPr>
-        <w:rPr>
-          <w:rFonts w:ascii="Arial" w:eastAsia="Arial" w:hAnsi="Arial" w:cs="Arial"/>
-        </w:rPr>
-      </w:pPr>
-      <w:r>
-        <w:rPr>
-          <w:rFonts w:ascii="Arial" w:eastAsia="Arial" w:hAnsi="Arial" w:cs="Arial"/>
-        </w:rPr>
-        <w:t xml:space="preserve">Conclusión </w:t>
-      </w:r>
-    </w:p>
-    <w:p>
-      <w:pPr>
-        <w:rPr>
-          <w:rFonts w:ascii="Arial" w:eastAsia="Arial" w:hAnsi="Arial" w:cs="Arial"/>
-        </w:rPr>
-      </w:pPr>
-      <w:r>
-        <w:rPr>
-          <w:rFonts w:ascii="Arial" w:eastAsia="Arial" w:hAnsi="Arial" w:cs="Arial"/>
+        <w:t>selectivas</w:t>
+      </w:r>
+      <w:r>
+        <w:rPr>
+          <w:rFonts w:ascii="Arial" w:eastAsia="Arial" w:hAnsi="Arial" w:cs="Arial"/>
+        </w:rPr>
+        <w:t>, de repetición, etc. Asi como ejecutar comandos UNIX</w:t>
+      </w:r>
+      <w:r>
+        <w:rPr>
+          <w:rFonts w:ascii="Arial" w:eastAsia="Arial" w:hAnsi="Arial" w:cs="Arial"/>
+        </w:rPr>
+        <w:t xml:space="preserve">, </w:t>
+      </w:r>
+      <w:r>
+        <w:rPr>
+          <w:rFonts w:ascii="Arial" w:eastAsia="Arial" w:hAnsi="Arial" w:cs="Arial"/>
+        </w:rPr>
+        <w:t xml:space="preserve">con estos de pueden hacer </w:t>
+      </w:r>
+      <w:r>
+        <w:rPr>
+          <w:rFonts w:ascii="Arial" w:eastAsia="Arial" w:hAnsi="Arial" w:cs="Arial"/>
+        </w:rPr>
+        <w:t>proceso</w:t>
+      </w:r>
+      <w:r>
+        <w:rPr>
+          <w:rFonts w:ascii="Arial" w:eastAsia="Arial" w:hAnsi="Arial" w:cs="Arial"/>
+        </w:rPr>
+        <w:t xml:space="preserve"> automáticos, muy importantes </w:t>
+      </w:r>
+      <w:r>
+        <w:rPr>
+          <w:rFonts w:ascii="Arial" w:eastAsia="Arial" w:hAnsi="Arial" w:cs="Arial"/>
+        </w:rPr>
+        <w:t>incluso</w:t>
+      </w:r>
+      <w:r>
+        <w:rPr>
+          <w:rFonts w:ascii="Arial" w:eastAsia="Arial" w:hAnsi="Arial" w:cs="Arial"/>
+        </w:rPr>
+        <w:t xml:space="preserve"> cunado se desarrolla una app el hacer scripts para automatizar tareas que pueden ser repetitivas </w:t>
+      </w:r>
+    </w:p>
+    <w:p>
+      <w:pPr>
+        <w:rPr>
+          <w:rFonts w:ascii="Arial" w:eastAsia="Arial" w:hAnsi="Arial" w:cs="Arial"/>
+          <w:b/>
+          <w:bCs/>
+        </w:rPr>
+      </w:pPr>
+      <w:r>
+        <w:rPr>
+          <w:rFonts w:ascii="Arial" w:eastAsia="Arial" w:hAnsi="Arial" w:cs="Arial"/>
+          <w:b/>
+          <w:bCs/>
         </w:rPr>
         <w:t xml:space="preserve">Dificultades  </w:t>
+      </w:r>
+    </w:p>
+    <w:p>
+      <w:pPr>
+        <w:rPr>
+          <w:rFonts w:ascii="Arial" w:eastAsia="Arial" w:hAnsi="Arial" w:cs="Arial"/>
+        </w:rPr>
+      </w:pPr>
+      <w:r>
+        <w:rPr>
+          <w:rFonts w:ascii="Arial" w:eastAsia="Arial" w:hAnsi="Arial" w:cs="Arial"/>
+        </w:rPr>
+        <w:t xml:space="preserve">El único </w:t>
+      </w:r>
+      <w:r>
+        <w:rPr>
+          <w:rFonts w:ascii="Arial" w:eastAsia="Arial" w:hAnsi="Arial" w:cs="Arial"/>
+        </w:rPr>
+        <w:t>inconveniente</w:t>
+      </w:r>
+      <w:r>
+        <w:rPr>
+          <w:rFonts w:ascii="Arial" w:eastAsia="Arial" w:hAnsi="Arial" w:cs="Arial"/>
+        </w:rPr>
+        <w:t xml:space="preserve"> fue el tender mas o menos como es que trabaja este lenguaje, como funciona, al final es un lenguaje luego y toma tiempo en </w:t>
+      </w:r>
+      <w:r>
+        <w:rPr>
+          <w:rFonts w:ascii="Arial" w:eastAsia="Arial" w:hAnsi="Arial" w:cs="Arial"/>
+        </w:rPr>
+        <w:t>entender</w:t>
+      </w:r>
+      <w:r>
+        <w:rPr>
+          <w:rFonts w:ascii="Arial" w:eastAsia="Arial" w:hAnsi="Arial" w:cs="Arial"/>
+        </w:rPr>
+        <w:t xml:space="preserve"> su </w:t>
+      </w:r>
+      <w:r>
+        <w:rPr>
+          <w:rFonts w:ascii="Arial" w:eastAsia="Arial" w:hAnsi="Arial" w:cs="Arial"/>
+        </w:rPr>
+        <w:t>sintaxis</w:t>
+      </w:r>
+      <w:r>
+        <w:rPr>
+          <w:rFonts w:ascii="Arial" w:eastAsia="Arial" w:hAnsi="Arial" w:cs="Arial"/>
+        </w:rPr>
+        <w:t xml:space="preserve"> y su flujo de trabajo, pero mas allá no hubieras problemas graves, puede que el como era realizar operaciones matemáticas puesto que bash todo lo que ingresa es una cadena de caracteres. </w:t>
       </w:r>
     </w:p>
     <w:p>
@@ -10449,7 +9280,6 @@
   <w:style w:type="character" w:default="1" w:styleId="DefaultParagraphFont">
     <w:name w:val="Default Paragraph Font"/>
     <w:uiPriority w:val="1"/>
-    <w:semiHidden/>
     <w:unhideWhenUsed/>
   </w:style>
   <w:style w:type="table" w:default="1" w:styleId="TableNormal">
